--- a/cat.docx
+++ b/cat.docx
@@ -683,6 +683,7 @@
           <w:lang w:val="en-150" w:eastAsia="en-150"/>
         </w:rPr>
       </w:pPr>
+      <w:proofErr w:type="spellStart"/>
       <w:r>
         <w:rPr>
           <w:color w:val="000000"/>
@@ -690,8 +691,89 @@
           <w:szCs w:val="24"/>
           <w:lang w:val="en-150" w:eastAsia="en-150"/>
         </w:rPr>
-        <w:t>Зам. директора по учебной работе</w:t>
-      </w:r>
+        <w:t>Зам</w:t>
+      </w:r>
+      <w:proofErr w:type="spellEnd"/>
+      <w:r>
+        <w:rPr>
+          <w:color w:val="000000"/>
+          <w:sz w:val="24"/>
+          <w:szCs w:val="24"/>
+          <w:lang w:val="en-150" w:eastAsia="en-150"/>
+        </w:rPr>
+        <w:t xml:space="preserve">. </w:t>
+      </w:r>
+      <w:proofErr w:type="spellStart"/>
+      <w:r>
+        <w:rPr>
+          <w:color w:val="000000"/>
+          <w:sz w:val="24"/>
+          <w:szCs w:val="24"/>
+          <w:lang w:val="en-150" w:eastAsia="en-150"/>
+        </w:rPr>
+        <w:t>директора</w:t>
+      </w:r>
+      <w:proofErr w:type="spellEnd"/>
+      <w:r>
+        <w:rPr>
+          <w:color w:val="000000"/>
+          <w:sz w:val="24"/>
+          <w:szCs w:val="24"/>
+          <w:lang w:val="en-150" w:eastAsia="en-150"/>
+        </w:rPr>
+        <w:t xml:space="preserve"> </w:t>
+      </w:r>
+      <w:proofErr w:type="spellStart"/>
+      <w:r>
+        <w:rPr>
+          <w:color w:val="000000"/>
+          <w:sz w:val="24"/>
+          <w:szCs w:val="24"/>
+          <w:lang w:val="en-150" w:eastAsia="en-150"/>
+        </w:rPr>
+        <w:t>по</w:t>
+      </w:r>
+      <w:proofErr w:type="spellEnd"/>
+      <w:r>
+        <w:rPr>
+          <w:color w:val="000000"/>
+          <w:sz w:val="24"/>
+          <w:szCs w:val="24"/>
+          <w:lang w:val="en-150" w:eastAsia="en-150"/>
+        </w:rPr>
+        <w:t xml:space="preserve"> </w:t>
+      </w:r>
+      <w:proofErr w:type="spellStart"/>
+      <w:r>
+        <w:rPr>
+          <w:color w:val="000000"/>
+          <w:sz w:val="24"/>
+          <w:szCs w:val="24"/>
+          <w:lang w:val="en-150" w:eastAsia="en-150"/>
+        </w:rPr>
+        <w:t>учебной</w:t>
+      </w:r>
+      <w:proofErr w:type="spellEnd"/>
+      <w:r>
+        <w:rPr>
+          <w:color w:val="000000"/>
+          <w:sz w:val="24"/>
+          <w:szCs w:val="24"/>
+          <w:lang w:val="en-150" w:eastAsia="en-150"/>
+        </w:rPr>
+        <w:t xml:space="preserve"> </w:t>
+      </w:r>
+      <w:proofErr w:type="spellStart"/>
+      <w:r>
+        <w:rPr>
+          <w:color w:val="000000"/>
+          <w:sz w:val="24"/>
+          <w:szCs w:val="24"/>
+          <w:lang w:val="en-150" w:eastAsia="en-150"/>
+        </w:rPr>
+        <w:t>работе</w:t>
+      </w:r>
+      <w:proofErr w:type="spellEnd"/>
     </w:p>
     <w:p>
       <w:pPr>
@@ -712,7 +794,27 @@
           <w:szCs w:val="24"/>
           <w:lang w:val="en-150" w:eastAsia="en-150"/>
         </w:rPr>
-        <w:t>__________________ / Вишневская М.В/</w:t>
+        <w:t xml:space="preserve">__________________ / </w:t>
+      </w:r>
+      <w:proofErr w:type="spellStart"/>
+      <w:r>
+        <w:rPr>
+          <w:color w:val="000000"/>
+          <w:sz w:val="24"/>
+          <w:szCs w:val="24"/>
+          <w:lang w:val="en-150" w:eastAsia="en-150"/>
+        </w:rPr>
+        <w:t>Вишневская</w:t>
+      </w:r>
+      <w:proofErr w:type="spellEnd"/>
+      <w:r>
+        <w:rPr>
+          <w:color w:val="000000"/>
+          <w:sz w:val="24"/>
+          <w:szCs w:val="24"/>
+          <w:lang w:val="en-150" w:eastAsia="en-150"/>
+        </w:rPr>
+        <w:t xml:space="preserve"> М.В/</w:t>
       </w:r>
     </w:p>
     <w:p>
@@ -786,6 +888,7 @@
           <w:lang w:val="en-150" w:eastAsia="en-150"/>
         </w:rPr>
       </w:pPr>
+      <w:proofErr w:type="spellStart"/>
       <w:r>
         <w:rPr>
           <w:b/>
@@ -795,8 +898,81 @@
           <w:szCs w:val="24"/>
           <w:lang w:val="en-150" w:eastAsia="en-150"/>
         </w:rPr>
-        <w:t>на выполнение курсового проекта</w:t>
-      </w:r>
+        <w:t>на</w:t>
+      </w:r>
+      <w:proofErr w:type="spellEnd"/>
+      <w:r>
+        <w:rPr>
+          <w:b/>
+          <w:bCs/>
+          <w:color w:val="000000"/>
+          <w:sz w:val="24"/>
+          <w:szCs w:val="24"/>
+          <w:lang w:val="en-150" w:eastAsia="en-150"/>
+        </w:rPr>
+        <w:t xml:space="preserve"> </w:t>
+      </w:r>
+      <w:proofErr w:type="spellStart"/>
+      <w:r>
+        <w:rPr>
+          <w:b/>
+          <w:bCs/>
+          <w:color w:val="000000"/>
+          <w:sz w:val="24"/>
+          <w:szCs w:val="24"/>
+          <w:lang w:val="en-150" w:eastAsia="en-150"/>
+        </w:rPr>
+        <w:t>выполнение</w:t>
+      </w:r>
+      <w:proofErr w:type="spellEnd"/>
+      <w:r>
+        <w:rPr>
+          <w:b/>
+          <w:bCs/>
+          <w:color w:val="000000"/>
+          <w:sz w:val="24"/>
+          <w:szCs w:val="24"/>
+          <w:lang w:val="en-150" w:eastAsia="en-150"/>
+        </w:rPr>
+        <w:t xml:space="preserve"> </w:t>
+      </w:r>
+      <w:proofErr w:type="spellStart"/>
+      <w:r>
+        <w:rPr>
+          <w:b/>
+          <w:bCs/>
+          <w:color w:val="000000"/>
+          <w:sz w:val="24"/>
+          <w:szCs w:val="24"/>
+          <w:lang w:val="en-150" w:eastAsia="en-150"/>
+        </w:rPr>
+        <w:t>курсового</w:t>
+      </w:r>
+      <w:proofErr w:type="spellEnd"/>
+      <w:r>
+        <w:rPr>
+          <w:b/>
+          <w:bCs/>
+          <w:color w:val="000000"/>
+          <w:sz w:val="24"/>
+          <w:szCs w:val="24"/>
+          <w:lang w:val="en-150" w:eastAsia="en-150"/>
+        </w:rPr>
+        <w:t xml:space="preserve"> </w:t>
+      </w:r>
+      <w:proofErr w:type="spellStart"/>
+      <w:r>
+        <w:rPr>
+          <w:b/>
+          <w:bCs/>
+          <w:color w:val="000000"/>
+          <w:sz w:val="24"/>
+          <w:szCs w:val="24"/>
+          <w:lang w:val="en-150" w:eastAsia="en-150"/>
+        </w:rPr>
+        <w:t>проекта</w:t>
+      </w:r>
+      <w:proofErr w:type="spellEnd"/>
     </w:p>
     <w:p>
       <w:pPr>
@@ -830,8 +1006,19 @@
           <w:szCs w:val="22"/>
           <w:lang w:val="en-150" w:eastAsia="en-150"/>
         </w:rPr>
-        <w:t>1. Студент</w:t>
-      </w:r>
+        <w:t xml:space="preserve">1. </w:t>
+      </w:r>
+      <w:proofErr w:type="spellStart"/>
+      <w:r>
+        <w:rPr>
+          <w:color w:val="000000"/>
+          <w:sz w:val="22"/>
+          <w:szCs w:val="22"/>
+          <w:lang w:val="en-150" w:eastAsia="en-150"/>
+        </w:rPr>
+        <w:t>Студент</w:t>
+      </w:r>
+      <w:proofErr w:type="spellEnd"/>
       <w:r>
         <w:rPr>
           <w:b/>
@@ -841,8 +1028,69 @@
           <w:szCs w:val="22"/>
           <w:lang w:val="en-150" w:eastAsia="en-150"/>
         </w:rPr>
-        <w:t xml:space="preserve"> Кот Андрей Ильич</w:t>
-      </w:r>
+        <w:t xml:space="preserve"> </w:t>
+      </w:r>
+      <w:proofErr w:type="spellStart"/>
+      <w:r>
+        <w:rPr>
+          <w:b/>
+          <w:bCs/>
+          <w:color w:val="000000"/>
+          <w:sz w:val="22"/>
+          <w:szCs w:val="22"/>
+          <w:lang w:val="en-150" w:eastAsia="en-150"/>
+        </w:rPr>
+        <w:t>Кот</w:t>
+      </w:r>
+      <w:proofErr w:type="spellEnd"/>
+      <w:r>
+        <w:rPr>
+          <w:b/>
+          <w:bCs/>
+          <w:color w:val="000000"/>
+          <w:sz w:val="22"/>
+          <w:szCs w:val="22"/>
+          <w:lang w:val="en-150" w:eastAsia="en-150"/>
+        </w:rPr>
+        <w:t xml:space="preserve"> </w:t>
+      </w:r>
+      <w:proofErr w:type="spellStart"/>
+      <w:r>
+        <w:rPr>
+          <w:b/>
+          <w:bCs/>
+          <w:color w:val="000000"/>
+          <w:sz w:val="22"/>
+          <w:szCs w:val="22"/>
+          <w:lang w:val="en-150" w:eastAsia="en-150"/>
+        </w:rPr>
+        <w:t>Андрей</w:t>
+      </w:r>
+      <w:proofErr w:type="spellEnd"/>
+      <w:r>
+        <w:rPr>
+          <w:b/>
+          <w:bCs/>
+          <w:color w:val="000000"/>
+          <w:sz w:val="22"/>
+          <w:szCs w:val="22"/>
+          <w:lang w:val="en-150" w:eastAsia="en-150"/>
+        </w:rPr>
+        <w:t xml:space="preserve"> </w:t>
+      </w:r>
+      <w:proofErr w:type="spellStart"/>
+      <w:r>
+        <w:rPr>
+          <w:b/>
+          <w:bCs/>
+          <w:color w:val="000000"/>
+          <w:sz w:val="22"/>
+          <w:szCs w:val="22"/>
+          <w:lang w:val="en-150" w:eastAsia="en-150"/>
+        </w:rPr>
+        <w:t>Ильич</w:t>
+      </w:r>
+      <w:proofErr w:type="spellEnd"/>
     </w:p>
     <w:p>
       <w:pPr>
@@ -856,14 +1104,25 @@
           <w:lang w:val="en-150" w:eastAsia="en-150"/>
         </w:rPr>
       </w:pPr>
-      <w:r>
-        <w:rPr>
-          <w:color w:val="000000"/>
-          <w:sz w:val="22"/>
-          <w:szCs w:val="22"/>
-          <w:lang w:val="en-150" w:eastAsia="en-150"/>
-        </w:rPr>
-        <w:t xml:space="preserve">Группа </w:t>
+      <w:proofErr w:type="spellStart"/>
+      <w:r>
+        <w:rPr>
+          <w:color w:val="000000"/>
+          <w:sz w:val="22"/>
+          <w:szCs w:val="22"/>
+          <w:lang w:val="en-150" w:eastAsia="en-150"/>
+        </w:rPr>
+        <w:t>Группа</w:t>
+      </w:r>
+      <w:proofErr w:type="spellEnd"/>
+      <w:r>
+        <w:rPr>
+          <w:color w:val="000000"/>
+          <w:sz w:val="22"/>
+          <w:szCs w:val="22"/>
+          <w:lang w:val="en-150" w:eastAsia="en-150"/>
+        </w:rPr>
+        <w:t xml:space="preserve"> </w:t>
       </w:r>
       <w:r>
         <w:rPr>
@@ -888,14 +1147,125 @@
           <w:lang w:val="en-150" w:eastAsia="en-150"/>
         </w:rPr>
       </w:pPr>
-      <w:r>
-        <w:rPr>
-          <w:color w:val="000000"/>
-          <w:sz w:val="22"/>
-          <w:szCs w:val="22"/>
-          <w:lang w:val="en-150" w:eastAsia="en-150"/>
-        </w:rPr>
-        <w:t>Специальность: 09.02.07 Информационные системы и программирование (базовый уровень)</w:t>
+      <w:proofErr w:type="spellStart"/>
+      <w:r>
+        <w:rPr>
+          <w:color w:val="000000"/>
+          <w:sz w:val="22"/>
+          <w:szCs w:val="22"/>
+          <w:lang w:val="en-150" w:eastAsia="en-150"/>
+        </w:rPr>
+        <w:t>Специальность</w:t>
+      </w:r>
+      <w:proofErr w:type="spellEnd"/>
+      <w:r>
+        <w:rPr>
+          <w:color w:val="000000"/>
+          <w:sz w:val="22"/>
+          <w:szCs w:val="22"/>
+          <w:lang w:val="en-150" w:eastAsia="en-150"/>
+        </w:rPr>
+        <w:t xml:space="preserve">: 09.02.07 </w:t>
+      </w:r>
+      <w:proofErr w:type="spellStart"/>
+      <w:r>
+        <w:rPr>
+          <w:color w:val="000000"/>
+          <w:sz w:val="22"/>
+          <w:szCs w:val="22"/>
+          <w:lang w:val="en-150" w:eastAsia="en-150"/>
+        </w:rPr>
+        <w:t>Информационные</w:t>
+      </w:r>
+      <w:proofErr w:type="spellEnd"/>
+      <w:r>
+        <w:rPr>
+          <w:color w:val="000000"/>
+          <w:sz w:val="22"/>
+          <w:szCs w:val="22"/>
+          <w:lang w:val="en-150" w:eastAsia="en-150"/>
+        </w:rPr>
+        <w:t xml:space="preserve"> </w:t>
+      </w:r>
+      <w:proofErr w:type="spellStart"/>
+      <w:r>
+        <w:rPr>
+          <w:color w:val="000000"/>
+          <w:sz w:val="22"/>
+          <w:szCs w:val="22"/>
+          <w:lang w:val="en-150" w:eastAsia="en-150"/>
+        </w:rPr>
+        <w:t>системы</w:t>
+      </w:r>
+      <w:proofErr w:type="spellEnd"/>
+      <w:r>
+        <w:rPr>
+          <w:color w:val="000000"/>
+          <w:sz w:val="22"/>
+          <w:szCs w:val="22"/>
+          <w:lang w:val="en-150" w:eastAsia="en-150"/>
+        </w:rPr>
+        <w:t xml:space="preserve"> и </w:t>
+      </w:r>
+      <w:proofErr w:type="spellStart"/>
+      <w:r>
+        <w:rPr>
+          <w:color w:val="000000"/>
+          <w:sz w:val="22"/>
+          <w:szCs w:val="22"/>
+          <w:lang w:val="en-150" w:eastAsia="en-150"/>
+        </w:rPr>
+        <w:t>программирование</w:t>
+      </w:r>
+      <w:proofErr w:type="spellEnd"/>
+      <w:r>
+        <w:rPr>
+          <w:color w:val="000000"/>
+          <w:sz w:val="22"/>
+          <w:szCs w:val="22"/>
+          <w:lang w:val="en-150" w:eastAsia="en-150"/>
+        </w:rPr>
+        <w:t xml:space="preserve"> (</w:t>
+      </w:r>
+      <w:proofErr w:type="spellStart"/>
+      <w:r>
+        <w:rPr>
+          <w:color w:val="000000"/>
+          <w:sz w:val="22"/>
+          <w:szCs w:val="22"/>
+          <w:lang w:val="en-150" w:eastAsia="en-150"/>
+        </w:rPr>
+        <w:t>базовый</w:t>
+      </w:r>
+      <w:proofErr w:type="spellEnd"/>
+      <w:r>
+        <w:rPr>
+          <w:color w:val="000000"/>
+          <w:sz w:val="22"/>
+          <w:szCs w:val="22"/>
+          <w:lang w:val="en-150" w:eastAsia="en-150"/>
+        </w:rPr>
+        <w:t xml:space="preserve"> </w:t>
+      </w:r>
+      <w:proofErr w:type="spellStart"/>
+      <w:r>
+        <w:rPr>
+          <w:color w:val="000000"/>
+          <w:sz w:val="22"/>
+          <w:szCs w:val="22"/>
+          <w:lang w:val="en-150" w:eastAsia="en-150"/>
+        </w:rPr>
+        <w:t>уровень</w:t>
+      </w:r>
+      <w:proofErr w:type="spellEnd"/>
+      <w:r>
+        <w:rPr>
+          <w:color w:val="000000"/>
+          <w:sz w:val="22"/>
+          <w:szCs w:val="22"/>
+          <w:lang w:val="en-150" w:eastAsia="en-150"/>
+        </w:rPr>
+        <w:t>)</w:t>
       </w:r>
     </w:p>
     <w:p>
@@ -909,14 +1279,145 @@
           <w:lang w:val="en-150" w:eastAsia="en-150"/>
         </w:rPr>
       </w:pPr>
-      <w:r>
-        <w:rPr>
-          <w:color w:val="000000"/>
-          <w:sz w:val="22"/>
-          <w:szCs w:val="22"/>
-          <w:lang w:val="en-150" w:eastAsia="en-150"/>
-        </w:rPr>
-        <w:t>Дисциплина/Междисциплинарный курс: МДК 07.01 «Управление и автоматизация баз данных»</w:t>
+      <w:proofErr w:type="spellStart"/>
+      <w:r>
+        <w:rPr>
+          <w:color w:val="000000"/>
+          <w:sz w:val="22"/>
+          <w:szCs w:val="22"/>
+          <w:lang w:val="en-150" w:eastAsia="en-150"/>
+        </w:rPr>
+        <w:t>Дисциплина</w:t>
+      </w:r>
+      <w:proofErr w:type="spellEnd"/>
+      <w:r>
+        <w:rPr>
+          <w:color w:val="000000"/>
+          <w:sz w:val="22"/>
+          <w:szCs w:val="22"/>
+          <w:lang w:val="en-150" w:eastAsia="en-150"/>
+        </w:rPr>
+        <w:t>/</w:t>
+      </w:r>
+      <w:proofErr w:type="spellStart"/>
+      <w:r>
+        <w:rPr>
+          <w:color w:val="000000"/>
+          <w:sz w:val="22"/>
+          <w:szCs w:val="22"/>
+          <w:lang w:val="en-150" w:eastAsia="en-150"/>
+        </w:rPr>
+        <w:t>Междисциплинарный</w:t>
+      </w:r>
+      <w:proofErr w:type="spellEnd"/>
+      <w:r>
+        <w:rPr>
+          <w:color w:val="000000"/>
+          <w:sz w:val="22"/>
+          <w:szCs w:val="22"/>
+          <w:lang w:val="en-150" w:eastAsia="en-150"/>
+        </w:rPr>
+        <w:t xml:space="preserve"> </w:t>
+      </w:r>
+      <w:proofErr w:type="spellStart"/>
+      <w:r>
+        <w:rPr>
+          <w:color w:val="000000"/>
+          <w:sz w:val="22"/>
+          <w:szCs w:val="22"/>
+          <w:lang w:val="en-150" w:eastAsia="en-150"/>
+        </w:rPr>
+        <w:t>курс</w:t>
+      </w:r>
+      <w:proofErr w:type="spellEnd"/>
+      <w:r>
+        <w:rPr>
+          <w:color w:val="000000"/>
+          <w:sz w:val="22"/>
+          <w:szCs w:val="22"/>
+          <w:lang w:val="en-150" w:eastAsia="en-150"/>
+        </w:rPr>
+        <w:t>: МДК 07.01 «</w:t>
+      </w:r>
+      <w:proofErr w:type="spellStart"/>
+      <w:r>
+        <w:rPr>
+          <w:color w:val="000000"/>
+          <w:sz w:val="22"/>
+          <w:szCs w:val="22"/>
+          <w:lang w:val="en-150" w:eastAsia="en-150"/>
+        </w:rPr>
+        <w:t>Управление</w:t>
+      </w:r>
+      <w:proofErr w:type="spellEnd"/>
+      <w:r>
+        <w:rPr>
+          <w:color w:val="000000"/>
+          <w:sz w:val="22"/>
+          <w:szCs w:val="22"/>
+          <w:lang w:val="en-150" w:eastAsia="en-150"/>
+        </w:rPr>
+        <w:t xml:space="preserve"> и </w:t>
+      </w:r>
+      <w:proofErr w:type="spellStart"/>
+      <w:r>
+        <w:rPr>
+          <w:color w:val="000000"/>
+          <w:sz w:val="22"/>
+          <w:szCs w:val="22"/>
+          <w:lang w:val="en-150" w:eastAsia="en-150"/>
+        </w:rPr>
+        <w:t>автоматизация</w:t>
+      </w:r>
+      <w:proofErr w:type="spellEnd"/>
+      <w:r>
+        <w:rPr>
+          <w:color w:val="000000"/>
+          <w:sz w:val="22"/>
+          <w:szCs w:val="22"/>
+          <w:lang w:val="en-150" w:eastAsia="en-150"/>
+        </w:rPr>
+        <w:t xml:space="preserve"> </w:t>
+      </w:r>
+      <w:proofErr w:type="spellStart"/>
+      <w:r>
+        <w:rPr>
+          <w:color w:val="000000"/>
+          <w:sz w:val="22"/>
+          <w:szCs w:val="22"/>
+          <w:lang w:val="en-150" w:eastAsia="en-150"/>
+        </w:rPr>
+        <w:t>баз</w:t>
+      </w:r>
+      <w:proofErr w:type="spellEnd"/>
+      <w:r>
+        <w:rPr>
+          <w:color w:val="000000"/>
+          <w:sz w:val="22"/>
+          <w:szCs w:val="22"/>
+          <w:lang w:val="en-150" w:eastAsia="en-150"/>
+        </w:rPr>
+        <w:t xml:space="preserve"> </w:t>
+      </w:r>
+      <w:proofErr w:type="spellStart"/>
+      <w:r>
+        <w:rPr>
+          <w:color w:val="000000"/>
+          <w:sz w:val="22"/>
+          <w:szCs w:val="22"/>
+          <w:lang w:val="en-150" w:eastAsia="en-150"/>
+        </w:rPr>
+        <w:t>данных</w:t>
+      </w:r>
+      <w:proofErr w:type="spellEnd"/>
+      <w:r>
+        <w:rPr>
+          <w:color w:val="000000"/>
+          <w:sz w:val="22"/>
+          <w:szCs w:val="22"/>
+          <w:lang w:val="en-150" w:eastAsia="en-150"/>
+        </w:rPr>
+        <w:t>»</w:t>
       </w:r>
     </w:p>
     <w:p>
@@ -937,7 +1438,87 @@
           <w:szCs w:val="22"/>
           <w:lang w:val="en-150" w:eastAsia="en-150"/>
         </w:rPr>
-        <w:t xml:space="preserve">2. Курсовой проект на тему </w:t>
+        <w:t xml:space="preserve">2. </w:t>
+      </w:r>
+      <w:proofErr w:type="spellStart"/>
+      <w:r>
+        <w:rPr>
+          <w:color w:val="000000"/>
+          <w:sz w:val="22"/>
+          <w:szCs w:val="22"/>
+          <w:lang w:val="en-150" w:eastAsia="en-150"/>
+        </w:rPr>
+        <w:t>Курсовой</w:t>
+      </w:r>
+      <w:proofErr w:type="spellEnd"/>
+      <w:r>
+        <w:rPr>
+          <w:color w:val="000000"/>
+          <w:sz w:val="22"/>
+          <w:szCs w:val="22"/>
+          <w:lang w:val="en-150" w:eastAsia="en-150"/>
+        </w:rPr>
+        <w:t xml:space="preserve"> </w:t>
+      </w:r>
+      <w:proofErr w:type="spellStart"/>
+      <w:r>
+        <w:rPr>
+          <w:color w:val="000000"/>
+          <w:sz w:val="22"/>
+          <w:szCs w:val="22"/>
+          <w:lang w:val="en-150" w:eastAsia="en-150"/>
+        </w:rPr>
+        <w:t>проект</w:t>
+      </w:r>
+      <w:proofErr w:type="spellEnd"/>
+      <w:r>
+        <w:rPr>
+          <w:color w:val="000000"/>
+          <w:sz w:val="22"/>
+          <w:szCs w:val="22"/>
+          <w:lang w:val="en-150" w:eastAsia="en-150"/>
+        </w:rPr>
+        <w:t xml:space="preserve"> </w:t>
+      </w:r>
+      <w:proofErr w:type="spellStart"/>
+      <w:r>
+        <w:rPr>
+          <w:color w:val="000000"/>
+          <w:sz w:val="22"/>
+          <w:szCs w:val="22"/>
+          <w:lang w:val="en-150" w:eastAsia="en-150"/>
+        </w:rPr>
+        <w:t>на</w:t>
+      </w:r>
+      <w:proofErr w:type="spellEnd"/>
+      <w:r>
+        <w:rPr>
+          <w:color w:val="000000"/>
+          <w:sz w:val="22"/>
+          <w:szCs w:val="22"/>
+          <w:lang w:val="en-150" w:eastAsia="en-150"/>
+        </w:rPr>
+        <w:t xml:space="preserve"> </w:t>
+      </w:r>
+      <w:proofErr w:type="spellStart"/>
+      <w:r>
+        <w:rPr>
+          <w:color w:val="000000"/>
+          <w:sz w:val="22"/>
+          <w:szCs w:val="22"/>
+          <w:lang w:val="en-150" w:eastAsia="en-150"/>
+        </w:rPr>
+        <w:t>тему</w:t>
+      </w:r>
+      <w:proofErr w:type="spellEnd"/>
+      <w:r>
+        <w:rPr>
+          <w:color w:val="000000"/>
+          <w:sz w:val="22"/>
+          <w:szCs w:val="22"/>
+          <w:lang w:val="en-150" w:eastAsia="en-150"/>
+        </w:rPr>
+        <w:t xml:space="preserve"> </w:t>
       </w:r>
       <w:r>
         <w:rPr>
@@ -948,7 +1529,367 @@
           <w:szCs w:val="22"/>
           <w:lang w:val="en-150" w:eastAsia="en-150"/>
         </w:rPr>
-        <w:t>«Проектирование базы данных и разработка серверного REST API для автоматизации учебной платформы колледжа с ролями Администратор/Студент и QR-учётом посещаемости»</w:t>
+        <w:t>«</w:t>
+      </w:r>
+      <w:proofErr w:type="spellStart"/>
+      <w:r>
+        <w:rPr>
+          <w:b/>
+          <w:bCs/>
+          <w:color w:val="000000"/>
+          <w:sz w:val="22"/>
+          <w:szCs w:val="22"/>
+          <w:lang w:val="en-150" w:eastAsia="en-150"/>
+        </w:rPr>
+        <w:t>Проектирование</w:t>
+      </w:r>
+      <w:proofErr w:type="spellEnd"/>
+      <w:r>
+        <w:rPr>
+          <w:b/>
+          <w:bCs/>
+          <w:color w:val="000000"/>
+          <w:sz w:val="22"/>
+          <w:szCs w:val="22"/>
+          <w:lang w:val="en-150" w:eastAsia="en-150"/>
+        </w:rPr>
+        <w:t xml:space="preserve"> </w:t>
+      </w:r>
+      <w:proofErr w:type="spellStart"/>
+      <w:r>
+        <w:rPr>
+          <w:b/>
+          <w:bCs/>
+          <w:color w:val="000000"/>
+          <w:sz w:val="22"/>
+          <w:szCs w:val="22"/>
+          <w:lang w:val="en-150" w:eastAsia="en-150"/>
+        </w:rPr>
+        <w:t>базы</w:t>
+      </w:r>
+      <w:proofErr w:type="spellEnd"/>
+      <w:r>
+        <w:rPr>
+          <w:b/>
+          <w:bCs/>
+          <w:color w:val="000000"/>
+          <w:sz w:val="22"/>
+          <w:szCs w:val="22"/>
+          <w:lang w:val="en-150" w:eastAsia="en-150"/>
+        </w:rPr>
+        <w:t xml:space="preserve"> </w:t>
+      </w:r>
+      <w:proofErr w:type="spellStart"/>
+      <w:r>
+        <w:rPr>
+          <w:b/>
+          <w:bCs/>
+          <w:color w:val="000000"/>
+          <w:sz w:val="22"/>
+          <w:szCs w:val="22"/>
+          <w:lang w:val="en-150" w:eastAsia="en-150"/>
+        </w:rPr>
+        <w:t>данных</w:t>
+      </w:r>
+      <w:proofErr w:type="spellEnd"/>
+      <w:r>
+        <w:rPr>
+          <w:b/>
+          <w:bCs/>
+          <w:color w:val="000000"/>
+          <w:sz w:val="22"/>
+          <w:szCs w:val="22"/>
+          <w:lang w:val="en-150" w:eastAsia="en-150"/>
+        </w:rPr>
+        <w:t xml:space="preserve"> и </w:t>
+      </w:r>
+      <w:proofErr w:type="spellStart"/>
+      <w:r>
+        <w:rPr>
+          <w:b/>
+          <w:bCs/>
+          <w:color w:val="000000"/>
+          <w:sz w:val="22"/>
+          <w:szCs w:val="22"/>
+          <w:lang w:val="en-150" w:eastAsia="en-150"/>
+        </w:rPr>
+        <w:t>разработка</w:t>
+      </w:r>
+      <w:proofErr w:type="spellEnd"/>
+      <w:r>
+        <w:rPr>
+          <w:b/>
+          <w:bCs/>
+          <w:color w:val="000000"/>
+          <w:sz w:val="22"/>
+          <w:szCs w:val="22"/>
+          <w:lang w:val="en-150" w:eastAsia="en-150"/>
+        </w:rPr>
+        <w:t xml:space="preserve"> </w:t>
+      </w:r>
+      <w:proofErr w:type="spellStart"/>
+      <w:r>
+        <w:rPr>
+          <w:b/>
+          <w:bCs/>
+          <w:color w:val="000000"/>
+          <w:sz w:val="22"/>
+          <w:szCs w:val="22"/>
+          <w:lang w:val="en-150" w:eastAsia="en-150"/>
+        </w:rPr>
+        <w:t>серверного</w:t>
+      </w:r>
+      <w:proofErr w:type="spellEnd"/>
+      <w:r>
+        <w:rPr>
+          <w:b/>
+          <w:bCs/>
+          <w:color w:val="000000"/>
+          <w:sz w:val="22"/>
+          <w:szCs w:val="22"/>
+          <w:lang w:val="en-150" w:eastAsia="en-150"/>
+        </w:rPr>
+        <w:t xml:space="preserve"> REST API </w:t>
+      </w:r>
+      <w:proofErr w:type="spellStart"/>
+      <w:r>
+        <w:rPr>
+          <w:b/>
+          <w:bCs/>
+          <w:color w:val="000000"/>
+          <w:sz w:val="22"/>
+          <w:szCs w:val="22"/>
+          <w:lang w:val="en-150" w:eastAsia="en-150"/>
+        </w:rPr>
+        <w:t>для</w:t>
+      </w:r>
+      <w:proofErr w:type="spellEnd"/>
+      <w:r>
+        <w:rPr>
+          <w:b/>
+          <w:bCs/>
+          <w:color w:val="000000"/>
+          <w:sz w:val="22"/>
+          <w:szCs w:val="22"/>
+          <w:lang w:val="en-150" w:eastAsia="en-150"/>
+        </w:rPr>
+        <w:t xml:space="preserve"> </w:t>
+      </w:r>
+      <w:proofErr w:type="spellStart"/>
+      <w:r>
+        <w:rPr>
+          <w:b/>
+          <w:bCs/>
+          <w:color w:val="000000"/>
+          <w:sz w:val="22"/>
+          <w:szCs w:val="22"/>
+          <w:lang w:val="en-150" w:eastAsia="en-150"/>
+        </w:rPr>
+        <w:t>автоматизации</w:t>
+      </w:r>
+      <w:proofErr w:type="spellEnd"/>
+      <w:r>
+        <w:rPr>
+          <w:b/>
+          <w:bCs/>
+          <w:color w:val="000000"/>
+          <w:sz w:val="22"/>
+          <w:szCs w:val="22"/>
+          <w:lang w:val="en-150" w:eastAsia="en-150"/>
+        </w:rPr>
+        <w:t xml:space="preserve"> </w:t>
+      </w:r>
+      <w:proofErr w:type="spellStart"/>
+      <w:r>
+        <w:rPr>
+          <w:b/>
+          <w:bCs/>
+          <w:color w:val="000000"/>
+          <w:sz w:val="22"/>
+          <w:szCs w:val="22"/>
+          <w:lang w:val="en-150" w:eastAsia="en-150"/>
+        </w:rPr>
+        <w:t>учебной</w:t>
+      </w:r>
+      <w:proofErr w:type="spellEnd"/>
+      <w:r>
+        <w:rPr>
+          <w:b/>
+          <w:bCs/>
+          <w:color w:val="000000"/>
+          <w:sz w:val="22"/>
+          <w:szCs w:val="22"/>
+          <w:lang w:val="en-150" w:eastAsia="en-150"/>
+        </w:rPr>
+        <w:t xml:space="preserve"> </w:t>
+      </w:r>
+      <w:proofErr w:type="spellStart"/>
+      <w:r>
+        <w:rPr>
+          <w:b/>
+          <w:bCs/>
+          <w:color w:val="000000"/>
+          <w:sz w:val="22"/>
+          <w:szCs w:val="22"/>
+          <w:lang w:val="en-150" w:eastAsia="en-150"/>
+        </w:rPr>
+        <w:t>платформы</w:t>
+      </w:r>
+      <w:proofErr w:type="spellEnd"/>
+      <w:r>
+        <w:rPr>
+          <w:b/>
+          <w:bCs/>
+          <w:color w:val="000000"/>
+          <w:sz w:val="22"/>
+          <w:szCs w:val="22"/>
+          <w:lang w:val="en-150" w:eastAsia="en-150"/>
+        </w:rPr>
+        <w:t xml:space="preserve"> </w:t>
+      </w:r>
+      <w:proofErr w:type="spellStart"/>
+      <w:r>
+        <w:rPr>
+          <w:b/>
+          <w:bCs/>
+          <w:color w:val="000000"/>
+          <w:sz w:val="22"/>
+          <w:szCs w:val="22"/>
+          <w:lang w:val="en-150" w:eastAsia="en-150"/>
+        </w:rPr>
+        <w:t>колледжа</w:t>
+      </w:r>
+      <w:proofErr w:type="spellEnd"/>
+      <w:r>
+        <w:rPr>
+          <w:b/>
+          <w:bCs/>
+          <w:color w:val="000000"/>
+          <w:sz w:val="22"/>
+          <w:szCs w:val="22"/>
+          <w:lang w:val="en-150" w:eastAsia="en-150"/>
+        </w:rPr>
+        <w:t xml:space="preserve"> с </w:t>
+      </w:r>
+      <w:proofErr w:type="spellStart"/>
+      <w:r>
+        <w:rPr>
+          <w:b/>
+          <w:bCs/>
+          <w:color w:val="000000"/>
+          <w:sz w:val="22"/>
+          <w:szCs w:val="22"/>
+          <w:lang w:val="en-150" w:eastAsia="en-150"/>
+        </w:rPr>
+        <w:t>ролями</w:t>
+      </w:r>
+      <w:proofErr w:type="spellEnd"/>
+      <w:r>
+        <w:rPr>
+          <w:b/>
+          <w:bCs/>
+          <w:color w:val="000000"/>
+          <w:sz w:val="22"/>
+          <w:szCs w:val="22"/>
+          <w:lang w:val="en-150" w:eastAsia="en-150"/>
+        </w:rPr>
+        <w:t xml:space="preserve"> </w:t>
+      </w:r>
+      <w:proofErr w:type="spellStart"/>
+      <w:r>
+        <w:rPr>
+          <w:b/>
+          <w:bCs/>
+          <w:color w:val="000000"/>
+          <w:sz w:val="22"/>
+          <w:szCs w:val="22"/>
+          <w:lang w:val="en-150" w:eastAsia="en-150"/>
+        </w:rPr>
+        <w:t>Администратор</w:t>
+      </w:r>
+      <w:proofErr w:type="spellEnd"/>
+      <w:r>
+        <w:rPr>
+          <w:b/>
+          <w:bCs/>
+          <w:color w:val="000000"/>
+          <w:sz w:val="22"/>
+          <w:szCs w:val="22"/>
+          <w:lang w:val="en-150" w:eastAsia="en-150"/>
+        </w:rPr>
+        <w:t>/</w:t>
+      </w:r>
+      <w:proofErr w:type="spellStart"/>
+      <w:r>
+        <w:rPr>
+          <w:b/>
+          <w:bCs/>
+          <w:color w:val="000000"/>
+          <w:sz w:val="22"/>
+          <w:szCs w:val="22"/>
+          <w:lang w:val="en-150" w:eastAsia="en-150"/>
+        </w:rPr>
+        <w:t>Студент</w:t>
+      </w:r>
+      <w:proofErr w:type="spellEnd"/>
+      <w:r>
+        <w:rPr>
+          <w:b/>
+          <w:bCs/>
+          <w:color w:val="000000"/>
+          <w:sz w:val="22"/>
+          <w:szCs w:val="22"/>
+          <w:lang w:val="en-150" w:eastAsia="en-150"/>
+        </w:rPr>
+        <w:t xml:space="preserve"> и QR-</w:t>
+      </w:r>
+      <w:proofErr w:type="spellStart"/>
+      <w:r>
+        <w:rPr>
+          <w:b/>
+          <w:bCs/>
+          <w:color w:val="000000"/>
+          <w:sz w:val="22"/>
+          <w:szCs w:val="22"/>
+          <w:lang w:val="en-150" w:eastAsia="en-150"/>
+        </w:rPr>
+        <w:t>учётом</w:t>
+      </w:r>
+      <w:proofErr w:type="spellEnd"/>
+      <w:r>
+        <w:rPr>
+          <w:b/>
+          <w:bCs/>
+          <w:color w:val="000000"/>
+          <w:sz w:val="22"/>
+          <w:szCs w:val="22"/>
+          <w:lang w:val="en-150" w:eastAsia="en-150"/>
+        </w:rPr>
+        <w:t xml:space="preserve"> </w:t>
+      </w:r>
+      <w:proofErr w:type="spellStart"/>
+      <w:r>
+        <w:rPr>
+          <w:b/>
+          <w:bCs/>
+          <w:color w:val="000000"/>
+          <w:sz w:val="22"/>
+          <w:szCs w:val="22"/>
+          <w:lang w:val="en-150" w:eastAsia="en-150"/>
+        </w:rPr>
+        <w:t>посещаемости</w:t>
+      </w:r>
+      <w:proofErr w:type="spellEnd"/>
+      <w:r>
+        <w:rPr>
+          <w:b/>
+          <w:bCs/>
+          <w:color w:val="000000"/>
+          <w:sz w:val="22"/>
+          <w:szCs w:val="22"/>
+          <w:lang w:val="en-150" w:eastAsia="en-150"/>
+        </w:rPr>
+        <w:t>»</w:t>
       </w:r>
     </w:p>
     <w:p>
@@ -963,14 +1904,45 @@
           <w:lang w:val="en-150" w:eastAsia="en-150"/>
         </w:rPr>
       </w:pPr>
-      <w:r>
-        <w:rPr>
-          <w:color w:val="000000"/>
-          <w:sz w:val="22"/>
-          <w:szCs w:val="22"/>
-          <w:lang w:val="en-150" w:eastAsia="en-150"/>
-        </w:rPr>
-        <w:t xml:space="preserve">утвержден приказом № </w:t>
+      <w:proofErr w:type="spellStart"/>
+      <w:r>
+        <w:rPr>
+          <w:color w:val="000000"/>
+          <w:sz w:val="22"/>
+          <w:szCs w:val="22"/>
+          <w:lang w:val="en-150" w:eastAsia="en-150"/>
+        </w:rPr>
+        <w:t>утвержден</w:t>
+      </w:r>
+      <w:proofErr w:type="spellEnd"/>
+      <w:r>
+        <w:rPr>
+          <w:color w:val="000000"/>
+          <w:sz w:val="22"/>
+          <w:szCs w:val="22"/>
+          <w:lang w:val="en-150" w:eastAsia="en-150"/>
+        </w:rPr>
+        <w:t xml:space="preserve"> </w:t>
+      </w:r>
+      <w:proofErr w:type="spellStart"/>
+      <w:r>
+        <w:rPr>
+          <w:color w:val="000000"/>
+          <w:sz w:val="22"/>
+          <w:szCs w:val="22"/>
+          <w:lang w:val="en-150" w:eastAsia="en-150"/>
+        </w:rPr>
+        <w:t>приказом</w:t>
+      </w:r>
+      <w:proofErr w:type="spellEnd"/>
+      <w:r>
+        <w:rPr>
+          <w:color w:val="000000"/>
+          <w:sz w:val="22"/>
+          <w:szCs w:val="22"/>
+          <w:lang w:val="en-150" w:eastAsia="en-150"/>
+        </w:rPr>
+        <w:t xml:space="preserve"> № </w:t>
       </w:r>
       <w:r>
         <w:rPr>
@@ -982,14 +1954,25 @@
         </w:rPr>
         <w:t xml:space="preserve">149/91к </w:t>
       </w:r>
-      <w:r>
-        <w:rPr>
-          <w:color w:val="000000"/>
-          <w:sz w:val="22"/>
-          <w:szCs w:val="22"/>
-          <w:lang w:val="en-150" w:eastAsia="en-150"/>
-        </w:rPr>
-        <w:t>от «</w:t>
+      <w:proofErr w:type="spellStart"/>
+      <w:r>
+        <w:rPr>
+          <w:color w:val="000000"/>
+          <w:sz w:val="22"/>
+          <w:szCs w:val="22"/>
+          <w:lang w:val="en-150" w:eastAsia="en-150"/>
+        </w:rPr>
+        <w:t>от</w:t>
+      </w:r>
+      <w:proofErr w:type="spellEnd"/>
+      <w:r>
+        <w:rPr>
+          <w:color w:val="000000"/>
+          <w:sz w:val="22"/>
+          <w:szCs w:val="22"/>
+          <w:lang w:val="en-150" w:eastAsia="en-150"/>
+        </w:rPr>
+        <w:t xml:space="preserve"> «</w:t>
       </w:r>
       <w:r>
         <w:rPr>
@@ -1010,6 +1993,7 @@
         </w:rPr>
         <w:t xml:space="preserve">» </w:t>
       </w:r>
+      <w:proofErr w:type="spellStart"/>
       <w:r>
         <w:rPr>
           <w:color w:val="000000"/>
@@ -1020,6 +2004,7 @@
         </w:rPr>
         <w:t>января</w:t>
       </w:r>
+      <w:proofErr w:type="spellEnd"/>
       <w:r>
         <w:rPr>
           <w:color w:val="000000"/>
@@ -1048,7 +2033,127 @@
           <w:szCs w:val="22"/>
           <w:lang w:val="en-150" w:eastAsia="en-150"/>
         </w:rPr>
-        <w:t>3. Структура курсового проекта включает следующие элементы:</w:t>
+        <w:t xml:space="preserve">3. </w:t>
+      </w:r>
+      <w:proofErr w:type="spellStart"/>
+      <w:r>
+        <w:rPr>
+          <w:color w:val="000000"/>
+          <w:sz w:val="22"/>
+          <w:szCs w:val="22"/>
+          <w:lang w:val="en-150" w:eastAsia="en-150"/>
+        </w:rPr>
+        <w:t>Структура</w:t>
+      </w:r>
+      <w:proofErr w:type="spellEnd"/>
+      <w:r>
+        <w:rPr>
+          <w:color w:val="000000"/>
+          <w:sz w:val="22"/>
+          <w:szCs w:val="22"/>
+          <w:lang w:val="en-150" w:eastAsia="en-150"/>
+        </w:rPr>
+        <w:t xml:space="preserve"> </w:t>
+      </w:r>
+      <w:proofErr w:type="spellStart"/>
+      <w:r>
+        <w:rPr>
+          <w:color w:val="000000"/>
+          <w:sz w:val="22"/>
+          <w:szCs w:val="22"/>
+          <w:lang w:val="en-150" w:eastAsia="en-150"/>
+        </w:rPr>
+        <w:t>курсового</w:t>
+      </w:r>
+      <w:proofErr w:type="spellEnd"/>
+      <w:r>
+        <w:rPr>
+          <w:color w:val="000000"/>
+          <w:sz w:val="22"/>
+          <w:szCs w:val="22"/>
+          <w:lang w:val="en-150" w:eastAsia="en-150"/>
+        </w:rPr>
+        <w:t xml:space="preserve"> </w:t>
+      </w:r>
+      <w:proofErr w:type="spellStart"/>
+      <w:r>
+        <w:rPr>
+          <w:color w:val="000000"/>
+          <w:sz w:val="22"/>
+          <w:szCs w:val="22"/>
+          <w:lang w:val="en-150" w:eastAsia="en-150"/>
+        </w:rPr>
+        <w:t>проекта</w:t>
+      </w:r>
+      <w:proofErr w:type="spellEnd"/>
+      <w:r>
+        <w:rPr>
+          <w:color w:val="000000"/>
+          <w:sz w:val="22"/>
+          <w:szCs w:val="22"/>
+          <w:lang w:val="en-150" w:eastAsia="en-150"/>
+        </w:rPr>
+        <w:t xml:space="preserve"> </w:t>
+      </w:r>
+      <w:proofErr w:type="spellStart"/>
+      <w:r>
+        <w:rPr>
+          <w:color w:val="000000"/>
+          <w:sz w:val="22"/>
+          <w:szCs w:val="22"/>
+          <w:lang w:val="en-150" w:eastAsia="en-150"/>
+        </w:rPr>
+        <w:t>включает</w:t>
+      </w:r>
+      <w:proofErr w:type="spellEnd"/>
+      <w:r>
+        <w:rPr>
+          <w:color w:val="000000"/>
+          <w:sz w:val="22"/>
+          <w:szCs w:val="22"/>
+          <w:lang w:val="en-150" w:eastAsia="en-150"/>
+        </w:rPr>
+        <w:t xml:space="preserve"> </w:t>
+      </w:r>
+      <w:proofErr w:type="spellStart"/>
+      <w:r>
+        <w:rPr>
+          <w:color w:val="000000"/>
+          <w:sz w:val="22"/>
+          <w:szCs w:val="22"/>
+          <w:lang w:val="en-150" w:eastAsia="en-150"/>
+        </w:rPr>
+        <w:t>следующие</w:t>
+      </w:r>
+      <w:proofErr w:type="spellEnd"/>
+      <w:r>
+        <w:rPr>
+          <w:color w:val="000000"/>
+          <w:sz w:val="22"/>
+          <w:szCs w:val="22"/>
+          <w:lang w:val="en-150" w:eastAsia="en-150"/>
+        </w:rPr>
+        <w:t xml:space="preserve"> </w:t>
+      </w:r>
+      <w:proofErr w:type="spellStart"/>
+      <w:r>
+        <w:rPr>
+          <w:color w:val="000000"/>
+          <w:sz w:val="22"/>
+          <w:szCs w:val="22"/>
+          <w:lang w:val="en-150" w:eastAsia="en-150"/>
+        </w:rPr>
+        <w:t>элементы</w:t>
+      </w:r>
+      <w:proofErr w:type="spellEnd"/>
+      <w:r>
+        <w:rPr>
+          <w:color w:val="000000"/>
+          <w:sz w:val="22"/>
+          <w:szCs w:val="22"/>
+          <w:lang w:val="en-150" w:eastAsia="en-150"/>
+        </w:rPr>
+        <w:t>:</w:t>
       </w:r>
     </w:p>
     <w:p>
@@ -1069,7 +2174,327 @@
           <w:szCs w:val="22"/>
           <w:lang w:val="en-150" w:eastAsia="en-150"/>
         </w:rPr>
-        <w:t>- пояснительная записка (титульный лист, задание, содержание, введение, теоретическая/основная часть, заключение, ссылки на используемую литературу, литература).</w:t>
+        <w:t xml:space="preserve">- </w:t>
+      </w:r>
+      <w:proofErr w:type="spellStart"/>
+      <w:r>
+        <w:rPr>
+          <w:color w:val="000000"/>
+          <w:sz w:val="22"/>
+          <w:szCs w:val="22"/>
+          <w:lang w:val="en-150" w:eastAsia="en-150"/>
+        </w:rPr>
+        <w:t>пояснительная</w:t>
+      </w:r>
+      <w:proofErr w:type="spellEnd"/>
+      <w:r>
+        <w:rPr>
+          <w:color w:val="000000"/>
+          <w:sz w:val="22"/>
+          <w:szCs w:val="22"/>
+          <w:lang w:val="en-150" w:eastAsia="en-150"/>
+        </w:rPr>
+        <w:t xml:space="preserve"> </w:t>
+      </w:r>
+      <w:proofErr w:type="spellStart"/>
+      <w:r>
+        <w:rPr>
+          <w:color w:val="000000"/>
+          <w:sz w:val="22"/>
+          <w:szCs w:val="22"/>
+          <w:lang w:val="en-150" w:eastAsia="en-150"/>
+        </w:rPr>
+        <w:t>записка</w:t>
+      </w:r>
+      <w:proofErr w:type="spellEnd"/>
+      <w:r>
+        <w:rPr>
+          <w:color w:val="000000"/>
+          <w:sz w:val="22"/>
+          <w:szCs w:val="22"/>
+          <w:lang w:val="en-150" w:eastAsia="en-150"/>
+        </w:rPr>
+        <w:t xml:space="preserve"> (</w:t>
+      </w:r>
+      <w:proofErr w:type="spellStart"/>
+      <w:r>
+        <w:rPr>
+          <w:color w:val="000000"/>
+          <w:sz w:val="22"/>
+          <w:szCs w:val="22"/>
+          <w:lang w:val="en-150" w:eastAsia="en-150"/>
+        </w:rPr>
+        <w:t>титульный</w:t>
+      </w:r>
+      <w:proofErr w:type="spellEnd"/>
+      <w:r>
+        <w:rPr>
+          <w:color w:val="000000"/>
+          <w:sz w:val="22"/>
+          <w:szCs w:val="22"/>
+          <w:lang w:val="en-150" w:eastAsia="en-150"/>
+        </w:rPr>
+        <w:t xml:space="preserve"> </w:t>
+      </w:r>
+      <w:proofErr w:type="spellStart"/>
+      <w:r>
+        <w:rPr>
+          <w:color w:val="000000"/>
+          <w:sz w:val="22"/>
+          <w:szCs w:val="22"/>
+          <w:lang w:val="en-150" w:eastAsia="en-150"/>
+        </w:rPr>
+        <w:t>лист</w:t>
+      </w:r>
+      <w:proofErr w:type="spellEnd"/>
+      <w:r>
+        <w:rPr>
+          <w:color w:val="000000"/>
+          <w:sz w:val="22"/>
+          <w:szCs w:val="22"/>
+          <w:lang w:val="en-150" w:eastAsia="en-150"/>
+        </w:rPr>
+        <w:t xml:space="preserve">, </w:t>
+      </w:r>
+      <w:proofErr w:type="spellStart"/>
+      <w:r>
+        <w:rPr>
+          <w:color w:val="000000"/>
+          <w:sz w:val="22"/>
+          <w:szCs w:val="22"/>
+          <w:lang w:val="en-150" w:eastAsia="en-150"/>
+        </w:rPr>
+        <w:t>задание</w:t>
+      </w:r>
+      <w:proofErr w:type="spellEnd"/>
+      <w:r>
+        <w:rPr>
+          <w:color w:val="000000"/>
+          <w:sz w:val="22"/>
+          <w:szCs w:val="22"/>
+          <w:lang w:val="en-150" w:eastAsia="en-150"/>
+        </w:rPr>
+        <w:t xml:space="preserve">, </w:t>
+      </w:r>
+      <w:proofErr w:type="spellStart"/>
+      <w:r>
+        <w:rPr>
+          <w:color w:val="000000"/>
+          <w:sz w:val="22"/>
+          <w:szCs w:val="22"/>
+          <w:lang w:val="en-150" w:eastAsia="en-150"/>
+        </w:rPr>
+        <w:t>содержание</w:t>
+      </w:r>
+      <w:proofErr w:type="spellEnd"/>
+      <w:r>
+        <w:rPr>
+          <w:color w:val="000000"/>
+          <w:sz w:val="22"/>
+          <w:szCs w:val="22"/>
+          <w:lang w:val="en-150" w:eastAsia="en-150"/>
+        </w:rPr>
+        <w:t xml:space="preserve">, </w:t>
+      </w:r>
+      <w:proofErr w:type="spellStart"/>
+      <w:r>
+        <w:rPr>
+          <w:color w:val="000000"/>
+          <w:sz w:val="22"/>
+          <w:szCs w:val="22"/>
+          <w:lang w:val="en-150" w:eastAsia="en-150"/>
+        </w:rPr>
+        <w:t>введение</w:t>
+      </w:r>
+      <w:proofErr w:type="spellEnd"/>
+      <w:r>
+        <w:rPr>
+          <w:color w:val="000000"/>
+          <w:sz w:val="22"/>
+          <w:szCs w:val="22"/>
+          <w:lang w:val="en-150" w:eastAsia="en-150"/>
+        </w:rPr>
+        <w:t xml:space="preserve">, </w:t>
+      </w:r>
+      <w:proofErr w:type="spellStart"/>
+      <w:r>
+        <w:rPr>
+          <w:color w:val="000000"/>
+          <w:sz w:val="22"/>
+          <w:szCs w:val="22"/>
+          <w:lang w:val="en-150" w:eastAsia="en-150"/>
+        </w:rPr>
+        <w:t>теоретическая</w:t>
+      </w:r>
+      <w:proofErr w:type="spellEnd"/>
+      <w:r>
+        <w:rPr>
+          <w:color w:val="000000"/>
+          <w:sz w:val="22"/>
+          <w:szCs w:val="22"/>
+          <w:lang w:val="en-150" w:eastAsia="en-150"/>
+        </w:rPr>
+        <w:t>/</w:t>
+      </w:r>
+      <w:proofErr w:type="spellStart"/>
+      <w:r>
+        <w:rPr>
+          <w:color w:val="000000"/>
+          <w:sz w:val="22"/>
+          <w:szCs w:val="22"/>
+          <w:lang w:val="en-150" w:eastAsia="en-150"/>
+        </w:rPr>
+        <w:t>основная</w:t>
+      </w:r>
+      <w:proofErr w:type="spellEnd"/>
+      <w:r>
+        <w:rPr>
+          <w:color w:val="000000"/>
+          <w:sz w:val="22"/>
+          <w:szCs w:val="22"/>
+          <w:lang w:val="en-150" w:eastAsia="en-150"/>
+        </w:rPr>
+        <w:t xml:space="preserve"> </w:t>
+      </w:r>
+      <w:proofErr w:type="spellStart"/>
+      <w:r>
+        <w:rPr>
+          <w:color w:val="000000"/>
+          <w:sz w:val="22"/>
+          <w:szCs w:val="22"/>
+          <w:lang w:val="en-150" w:eastAsia="en-150"/>
+        </w:rPr>
+        <w:t>часть</w:t>
+      </w:r>
+      <w:proofErr w:type="spellEnd"/>
+      <w:r>
+        <w:rPr>
+          <w:color w:val="000000"/>
+          <w:sz w:val="22"/>
+          <w:szCs w:val="22"/>
+          <w:lang w:val="en-150" w:eastAsia="en-150"/>
+        </w:rPr>
+        <w:t xml:space="preserve">, </w:t>
+      </w:r>
+      <w:proofErr w:type="spellStart"/>
+      <w:r>
+        <w:rPr>
+          <w:color w:val="000000"/>
+          <w:sz w:val="22"/>
+          <w:szCs w:val="22"/>
+          <w:lang w:val="en-150" w:eastAsia="en-150"/>
+        </w:rPr>
+        <w:t>заключение</w:t>
+      </w:r>
+      <w:proofErr w:type="spellEnd"/>
+      <w:r>
+        <w:rPr>
+          <w:color w:val="000000"/>
+          <w:sz w:val="22"/>
+          <w:szCs w:val="22"/>
+          <w:lang w:val="en-150" w:eastAsia="en-150"/>
+        </w:rPr>
+        <w:t xml:space="preserve">, </w:t>
+      </w:r>
+      <w:proofErr w:type="spellStart"/>
+      <w:r>
+        <w:rPr>
+          <w:color w:val="000000"/>
+          <w:sz w:val="22"/>
+          <w:szCs w:val="22"/>
+          <w:lang w:val="en-150" w:eastAsia="en-150"/>
+        </w:rPr>
+        <w:t>ссылки</w:t>
+      </w:r>
+      <w:proofErr w:type="spellEnd"/>
+      <w:r>
+        <w:rPr>
+          <w:color w:val="000000"/>
+          <w:sz w:val="22"/>
+          <w:szCs w:val="22"/>
+          <w:lang w:val="en-150" w:eastAsia="en-150"/>
+        </w:rPr>
+        <w:t xml:space="preserve"> </w:t>
+      </w:r>
+      <w:proofErr w:type="spellStart"/>
+      <w:r>
+        <w:rPr>
+          <w:color w:val="000000"/>
+          <w:sz w:val="22"/>
+          <w:szCs w:val="22"/>
+          <w:lang w:val="en-150" w:eastAsia="en-150"/>
+        </w:rPr>
+        <w:t>на</w:t>
+      </w:r>
+      <w:proofErr w:type="spellEnd"/>
+      <w:r>
+        <w:rPr>
+          <w:color w:val="000000"/>
+          <w:sz w:val="22"/>
+          <w:szCs w:val="22"/>
+          <w:lang w:val="en-150" w:eastAsia="en-150"/>
+        </w:rPr>
+        <w:t xml:space="preserve"> </w:t>
+      </w:r>
+      <w:proofErr w:type="spellStart"/>
+      <w:r>
+        <w:rPr>
+          <w:color w:val="000000"/>
+          <w:sz w:val="22"/>
+          <w:szCs w:val="22"/>
+          <w:lang w:val="en-150" w:eastAsia="en-150"/>
+        </w:rPr>
+        <w:t>используемую</w:t>
+      </w:r>
+      <w:proofErr w:type="spellEnd"/>
+      <w:r>
+        <w:rPr>
+          <w:color w:val="000000"/>
+          <w:sz w:val="22"/>
+          <w:szCs w:val="22"/>
+          <w:lang w:val="en-150" w:eastAsia="en-150"/>
+        </w:rPr>
+        <w:t xml:space="preserve"> </w:t>
+      </w:r>
+      <w:proofErr w:type="spellStart"/>
+      <w:r>
+        <w:rPr>
+          <w:color w:val="000000"/>
+          <w:sz w:val="22"/>
+          <w:szCs w:val="22"/>
+          <w:lang w:val="en-150" w:eastAsia="en-150"/>
+        </w:rPr>
+        <w:t>литературу</w:t>
+      </w:r>
+      <w:proofErr w:type="spellEnd"/>
+      <w:r>
+        <w:rPr>
+          <w:color w:val="000000"/>
+          <w:sz w:val="22"/>
+          <w:szCs w:val="22"/>
+          <w:lang w:val="en-150" w:eastAsia="en-150"/>
+        </w:rPr>
+        <w:t xml:space="preserve">, </w:t>
+      </w:r>
+      <w:proofErr w:type="spellStart"/>
+      <w:r>
+        <w:rPr>
+          <w:color w:val="000000"/>
+          <w:sz w:val="22"/>
+          <w:szCs w:val="22"/>
+          <w:lang w:val="en-150" w:eastAsia="en-150"/>
+        </w:rPr>
+        <w:t>литература</w:t>
+      </w:r>
+      <w:proofErr w:type="spellEnd"/>
+      <w:r>
+        <w:rPr>
+          <w:color w:val="000000"/>
+          <w:sz w:val="22"/>
+          <w:szCs w:val="22"/>
+          <w:lang w:val="en-150" w:eastAsia="en-150"/>
+        </w:rPr>
+        <w:t>).</w:t>
       </w:r>
     </w:p>
     <w:p>
@@ -1143,6 +2568,7 @@
           <w:lang w:val="en-150" w:eastAsia="en-150"/>
         </w:rPr>
       </w:pPr>
+      <w:proofErr w:type="spellStart"/>
       <w:r>
         <w:rPr>
           <w:b/>
@@ -1154,6 +2580,7 @@
         </w:rPr>
         <w:t>Введение</w:t>
       </w:r>
+      <w:proofErr w:type="spellEnd"/>
     </w:p>
     <w:p>
       <w:pPr>
@@ -1177,8 +2604,93 @@
           <w:szCs w:val="22"/>
           <w:lang w:val="en-150" w:eastAsia="en-150"/>
         </w:rPr>
-        <w:t>1 Анализ требований и постановка задачи</w:t>
-      </w:r>
+        <w:t>1 </w:t>
+      </w:r>
+      <w:proofErr w:type="spellStart"/>
+      <w:r>
+        <w:rPr>
+          <w:b/>
+          <w:bCs/>
+          <w:color w:val="000000"/>
+          <w:sz w:val="22"/>
+          <w:szCs w:val="22"/>
+          <w:lang w:val="en-150" w:eastAsia="en-150"/>
+        </w:rPr>
+        <w:t>Анализ</w:t>
+      </w:r>
+      <w:proofErr w:type="spellEnd"/>
+      <w:r>
+        <w:rPr>
+          <w:b/>
+          <w:bCs/>
+          <w:color w:val="000000"/>
+          <w:sz w:val="22"/>
+          <w:szCs w:val="22"/>
+          <w:lang w:val="en-150" w:eastAsia="en-150"/>
+        </w:rPr>
+        <w:t xml:space="preserve"> </w:t>
+      </w:r>
+      <w:proofErr w:type="spellStart"/>
+      <w:r>
+        <w:rPr>
+          <w:b/>
+          <w:bCs/>
+          <w:color w:val="000000"/>
+          <w:sz w:val="22"/>
+          <w:szCs w:val="22"/>
+          <w:lang w:val="en-150" w:eastAsia="en-150"/>
+        </w:rPr>
+        <w:t>требований</w:t>
+      </w:r>
+      <w:proofErr w:type="spellEnd"/>
+      <w:r>
+        <w:rPr>
+          <w:b/>
+          <w:bCs/>
+          <w:color w:val="000000"/>
+          <w:sz w:val="22"/>
+          <w:szCs w:val="22"/>
+          <w:lang w:val="en-150" w:eastAsia="en-150"/>
+        </w:rPr>
+        <w:t xml:space="preserve"> и </w:t>
+      </w:r>
+      <w:proofErr w:type="spellStart"/>
+      <w:r>
+        <w:rPr>
+          <w:b/>
+          <w:bCs/>
+          <w:color w:val="000000"/>
+          <w:sz w:val="22"/>
+          <w:szCs w:val="22"/>
+          <w:lang w:val="en-150" w:eastAsia="en-150"/>
+        </w:rPr>
+        <w:t>постановка</w:t>
+      </w:r>
+      <w:proofErr w:type="spellEnd"/>
+      <w:r>
+        <w:rPr>
+          <w:b/>
+          <w:bCs/>
+          <w:color w:val="000000"/>
+          <w:sz w:val="22"/>
+          <w:szCs w:val="22"/>
+          <w:lang w:val="en-150" w:eastAsia="en-150"/>
+        </w:rPr>
+        <w:t xml:space="preserve"> </w:t>
+      </w:r>
+      <w:proofErr w:type="spellStart"/>
+      <w:r>
+        <w:rPr>
+          <w:b/>
+          <w:bCs/>
+          <w:color w:val="000000"/>
+          <w:sz w:val="22"/>
+          <w:szCs w:val="22"/>
+          <w:lang w:val="en-150" w:eastAsia="en-150"/>
+        </w:rPr>
+        <w:t>задачи</w:t>
+      </w:r>
+      <w:proofErr w:type="spellEnd"/>
     </w:p>
     <w:p>
       <w:pPr>
@@ -1200,7 +2712,67 @@
           <w:szCs w:val="22"/>
           <w:lang w:val="en-150" w:eastAsia="en-150"/>
         </w:rPr>
-        <w:t>1.1 Анализ предметной области. </w:t>
+        <w:t xml:space="preserve">1.1 </w:t>
+      </w:r>
+      <w:proofErr w:type="spellStart"/>
+      <w:r>
+        <w:rPr>
+          <w:color w:val="000000"/>
+          <w:sz w:val="22"/>
+          <w:szCs w:val="22"/>
+          <w:lang w:val="en-150" w:eastAsia="en-150"/>
+        </w:rPr>
+        <w:t>Анализ</w:t>
+      </w:r>
+      <w:proofErr w:type="spellEnd"/>
+      <w:r>
+        <w:rPr>
+          <w:color w:val="000000"/>
+          <w:sz w:val="22"/>
+          <w:szCs w:val="22"/>
+          <w:lang w:val="en-150" w:eastAsia="en-150"/>
+        </w:rPr>
+        <w:t xml:space="preserve"> </w:t>
+      </w:r>
+      <w:proofErr w:type="spellStart"/>
+      <w:r>
+        <w:rPr>
+          <w:color w:val="000000"/>
+          <w:sz w:val="22"/>
+          <w:szCs w:val="22"/>
+          <w:lang w:val="en-150" w:eastAsia="en-150"/>
+        </w:rPr>
+        <w:t>предметной</w:t>
+      </w:r>
+      <w:proofErr w:type="spellEnd"/>
+      <w:r>
+        <w:rPr>
+          <w:color w:val="000000"/>
+          <w:sz w:val="22"/>
+          <w:szCs w:val="22"/>
+          <w:lang w:val="en-150" w:eastAsia="en-150"/>
+        </w:rPr>
+        <w:t xml:space="preserve"> </w:t>
+      </w:r>
+      <w:proofErr w:type="spellStart"/>
+      <w:r>
+        <w:rPr>
+          <w:color w:val="000000"/>
+          <w:sz w:val="22"/>
+          <w:szCs w:val="22"/>
+          <w:lang w:val="en-150" w:eastAsia="en-150"/>
+        </w:rPr>
+        <w:t>области</w:t>
+      </w:r>
+      <w:proofErr w:type="spellEnd"/>
+      <w:r>
+        <w:rPr>
+          <w:color w:val="000000"/>
+          <w:sz w:val="22"/>
+          <w:szCs w:val="22"/>
+          <w:lang w:val="en-150" w:eastAsia="en-150"/>
+        </w:rPr>
+        <w:t>. </w:t>
       </w:r>
     </w:p>
     <w:p>
@@ -1223,7 +2795,47 @@
           <w:szCs w:val="22"/>
           <w:lang w:val="en-150" w:eastAsia="en-150"/>
         </w:rPr>
-        <w:t>1.2 Разработка UML диаграмм.</w:t>
+        <w:t xml:space="preserve">1.2 </w:t>
+      </w:r>
+      <w:proofErr w:type="spellStart"/>
+      <w:r>
+        <w:rPr>
+          <w:color w:val="000000"/>
+          <w:sz w:val="22"/>
+          <w:szCs w:val="22"/>
+          <w:lang w:val="en-150" w:eastAsia="en-150"/>
+        </w:rPr>
+        <w:t>Разработка</w:t>
+      </w:r>
+      <w:proofErr w:type="spellEnd"/>
+      <w:r>
+        <w:rPr>
+          <w:color w:val="000000"/>
+          <w:sz w:val="22"/>
+          <w:szCs w:val="22"/>
+          <w:lang w:val="en-150" w:eastAsia="en-150"/>
+        </w:rPr>
+        <w:t xml:space="preserve"> UML </w:t>
+      </w:r>
+      <w:proofErr w:type="spellStart"/>
+      <w:r>
+        <w:rPr>
+          <w:color w:val="000000"/>
+          <w:sz w:val="22"/>
+          <w:szCs w:val="22"/>
+          <w:lang w:val="en-150" w:eastAsia="en-150"/>
+        </w:rPr>
+        <w:t>диаграмм</w:t>
+      </w:r>
+      <w:proofErr w:type="spellEnd"/>
+      <w:r>
+        <w:rPr>
+          <w:color w:val="000000"/>
+          <w:sz w:val="22"/>
+          <w:szCs w:val="22"/>
+          <w:lang w:val="en-150" w:eastAsia="en-150"/>
+        </w:rPr>
+        <w:t>.</w:t>
       </w:r>
     </w:p>
     <w:p>
@@ -1246,7 +2858,67 @@
           <w:szCs w:val="22"/>
           <w:lang w:val="en-150" w:eastAsia="en-150"/>
         </w:rPr>
-        <w:t>1.3 Разработка макета приложения.</w:t>
+        <w:t xml:space="preserve">1.3 </w:t>
+      </w:r>
+      <w:proofErr w:type="spellStart"/>
+      <w:r>
+        <w:rPr>
+          <w:color w:val="000000"/>
+          <w:sz w:val="22"/>
+          <w:szCs w:val="22"/>
+          <w:lang w:val="en-150" w:eastAsia="en-150"/>
+        </w:rPr>
+        <w:t>Разработка</w:t>
+      </w:r>
+      <w:proofErr w:type="spellEnd"/>
+      <w:r>
+        <w:rPr>
+          <w:color w:val="000000"/>
+          <w:sz w:val="22"/>
+          <w:szCs w:val="22"/>
+          <w:lang w:val="en-150" w:eastAsia="en-150"/>
+        </w:rPr>
+        <w:t> </w:t>
+      </w:r>
+      <w:proofErr w:type="spellStart"/>
+      <w:r>
+        <w:rPr>
+          <w:color w:val="000000"/>
+          <w:sz w:val="22"/>
+          <w:szCs w:val="22"/>
+          <w:lang w:val="en-150" w:eastAsia="en-150"/>
+        </w:rPr>
+        <w:t>макета</w:t>
+      </w:r>
+      <w:proofErr w:type="spellEnd"/>
+      <w:r>
+        <w:rPr>
+          <w:color w:val="000000"/>
+          <w:sz w:val="22"/>
+          <w:szCs w:val="22"/>
+          <w:lang w:val="en-150" w:eastAsia="en-150"/>
+        </w:rPr>
+        <w:t xml:space="preserve"> </w:t>
+      </w:r>
+      <w:proofErr w:type="spellStart"/>
+      <w:r>
+        <w:rPr>
+          <w:color w:val="000000"/>
+          <w:sz w:val="22"/>
+          <w:szCs w:val="22"/>
+          <w:lang w:val="en-150" w:eastAsia="en-150"/>
+        </w:rPr>
+        <w:t>приложения</w:t>
+      </w:r>
+      <w:proofErr w:type="spellEnd"/>
+      <w:r>
+        <w:rPr>
+          <w:color w:val="000000"/>
+          <w:sz w:val="22"/>
+          <w:szCs w:val="22"/>
+          <w:lang w:val="en-150" w:eastAsia="en-150"/>
+        </w:rPr>
+        <w:t>.</w:t>
       </w:r>
     </w:p>
     <w:p>
@@ -1271,7 +2943,103 @@
           <w:szCs w:val="22"/>
           <w:lang w:val="en-150" w:eastAsia="en-150"/>
         </w:rPr>
-        <w:t>2 Проектирование и разработка базы данных </w:t>
+        <w:t xml:space="preserve">2 </w:t>
+      </w:r>
+      <w:proofErr w:type="spellStart"/>
+      <w:r>
+        <w:rPr>
+          <w:b/>
+          <w:bCs/>
+          <w:color w:val="000000"/>
+          <w:sz w:val="22"/>
+          <w:szCs w:val="22"/>
+          <w:lang w:val="en-150" w:eastAsia="en-150"/>
+        </w:rPr>
+        <w:t>Проектирование</w:t>
+      </w:r>
+      <w:proofErr w:type="spellEnd"/>
+      <w:r>
+        <w:rPr>
+          <w:b/>
+          <w:bCs/>
+          <w:color w:val="000000"/>
+          <w:sz w:val="22"/>
+          <w:szCs w:val="22"/>
+          <w:lang w:val="en-150" w:eastAsia="en-150"/>
+        </w:rPr>
+        <w:t xml:space="preserve"> и </w:t>
+      </w:r>
+      <w:proofErr w:type="spellStart"/>
+      <w:r>
+        <w:rPr>
+          <w:b/>
+          <w:bCs/>
+          <w:color w:val="000000"/>
+          <w:sz w:val="22"/>
+          <w:szCs w:val="22"/>
+          <w:lang w:val="en-150" w:eastAsia="en-150"/>
+        </w:rPr>
+        <w:t>разработка</w:t>
+      </w:r>
+      <w:proofErr w:type="spellEnd"/>
+      <w:r>
+        <w:rPr>
+          <w:b/>
+          <w:bCs/>
+          <w:color w:val="000000"/>
+          <w:sz w:val="22"/>
+          <w:szCs w:val="22"/>
+          <w:lang w:val="en-150" w:eastAsia="en-150"/>
+        </w:rPr>
+        <w:t xml:space="preserve"> </w:t>
+      </w:r>
+      <w:proofErr w:type="spellStart"/>
+      <w:r>
+        <w:rPr>
+          <w:b/>
+          <w:bCs/>
+          <w:color w:val="000000"/>
+          <w:sz w:val="22"/>
+          <w:szCs w:val="22"/>
+          <w:lang w:val="en-150" w:eastAsia="en-150"/>
+        </w:rPr>
+        <w:t>базы</w:t>
+      </w:r>
+      <w:proofErr w:type="spellEnd"/>
+      <w:r>
+        <w:rPr>
+          <w:b/>
+          <w:bCs/>
+          <w:color w:val="000000"/>
+          <w:sz w:val="22"/>
+          <w:szCs w:val="22"/>
+          <w:lang w:val="en-150" w:eastAsia="en-150"/>
+        </w:rPr>
+        <w:t xml:space="preserve"> </w:t>
+      </w:r>
+      <w:proofErr w:type="spellStart"/>
+      <w:r>
+        <w:rPr>
+          <w:b/>
+          <w:bCs/>
+          <w:color w:val="000000"/>
+          <w:sz w:val="22"/>
+          <w:szCs w:val="22"/>
+          <w:lang w:val="en-150" w:eastAsia="en-150"/>
+        </w:rPr>
+        <w:t>данных</w:t>
+      </w:r>
+      <w:proofErr w:type="spellEnd"/>
+      <w:r>
+        <w:rPr>
+          <w:b/>
+          <w:bCs/>
+          <w:color w:val="000000"/>
+          <w:sz w:val="22"/>
+          <w:szCs w:val="22"/>
+          <w:lang w:val="en-150" w:eastAsia="en-150"/>
+        </w:rPr>
+        <w:t> </w:t>
       </w:r>
     </w:p>
     <w:p>
@@ -1294,7 +3062,127 @@
           <w:szCs w:val="22"/>
           <w:lang w:val="en-150" w:eastAsia="en-150"/>
         </w:rPr>
-        <w:t>2.1 Разработка ER-диаграммы на основе сырых данных.</w:t>
+        <w:t xml:space="preserve">2.1 </w:t>
+      </w:r>
+      <w:proofErr w:type="spellStart"/>
+      <w:r>
+        <w:rPr>
+          <w:color w:val="000000"/>
+          <w:sz w:val="22"/>
+          <w:szCs w:val="22"/>
+          <w:lang w:val="en-150" w:eastAsia="en-150"/>
+        </w:rPr>
+        <w:t>Разработка</w:t>
+      </w:r>
+      <w:proofErr w:type="spellEnd"/>
+      <w:r>
+        <w:rPr>
+          <w:color w:val="000000"/>
+          <w:sz w:val="22"/>
+          <w:szCs w:val="22"/>
+          <w:lang w:val="en-150" w:eastAsia="en-150"/>
+        </w:rPr>
+        <w:t xml:space="preserve"> ER-</w:t>
+      </w:r>
+      <w:proofErr w:type="spellStart"/>
+      <w:r>
+        <w:rPr>
+          <w:color w:val="000000"/>
+          <w:sz w:val="22"/>
+          <w:szCs w:val="22"/>
+          <w:lang w:val="en-150" w:eastAsia="en-150"/>
+        </w:rPr>
+        <w:t>диаграммы</w:t>
+      </w:r>
+      <w:proofErr w:type="spellEnd"/>
+      <w:r>
+        <w:rPr>
+          <w:color w:val="000000"/>
+          <w:sz w:val="22"/>
+          <w:szCs w:val="22"/>
+          <w:lang w:val="en-150" w:eastAsia="en-150"/>
+        </w:rPr>
+        <w:t xml:space="preserve"> </w:t>
+      </w:r>
+      <w:proofErr w:type="spellStart"/>
+      <w:r>
+        <w:rPr>
+          <w:color w:val="000000"/>
+          <w:sz w:val="22"/>
+          <w:szCs w:val="22"/>
+          <w:lang w:val="en-150" w:eastAsia="en-150"/>
+        </w:rPr>
+        <w:t>на</w:t>
+      </w:r>
+      <w:proofErr w:type="spellEnd"/>
+      <w:r>
+        <w:rPr>
+          <w:color w:val="000000"/>
+          <w:sz w:val="22"/>
+          <w:szCs w:val="22"/>
+          <w:lang w:val="en-150" w:eastAsia="en-150"/>
+        </w:rPr>
+        <w:t xml:space="preserve"> </w:t>
+      </w:r>
+      <w:proofErr w:type="spellStart"/>
+      <w:r>
+        <w:rPr>
+          <w:color w:val="000000"/>
+          <w:sz w:val="22"/>
+          <w:szCs w:val="22"/>
+          <w:lang w:val="en-150" w:eastAsia="en-150"/>
+        </w:rPr>
+        <w:t>основе</w:t>
+      </w:r>
+      <w:proofErr w:type="spellEnd"/>
+      <w:r>
+        <w:rPr>
+          <w:color w:val="000000"/>
+          <w:sz w:val="22"/>
+          <w:szCs w:val="22"/>
+          <w:lang w:val="en-150" w:eastAsia="en-150"/>
+        </w:rPr>
+        <w:t xml:space="preserve"> </w:t>
+      </w:r>
+      <w:proofErr w:type="spellStart"/>
+      <w:r>
+        <w:rPr>
+          <w:color w:val="000000"/>
+          <w:sz w:val="22"/>
+          <w:szCs w:val="22"/>
+          <w:lang w:val="en-150" w:eastAsia="en-150"/>
+        </w:rPr>
+        <w:t>сырых</w:t>
+      </w:r>
+      <w:proofErr w:type="spellEnd"/>
+      <w:r>
+        <w:rPr>
+          <w:color w:val="000000"/>
+          <w:sz w:val="22"/>
+          <w:szCs w:val="22"/>
+          <w:lang w:val="en-150" w:eastAsia="en-150"/>
+        </w:rPr>
+        <w:t xml:space="preserve"> </w:t>
+      </w:r>
+      <w:proofErr w:type="spellStart"/>
+      <w:r>
+        <w:rPr>
+          <w:color w:val="000000"/>
+          <w:sz w:val="22"/>
+          <w:szCs w:val="22"/>
+          <w:lang w:val="en-150" w:eastAsia="en-150"/>
+        </w:rPr>
+        <w:t>данных</w:t>
+      </w:r>
+      <w:proofErr w:type="spellEnd"/>
+      <w:r>
+        <w:rPr>
+          <w:color w:val="000000"/>
+          <w:sz w:val="22"/>
+          <w:szCs w:val="22"/>
+          <w:lang w:val="en-150" w:eastAsia="en-150"/>
+        </w:rPr>
+        <w:t>.</w:t>
       </w:r>
     </w:p>
     <w:p>
@@ -1317,7 +3205,107 @@
           <w:szCs w:val="22"/>
           <w:lang w:val="en-150" w:eastAsia="en-150"/>
         </w:rPr>
-        <w:t>2.2 Разработка физической модели базы данных в MS SQL Server.</w:t>
+        <w:t xml:space="preserve">2.2 </w:t>
+      </w:r>
+      <w:proofErr w:type="spellStart"/>
+      <w:r>
+        <w:rPr>
+          <w:color w:val="000000"/>
+          <w:sz w:val="22"/>
+          <w:szCs w:val="22"/>
+          <w:lang w:val="en-150" w:eastAsia="en-150"/>
+        </w:rPr>
+        <w:t>Разработка</w:t>
+      </w:r>
+      <w:proofErr w:type="spellEnd"/>
+      <w:r>
+        <w:rPr>
+          <w:color w:val="000000"/>
+          <w:sz w:val="22"/>
+          <w:szCs w:val="22"/>
+          <w:lang w:val="en-150" w:eastAsia="en-150"/>
+        </w:rPr>
+        <w:t xml:space="preserve"> </w:t>
+      </w:r>
+      <w:proofErr w:type="spellStart"/>
+      <w:r>
+        <w:rPr>
+          <w:color w:val="000000"/>
+          <w:sz w:val="22"/>
+          <w:szCs w:val="22"/>
+          <w:lang w:val="en-150" w:eastAsia="en-150"/>
+        </w:rPr>
+        <w:t>физической</w:t>
+      </w:r>
+      <w:proofErr w:type="spellEnd"/>
+      <w:r>
+        <w:rPr>
+          <w:color w:val="000000"/>
+          <w:sz w:val="22"/>
+          <w:szCs w:val="22"/>
+          <w:lang w:val="en-150" w:eastAsia="en-150"/>
+        </w:rPr>
+        <w:t xml:space="preserve"> </w:t>
+      </w:r>
+      <w:proofErr w:type="spellStart"/>
+      <w:r>
+        <w:rPr>
+          <w:color w:val="000000"/>
+          <w:sz w:val="22"/>
+          <w:szCs w:val="22"/>
+          <w:lang w:val="en-150" w:eastAsia="en-150"/>
+        </w:rPr>
+        <w:t>модели</w:t>
+      </w:r>
+      <w:proofErr w:type="spellEnd"/>
+      <w:r>
+        <w:rPr>
+          <w:color w:val="000000"/>
+          <w:sz w:val="22"/>
+          <w:szCs w:val="22"/>
+          <w:lang w:val="en-150" w:eastAsia="en-150"/>
+        </w:rPr>
+        <w:t xml:space="preserve"> </w:t>
+      </w:r>
+      <w:proofErr w:type="spellStart"/>
+      <w:r>
+        <w:rPr>
+          <w:color w:val="000000"/>
+          <w:sz w:val="22"/>
+          <w:szCs w:val="22"/>
+          <w:lang w:val="en-150" w:eastAsia="en-150"/>
+        </w:rPr>
+        <w:t>базы</w:t>
+      </w:r>
+      <w:proofErr w:type="spellEnd"/>
+      <w:r>
+        <w:rPr>
+          <w:color w:val="000000"/>
+          <w:sz w:val="22"/>
+          <w:szCs w:val="22"/>
+          <w:lang w:val="en-150" w:eastAsia="en-150"/>
+        </w:rPr>
+        <w:t xml:space="preserve"> </w:t>
+      </w:r>
+      <w:proofErr w:type="spellStart"/>
+      <w:r>
+        <w:rPr>
+          <w:color w:val="000000"/>
+          <w:sz w:val="22"/>
+          <w:szCs w:val="22"/>
+          <w:lang w:val="en-150" w:eastAsia="en-150"/>
+        </w:rPr>
+        <w:t>данных</w:t>
+      </w:r>
+      <w:proofErr w:type="spellEnd"/>
+      <w:r>
+        <w:rPr>
+          <w:color w:val="000000"/>
+          <w:sz w:val="22"/>
+          <w:szCs w:val="22"/>
+          <w:lang w:val="en-150" w:eastAsia="en-150"/>
+        </w:rPr>
+        <w:t xml:space="preserve"> в MS SQL Server.</w:t>
       </w:r>
     </w:p>
     <w:p>
@@ -1340,7 +3328,87 @@
           <w:szCs w:val="22"/>
           <w:lang w:val="en-150" w:eastAsia="en-150"/>
         </w:rPr>
-        <w:t>2.3 Разработка и именование связей и ограничений.</w:t>
+        <w:t xml:space="preserve">2.3 </w:t>
+      </w:r>
+      <w:proofErr w:type="spellStart"/>
+      <w:r>
+        <w:rPr>
+          <w:color w:val="000000"/>
+          <w:sz w:val="22"/>
+          <w:szCs w:val="22"/>
+          <w:lang w:val="en-150" w:eastAsia="en-150"/>
+        </w:rPr>
+        <w:t>Разработка</w:t>
+      </w:r>
+      <w:proofErr w:type="spellEnd"/>
+      <w:r>
+        <w:rPr>
+          <w:color w:val="000000"/>
+          <w:sz w:val="22"/>
+          <w:szCs w:val="22"/>
+          <w:lang w:val="en-150" w:eastAsia="en-150"/>
+        </w:rPr>
+        <w:t xml:space="preserve"> и </w:t>
+      </w:r>
+      <w:proofErr w:type="spellStart"/>
+      <w:r>
+        <w:rPr>
+          <w:color w:val="000000"/>
+          <w:sz w:val="22"/>
+          <w:szCs w:val="22"/>
+          <w:lang w:val="en-150" w:eastAsia="en-150"/>
+        </w:rPr>
+        <w:t>именование</w:t>
+      </w:r>
+      <w:proofErr w:type="spellEnd"/>
+      <w:r>
+        <w:rPr>
+          <w:color w:val="000000"/>
+          <w:sz w:val="22"/>
+          <w:szCs w:val="22"/>
+          <w:lang w:val="en-150" w:eastAsia="en-150"/>
+        </w:rPr>
+        <w:t xml:space="preserve"> </w:t>
+      </w:r>
+      <w:proofErr w:type="spellStart"/>
+      <w:r>
+        <w:rPr>
+          <w:color w:val="000000"/>
+          <w:sz w:val="22"/>
+          <w:szCs w:val="22"/>
+          <w:lang w:val="en-150" w:eastAsia="en-150"/>
+        </w:rPr>
+        <w:t>связей</w:t>
+      </w:r>
+      <w:proofErr w:type="spellEnd"/>
+      <w:r>
+        <w:rPr>
+          <w:color w:val="000000"/>
+          <w:sz w:val="22"/>
+          <w:szCs w:val="22"/>
+          <w:lang w:val="en-150" w:eastAsia="en-150"/>
+        </w:rPr>
+        <w:t xml:space="preserve"> и </w:t>
+      </w:r>
+      <w:proofErr w:type="spellStart"/>
+      <w:r>
+        <w:rPr>
+          <w:color w:val="000000"/>
+          <w:sz w:val="22"/>
+          <w:szCs w:val="22"/>
+          <w:lang w:val="en-150" w:eastAsia="en-150"/>
+        </w:rPr>
+        <w:t>ограничений</w:t>
+      </w:r>
+      <w:proofErr w:type="spellEnd"/>
+      <w:r>
+        <w:rPr>
+          <w:color w:val="000000"/>
+          <w:sz w:val="22"/>
+          <w:szCs w:val="22"/>
+          <w:lang w:val="en-150" w:eastAsia="en-150"/>
+        </w:rPr>
+        <w:t>.</w:t>
       </w:r>
     </w:p>
     <w:p>
@@ -1365,8 +3433,69 @@
           <w:szCs w:val="22"/>
           <w:lang w:val="en-150" w:eastAsia="en-150"/>
         </w:rPr>
-        <w:t>3 Проектирование и разработка приложения</w:t>
-      </w:r>
+        <w:t xml:space="preserve">3 </w:t>
+      </w:r>
+      <w:proofErr w:type="spellStart"/>
+      <w:r>
+        <w:rPr>
+          <w:b/>
+          <w:bCs/>
+          <w:color w:val="000000"/>
+          <w:sz w:val="22"/>
+          <w:szCs w:val="22"/>
+          <w:lang w:val="en-150" w:eastAsia="en-150"/>
+        </w:rPr>
+        <w:t>Проектирование</w:t>
+      </w:r>
+      <w:proofErr w:type="spellEnd"/>
+      <w:r>
+        <w:rPr>
+          <w:b/>
+          <w:bCs/>
+          <w:color w:val="000000"/>
+          <w:sz w:val="22"/>
+          <w:szCs w:val="22"/>
+          <w:lang w:val="en-150" w:eastAsia="en-150"/>
+        </w:rPr>
+        <w:t xml:space="preserve"> и </w:t>
+      </w:r>
+      <w:proofErr w:type="spellStart"/>
+      <w:r>
+        <w:rPr>
+          <w:b/>
+          <w:bCs/>
+          <w:color w:val="000000"/>
+          <w:sz w:val="22"/>
+          <w:szCs w:val="22"/>
+          <w:lang w:val="en-150" w:eastAsia="en-150"/>
+        </w:rPr>
+        <w:t>разработка</w:t>
+      </w:r>
+      <w:proofErr w:type="spellEnd"/>
+      <w:r>
+        <w:rPr>
+          <w:b/>
+          <w:bCs/>
+          <w:color w:val="000000"/>
+          <w:sz w:val="22"/>
+          <w:szCs w:val="22"/>
+          <w:lang w:val="en-150" w:eastAsia="en-150"/>
+        </w:rPr>
+        <w:t xml:space="preserve"> </w:t>
+      </w:r>
+      <w:proofErr w:type="spellStart"/>
+      <w:r>
+        <w:rPr>
+          <w:b/>
+          <w:bCs/>
+          <w:color w:val="000000"/>
+          <w:sz w:val="22"/>
+          <w:szCs w:val="22"/>
+          <w:lang w:val="en-150" w:eastAsia="en-150"/>
+        </w:rPr>
+        <w:t>приложения</w:t>
+      </w:r>
+      <w:proofErr w:type="spellEnd"/>
     </w:p>
     <w:p>
       <w:pPr>
@@ -1388,7 +3517,67 @@
           <w:szCs w:val="22"/>
           <w:lang w:val="en-150" w:eastAsia="en-150"/>
         </w:rPr>
-        <w:t>3.1 Разработка прототипа приложения.</w:t>
+        <w:t xml:space="preserve">3.1 </w:t>
+      </w:r>
+      <w:proofErr w:type="spellStart"/>
+      <w:r>
+        <w:rPr>
+          <w:color w:val="000000"/>
+          <w:sz w:val="22"/>
+          <w:szCs w:val="22"/>
+          <w:lang w:val="en-150" w:eastAsia="en-150"/>
+        </w:rPr>
+        <w:t>Разработка</w:t>
+      </w:r>
+      <w:proofErr w:type="spellEnd"/>
+      <w:r>
+        <w:rPr>
+          <w:color w:val="000000"/>
+          <w:sz w:val="22"/>
+          <w:szCs w:val="22"/>
+          <w:lang w:val="en-150" w:eastAsia="en-150"/>
+        </w:rPr>
+        <w:t xml:space="preserve"> </w:t>
+      </w:r>
+      <w:proofErr w:type="spellStart"/>
+      <w:r>
+        <w:rPr>
+          <w:color w:val="000000"/>
+          <w:sz w:val="22"/>
+          <w:szCs w:val="22"/>
+          <w:lang w:val="en-150" w:eastAsia="en-150"/>
+        </w:rPr>
+        <w:t>прототипа</w:t>
+      </w:r>
+      <w:proofErr w:type="spellEnd"/>
+      <w:r>
+        <w:rPr>
+          <w:color w:val="000000"/>
+          <w:sz w:val="22"/>
+          <w:szCs w:val="22"/>
+          <w:lang w:val="en-150" w:eastAsia="en-150"/>
+        </w:rPr>
+        <w:t xml:space="preserve"> </w:t>
+      </w:r>
+      <w:proofErr w:type="spellStart"/>
+      <w:r>
+        <w:rPr>
+          <w:color w:val="000000"/>
+          <w:sz w:val="22"/>
+          <w:szCs w:val="22"/>
+          <w:lang w:val="en-150" w:eastAsia="en-150"/>
+        </w:rPr>
+        <w:t>приложения</w:t>
+      </w:r>
+      <w:proofErr w:type="spellEnd"/>
+      <w:r>
+        <w:rPr>
+          <w:color w:val="000000"/>
+          <w:sz w:val="22"/>
+          <w:szCs w:val="22"/>
+          <w:lang w:val="en-150" w:eastAsia="en-150"/>
+        </w:rPr>
+        <w:t>.</w:t>
       </w:r>
     </w:p>
     <w:p>
@@ -1411,7 +3600,67 @@
           <w:szCs w:val="22"/>
           <w:lang w:val="en-150" w:eastAsia="en-150"/>
         </w:rPr>
-        <w:t>3.2 Разработка описания проекта в GitHub.</w:t>
+        <w:t xml:space="preserve">3.2 </w:t>
+      </w:r>
+      <w:proofErr w:type="spellStart"/>
+      <w:r>
+        <w:rPr>
+          <w:color w:val="000000"/>
+          <w:sz w:val="22"/>
+          <w:szCs w:val="22"/>
+          <w:lang w:val="en-150" w:eastAsia="en-150"/>
+        </w:rPr>
+        <w:t>Разработка</w:t>
+      </w:r>
+      <w:proofErr w:type="spellEnd"/>
+      <w:r>
+        <w:rPr>
+          <w:color w:val="000000"/>
+          <w:sz w:val="22"/>
+          <w:szCs w:val="22"/>
+          <w:lang w:val="en-150" w:eastAsia="en-150"/>
+        </w:rPr>
+        <w:t xml:space="preserve"> </w:t>
+      </w:r>
+      <w:proofErr w:type="spellStart"/>
+      <w:r>
+        <w:rPr>
+          <w:color w:val="000000"/>
+          <w:sz w:val="22"/>
+          <w:szCs w:val="22"/>
+          <w:lang w:val="en-150" w:eastAsia="en-150"/>
+        </w:rPr>
+        <w:t>описания</w:t>
+      </w:r>
+      <w:proofErr w:type="spellEnd"/>
+      <w:r>
+        <w:rPr>
+          <w:color w:val="000000"/>
+          <w:sz w:val="22"/>
+          <w:szCs w:val="22"/>
+          <w:lang w:val="en-150" w:eastAsia="en-150"/>
+        </w:rPr>
+        <w:t xml:space="preserve"> </w:t>
+      </w:r>
+      <w:proofErr w:type="spellStart"/>
+      <w:r>
+        <w:rPr>
+          <w:color w:val="000000"/>
+          <w:sz w:val="22"/>
+          <w:szCs w:val="22"/>
+          <w:lang w:val="en-150" w:eastAsia="en-150"/>
+        </w:rPr>
+        <w:t>проекта</w:t>
+      </w:r>
+      <w:proofErr w:type="spellEnd"/>
+      <w:r>
+        <w:rPr>
+          <w:color w:val="000000"/>
+          <w:sz w:val="22"/>
+          <w:szCs w:val="22"/>
+          <w:lang w:val="en-150" w:eastAsia="en-150"/>
+        </w:rPr>
+        <w:t xml:space="preserve"> в GitHub.</w:t>
       </w:r>
     </w:p>
     <w:p>
@@ -1427,6 +3676,7 @@
           <w:lang w:val="en-150" w:eastAsia="en-150"/>
         </w:rPr>
       </w:pPr>
+      <w:proofErr w:type="spellStart"/>
       <w:r>
         <w:rPr>
           <w:b/>
@@ -1438,6 +3688,7 @@
         </w:rPr>
         <w:t>Заключение</w:t>
       </w:r>
+      <w:proofErr w:type="spellEnd"/>
     </w:p>
     <w:p>
       <w:pPr>
@@ -1451,6 +3702,7 @@
           <w:lang w:val="en-150" w:eastAsia="en-150"/>
         </w:rPr>
       </w:pPr>
+      <w:proofErr w:type="spellStart"/>
       <w:r>
         <w:rPr>
           <w:b/>
@@ -1462,6 +3714,7 @@
         </w:rPr>
         <w:t>Литература</w:t>
       </w:r>
+      <w:proofErr w:type="spellEnd"/>
     </w:p>
     <w:p>
       <w:pPr>
@@ -1516,14 +3769,105 @@
           <w:lang w:val="en-150" w:eastAsia="en-150"/>
         </w:rPr>
       </w:pPr>
-      <w:r>
-        <w:rPr>
-          <w:color w:val="000000"/>
-          <w:sz w:val="22"/>
-          <w:szCs w:val="22"/>
-          <w:lang w:val="en-150" w:eastAsia="en-150"/>
-        </w:rPr>
-        <w:t>Рассмотрено на заседании ЦК № 5 «Информационные технологии»</w:t>
+      <w:proofErr w:type="spellStart"/>
+      <w:r>
+        <w:rPr>
+          <w:color w:val="000000"/>
+          <w:sz w:val="22"/>
+          <w:szCs w:val="22"/>
+          <w:lang w:val="en-150" w:eastAsia="en-150"/>
+        </w:rPr>
+        <w:t>Рассмотрено</w:t>
+      </w:r>
+      <w:proofErr w:type="spellEnd"/>
+      <w:r>
+        <w:rPr>
+          <w:color w:val="000000"/>
+          <w:sz w:val="22"/>
+          <w:szCs w:val="22"/>
+          <w:lang w:val="en-150" w:eastAsia="en-150"/>
+        </w:rPr>
+        <w:t xml:space="preserve"> </w:t>
+      </w:r>
+      <w:proofErr w:type="spellStart"/>
+      <w:r>
+        <w:rPr>
+          <w:color w:val="000000"/>
+          <w:sz w:val="22"/>
+          <w:szCs w:val="22"/>
+          <w:lang w:val="en-150" w:eastAsia="en-150"/>
+        </w:rPr>
+        <w:t>на</w:t>
+      </w:r>
+      <w:proofErr w:type="spellEnd"/>
+      <w:r>
+        <w:rPr>
+          <w:color w:val="000000"/>
+          <w:sz w:val="22"/>
+          <w:szCs w:val="22"/>
+          <w:lang w:val="en-150" w:eastAsia="en-150"/>
+        </w:rPr>
+        <w:t xml:space="preserve"> </w:t>
+      </w:r>
+      <w:proofErr w:type="spellStart"/>
+      <w:r>
+        <w:rPr>
+          <w:color w:val="000000"/>
+          <w:sz w:val="22"/>
+          <w:szCs w:val="22"/>
+          <w:lang w:val="en-150" w:eastAsia="en-150"/>
+        </w:rPr>
+        <w:t>заседании</w:t>
+      </w:r>
+      <w:proofErr w:type="spellEnd"/>
+      <w:r>
+        <w:rPr>
+          <w:color w:val="000000"/>
+          <w:sz w:val="22"/>
+          <w:szCs w:val="22"/>
+          <w:lang w:val="en-150" w:eastAsia="en-150"/>
+        </w:rPr>
+        <w:t xml:space="preserve"> ЦК № 5 «</w:t>
+      </w:r>
+      <w:proofErr w:type="spellStart"/>
+      <w:r>
+        <w:rPr>
+          <w:color w:val="000000"/>
+          <w:sz w:val="22"/>
+          <w:szCs w:val="22"/>
+          <w:lang w:val="en-150" w:eastAsia="en-150"/>
+        </w:rPr>
+        <w:t>Информационные</w:t>
+      </w:r>
+      <w:proofErr w:type="spellEnd"/>
+      <w:r>
+        <w:rPr>
+          <w:color w:val="000000"/>
+          <w:sz w:val="22"/>
+          <w:szCs w:val="22"/>
+          <w:lang w:val="en-150" w:eastAsia="en-150"/>
+        </w:rPr>
+        <w:t xml:space="preserve"> </w:t>
+      </w:r>
+      <w:proofErr w:type="spellStart"/>
+      <w:r>
+        <w:rPr>
+          <w:color w:val="000000"/>
+          <w:sz w:val="22"/>
+          <w:szCs w:val="22"/>
+          <w:lang w:val="en-150" w:eastAsia="en-150"/>
+        </w:rPr>
+        <w:t>технологии</w:t>
+      </w:r>
+      <w:proofErr w:type="spellEnd"/>
+      <w:r>
+        <w:rPr>
+          <w:color w:val="000000"/>
+          <w:sz w:val="22"/>
+          <w:szCs w:val="22"/>
+          <w:lang w:val="en-150" w:eastAsia="en-150"/>
+        </w:rPr>
+        <w:t>»</w:t>
       </w:r>
     </w:p>
     <w:p>
@@ -1538,15 +3882,77 @@
           <w:lang w:val="en-150" w:eastAsia="en-150"/>
         </w:rPr>
       </w:pPr>
-      <w:r>
-        <w:rPr>
-          <w:color w:val="000000"/>
-          <w:sz w:val="22"/>
-          <w:szCs w:val="22"/>
-          <w:lang w:val="en-150" w:eastAsia="en-150"/>
-        </w:rPr>
-        <w:t>протокол № 5 от «10» декабря 2025 года</w:t>
-      </w:r>
+      <w:proofErr w:type="spellStart"/>
+      <w:r>
+        <w:rPr>
+          <w:color w:val="000000"/>
+          <w:sz w:val="22"/>
+          <w:szCs w:val="22"/>
+          <w:lang w:val="en-150" w:eastAsia="en-150"/>
+        </w:rPr>
+        <w:t>протокол</w:t>
+      </w:r>
+      <w:proofErr w:type="spellEnd"/>
+      <w:r>
+        <w:rPr>
+          <w:color w:val="000000"/>
+          <w:sz w:val="22"/>
+          <w:szCs w:val="22"/>
+          <w:lang w:val="en-150" w:eastAsia="en-150"/>
+        </w:rPr>
+        <w:t xml:space="preserve"> № 5 </w:t>
+      </w:r>
+      <w:proofErr w:type="spellStart"/>
+      <w:r>
+        <w:rPr>
+          <w:color w:val="000000"/>
+          <w:sz w:val="22"/>
+          <w:szCs w:val="22"/>
+          <w:lang w:val="en-150" w:eastAsia="en-150"/>
+        </w:rPr>
+        <w:t>от</w:t>
+      </w:r>
+      <w:proofErr w:type="spellEnd"/>
+      <w:r>
+        <w:rPr>
+          <w:color w:val="000000"/>
+          <w:sz w:val="22"/>
+          <w:szCs w:val="22"/>
+          <w:lang w:val="en-150" w:eastAsia="en-150"/>
+        </w:rPr>
+        <w:t xml:space="preserve"> «10» </w:t>
+      </w:r>
+      <w:proofErr w:type="spellStart"/>
+      <w:r>
+        <w:rPr>
+          <w:color w:val="000000"/>
+          <w:sz w:val="22"/>
+          <w:szCs w:val="22"/>
+          <w:lang w:val="en-150" w:eastAsia="en-150"/>
+        </w:rPr>
+        <w:t>декабря</w:t>
+      </w:r>
+      <w:proofErr w:type="spellEnd"/>
+      <w:r>
+        <w:rPr>
+          <w:color w:val="000000"/>
+          <w:sz w:val="22"/>
+          <w:szCs w:val="22"/>
+          <w:lang w:val="en-150" w:eastAsia="en-150"/>
+        </w:rPr>
+        <w:t xml:space="preserve"> 2025 </w:t>
+      </w:r>
+      <w:proofErr w:type="spellStart"/>
+      <w:r>
+        <w:rPr>
+          <w:color w:val="000000"/>
+          <w:sz w:val="22"/>
+          <w:szCs w:val="22"/>
+          <w:lang w:val="en-150" w:eastAsia="en-150"/>
+        </w:rPr>
+        <w:t>года</w:t>
+      </w:r>
+      <w:proofErr w:type="spellEnd"/>
     </w:p>
     <w:p>
       <w:pPr>
@@ -1560,15 +3966,77 @@
           <w:lang w:val="en-150" w:eastAsia="en-150"/>
         </w:rPr>
       </w:pPr>
-      <w:r>
-        <w:rPr>
-          <w:color w:val="000000"/>
-          <w:sz w:val="22"/>
-          <w:szCs w:val="22"/>
-          <w:lang w:val="en-150" w:eastAsia="en-150"/>
-        </w:rPr>
-        <w:t>Дата выдачи задания «___» ___ 2026 года</w:t>
-      </w:r>
+      <w:proofErr w:type="spellStart"/>
+      <w:r>
+        <w:rPr>
+          <w:color w:val="000000"/>
+          <w:sz w:val="22"/>
+          <w:szCs w:val="22"/>
+          <w:lang w:val="en-150" w:eastAsia="en-150"/>
+        </w:rPr>
+        <w:t>Дата</w:t>
+      </w:r>
+      <w:proofErr w:type="spellEnd"/>
+      <w:r>
+        <w:rPr>
+          <w:color w:val="000000"/>
+          <w:sz w:val="22"/>
+          <w:szCs w:val="22"/>
+          <w:lang w:val="en-150" w:eastAsia="en-150"/>
+        </w:rPr>
+        <w:t xml:space="preserve"> </w:t>
+      </w:r>
+      <w:proofErr w:type="spellStart"/>
+      <w:r>
+        <w:rPr>
+          <w:color w:val="000000"/>
+          <w:sz w:val="22"/>
+          <w:szCs w:val="22"/>
+          <w:lang w:val="en-150" w:eastAsia="en-150"/>
+        </w:rPr>
+        <w:t>выдачи</w:t>
+      </w:r>
+      <w:proofErr w:type="spellEnd"/>
+      <w:r>
+        <w:rPr>
+          <w:color w:val="000000"/>
+          <w:sz w:val="22"/>
+          <w:szCs w:val="22"/>
+          <w:lang w:val="en-150" w:eastAsia="en-150"/>
+        </w:rPr>
+        <w:t xml:space="preserve"> </w:t>
+      </w:r>
+      <w:proofErr w:type="spellStart"/>
+      <w:r>
+        <w:rPr>
+          <w:color w:val="000000"/>
+          <w:sz w:val="22"/>
+          <w:szCs w:val="22"/>
+          <w:lang w:val="en-150" w:eastAsia="en-150"/>
+        </w:rPr>
+        <w:t>задания</w:t>
+      </w:r>
+      <w:proofErr w:type="spellEnd"/>
+      <w:r>
+        <w:rPr>
+          <w:color w:val="000000"/>
+          <w:sz w:val="22"/>
+          <w:szCs w:val="22"/>
+          <w:lang w:val="en-150" w:eastAsia="en-150"/>
+        </w:rPr>
+        <w:t xml:space="preserve"> «___» ___ 2026 </w:t>
+      </w:r>
+      <w:proofErr w:type="spellStart"/>
+      <w:r>
+        <w:rPr>
+          <w:color w:val="000000"/>
+          <w:sz w:val="22"/>
+          <w:szCs w:val="22"/>
+          <w:lang w:val="en-150" w:eastAsia="en-150"/>
+        </w:rPr>
+        <w:t>года</w:t>
+      </w:r>
+      <w:proofErr w:type="spellEnd"/>
     </w:p>
     <w:p>
       <w:pPr>
@@ -1582,15 +4050,97 @@
           <w:lang w:val="en-150" w:eastAsia="en-150"/>
         </w:rPr>
       </w:pPr>
-      <w:r>
-        <w:rPr>
-          <w:color w:val="000000"/>
-          <w:sz w:val="22"/>
-          <w:szCs w:val="22"/>
-          <w:lang w:val="en-150" w:eastAsia="en-150"/>
-        </w:rPr>
-        <w:t>Дата сдачи выполненного проекта «___» _______ 2026 года</w:t>
-      </w:r>
+      <w:proofErr w:type="spellStart"/>
+      <w:r>
+        <w:rPr>
+          <w:color w:val="000000"/>
+          <w:sz w:val="22"/>
+          <w:szCs w:val="22"/>
+          <w:lang w:val="en-150" w:eastAsia="en-150"/>
+        </w:rPr>
+        <w:t>Дата</w:t>
+      </w:r>
+      <w:proofErr w:type="spellEnd"/>
+      <w:r>
+        <w:rPr>
+          <w:color w:val="000000"/>
+          <w:sz w:val="22"/>
+          <w:szCs w:val="22"/>
+          <w:lang w:val="en-150" w:eastAsia="en-150"/>
+        </w:rPr>
+        <w:t xml:space="preserve"> </w:t>
+      </w:r>
+      <w:proofErr w:type="spellStart"/>
+      <w:r>
+        <w:rPr>
+          <w:color w:val="000000"/>
+          <w:sz w:val="22"/>
+          <w:szCs w:val="22"/>
+          <w:lang w:val="en-150" w:eastAsia="en-150"/>
+        </w:rPr>
+        <w:t>сдачи</w:t>
+      </w:r>
+      <w:proofErr w:type="spellEnd"/>
+      <w:r>
+        <w:rPr>
+          <w:color w:val="000000"/>
+          <w:sz w:val="22"/>
+          <w:szCs w:val="22"/>
+          <w:lang w:val="en-150" w:eastAsia="en-150"/>
+        </w:rPr>
+        <w:t xml:space="preserve"> </w:t>
+      </w:r>
+      <w:proofErr w:type="spellStart"/>
+      <w:r>
+        <w:rPr>
+          <w:color w:val="000000"/>
+          <w:sz w:val="22"/>
+          <w:szCs w:val="22"/>
+          <w:lang w:val="en-150" w:eastAsia="en-150"/>
+        </w:rPr>
+        <w:t>выполненного</w:t>
+      </w:r>
+      <w:proofErr w:type="spellEnd"/>
+      <w:r>
+        <w:rPr>
+          <w:color w:val="000000"/>
+          <w:sz w:val="22"/>
+          <w:szCs w:val="22"/>
+          <w:lang w:val="en-150" w:eastAsia="en-150"/>
+        </w:rPr>
+        <w:t xml:space="preserve"> </w:t>
+      </w:r>
+      <w:proofErr w:type="spellStart"/>
+      <w:r>
+        <w:rPr>
+          <w:color w:val="000000"/>
+          <w:sz w:val="22"/>
+          <w:szCs w:val="22"/>
+          <w:lang w:val="en-150" w:eastAsia="en-150"/>
+        </w:rPr>
+        <w:t>проекта</w:t>
+      </w:r>
+      <w:proofErr w:type="spellEnd"/>
+      <w:r>
+        <w:rPr>
+          <w:color w:val="000000"/>
+          <w:sz w:val="22"/>
+          <w:szCs w:val="22"/>
+          <w:lang w:val="en-150" w:eastAsia="en-150"/>
+        </w:rPr>
+        <w:t xml:space="preserve"> «___» _______ 2026 </w:t>
+      </w:r>
+      <w:proofErr w:type="spellStart"/>
+      <w:r>
+        <w:rPr>
+          <w:color w:val="000000"/>
+          <w:sz w:val="22"/>
+          <w:szCs w:val="22"/>
+          <w:lang w:val="en-150" w:eastAsia="en-150"/>
+        </w:rPr>
+        <w:t>года</w:t>
+      </w:r>
+      <w:proofErr w:type="spellEnd"/>
     </w:p>
     <w:p>
       <w:pPr>
@@ -1604,14 +4154,45 @@
           <w:lang w:val="en-150" w:eastAsia="en-150"/>
         </w:rPr>
       </w:pPr>
-      <w:r>
-        <w:rPr>
-          <w:color w:val="000000"/>
-          <w:sz w:val="22"/>
-          <w:szCs w:val="22"/>
-          <w:lang w:val="en-150" w:eastAsia="en-150"/>
-        </w:rPr>
-        <w:t>Руководитель КП ________________________________________ / Кошкин В.А. /</w:t>
+      <w:proofErr w:type="spellStart"/>
+      <w:r>
+        <w:rPr>
+          <w:color w:val="000000"/>
+          <w:sz w:val="22"/>
+          <w:szCs w:val="22"/>
+          <w:lang w:val="en-150" w:eastAsia="en-150"/>
+        </w:rPr>
+        <w:t>Руководитель</w:t>
+      </w:r>
+      <w:proofErr w:type="spellEnd"/>
+      <w:r>
+        <w:rPr>
+          <w:color w:val="000000"/>
+          <w:sz w:val="22"/>
+          <w:szCs w:val="22"/>
+          <w:lang w:val="en-150" w:eastAsia="en-150"/>
+        </w:rPr>
+        <w:t xml:space="preserve"> КП ________________________________________ / </w:t>
+      </w:r>
+      <w:proofErr w:type="spellStart"/>
+      <w:r>
+        <w:rPr>
+          <w:color w:val="000000"/>
+          <w:sz w:val="22"/>
+          <w:szCs w:val="22"/>
+          <w:lang w:val="en-150" w:eastAsia="en-150"/>
+        </w:rPr>
+        <w:t>Кошкин</w:t>
+      </w:r>
+      <w:proofErr w:type="spellEnd"/>
+      <w:r>
+        <w:rPr>
+          <w:color w:val="000000"/>
+          <w:sz w:val="22"/>
+          <w:szCs w:val="22"/>
+          <w:lang w:val="en-150" w:eastAsia="en-150"/>
+        </w:rPr>
+        <w:t xml:space="preserve"> В.А. /</w:t>
       </w:r>
     </w:p>
     <w:p>
@@ -1626,14 +4207,65 @@
           <w:lang w:val="en-150" w:eastAsia="en-150"/>
         </w:rPr>
       </w:pPr>
-      <w:r>
-        <w:rPr>
-          <w:color w:val="000000"/>
-          <w:sz w:val="22"/>
-          <w:szCs w:val="22"/>
-          <w:lang w:val="en-150" w:eastAsia="en-150"/>
-        </w:rPr>
-        <w:t>Подпись студента ________________________________________ / Кот А.И. /</w:t>
+      <w:proofErr w:type="spellStart"/>
+      <w:r>
+        <w:rPr>
+          <w:color w:val="000000"/>
+          <w:sz w:val="22"/>
+          <w:szCs w:val="22"/>
+          <w:lang w:val="en-150" w:eastAsia="en-150"/>
+        </w:rPr>
+        <w:t>Подпись</w:t>
+      </w:r>
+      <w:proofErr w:type="spellEnd"/>
+      <w:r>
+        <w:rPr>
+          <w:color w:val="000000"/>
+          <w:sz w:val="22"/>
+          <w:szCs w:val="22"/>
+          <w:lang w:val="en-150" w:eastAsia="en-150"/>
+        </w:rPr>
+        <w:t xml:space="preserve"> </w:t>
+      </w:r>
+      <w:proofErr w:type="spellStart"/>
+      <w:r>
+        <w:rPr>
+          <w:color w:val="000000"/>
+          <w:sz w:val="22"/>
+          <w:szCs w:val="22"/>
+          <w:lang w:val="en-150" w:eastAsia="en-150"/>
+        </w:rPr>
+        <w:t>студента</w:t>
+      </w:r>
+      <w:proofErr w:type="spellEnd"/>
+      <w:r>
+        <w:rPr>
+          <w:color w:val="000000"/>
+          <w:sz w:val="22"/>
+          <w:szCs w:val="22"/>
+          <w:lang w:val="en-150" w:eastAsia="en-150"/>
+        </w:rPr>
+        <w:t xml:space="preserve"> ________________________________________ / </w:t>
+      </w:r>
+      <w:proofErr w:type="spellStart"/>
+      <w:r>
+        <w:rPr>
+          <w:color w:val="000000"/>
+          <w:sz w:val="22"/>
+          <w:szCs w:val="22"/>
+          <w:lang w:val="en-150" w:eastAsia="en-150"/>
+        </w:rPr>
+        <w:t>Кот</w:t>
+      </w:r>
+      <w:proofErr w:type="spellEnd"/>
+      <w:r>
+        <w:rPr>
+          <w:color w:val="000000"/>
+          <w:sz w:val="22"/>
+          <w:szCs w:val="22"/>
+          <w:lang w:val="en-150" w:eastAsia="en-150"/>
+        </w:rPr>
+        <w:t xml:space="preserve"> А.И. /</w:t>
       </w:r>
     </w:p>
     <w:p>
@@ -2873,7 +5505,15 @@
         <w:pStyle w:val="affd"/>
       </w:pPr>
       <w:r>
-        <w:t>Целью данного курсового проекта является проектирование базы данных и разработка серверного REST API для системы «CollegeHub». Данная платформа призвана автоматизировать учет посещаемости с помощью технологии QR-кодов, что позволяет минимизировать человеческий фактор и ускорить процесс ведения отчетности.</w:t>
+        <w:t>Целью данного курсового проекта является проектирование базы данных и разработка серверного REST API для системы «</w:t>
+      </w:r>
+      <w:proofErr w:type="spellStart"/>
+      <w:r>
+        <w:t>CollegeHub</w:t>
+      </w:r>
+      <w:proofErr w:type="spellEnd"/>
+      <w:r>
+        <w:t>». Данная платформа призвана автоматизировать учет посещаемости с помощью технологии QR-кодов, что позволяет минимизировать человеческий фактор и ускорить процесс ведения отчетности.</w:t>
       </w:r>
     </w:p>
     <w:p>
@@ -3069,7 +5709,15 @@
         <w:t xml:space="preserve"> изображенная на рисунке 1</w:t>
       </w:r>
       <w:r>
-        <w:t xml:space="preserve"> описывает варианты использования системы основными акторами.</w:t>
+        <w:t xml:space="preserve"> описывает варианты использования системы основными </w:t>
+      </w:r>
+      <w:proofErr w:type="spellStart"/>
+      <w:r>
+        <w:t>акторами</w:t>
+      </w:r>
+      <w:proofErr w:type="spellEnd"/>
+      <w:r>
+        <w:t>.</w:t>
       </w:r>
     </w:p>
     <w:p>
@@ -3132,7 +5780,15 @@
         <w:pStyle w:val="affb"/>
       </w:pPr>
       <w:r>
-        <w:t>Рисунок 1 — Диаграмма вариантов использования (Use Case)</w:t>
+        <w:t>Рисунок 1 — Диаграмма вариантов использования (</w:t>
+      </w:r>
+      <w:proofErr w:type="spellStart"/>
+      <w:r>
+        <w:t>Use</w:t>
+      </w:r>
+      <w:proofErr w:type="spellEnd"/>
+      <w:r>
+        <w:t xml:space="preserve"> Case)</w:t>
       </w:r>
     </w:p>
     <w:p>
@@ -3167,9 +5823,9 @@
       </w:pPr>
       <w:r>
         <w:drawing>
-          <wp:inline distT="0" distB="0" distL="0" distR="0" wp14:anchorId="7FD39777" wp14:editId="3115E82E">
-            <wp:extent cx="5762625" cy="4178300"/>
-            <wp:effectExtent l="0" t="0" r="9525" b="0"/>
+          <wp:inline distT="0" distB="0" distL="0" distR="0" wp14:anchorId="7FD39777" wp14:editId="089856A2">
+            <wp:extent cx="6075375" cy="4752753"/>
+            <wp:effectExtent l="0" t="0" r="1905" b="0"/>
             <wp:docPr id="59" name="Рисунок 59"/>
             <wp:cNvGraphicFramePr>
               <a:graphicFrameLocks xmlns:a="http://schemas.openxmlformats.org/drawingml/2006/main" noChangeAspect="1"/>
@@ -3178,13 +5834,248 @@
               <a:graphicData uri="http://schemas.openxmlformats.org/drawingml/2006/picture">
                 <pic:pic xmlns:pic="http://schemas.openxmlformats.org/drawingml/2006/picture">
                   <pic:nvPicPr>
-                    <pic:cNvPr id="0" name="Picture 3"/>
+                    <pic:cNvPr id="59" name="Рисунок 59"/>
                     <pic:cNvPicPr>
                       <a:picLocks noChangeAspect="1" noChangeArrowheads="1"/>
                     </pic:cNvPicPr>
                   </pic:nvPicPr>
                   <pic:blipFill>
-                    <a:blip r:embed="rId13">
+                    <a:blip r:embed="rId13" cstate="print">
+                      <a:extLst>
+                        <a:ext uri="{28A0092B-C50C-407E-A947-70E740481C1C}">
+                          <a14:useLocalDpi xmlns:a14="http://schemas.microsoft.com/office/drawing/2010/main" val="0"/>
+                        </a:ext>
+                      </a:extLst>
+                    </a:blip>
+                    <a:stretch>
+                      <a:fillRect/>
+                    </a:stretch>
+                  </pic:blipFill>
+                  <pic:spPr bwMode="auto">
+                    <a:xfrm>
+                      <a:off x="0" y="0"/>
+                      <a:ext cx="6080813" cy="4757007"/>
+                    </a:xfrm>
+                    <a:prstGeom prst="rect">
+                      <a:avLst/>
+                    </a:prstGeom>
+                    <a:noFill/>
+                    <a:ln>
+                      <a:noFill/>
+                    </a:ln>
+                  </pic:spPr>
+                </pic:pic>
+              </a:graphicData>
+            </a:graphic>
+          </wp:inline>
+        </w:drawing>
+      </w:r>
+    </w:p>
+    <w:p>
+      <w:pPr>
+        <w:pStyle w:val="affb"/>
+      </w:pPr>
+      <w:r>
+        <w:t xml:space="preserve">Рисунок 2 — Диаграмма </w:t>
+      </w:r>
+      <w:r>
+        <w:t>последовательности</w:t>
+      </w:r>
+      <w:r>
+        <w:t xml:space="preserve"> (</w:t>
+      </w:r>
+      <w:proofErr w:type="spellStart"/>
+      <w:r>
+        <w:t>Sequence</w:t>
+      </w:r>
+      <w:proofErr w:type="spellEnd"/>
+      <w:r>
+        <w:t>)</w:t>
+      </w:r>
+    </w:p>
+    <w:p>
+      <w:pPr>
+        <w:pStyle w:val="affd"/>
+      </w:pPr>
+      <w:r>
+        <w:t>Диаграмма последовательности наглядно показывает путь запроса: от ввода данных QR-кода в мобильном или десктопном приложении до верификации сессии сервером и записи финального статуса в таблицу посещаемости.</w:t>
+      </w:r>
+    </w:p>
+    <w:p>
+      <w:pPr>
+        <w:pStyle w:val="3"/>
+      </w:pPr>
+      <w:r>
+        <w:t>Разработка макета приложения</w:t>
+      </w:r>
+    </w:p>
+    <w:p>
+      <w:pPr>
+        <w:pStyle w:val="affd"/>
+      </w:pPr>
+      <w:r>
+        <w:t xml:space="preserve">Для демонстрации работы разработанного REST API спроектирован интерфейс клиентского приложения на базе WPF. Основной акцент сделан </w:t>
+      </w:r>
+      <w:r>
+        <w:lastRenderedPageBreak/>
+        <w:t>на простоте и доступности интерфейса.</w:t>
+      </w:r>
+      <w:r>
+        <w:t xml:space="preserve"> </w:t>
+      </w:r>
+      <w:r>
+        <w:t>Интерфейс приложения продемонстрирован на рисунке 3.</w:t>
+      </w:r>
+    </w:p>
+    <w:p>
+      <w:pPr>
+        <w:pStyle w:val="affd"/>
+      </w:pPr>
+      <w:r>
+        <w:t>[ВСТАВИТЬ РИСУНОК]</w:t>
+      </w:r>
+    </w:p>
+    <w:p>
+      <w:pPr>
+        <w:pStyle w:val="affb"/>
+      </w:pPr>
+      <w:r>
+        <w:t>Рисунок 3 — Макет окна авторизации</w:t>
+      </w:r>
+    </w:p>
+    <w:p>
+      <w:pPr>
+        <w:pStyle w:val="affd"/>
+      </w:pPr>
+      <w:r>
+        <w:t>Окно авторизации обеспечивает безопасный вход в систему. После успешной проверки учетных данных сервер возвращает JWT-токен, который используется для всех последующих операций.</w:t>
+      </w:r>
+    </w:p>
+    <w:p>
+      <w:pPr>
+        <w:pStyle w:val="affd"/>
+        <w:rPr>
+          <w:lang w:val="en-US"/>
+        </w:rPr>
+      </w:pPr>
+      <w:r>
+        <w:t>Вторым ключевым элементом интерфейса является панель администратора, где сосредоточены инструменты управления образовательным процессом.</w:t>
+      </w:r>
+      <w:r>
+        <w:t xml:space="preserve"> </w:t>
+      </w:r>
+      <w:r>
+        <w:t>Макет панели изображен на рисунке 4, представленным ниже</w:t>
+      </w:r>
+      <w:r>
+        <w:rPr>
+          <w:lang w:val="en-US"/>
+        </w:rPr>
+        <w:t>.</w:t>
+      </w:r>
+    </w:p>
+    <w:p>
+      <w:pPr>
+        <w:pStyle w:val="affd"/>
+      </w:pPr>
+      <w:r>
+        <w:t>[ВСТАВИТЬ РИСУНОК]</w:t>
+      </w:r>
+    </w:p>
+    <w:p>
+      <w:pPr>
+        <w:pStyle w:val="affb"/>
+      </w:pPr>
+      <w:r>
+        <w:t>Рисунок 4 — Макет панели управления администратора</w:t>
+      </w:r>
+    </w:p>
+    <w:p>
+      <w:pPr>
+        <w:pStyle w:val="affd"/>
+      </w:pPr>
+      <w:r>
+        <w:t>В данном окне реализована навигация по разделам управления группами, студентами и расписанием, а также зона генерации активных QR-кодов для текущих лекций и практических занятий.</w:t>
+      </w:r>
+    </w:p>
+    <w:p>
+      <w:pPr>
+        <w:pStyle w:val="2"/>
+      </w:pPr>
+      <w:r>
+        <w:lastRenderedPageBreak/>
+        <w:t xml:space="preserve">Проектирование и разработка базы </w:t>
+      </w:r>
+      <w:proofErr w:type="spellStart"/>
+      <w:r>
+        <w:t>данны</w:t>
+      </w:r>
+      <w:proofErr w:type="spellEnd"/>
+    </w:p>
+    <w:p>
+      <w:pPr>
+        <w:pStyle w:val="3"/>
+      </w:pPr>
+      <w:r>
+        <w:t>Разработка ER-диаграммы на основе сырых данных</w:t>
+      </w:r>
+    </w:p>
+    <w:p>
+      <w:pPr>
+        <w:pStyle w:val="affd"/>
+        <w:rPr>
+          <w:lang w:val="en-US"/>
+        </w:rPr>
+      </w:pPr>
+      <w:r>
+        <w:t>На этапе проектирования структуры хранения данных была разработана диаграмма сущность-связь (ER-диаграмма). Она определяет логическую архитектуру будущей базы данных и связи между основными таблицами.</w:t>
+      </w:r>
+      <w:r>
+        <w:t xml:space="preserve"> </w:t>
+      </w:r>
+      <w:r>
+        <w:t xml:space="preserve">На рисунке 5 отображена </w:t>
+      </w:r>
+      <w:r>
+        <w:rPr>
+          <w:lang w:val="en-US"/>
+        </w:rPr>
+        <w:t>ER</w:t>
+      </w:r>
+      <w:r>
+        <w:t>-диаграмма базы данных проекта</w:t>
+      </w:r>
+      <w:r>
+        <w:rPr>
+          <w:lang w:val="en-US"/>
+        </w:rPr>
+        <w:t>.</w:t>
+      </w:r>
+    </w:p>
+    <w:p>
+      <w:pPr>
+        <w:pStyle w:val="afff1"/>
+      </w:pPr>
+      <w:r>
+        <w:drawing>
+          <wp:inline distT="0" distB="0" distL="0" distR="0" wp14:anchorId="1D4FA08C" wp14:editId="67FD9F66">
+            <wp:extent cx="5762625" cy="4178300"/>
+            <wp:effectExtent l="0" t="0" r="9525" b="0"/>
+            <wp:docPr id="60" name="Рисунок 60"/>
+            <wp:cNvGraphicFramePr>
+              <a:graphicFrameLocks xmlns:a="http://schemas.openxmlformats.org/drawingml/2006/main" noChangeAspect="1"/>
+            </wp:cNvGraphicFramePr>
+            <a:graphic xmlns:a="http://schemas.openxmlformats.org/drawingml/2006/main">
+              <a:graphicData uri="http://schemas.openxmlformats.org/drawingml/2006/picture">
+                <pic:pic xmlns:pic="http://schemas.openxmlformats.org/drawingml/2006/picture">
+                  <pic:nvPicPr>
+                    <pic:cNvPr id="0" name="Picture 4"/>
+                    <pic:cNvPicPr>
+                      <a:picLocks noChangeAspect="1" noChangeArrowheads="1"/>
+                    </pic:cNvPicPr>
+                  </pic:nvPicPr>
+                  <pic:blipFill>
+                    <a:blip r:embed="rId14">
                       <a:extLst>
                         <a:ext uri="{28A0092B-C50C-407E-A947-70E740481C1C}">
                           <a14:useLocalDpi xmlns:a14="http://schemas.microsoft.com/office/drawing/2010/main" val="0"/>
@@ -3221,15 +6112,52 @@
         <w:pStyle w:val="affb"/>
       </w:pPr>
       <w:r>
-        <w:t>Рисунок 2 — Диаграмма последовательности (Sequence)</w:t>
-      </w:r>
+        <w:t xml:space="preserve">Рисунок 5 — ER-диаграмма базы данных </w:t>
+      </w:r>
+      <w:proofErr w:type="spellStart"/>
+      <w:r>
+        <w:t>CollegeHub</w:t>
+      </w:r>
+      <w:proofErr w:type="spellEnd"/>
     </w:p>
     <w:p>
       <w:pPr>
         <w:pStyle w:val="affd"/>
       </w:pPr>
       <w:r>
-        <w:t>Диаграмма последовательности наглядно показывает путь запроса: от ввода данных QR-кода в мобильном или десктопном приложении до верификации сессии сервером и записи финального статуса в таблицу посещаемости.</w:t>
+        <w:t>Основные сущности включают:</w:t>
+      </w:r>
+    </w:p>
+    <w:p>
+      <w:pPr>
+        <w:pStyle w:val="affd"/>
+      </w:pPr>
+      <w:r>
+        <w:t>- Пользователи и роли (реализуют систему доступа);</w:t>
+      </w:r>
+    </w:p>
+    <w:p>
+      <w:pPr>
+        <w:pStyle w:val="affd"/>
+      </w:pPr>
+      <w:r>
+        <w:t>- Группы и предметы (описывают академическую структуру);</w:t>
+      </w:r>
+    </w:p>
+    <w:p>
+      <w:pPr>
+        <w:pStyle w:val="affd"/>
+      </w:pPr>
+      <w:r>
+        <w:t>- Расписание (связующее звено между временем, местом и участниками);</w:t>
+      </w:r>
+    </w:p>
+    <w:p>
+      <w:pPr>
+        <w:pStyle w:val="affd"/>
+      </w:pPr>
+      <w:r>
+        <w:t>- QR-сессии и посещаемость (инструменты фиксации присутствия).</w:t>
       </w:r>
     </w:p>
     <w:p>
@@ -3237,7 +6165,8 @@
         <w:pStyle w:val="3"/>
       </w:pPr>
       <w:r>
-        <w:t>Разработка макета приложения</w:t>
+        <w:lastRenderedPageBreak/>
+        <w:t>Разработка физической модели базы данных в MS SQL Server</w:t>
       </w:r>
     </w:p>
     <w:p>
@@ -3245,7 +6174,7 @@
         <w:pStyle w:val="affd"/>
       </w:pPr>
       <w:r>
-        <w:t>Для демонстрации работы разработанного REST API спроектирован интерфейс клиентского приложения на базе WPF. Основной акцент сделан на простоте и доступности интерфейса.</w:t>
+        <w:t>Физическая модель данных реализована в среде MS SQL Server. При проектировании были использованы современные типы данных, обеспечивающие оптимальное хранение информации. Для хранения паролей предусмотрено поле длинного текстового формата для записи хешированных значений, что повышает безопасность системы.</w:t>
       </w:r>
     </w:p>
     <w:p>
@@ -3253,6 +6182,379 @@
         <w:pStyle w:val="affd"/>
       </w:pPr>
       <w:r>
+        <w:t xml:space="preserve">Архитектура системы построена на принципах нормализации, что исключает избыточность данных. Каждая таблица имеет первичный ключ, а связи реализованы через внешние ключи. Для ускорения поиска по часто запрашиваемым полям, таким как электронная почта или идентификатор группы, предусмотрено создание </w:t>
+      </w:r>
+      <w:proofErr w:type="spellStart"/>
+      <w:r>
+        <w:t>некластерных</w:t>
+      </w:r>
+      <w:proofErr w:type="spellEnd"/>
+      <w:r>
+        <w:t xml:space="preserve"> индексов.</w:t>
+      </w:r>
+    </w:p>
+    <w:p>
+      <w:pPr>
+        <w:pStyle w:val="3"/>
+      </w:pPr>
+      <w:r>
+        <w:t>Разработка и именование связей и ограничений</w:t>
+      </w:r>
+    </w:p>
+    <w:p>
+      <w:pPr>
+        <w:pStyle w:val="affd"/>
+      </w:pPr>
+      <w:r>
+        <w:t>Для обеспечения целостности данных в базе реализована система ограничений и правил каскадного обновления:</w:t>
+      </w:r>
+    </w:p>
+    <w:p>
+      <w:pPr>
+        <w:pStyle w:val="affd"/>
+      </w:pPr>
+      <w:r>
+        <w:t>- Ограничения первичных и внешних ключей (PRIMARY KEY, FOREIGN KEY) предотвращают появление записей-сирот;</w:t>
+      </w:r>
+    </w:p>
+    <w:p>
+      <w:pPr>
+        <w:pStyle w:val="affd"/>
+      </w:pPr>
+      <w:r>
+        <w:t>- Проверочные ограничения (CHECK) контролируют корректность вводимых данных, например, диапазон курсов обучения (от 1 до 4) или формат времени занятий;</w:t>
+      </w:r>
+    </w:p>
+    <w:p>
+      <w:pPr>
+        <w:pStyle w:val="affd"/>
+      </w:pPr>
+      <w:r>
+        <w:t>- Каскадные операции (ON DELETE CASCADE) используются в таблицах расписания и посещаемости для автоматической очистки данных при удалении связанных объектов;</w:t>
+      </w:r>
+    </w:p>
+    <w:p>
+      <w:pPr>
+        <w:pStyle w:val="affd"/>
+      </w:pPr>
+      <w:r>
+        <w:t>- Уникальные индексы (UNIQUE) гарантируют отсутствие дубликатов в критически важных полях, таких как почта пользователя или данные QR-сессии.</w:t>
+      </w:r>
+    </w:p>
+    <w:p>
+      <w:pPr>
+        <w:pStyle w:val="aff9"/>
+      </w:pPr>
+      <w:r>
+        <w:t>Таблица 2 — Описание основных связей таблиц</w:t>
+      </w:r>
+    </w:p>
+    <w:tbl>
+      <w:tblPr>
+        <w:tblStyle w:val="aff"/>
+        <w:tblW w:w="0" w:type="auto"/>
+        <w:tblInd w:w="57" w:type="dxa"/>
+        <w:tblLook w:val="04A0" w:firstRow="1" w:lastRow="0" w:firstColumn="1" w:lastColumn="0" w:noHBand="0" w:noVBand="1"/>
+      </w:tblPr>
+      <w:tblGrid>
+        <w:gridCol w:w="3340"/>
+        <w:gridCol w:w="2662"/>
+        <w:gridCol w:w="3002"/>
+      </w:tblGrid>
+      <w:tr>
+        <w:tc>
+          <w:tcPr>
+            <w:tcW w:w="3340" w:type="dxa"/>
+          </w:tcPr>
+          <w:p>
+            <w:r>
+              <w:lastRenderedPageBreak/>
+              <w:t>Связанные таблицы</w:t>
+            </w:r>
+          </w:p>
+        </w:tc>
+        <w:tc>
+          <w:tcPr>
+            <w:tcW w:w="2662" w:type="dxa"/>
+          </w:tcPr>
+          <w:p>
+            <w:r>
+              <w:t>Тип связи</w:t>
+            </w:r>
+          </w:p>
+        </w:tc>
+        <w:tc>
+          <w:tcPr>
+            <w:tcW w:w="3002" w:type="dxa"/>
+          </w:tcPr>
+          <w:p>
+            <w:r>
+              <w:t>Правило удаления</w:t>
+            </w:r>
+          </w:p>
+        </w:tc>
+      </w:tr>
+      <w:tr>
+        <w:tc>
+          <w:tcPr>
+            <w:tcW w:w="3340" w:type="dxa"/>
+            <w:vAlign w:val="center"/>
+          </w:tcPr>
+          <w:p>
+            <w:pPr>
+              <w:jc w:val="left"/>
+            </w:pPr>
+            <w:r>
+              <w:t>Роли — Пользователи</w:t>
+            </w:r>
+          </w:p>
+        </w:tc>
+        <w:tc>
+          <w:tcPr>
+            <w:tcW w:w="2662" w:type="dxa"/>
+            <w:vAlign w:val="center"/>
+          </w:tcPr>
+          <w:p>
+            <w:pPr>
+              <w:jc w:val="left"/>
+            </w:pPr>
+            <w:r>
+              <w:t>Один ко многим</w:t>
+            </w:r>
+          </w:p>
+        </w:tc>
+        <w:tc>
+          <w:tcPr>
+            <w:tcW w:w="3002" w:type="dxa"/>
+            <w:vAlign w:val="center"/>
+          </w:tcPr>
+          <w:p>
+            <w:pPr>
+              <w:jc w:val="left"/>
+            </w:pPr>
+            <w:r>
+              <w:t>Запрет удаления</w:t>
+            </w:r>
+          </w:p>
+        </w:tc>
+      </w:tr>
+      <w:tr>
+        <w:tc>
+          <w:tcPr>
+            <w:tcW w:w="3340" w:type="dxa"/>
+            <w:vAlign w:val="center"/>
+          </w:tcPr>
+          <w:p>
+            <w:pPr>
+              <w:jc w:val="left"/>
+            </w:pPr>
+            <w:r>
+              <w:t>Группы — Пользователи</w:t>
+            </w:r>
+          </w:p>
+        </w:tc>
+        <w:tc>
+          <w:tcPr>
+            <w:tcW w:w="2662" w:type="dxa"/>
+            <w:vAlign w:val="center"/>
+          </w:tcPr>
+          <w:p>
+            <w:pPr>
+              <w:jc w:val="left"/>
+            </w:pPr>
+            <w:r>
+              <w:t>Один ко многим</w:t>
+            </w:r>
+          </w:p>
+        </w:tc>
+        <w:tc>
+          <w:tcPr>
+            <w:tcW w:w="3002" w:type="dxa"/>
+            <w:vAlign w:val="center"/>
+          </w:tcPr>
+          <w:p>
+            <w:pPr>
+              <w:jc w:val="left"/>
+            </w:pPr>
+            <w:r>
+              <w:t>Установка NULL</w:t>
+            </w:r>
+          </w:p>
+        </w:tc>
+      </w:tr>
+      <w:tr>
+        <w:tc>
+          <w:tcPr>
+            <w:tcW w:w="3340" w:type="dxa"/>
+            <w:vAlign w:val="center"/>
+          </w:tcPr>
+          <w:p>
+            <w:pPr>
+              <w:jc w:val="left"/>
+            </w:pPr>
+            <w:r>
+              <w:t>Расписание — Посещаемость</w:t>
+            </w:r>
+          </w:p>
+        </w:tc>
+        <w:tc>
+          <w:tcPr>
+            <w:tcW w:w="2662" w:type="dxa"/>
+            <w:vAlign w:val="center"/>
+          </w:tcPr>
+          <w:p>
+            <w:pPr>
+              <w:jc w:val="left"/>
+            </w:pPr>
+            <w:r>
+              <w:t>Один ко многим</w:t>
+            </w:r>
+          </w:p>
+        </w:tc>
+        <w:tc>
+          <w:tcPr>
+            <w:tcW w:w="3002" w:type="dxa"/>
+            <w:vAlign w:val="center"/>
+          </w:tcPr>
+          <w:p>
+            <w:pPr>
+              <w:jc w:val="left"/>
+            </w:pPr>
+            <w:r>
+              <w:t>Каскадное удаление</w:t>
+            </w:r>
+          </w:p>
+        </w:tc>
+      </w:tr>
+    </w:tbl>
+    <w:p>
+      <w:pPr>
+        <w:pStyle w:val="aff9"/>
+      </w:pPr>
+    </w:p>
+    <w:p>
+      <w:pPr>
+        <w:pStyle w:val="2"/>
+      </w:pPr>
+      <w:r>
+        <w:lastRenderedPageBreak/>
+        <w:t>Проектирование и разработка приложения</w:t>
+      </w:r>
+    </w:p>
+    <w:p>
+      <w:pPr>
+        <w:pStyle w:val="3"/>
+      </w:pPr>
+      <w:r>
+        <w:t>Разработка прототипа приложения</w:t>
+      </w:r>
+    </w:p>
+    <w:p>
+      <w:pPr>
+        <w:pStyle w:val="affd"/>
+      </w:pPr>
+      <w:r>
+        <w:t xml:space="preserve">Программный комплекс </w:t>
+      </w:r>
+      <w:proofErr w:type="spellStart"/>
+      <w:r>
+        <w:t>CollegeHub</w:t>
+      </w:r>
+      <w:proofErr w:type="spellEnd"/>
+      <w:r>
+        <w:t xml:space="preserve"> состоит из серверной части и клиентского демонстратора. Серверная часть разработана с использованием фреймворка </w:t>
+      </w:r>
+      <w:proofErr w:type="spellStart"/>
+      <w:r>
+        <w:t>FastAPI</w:t>
+      </w:r>
+      <w:proofErr w:type="spellEnd"/>
+      <w:r>
+        <w:t xml:space="preserve"> на языке Python. Выбор данной технологии обоснован высокой производительностью и встроенной поддержкой асинхронности.</w:t>
+      </w:r>
+    </w:p>
+    <w:p>
+      <w:pPr>
+        <w:pStyle w:val="affd"/>
+      </w:pPr>
+      <w:r>
+        <w:t>Основные характеристики серверной реализации:</w:t>
+      </w:r>
+    </w:p>
+    <w:p>
+      <w:pPr>
+        <w:pStyle w:val="affd"/>
+      </w:pPr>
+      <w:r>
+        <w:t>- Использование стандарта JWT для авторизации запросов;</w:t>
+      </w:r>
+    </w:p>
+    <w:p>
+      <w:pPr>
+        <w:pStyle w:val="affd"/>
+      </w:pPr>
+      <w:r>
+        <w:t xml:space="preserve">- Автоматическая генерация документации через </w:t>
+      </w:r>
+      <w:proofErr w:type="spellStart"/>
+      <w:r>
+        <w:t>Swagger</w:t>
+      </w:r>
+      <w:proofErr w:type="spellEnd"/>
+      <w:r>
+        <w:t xml:space="preserve"> UI;</w:t>
+      </w:r>
+    </w:p>
+    <w:p>
+      <w:pPr>
+        <w:pStyle w:val="affd"/>
+      </w:pPr>
+      <w:r>
+        <w:t>- Реализация логики определения статуса студента (вовремя, опоздал) на основе сравнения текущего времени с расписанием занятия.</w:t>
+      </w:r>
+    </w:p>
+    <w:p>
+      <w:pPr>
+        <w:pStyle w:val="affd"/>
+      </w:pPr>
+      <w:r>
+        <w:t>Клиентское приложение на WPF служит инструментом для демонстрации возможностей API. Оно отправляет HTTP-запросы на сервер, получает данные в формате JSON и визуализирует их в удобном для пользователя виде.</w:t>
+      </w:r>
+    </w:p>
+    <w:p>
+      <w:pPr>
+        <w:pStyle w:val="3"/>
+      </w:pPr>
+      <w:r>
+        <w:t xml:space="preserve">Разработка описания проекта в </w:t>
+      </w:r>
+      <w:proofErr w:type="spellStart"/>
+      <w:r>
+        <w:t>GitHub</w:t>
+      </w:r>
+      <w:proofErr w:type="spellEnd"/>
+    </w:p>
+    <w:p>
+      <w:pPr>
+        <w:pStyle w:val="affd"/>
+      </w:pPr>
+      <w:r>
+        <w:t xml:space="preserve">Для управления версиями и организации совместной работы проект размещен в системе </w:t>
+      </w:r>
+      <w:proofErr w:type="spellStart"/>
+      <w:r>
+        <w:t>GitHub</w:t>
+      </w:r>
+      <w:proofErr w:type="spellEnd"/>
+      <w:r>
+        <w:t>. Структура репозитория организована таким образом, чтобы разделять программный код сервера, базу данных и клиентскую часть.</w:t>
+      </w:r>
+    </w:p>
+    <w:p>
+      <w:pPr>
+        <w:pStyle w:val="affd"/>
+      </w:pPr>
+      <w:r>
         <w:t>[ВСТАВИТЬ РИСУНОК]</w:t>
       </w:r>
     </w:p>
@@ -3261,16 +6563,70 @@
         <w:pStyle w:val="affd"/>
       </w:pPr>
       <w:r>
+        <w:t xml:space="preserve">Рисунок 6 — Структура проекта в репозитории </w:t>
+      </w:r>
+      <w:proofErr w:type="spellStart"/>
+      <w:r>
+        <w:t>GitHub</w:t>
+      </w:r>
+      <w:proofErr w:type="spellEnd"/>
+    </w:p>
+    <w:p>
+      <w:pPr>
+        <w:pStyle w:val="affd"/>
+      </w:pPr>
+      <w:r>
+        <w:t>В корневой папке проекта находится файл конфигурации для контейнеризации, позволяющий развернуть базу данных и API в одну команду.</w:t>
+      </w:r>
+    </w:p>
+    <w:p>
+      <w:pPr>
+        <w:pStyle w:val="affd"/>
+      </w:pPr>
+      <w:r>
+        <w:t>[ВСТАВИТЬ РИСУНОК]</w:t>
+      </w:r>
+    </w:p>
+    <w:p>
+      <w:pPr>
+        <w:pStyle w:val="affd"/>
+      </w:pPr>
+      <w:r>
         <w:lastRenderedPageBreak/>
-        <w:t>Рисунок 3 — Макет окна авторизации</w:t>
-      </w:r>
+        <w:t xml:space="preserve">Рисунок 7 — Описание файла README в </w:t>
+      </w:r>
+      <w:proofErr w:type="spellStart"/>
+      <w:r>
+        <w:t>GitHub</w:t>
+      </w:r>
+      <w:proofErr w:type="spellEnd"/>
     </w:p>
     <w:p>
       <w:pPr>
         <w:pStyle w:val="affd"/>
       </w:pPr>
       <w:r>
-        <w:t>Окно авторизации обеспечивает безопасный вход в систему. После успешной проверки учетных данных сервер возвращает JWT-токен, который используется для всех последующих операций.</w:t>
+        <w:t xml:space="preserve">Файл описания содержит краткую инструкцию по установке зависимостей, запуску системы и документацию по основным </w:t>
+      </w:r>
+      <w:proofErr w:type="spellStart"/>
+      <w:r>
+        <w:t>эндпоинтам</w:t>
+      </w:r>
+      <w:proofErr w:type="spellEnd"/>
+      <w:r>
+        <w:t xml:space="preserve"> API. Это обеспечивает легкий порог вхождения для других разработчиков или проверяющих лиц.</w:t>
+      </w:r>
+      <w:r>
+        <w:br w:type="page"/>
+      </w:r>
+    </w:p>
+    <w:p>
+      <w:pPr>
+        <w:pStyle w:val="ATT-1"/>
+      </w:pPr>
+      <w:r>
+        <w:lastRenderedPageBreak/>
+        <w:t>Заключение</w:t>
       </w:r>
     </w:p>
     <w:p>
@@ -3278,7 +6634,15 @@
         <w:pStyle w:val="affd"/>
       </w:pPr>
       <w:r>
-        <w:t>Вторым ключевым элементом интерфейса является панель администратора, где сосредоточены инструменты управления образовательным процессом.</w:t>
+        <w:t>В результате выполнения курсового проекта была спроектирована и реализована информационная система «</w:t>
+      </w:r>
+      <w:proofErr w:type="spellStart"/>
+      <w:r>
+        <w:t>CollegeHub</w:t>
+      </w:r>
+      <w:proofErr w:type="spellEnd"/>
+      <w:r>
+        <w:t>», предназначенная для автоматизации учета посещаемости в колледже. В ходе работы были решены следующие задачи:</w:t>
       </w:r>
     </w:p>
     <w:p>
@@ -3286,7 +6650,7 @@
         <w:pStyle w:val="affd"/>
       </w:pPr>
       <w:r>
-        <w:t>[ВСТАВИТЬ РИСУНОК]</w:t>
+        <w:t>- Проведен детальный анализ предметной области и выделены ключевые роли пользователей;</w:t>
       </w:r>
     </w:p>
     <w:p>
@@ -3294,7 +6658,7 @@
         <w:pStyle w:val="affd"/>
       </w:pPr>
       <w:r>
-        <w:t>Рисунок 4 — Макет панели управления администратора</w:t>
+        <w:t>- Спроектирована надежная база данных в MS SQL Server с учетом всех правил целостности данных;</w:t>
       </w:r>
     </w:p>
     <w:p>
@@ -3302,7 +6666,7 @@
         <w:pStyle w:val="affd"/>
       </w:pPr>
       <w:r>
-        <w:t>В данном окне реализована навигация по разделам управления группами, студентами и расписанием, а также зона генерации активных QR-кодов для текущих лекций и практических занятий.</w:t>
+        <w:t>- Разработано серверное REST API, обеспечивающее безопасный обмен данными и логику обработки QR-кодов;</w:t>
       </w:r>
     </w:p>
     <w:p>
@@ -3310,7 +6674,7 @@
         <w:pStyle w:val="affd"/>
       </w:pPr>
       <w:r>
-        <w:t>2 Проектирование и разработка базы данны</w:t>
+        <w:t>- Создан клиентский прототип на базе WPF для демонстрации работы системы.</w:t>
       </w:r>
     </w:p>
     <w:p>
@@ -3318,7 +6682,7 @@
         <w:pStyle w:val="affd"/>
       </w:pPr>
       <w:r>
-        <w:t>2.1 Разработка ER-диаграммы на основе сырых данных</w:t>
+        <w:t>Практическая значимость проекта заключается в возможности внедрения данной системы в реальный учебный процесс, что позволит сократить временные затраты на административные задачи и повысить точность сбора статистики посещаемости.</w:t>
       </w:r>
     </w:p>
     <w:p>
@@ -3326,23 +6690,68 @@
         <w:pStyle w:val="affd"/>
       </w:pPr>
       <w:r>
-        <w:t>На этапе проектирования структуры хранения данных была разработана диаграмма сущность-связь (ER-диаграмма). Она определяет логическую архитектуру будущей базы данных и связи между основными таблицами.</w:t>
+        <w:br w:type="page"/>
       </w:r>
     </w:p>
     <w:p>
       <w:pPr>
         <w:pStyle w:val="affd"/>
       </w:pPr>
-      <w:r>
-        <w:t>[ВСТАВИТЬ РИСУНОК]</w:t>
+    </w:p>
+    <w:p>
+      <w:pPr>
+        <w:pStyle w:val="ATT-1"/>
+      </w:pPr>
+      <w:r>
+        <w:t>Литература</w:t>
       </w:r>
     </w:p>
     <w:p>
       <w:pPr>
         <w:pStyle w:val="affd"/>
       </w:pPr>
-      <w:r>
-        <w:t>Рисунок 5 — ER-диаграмма базы данных CollegeHub</w:t>
+      <w:proofErr w:type="spellStart"/>
+      <w:r>
+        <w:rPr>
+          <w:b/>
+          <w:bCs/>
+        </w:rPr>
+        <w:t>Конолли</w:t>
+      </w:r>
+      <w:proofErr w:type="spellEnd"/>
+      <w:r>
+        <w:rPr>
+          <w:b/>
+          <w:bCs/>
+        </w:rPr>
+        <w:t>, Т.</w:t>
+      </w:r>
+      <w:r>
+        <w:t xml:space="preserve"> Базы данных. Проектирование, реализация и сопровождение. Теория и практика / Т. </w:t>
+      </w:r>
+      <w:proofErr w:type="spellStart"/>
+      <w:r>
+        <w:t>Конолли</w:t>
+      </w:r>
+      <w:proofErr w:type="spellEnd"/>
+      <w:r>
+        <w:t xml:space="preserve">, К. </w:t>
+      </w:r>
+      <w:proofErr w:type="spellStart"/>
+      <w:r>
+        <w:t>Бегг</w:t>
+      </w:r>
+      <w:proofErr w:type="spellEnd"/>
+      <w:r>
+        <w:t xml:space="preserve">. — 7-е изд. — </w:t>
+      </w:r>
+      <w:proofErr w:type="gramStart"/>
+      <w:r>
+        <w:t>Москва :</w:t>
+      </w:r>
+      <w:proofErr w:type="gramEnd"/>
+      <w:r>
+        <w:t xml:space="preserve"> Вильямс, 2021. — 1440 c.;</w:t>
       </w:r>
     </w:p>
     <w:p>
@@ -3350,7 +6759,22 @@
         <w:pStyle w:val="affd"/>
       </w:pPr>
       <w:r>
-        <w:t>Основные сущности включают:</w:t>
+        <w:rPr>
+          <w:b/>
+          <w:bCs/>
+        </w:rPr>
+        <w:t xml:space="preserve">Мартин, Р. </w:t>
+      </w:r>
+      <w:r>
+        <w:t>Чистая архитектура. Искусство разработки программного обеспечения / Р. Мартин. — Санкт-</w:t>
+      </w:r>
+      <w:proofErr w:type="gramStart"/>
+      <w:r>
+        <w:t>Петербург :</w:t>
+      </w:r>
+      <w:proofErr w:type="gramEnd"/>
+      <w:r>
+        <w:t xml:space="preserve"> Питер, 2022. — 352 c.;</w:t>
       </w:r>
     </w:p>
     <w:p>
@@ -3358,382 +6782,79 @@
         <w:pStyle w:val="affd"/>
       </w:pPr>
       <w:r>
-        <w:t>- Пользователи и роли (реализуют систему доступа);</w:t>
+        <w:rPr>
+          <w:b/>
+          <w:bCs/>
+        </w:rPr>
+        <w:t>Шварц, Б.</w:t>
+      </w:r>
+      <w:r>
+        <w:t xml:space="preserve"> SQL. Сборник рецептов / Б. Шварц. — Санкт-</w:t>
+      </w:r>
+      <w:proofErr w:type="gramStart"/>
+      <w:r>
+        <w:t>Петербург :</w:t>
+      </w:r>
+      <w:proofErr w:type="gramEnd"/>
+      <w:r>
+        <w:t xml:space="preserve"> Питер, 2023. — 416 c.;</w:t>
       </w:r>
     </w:p>
     <w:p>
       <w:pPr>
         <w:pStyle w:val="affd"/>
-      </w:pPr>
-      <w:r>
-        <w:t>- Группы и предметы (описывают академическую структуру);</w:t>
+        <w:rPr>
+          <w:lang w:val="en-US"/>
+        </w:rPr>
+      </w:pPr>
+      <w:proofErr w:type="spellStart"/>
+      <w:r>
+        <w:rPr>
+          <w:b/>
+          <w:bCs/>
+          <w:lang w:val="en-US"/>
+        </w:rPr>
+        <w:t>FastAPI</w:t>
+      </w:r>
+      <w:proofErr w:type="spellEnd"/>
+      <w:r>
+        <w:rPr>
+          <w:b/>
+          <w:bCs/>
+          <w:lang w:val="en-US"/>
+        </w:rPr>
+        <w:t xml:space="preserve"> Documentation.</w:t>
+      </w:r>
+      <w:r>
+        <w:rPr>
+          <w:lang w:val="en-US"/>
+        </w:rPr>
+        <w:t xml:space="preserve"> — URL: https://fastapi.tiangolo.com (</w:t>
+      </w:r>
+      <w:r>
+        <w:t>дата</w:t>
+      </w:r>
+      <w:r>
+        <w:rPr>
+          <w:lang w:val="en-US"/>
+        </w:rPr>
+        <w:t xml:space="preserve"> </w:t>
+      </w:r>
+      <w:r>
+        <w:t>обращения</w:t>
+      </w:r>
+      <w:r>
+        <w:rPr>
+          <w:lang w:val="en-US"/>
+        </w:rPr>
+        <w:t>: 20.06.2026);</w:t>
       </w:r>
     </w:p>
     <w:p>
       <w:pPr>
         <w:pStyle w:val="affd"/>
-      </w:pPr>
-      <w:r>
-        <w:t>- Расписание (связующее звено между временем, местом и участниками);</w:t>
-      </w:r>
-    </w:p>
-    <w:p>
-      <w:pPr>
-        <w:pStyle w:val="affd"/>
-      </w:pPr>
-      <w:r>
-        <w:t>- QR-сессии и посещаемость (инструменты фиксации присутствия).</w:t>
-      </w:r>
-    </w:p>
-    <w:p>
-      <w:pPr>
-        <w:pStyle w:val="affd"/>
-      </w:pPr>
-      <w:r>
-        <w:t>2.2 Разработка физической модели базы данных в MS SQL Server</w:t>
-      </w:r>
-    </w:p>
-    <w:p>
-      <w:pPr>
-        <w:pStyle w:val="affd"/>
-      </w:pPr>
-      <w:r>
-        <w:t xml:space="preserve">Физическая модель данных реализована в среде MS SQL Server. При проектировании были использованы современные типы данных, </w:t>
-      </w:r>
-      <w:r>
-        <w:lastRenderedPageBreak/>
-        <w:t>обеспечивающие оптимальное хранение информации. Для хранения паролей предусмотрено поле длинного текстового формата для записи хешированных значений, что повышает безопасность системы.</w:t>
-      </w:r>
-    </w:p>
-    <w:p>
-      <w:pPr>
-        <w:pStyle w:val="affd"/>
-      </w:pPr>
-      <w:r>
-        <w:t>Архитектура системы построена на принципах нормализации, что исключает избыточность данных. Каждая таблица имеет первичный ключ, а связи реализованы через внешние ключи. Для ускорения поиска по часто запрашиваемым полям, таким как электронная почта или идентификатор группы, предусмотрено создание некластерных индексов.</w:t>
-      </w:r>
-    </w:p>
-    <w:p>
-      <w:pPr>
-        <w:pStyle w:val="affd"/>
-      </w:pPr>
-      <w:r>
-        <w:t>2.3 Разработка и именование связей и ограничений</w:t>
-      </w:r>
-    </w:p>
-    <w:p>
-      <w:pPr>
-        <w:pStyle w:val="affd"/>
-      </w:pPr>
-      <w:r>
-        <w:t>Для обеспечения целостности данных в базе реализована система ограничений и правил каскадного обновления:</w:t>
-      </w:r>
-    </w:p>
-    <w:p>
-      <w:pPr>
-        <w:pStyle w:val="affd"/>
-      </w:pPr>
-      <w:r>
-        <w:t>- Ограничения первичных и внешних ключей (PRIMARY KEY, FOREIGN KEY) предотвращают появление записей-сирот;</w:t>
-      </w:r>
-    </w:p>
-    <w:p>
-      <w:pPr>
-        <w:pStyle w:val="affd"/>
-      </w:pPr>
-      <w:r>
-        <w:t>- Проверочные ограничения (CHECK) контролируют корректность вводимых данных, например, диапазон курсов обучения (от 1 до 4) или формат времени занятий;</w:t>
-      </w:r>
-    </w:p>
-    <w:p>
-      <w:pPr>
-        <w:pStyle w:val="affd"/>
-      </w:pPr>
-      <w:r>
-        <w:t>- Каскадные операции (ON DELETE CASCADE) используются в таблицах расписания и посещаемости для автоматической очистки данных при удалении связанных объектов;</w:t>
-      </w:r>
-    </w:p>
-    <w:p>
-      <w:pPr>
-        <w:pStyle w:val="affd"/>
-      </w:pPr>
-      <w:r>
-        <w:t>- Уникальные индексы (UNIQUE) гарантируют отсутствие дубликатов в критически важных полях, таких как почта пользователя или данные QR-сессии.</w:t>
-      </w:r>
-    </w:p>
-    <w:p>
-      <w:pPr>
-        <w:pStyle w:val="affd"/>
-      </w:pPr>
-      <w:r>
-        <w:t>Таблица 2 — Описание основных связей таблиц</w:t>
-      </w:r>
-    </w:p>
-    <w:p>
-      <w:pPr>
-        <w:pStyle w:val="affd"/>
-      </w:pPr>
-      <w:r>
-        <w:t>| Связанные таблицы | Тип связи | Правило удаления |</w:t>
-      </w:r>
-    </w:p>
-    <w:p>
-      <w:pPr>
-        <w:pStyle w:val="affd"/>
-      </w:pPr>
-      <w:r>
-        <w:t>| :--- | :--- | :--- |</w:t>
-      </w:r>
-    </w:p>
-    <w:p>
-      <w:pPr>
-        <w:pStyle w:val="affd"/>
-      </w:pPr>
-      <w:r>
-        <w:t>| Роли — Пользователи | Один ко многим | Запрет удаления |</w:t>
-      </w:r>
-    </w:p>
-    <w:p>
-      <w:pPr>
-        <w:pStyle w:val="affd"/>
-      </w:pPr>
-      <w:r>
-        <w:t>| Группы — Пользователи | Один ко многим | Установка NULL |</w:t>
-      </w:r>
-    </w:p>
-    <w:p>
-      <w:pPr>
-        <w:pStyle w:val="affd"/>
-      </w:pPr>
-      <w:r>
-        <w:t>| Расписание — Посещаемость | Один ко многим | Каскадное удаление |</w:t>
-      </w:r>
-    </w:p>
-    <w:p>
-      <w:pPr>
-        <w:pStyle w:val="affd"/>
-      </w:pPr>
-      <w:r>
-        <w:lastRenderedPageBreak/>
-        <w:t>3 Проектирование и разработка приложения</w:t>
-      </w:r>
-    </w:p>
-    <w:p>
-      <w:pPr>
-        <w:pStyle w:val="affd"/>
-      </w:pPr>
-      <w:r>
-        <w:t>3.1 Разработка прототипа приложения</w:t>
-      </w:r>
-    </w:p>
-    <w:p>
-      <w:pPr>
-        <w:pStyle w:val="affd"/>
-      </w:pPr>
-      <w:r>
-        <w:t>Программный комплекс CollegeHub состоит из серверной части и клиентского демонстратора. Серверная часть разработана с использованием фреймворка FastAPI на языке Python. Выбор данной технологии обоснован высокой производительностью и встроенной поддержкой асинхронности.</w:t>
-      </w:r>
-    </w:p>
-    <w:p>
-      <w:pPr>
-        <w:pStyle w:val="affd"/>
-      </w:pPr>
-      <w:r>
-        <w:t>Основные характеристики серверной реализации:</w:t>
-      </w:r>
-    </w:p>
-    <w:p>
-      <w:pPr>
-        <w:pStyle w:val="affd"/>
-      </w:pPr>
-      <w:r>
-        <w:t>- Использование стандарта JWT для авторизации запросов;</w:t>
-      </w:r>
-    </w:p>
-    <w:p>
-      <w:pPr>
-        <w:pStyle w:val="affd"/>
-      </w:pPr>
-      <w:r>
-        <w:t>- Автоматическая генерация документации через Swagger UI;</w:t>
-      </w:r>
-    </w:p>
-    <w:p>
-      <w:pPr>
-        <w:pStyle w:val="affd"/>
-      </w:pPr>
-      <w:r>
-        <w:t>- Реализация логики определения статуса студента (вовремя, опоздал) на основе сравнения текущего времени с расписанием занятия.</w:t>
-      </w:r>
-    </w:p>
-    <w:p>
-      <w:pPr>
-        <w:pStyle w:val="affd"/>
-      </w:pPr>
-      <w:r>
-        <w:t>Клиентское приложение на WPF служит инструментом для демонстрации возможностей API. Оно отправляет HTTP-запросы на сервер, получает данные в формате JSON и визуализирует их в удобном для пользователя виде.</w:t>
-      </w:r>
-    </w:p>
-    <w:p>
-      <w:pPr>
-        <w:pStyle w:val="affd"/>
-      </w:pPr>
-      <w:r>
-        <w:t>3.2 Разработка описания проекта в GitHub</w:t>
-      </w:r>
-    </w:p>
-    <w:p>
-      <w:pPr>
-        <w:pStyle w:val="affd"/>
-      </w:pPr>
-      <w:r>
-        <w:t>Для управления версиями и организации совместной работы проект размещен в системе GitHub. Структура репозитория организована таким образом, чтобы разделять программный код сервера, базу данных и клиентскую часть.</w:t>
-      </w:r>
-    </w:p>
-    <w:p>
-      <w:pPr>
-        <w:pStyle w:val="affd"/>
-      </w:pPr>
-      <w:r>
-        <w:t>[ВСТАВИТЬ РИСУНОК]</w:t>
-      </w:r>
-    </w:p>
-    <w:p>
-      <w:pPr>
-        <w:pStyle w:val="affd"/>
-      </w:pPr>
-      <w:r>
-        <w:t>Рисунок 6 — Структура проекта в репозитории GitHub</w:t>
-      </w:r>
-    </w:p>
-    <w:p>
-      <w:pPr>
-        <w:pStyle w:val="affd"/>
-      </w:pPr>
-      <w:r>
-        <w:t>В корневой папке проекта находится файл конфигурации для контейнеризации, позволяющий развернуть базу данных и API в одну команду.</w:t>
-      </w:r>
-    </w:p>
-    <w:p>
-      <w:pPr>
-        <w:pStyle w:val="affd"/>
-      </w:pPr>
-      <w:r>
-        <w:t>[ВСТАВИТЬ РИСУНОК]</w:t>
-      </w:r>
-    </w:p>
-    <w:p>
-      <w:pPr>
-        <w:pStyle w:val="affd"/>
-      </w:pPr>
-      <w:r>
-        <w:t>Рисунок 7 — Описание файла README в GitHub</w:t>
-      </w:r>
-    </w:p>
-    <w:p>
-      <w:pPr>
-        <w:pStyle w:val="affd"/>
-      </w:pPr>
-      <w:r>
-        <w:t xml:space="preserve">Файл описания содержит краткую инструкцию по установке зависимостей, запуску системы и документацию по основным эндпоинтам </w:t>
-      </w:r>
-      <w:r>
-        <w:lastRenderedPageBreak/>
-        <w:t>API. Это обеспечивает легкий порог вхождения для других разработчиков или проверяющих лиц.</w:t>
-      </w:r>
-    </w:p>
-    <w:p>
-      <w:pPr>
-        <w:pStyle w:val="affd"/>
-      </w:pPr>
-      <w:r>
-        <w:t>Заключение</w:t>
-      </w:r>
-    </w:p>
-    <w:p>
-      <w:pPr>
-        <w:pStyle w:val="affd"/>
-      </w:pPr>
-      <w:r>
-        <w:t>В результате выполнения курсового проекта была спроектирована и реализована информационная система «CollegeHub», предназначенная для автоматизации учета посещаемости в колледже. В ходе работы были решены следующие задачи:</w:t>
-      </w:r>
-    </w:p>
-    <w:p>
-      <w:pPr>
-        <w:pStyle w:val="affd"/>
-      </w:pPr>
-      <w:r>
-        <w:t>- Проведен детальный анализ предметной области и выделены ключевые роли пользователей;</w:t>
-      </w:r>
-    </w:p>
-    <w:p>
-      <w:pPr>
-        <w:pStyle w:val="affd"/>
-      </w:pPr>
-      <w:r>
-        <w:t>- Спроектирована надежная база данных в MS SQL Server с учетом всех правил целостности данных;</w:t>
-      </w:r>
-    </w:p>
-    <w:p>
-      <w:pPr>
-        <w:pStyle w:val="affd"/>
-      </w:pPr>
-      <w:r>
-        <w:t>- Разработано серверное REST API, обеспечивающее безопасный обмен данными и логику обработки QR-кодов;</w:t>
-      </w:r>
-    </w:p>
-    <w:p>
-      <w:pPr>
-        <w:pStyle w:val="affd"/>
-      </w:pPr>
-      <w:r>
-        <w:t>- Создан клиентский прототип на базе WPF для демонстрации работы системы.</w:t>
-      </w:r>
-    </w:p>
-    <w:p>
-      <w:pPr>
-        <w:pStyle w:val="affd"/>
-      </w:pPr>
-      <w:r>
-        <w:t>Практическая значимость проекта заключается в возможности внедрения данной системы в реальный учебный процесс, что позволит сократить временные затраты на административные задачи и повысить точность сбора статистики посещаемости.</w:t>
-      </w:r>
-    </w:p>
-    <w:p>
-      <w:pPr>
-        <w:pStyle w:val="affd"/>
-      </w:pPr>
-      <w:r>
-        <w:t>Литература</w:t>
-      </w:r>
-    </w:p>
-    <w:p>
-      <w:pPr>
-        <w:pStyle w:val="affd"/>
-      </w:pPr>
-      <w:r>
-        <w:t>1. Конолли, Т. Базы данных. Проектирование, реализация и сопровождение. Теория и практика / Т. Конолли, К. Бегг. — 7-е изд. — Москва : Вильямс, 2021. — 1440 c.;</w:t>
-      </w:r>
-    </w:p>
-    <w:p>
-      <w:pPr>
-        <w:pStyle w:val="affd"/>
-      </w:pPr>
-      <w:r>
-        <w:t>2. Мартин, Р. Чистая архитектура. Искусство разработки программного обеспечения / Р. Мартин. — Санкт-Петербург : Питер, 2022. — 352 c.;</w:t>
-      </w:r>
-    </w:p>
-    <w:p>
-      <w:pPr>
-        <w:pStyle w:val="affd"/>
-      </w:pPr>
-      <w:r>
-        <w:t>3. Шварц, Б. SQL. Сборник рецептов / Б. Шварц. — Санкт-Петербург : Питер, 2023. — 416 c.;</w:t>
-      </w:r>
-    </w:p>
-    <w:p>
-      <w:pPr>
-        <w:pStyle w:val="affd"/>
-        <w:rPr>
+        <w:rPr>
+          <w:color w:val="000000"/>
           <w:lang w:val="en-US"/>
         </w:rPr>
       </w:pPr>
@@ -3741,8 +6862,7 @@
         <w:rPr>
           <w:lang w:val="en-US"/>
         </w:rPr>
-        <w:lastRenderedPageBreak/>
-        <w:t>4. FastAPI Documentation. — URL: https://fastapi.tiangolo.com (</w:t>
+        <w:t>Microsoft SQL Server Documentation. — URL: https://learn.microsoft.com/en-us/sql/sql-server (</w:t>
       </w:r>
       <w:r>
         <w:t>дата</w:t>
@@ -3760,44 +6880,11 @@
         <w:rPr>
           <w:lang w:val="en-US"/>
         </w:rPr>
-        <w:t>: 20.06.2026);</w:t>
-      </w:r>
-    </w:p>
-    <w:p>
-      <w:pPr>
-        <w:pStyle w:val="affd"/>
-        <w:rPr>
-          <w:color w:val="000000"/>
-          <w:lang w:val="en-US"/>
-        </w:rPr>
-      </w:pPr>
-      <w:r>
-        <w:rPr>
-          <w:lang w:val="en-US"/>
-        </w:rPr>
-        <w:t>5. Microsoft SQL Server Documentation. — URL: https://learn.microsoft.com/en-us/sql/sql-server (</w:t>
-      </w:r>
-      <w:r>
-        <w:t>дата</w:t>
-      </w:r>
-      <w:r>
-        <w:rPr>
-          <w:lang w:val="en-US"/>
-        </w:rPr>
-        <w:t xml:space="preserve"> </w:t>
-      </w:r>
-      <w:r>
-        <w:t>обращения</w:t>
-      </w:r>
-      <w:r>
-        <w:rPr>
-          <w:lang w:val="en-US"/>
-        </w:rPr>
         <w:t>: 20.06.2026).</w:t>
       </w:r>
     </w:p>
     <w:sectPr>
-      <w:headerReference w:type="default" r:id="rId14"/>
+      <w:headerReference w:type="default" r:id="rId15"/>
       <w:pgSz w:w="11906" w:h="16838"/>
       <w:pgMar w:top="851" w:right="1021" w:bottom="1701" w:left="1814" w:header="284" w:footer="709" w:gutter="0"/>
       <w:pgNumType w:start="4"/>
@@ -4974,11 +8061,19 @@
                                   <w:sz w:val="20"/>
                                 </w:rPr>
                               </w:pPr>
+                              <w:proofErr w:type="spellStart"/>
                               <w:r>
                                 <w:rPr>
                                   <w:sz w:val="20"/>
                                 </w:rPr>
-                                <w:t>Разраб.</w:t>
+                                <w:t>Разраб</w:t>
+                              </w:r>
+                              <w:proofErr w:type="spellEnd"/>
+                              <w:r>
+                                <w:rPr>
+                                  <w:sz w:val="20"/>
+                                </w:rPr>
+                                <w:t>.</w:t>
                               </w:r>
                             </w:p>
                           </w:txbxContent>
@@ -5568,6 +8663,7 @@
                                 <w:szCs w:val="32"/>
                               </w:rPr>
                             </w:pPr>
+                            <w:proofErr w:type="spellStart"/>
                             <w:r>
                               <w:rPr>
                                 <w:rFonts w:ascii="Times New Roman" w:hAnsi="Times New Roman"/>
@@ -5575,7 +8671,17 @@
                                 <w:sz w:val="32"/>
                                 <w:szCs w:val="32"/>
                               </w:rPr>
-                              <w:t>Курсовой проект</w:t>
+                              <w:t>Курсовой</w:t>
+                            </w:r>
+                            <w:proofErr w:type="spellEnd"/>
+                            <w:r>
+                              <w:rPr>
+                                <w:rFonts w:ascii="Times New Roman" w:hAnsi="Times New Roman"/>
+                                <w:iCs/>
+                                <w:sz w:val="32"/>
+                                <w:szCs w:val="32"/>
+                              </w:rPr>
+                              <w:t xml:space="preserve"> проект</w:t>
                             </w:r>
                           </w:p>
                           <w:p>
@@ -5590,6 +8696,7 @@
                                 <w:szCs w:val="28"/>
                               </w:rPr>
                             </w:pPr>
+                            <w:proofErr w:type="spellStart"/>
                             <w:r>
                               <w:rPr>
                                 <w:rFonts w:ascii="Times New Roman" w:hAnsi="Times New Roman"/>
@@ -5597,7 +8704,17 @@
                                 <w:sz w:val="28"/>
                                 <w:szCs w:val="28"/>
                               </w:rPr>
-                              <w:t>Пояснительная записка</w:t>
+                              <w:t>Пояснительная</w:t>
+                            </w:r>
+                            <w:proofErr w:type="spellEnd"/>
+                            <w:r>
+                              <w:rPr>
+                                <w:rFonts w:ascii="Times New Roman" w:hAnsi="Times New Roman"/>
+                                <w:iCs/>
+                                <w:sz w:val="28"/>
+                                <w:szCs w:val="28"/>
+                              </w:rPr>
+                              <w:t xml:space="preserve"> записка</w:t>
                             </w:r>
                           </w:p>
                         </w:txbxContent>
@@ -6205,11 +9322,19 @@
                             <w:sz w:val="20"/>
                           </w:rPr>
                         </w:pPr>
+                        <w:proofErr w:type="spellStart"/>
                         <w:r>
                           <w:rPr>
                             <w:sz w:val="20"/>
                           </w:rPr>
-                          <w:t>Разраб.</w:t>
+                          <w:t>Разраб</w:t>
+                        </w:r>
+                        <w:proofErr w:type="spellEnd"/>
+                        <w:r>
+                          <w:rPr>
+                            <w:sz w:val="20"/>
+                          </w:rPr>
+                          <w:t>.</w:t>
                         </w:r>
                       </w:p>
                     </w:txbxContent>
@@ -6428,6 +9553,7 @@
                           <w:szCs w:val="32"/>
                         </w:rPr>
                       </w:pPr>
+                      <w:proofErr w:type="spellStart"/>
                       <w:r>
                         <w:rPr>
                           <w:rFonts w:ascii="Times New Roman" w:hAnsi="Times New Roman"/>
@@ -6435,7 +9561,17 @@
                           <w:sz w:val="32"/>
                           <w:szCs w:val="32"/>
                         </w:rPr>
-                        <w:t>Курсовой проект</w:t>
+                        <w:t>Курсовой</w:t>
+                      </w:r>
+                      <w:proofErr w:type="spellEnd"/>
+                      <w:r>
+                        <w:rPr>
+                          <w:rFonts w:ascii="Times New Roman" w:hAnsi="Times New Roman"/>
+                          <w:iCs/>
+                          <w:sz w:val="32"/>
+                          <w:szCs w:val="32"/>
+                        </w:rPr>
+                        <w:t xml:space="preserve"> проект</w:t>
                       </w:r>
                     </w:p>
                     <w:p>
@@ -6450,6 +9586,7 @@
                           <w:szCs w:val="28"/>
                         </w:rPr>
                       </w:pPr>
+                      <w:proofErr w:type="spellStart"/>
                       <w:r>
                         <w:rPr>
                           <w:rFonts w:ascii="Times New Roman" w:hAnsi="Times New Roman"/>
@@ -6457,7 +9594,17 @@
                           <w:sz w:val="28"/>
                           <w:szCs w:val="28"/>
                         </w:rPr>
-                        <w:t>Пояснительная записка</w:t>
+                        <w:t>Пояснительная</w:t>
+                      </w:r>
+                      <w:proofErr w:type="spellEnd"/>
+                      <w:r>
+                        <w:rPr>
+                          <w:rFonts w:ascii="Times New Roman" w:hAnsi="Times New Roman"/>
+                          <w:iCs/>
+                          <w:sz w:val="28"/>
+                          <w:szCs w:val="28"/>
+                        </w:rPr>
+                        <w:t xml:space="preserve"> записка</w:t>
                       </w:r>
                     </w:p>
                   </w:txbxContent>
@@ -7011,6 +10158,7 @@
                                 <w:szCs w:val="18"/>
                               </w:rPr>
                             </w:pPr>
+                            <w:proofErr w:type="spellStart"/>
                             <w:r>
                               <w:rPr>
                                 <w:rFonts w:ascii="Times New Roman" w:hAnsi="Times New Roman"/>
@@ -7018,7 +10166,17 @@
                                 <w:sz w:val="18"/>
                                 <w:szCs w:val="18"/>
                               </w:rPr>
-                              <w:t>Изм.</w:t>
+                              <w:t>Изм</w:t>
+                            </w:r>
+                            <w:proofErr w:type="spellEnd"/>
+                            <w:r>
+                              <w:rPr>
+                                <w:rFonts w:ascii="Times New Roman" w:hAnsi="Times New Roman"/>
+                                <w:i w:val="0"/>
+                                <w:sz w:val="18"/>
+                                <w:szCs w:val="18"/>
+                              </w:rPr>
+                              <w:t>.</w:t>
                             </w:r>
                           </w:p>
                         </w:txbxContent>
@@ -7150,7 +10308,27 @@
                                 <w:sz w:val="18"/>
                                 <w:szCs w:val="18"/>
                               </w:rPr>
-                              <w:t>№ докум.</w:t>
+                              <w:t xml:space="preserve">№ </w:t>
+                            </w:r>
+                            <w:proofErr w:type="spellStart"/>
+                            <w:r>
+                              <w:rPr>
+                                <w:rFonts w:ascii="Times New Roman" w:hAnsi="Times New Roman"/>
+                                <w:i w:val="0"/>
+                                <w:sz w:val="18"/>
+                                <w:szCs w:val="18"/>
+                              </w:rPr>
+                              <w:t>докум</w:t>
+                            </w:r>
+                            <w:proofErr w:type="spellEnd"/>
+                            <w:r>
+                              <w:rPr>
+                                <w:rFonts w:ascii="Times New Roman" w:hAnsi="Times New Roman"/>
+                                <w:i w:val="0"/>
+                                <w:sz w:val="18"/>
+                                <w:szCs w:val="18"/>
+                              </w:rPr>
+                              <w:t>.</w:t>
                             </w:r>
                           </w:p>
                         </w:txbxContent>
@@ -7210,6 +10388,7 @@
                                 <w:lang w:val="ru-RU"/>
                               </w:rPr>
                             </w:pPr>
+                            <w:proofErr w:type="spellStart"/>
                             <w:r>
                               <w:rPr>
                                 <w:rFonts w:ascii="Times New Roman" w:hAnsi="Times New Roman"/>
@@ -7219,6 +10398,7 @@
                               </w:rPr>
                               <w:t>Подп</w:t>
                             </w:r>
+                            <w:proofErr w:type="spellEnd"/>
                             <w:r>
                               <w:rPr>
                                 <w:rFonts w:ascii="Times New Roman" w:hAnsi="Times New Roman"/>
@@ -7628,6 +10808,7 @@
                           <w:szCs w:val="18"/>
                         </w:rPr>
                       </w:pPr>
+                      <w:proofErr w:type="spellStart"/>
                       <w:r>
                         <w:rPr>
                           <w:rFonts w:ascii="Times New Roman" w:hAnsi="Times New Roman"/>
@@ -7635,7 +10816,17 @@
                           <w:sz w:val="18"/>
                           <w:szCs w:val="18"/>
                         </w:rPr>
-                        <w:t>Изм.</w:t>
+                        <w:t>Изм</w:t>
+                      </w:r>
+                      <w:proofErr w:type="spellEnd"/>
+                      <w:r>
+                        <w:rPr>
+                          <w:rFonts w:ascii="Times New Roman" w:hAnsi="Times New Roman"/>
+                          <w:i w:val="0"/>
+                          <w:sz w:val="18"/>
+                          <w:szCs w:val="18"/>
+                        </w:rPr>
+                        <w:t>.</w:t>
                       </w:r>
                     </w:p>
                   </w:txbxContent>
@@ -7689,7 +10880,27 @@
                           <w:sz w:val="18"/>
                           <w:szCs w:val="18"/>
                         </w:rPr>
-                        <w:t>№ докум.</w:t>
+                        <w:t xml:space="preserve">№ </w:t>
+                      </w:r>
+                      <w:proofErr w:type="spellStart"/>
+                      <w:r>
+                        <w:rPr>
+                          <w:rFonts w:ascii="Times New Roman" w:hAnsi="Times New Roman"/>
+                          <w:i w:val="0"/>
+                          <w:sz w:val="18"/>
+                          <w:szCs w:val="18"/>
+                        </w:rPr>
+                        <w:t>докум</w:t>
+                      </w:r>
+                      <w:proofErr w:type="spellEnd"/>
+                      <w:r>
+                        <w:rPr>
+                          <w:rFonts w:ascii="Times New Roman" w:hAnsi="Times New Roman"/>
+                          <w:i w:val="0"/>
+                          <w:sz w:val="18"/>
+                          <w:szCs w:val="18"/>
+                        </w:rPr>
+                        <w:t>.</w:t>
                       </w:r>
                     </w:p>
                   </w:txbxContent>
@@ -7710,6 +10921,7 @@
                           <w:lang w:val="ru-RU"/>
                         </w:rPr>
                       </w:pPr>
+                      <w:proofErr w:type="spellStart"/>
                       <w:r>
                         <w:rPr>
                           <w:rFonts w:ascii="Times New Roman" w:hAnsi="Times New Roman"/>
@@ -7719,6 +10931,7 @@
                         </w:rPr>
                         <w:t>Подп</w:t>
                       </w:r>
+                      <w:proofErr w:type="spellEnd"/>
                       <w:r>
                         <w:rPr>
                           <w:rFonts w:ascii="Times New Roman" w:hAnsi="Times New Roman"/>

--- a/cat.docx
+++ b/cat.docx
@@ -6174,7 +6174,7 @@
         <w:pStyle w:val="affd"/>
       </w:pPr>
       <w:r>
-        <w:t>Физическая модель данных реализована в среде MS SQL Server. При проектировании были использованы современные типы данных, обеспечивающие оптимальное хранение информации. Для хранения паролей предусмотрено поле длинного текстового формата для записи хешированных значений, что повышает безопасность системы.</w:t>
+        <w:t>Физическая модель данных реализована в среде MS SQL Server и представляет собой прямое отображение ER-диаграммы в набор реляционных таблиц. На данном этапе каждой сущности был сопоставлен конкретный тип данных с учётом особенностей платформы.</w:t>
       </w:r>
     </w:p>
     <w:p>
@@ -6182,7 +6182,39 @@
         <w:pStyle w:val="affd"/>
       </w:pPr>
       <w:r>
-        <w:t xml:space="preserve">Архитектура системы построена на принципах нормализации, что исключает избыточность данных. Каждая таблица имеет первичный ключ, а связи реализованы через внешние ключи. Для ускорения поиска по часто запрашиваемым полям, таким как электронная почта или идентификатор группы, предусмотрено создание </w:t>
+        <w:t xml:space="preserve">Для текстовых полей выбран тип NVARCHAR с явным указанием максимальной длины, что обеспечивает корректное хранение символов </w:t>
+      </w:r>
+      <w:proofErr w:type="spellStart"/>
+      <w:r>
+        <w:t>Unicode</w:t>
+      </w:r>
+      <w:proofErr w:type="spellEnd"/>
+      <w:r>
+        <w:t xml:space="preserve">. Поля с временными метками используют тип DATETIME2, предоставляющий повышенную точность по сравнению со стандартным DATETIME. Для хранения паролей предусмотрено поле NVARCHAR(255), в которое записывается результат хеширования по алгоритму </w:t>
+      </w:r>
+      <w:proofErr w:type="spellStart"/>
+      <w:r>
+        <w:t>bcrypt</w:t>
+      </w:r>
+      <w:proofErr w:type="spellEnd"/>
+      <w:r>
+        <w:t xml:space="preserve">, — таким образом исходный пароль никогда не хранится в открытом виде. </w:t>
+      </w:r>
+      <w:proofErr w:type="spellStart"/>
+      <w:r>
+        <w:t>Булевые</w:t>
+      </w:r>
+      <w:proofErr w:type="spellEnd"/>
+      <w:r>
+        <w:t xml:space="preserve"> значения, такие как признак активности QR-сессии, хранятся в типе BIT.</w:t>
+      </w:r>
+    </w:p>
+    <w:p>
+      <w:pPr>
+        <w:pStyle w:val="affd"/>
+      </w:pPr>
+      <w:r>
+        <w:t xml:space="preserve">Архитектура системы построена на принципах нормализации до третьей нормальной формы, что исключает избыточность данных и аномалии обновления. Каждая таблица имеет первичный ключ с ограничением PRIMARY KEY, а связи между сущностями реализованы через внешние ключи с ограничением FOREIGN KEY. Для ускорения поиска по часто запрашиваемым полям, таким как электронная почта пользователя или идентификатор группы, предусмотрено создание </w:t>
       </w:r>
       <w:proofErr w:type="spellStart"/>
       <w:r>
@@ -6190,7 +6222,7 @@
       </w:r>
       <w:proofErr w:type="spellEnd"/>
       <w:r>
-        <w:t xml:space="preserve"> индексов.</w:t>
+        <w:t xml:space="preserve"> индексов. Всего в базе данных создано восемь дополнительных индексов на полях, участвующих в операциях объединения таблиц JOIN и фильтрации WHERE.</w:t>
       </w:r>
     </w:p>
     <w:p>
@@ -6214,6 +6246,7 @@
         <w:pStyle w:val="affd"/>
       </w:pPr>
       <w:r>
+        <w:lastRenderedPageBreak/>
         <w:t>- Ограничения первичных и внешних ключей (PRIMARY KEY, FOREIGN KEY) предотвращают появление записей-сирот;</w:t>
       </w:r>
     </w:p>
@@ -6268,7 +6301,6 @@
           </w:tcPr>
           <w:p>
             <w:r>
-              <w:lastRenderedPageBreak/>
               <w:t>Связанные таблицы</w:t>
             </w:r>
           </w:p>
@@ -6539,7 +6571,7 @@
         <w:pStyle w:val="affd"/>
       </w:pPr>
       <w:r>
-        <w:t xml:space="preserve">Для управления версиями и организации совместной работы проект размещен в системе </w:t>
+        <w:t xml:space="preserve">Для управления версиями исходного кода и организации публичного доступа к проекту был создан репозиторий в системе </w:t>
       </w:r>
       <w:proofErr w:type="spellStart"/>
       <w:r>
@@ -6547,66 +6579,189 @@
       </w:r>
       <w:proofErr w:type="spellEnd"/>
       <w:r>
-        <w:t>. Структура репозитория организована таким образом, чтобы разделять программный код сервера, базу данных и клиентскую часть.</w:t>
-      </w:r>
+        <w:t>. Структура репозитория организована таким образом, чтобы четко разделять программный код сервера, скрипты базы данных и клиентскую часть.</w:t>
+      </w:r>
+    </w:p>
+    <w:p>
+      <w:pPr>
+        <w:pStyle w:val="affb"/>
+      </w:pPr>
+      <w:r>
+        <w:lastRenderedPageBreak/>
+        <w:drawing>
+          <wp:inline distT="0" distB="0" distL="0" distR="0" wp14:anchorId="30DDE694" wp14:editId="738DF515">
+            <wp:extent cx="5760085" cy="4996180"/>
+            <wp:effectExtent l="0" t="0" r="0" b="0"/>
+            <wp:docPr id="61" name="Рисунок 61"/>
+            <wp:cNvGraphicFramePr>
+              <a:graphicFrameLocks xmlns:a="http://schemas.openxmlformats.org/drawingml/2006/main" noChangeAspect="1"/>
+            </wp:cNvGraphicFramePr>
+            <a:graphic xmlns:a="http://schemas.openxmlformats.org/drawingml/2006/main">
+              <a:graphicData uri="http://schemas.openxmlformats.org/drawingml/2006/picture">
+                <pic:pic xmlns:pic="http://schemas.openxmlformats.org/drawingml/2006/picture">
+                  <pic:nvPicPr>
+                    <pic:cNvPr id="1" name=""/>
+                    <pic:cNvPicPr/>
+                  </pic:nvPicPr>
+                  <pic:blipFill>
+                    <a:blip r:embed="rId15"/>
+                    <a:stretch>
+                      <a:fillRect/>
+                    </a:stretch>
+                  </pic:blipFill>
+                  <pic:spPr>
+                    <a:xfrm>
+                      <a:off x="0" y="0"/>
+                      <a:ext cx="5760085" cy="4996180"/>
+                    </a:xfrm>
+                    <a:prstGeom prst="rect">
+                      <a:avLst/>
+                    </a:prstGeom>
+                  </pic:spPr>
+                </pic:pic>
+              </a:graphicData>
+            </a:graphic>
+          </wp:inline>
+        </w:drawing>
+      </w:r>
+      <w:r>
+        <w:t xml:space="preserve">Рисунок 6 — Структура проекта в репозитории </w:t>
+      </w:r>
+      <w:proofErr w:type="spellStart"/>
+      <w:r>
+        <w:t>GitHub</w:t>
+      </w:r>
+      <w:proofErr w:type="spellEnd"/>
     </w:p>
     <w:p>
       <w:pPr>
         <w:pStyle w:val="affd"/>
       </w:pPr>
       <w:r>
-        <w:t>[ВСТАВИТЬ РИСУНОК]</w:t>
-      </w:r>
+        <w:t xml:space="preserve">Как показано на рисунке 6, корневой каталог содержит следующие разделы: папка </w:t>
+      </w:r>
+      <w:proofErr w:type="spellStart"/>
+      <w:r>
+        <w:t>database</w:t>
+      </w:r>
+      <w:proofErr w:type="spellEnd"/>
+      <w:r>
+        <w:t xml:space="preserve"> с инициализирующим SQL-скриптом, папка </w:t>
+      </w:r>
+      <w:proofErr w:type="spellStart"/>
+      <w:r>
+        <w:t>api</w:t>
+      </w:r>
+      <w:proofErr w:type="spellEnd"/>
+      <w:r>
+        <w:t xml:space="preserve"> </w:t>
+      </w:r>
+      <w:r>
+        <w:t xml:space="preserve">с файлами серверной логики, папка </w:t>
+      </w:r>
+      <w:proofErr w:type="spellStart"/>
+      <w:r>
+        <w:t>client</w:t>
+      </w:r>
+      <w:proofErr w:type="spellEnd"/>
+      <w:r>
+        <w:t xml:space="preserve"> с проектом WPF, а также файл </w:t>
+      </w:r>
+      <w:proofErr w:type="spellStart"/>
+      <w:r>
+        <w:t>docker-compose.yml</w:t>
+      </w:r>
+      <w:proofErr w:type="spellEnd"/>
+      <w:r>
+        <w:t xml:space="preserve">, расположенный в корне. Наличие последнего позволяет развернуть базу данных и API-сервер единственной командой </w:t>
+      </w:r>
+      <w:proofErr w:type="spellStart"/>
+      <w:r>
+        <w:t>docker-compose</w:t>
+      </w:r>
+      <w:proofErr w:type="spellEnd"/>
+      <w:r>
+        <w:t xml:space="preserve"> </w:t>
+      </w:r>
+      <w:proofErr w:type="spellStart"/>
+      <w:r>
+        <w:t>up</w:t>
+      </w:r>
+      <w:proofErr w:type="spellEnd"/>
+      <w:r>
+        <w:t>, что значительно упрощает процесс проверки и тестирования проекта.</w:t>
+      </w:r>
+    </w:p>
+    <w:p>
+      <w:pPr>
+        <w:pStyle w:val="afff1"/>
+      </w:pPr>
+      <w:r>
+        <w:lastRenderedPageBreak/>
+        <w:drawing>
+          <wp:inline distT="0" distB="0" distL="0" distR="0" wp14:anchorId="5CBD6774" wp14:editId="3379B14A">
+            <wp:extent cx="5760085" cy="4659630"/>
+            <wp:effectExtent l="0" t="0" r="0" b="7620"/>
+            <wp:docPr id="1" name="Рисунок 1"/>
+            <wp:cNvGraphicFramePr>
+              <a:graphicFrameLocks xmlns:a="http://schemas.openxmlformats.org/drawingml/2006/main" noChangeAspect="1"/>
+            </wp:cNvGraphicFramePr>
+            <a:graphic xmlns:a="http://schemas.openxmlformats.org/drawingml/2006/main">
+              <a:graphicData uri="http://schemas.openxmlformats.org/drawingml/2006/picture">
+                <pic:pic xmlns:pic="http://schemas.openxmlformats.org/drawingml/2006/picture">
+                  <pic:nvPicPr>
+                    <pic:cNvPr id="1" name=""/>
+                    <pic:cNvPicPr/>
+                  </pic:nvPicPr>
+                  <pic:blipFill>
+                    <a:blip r:embed="rId16"/>
+                    <a:stretch>
+                      <a:fillRect/>
+                    </a:stretch>
+                  </pic:blipFill>
+                  <pic:spPr>
+                    <a:xfrm>
+                      <a:off x="0" y="0"/>
+                      <a:ext cx="5760085" cy="4659630"/>
+                    </a:xfrm>
+                    <a:prstGeom prst="rect">
+                      <a:avLst/>
+                    </a:prstGeom>
+                  </pic:spPr>
+                </pic:pic>
+              </a:graphicData>
+            </a:graphic>
+          </wp:inline>
+        </w:drawing>
+      </w:r>
+    </w:p>
+    <w:p>
+      <w:pPr>
+        <w:pStyle w:val="affb"/>
+      </w:pPr>
+      <w:r>
+        <w:t xml:space="preserve">Рисунок 7 — Описание файла README в </w:t>
+      </w:r>
+      <w:proofErr w:type="spellStart"/>
+      <w:r>
+        <w:t>GitHub</w:t>
+      </w:r>
+      <w:proofErr w:type="spellEnd"/>
     </w:p>
     <w:p>
       <w:pPr>
         <w:pStyle w:val="affd"/>
       </w:pPr>
       <w:r>
-        <w:t xml:space="preserve">Рисунок 6 — Структура проекта в репозитории </w:t>
-      </w:r>
-      <w:proofErr w:type="spellStart"/>
-      <w:r>
-        <w:t>GitHub</w:t>
-      </w:r>
-      <w:proofErr w:type="spellEnd"/>
-    </w:p>
-    <w:p>
-      <w:pPr>
-        <w:pStyle w:val="affd"/>
-      </w:pPr>
-      <w:r>
-        <w:t>В корневой папке проекта находится файл конфигурации для контейнеризации, позволяющий развернуть базу данных и API в одну команду.</w:t>
-      </w:r>
-    </w:p>
-    <w:p>
-      <w:pPr>
-        <w:pStyle w:val="affd"/>
-      </w:pPr>
-      <w:r>
-        <w:t>[ВСТАВИТЬ РИСУНОК]</w:t>
-      </w:r>
-    </w:p>
-    <w:p>
-      <w:pPr>
-        <w:pStyle w:val="affd"/>
-      </w:pPr>
-      <w:r>
-        <w:lastRenderedPageBreak/>
-        <w:t xml:space="preserve">Рисунок 7 — Описание файла README в </w:t>
-      </w:r>
-      <w:proofErr w:type="spellStart"/>
-      <w:r>
-        <w:t>GitHub</w:t>
-      </w:r>
-      <w:proofErr w:type="spellEnd"/>
-    </w:p>
-    <w:p>
-      <w:pPr>
-        <w:pStyle w:val="affd"/>
-      </w:pPr>
-      <w:r>
-        <w:t xml:space="preserve">Файл описания содержит краткую инструкцию по установке зависимостей, запуску системы и документацию по основным </w:t>
+        <w:t xml:space="preserve">Файл README.md, показанный на рисунке 7, является точкой входа для любого пользователя репозитория. Он содержит краткое описание системы и её назначения, пошаговую инструкцию по запуску проекта через </w:t>
+      </w:r>
+      <w:proofErr w:type="spellStart"/>
+      <w:r>
+        <w:t>Docker</w:t>
+      </w:r>
+      <w:proofErr w:type="spellEnd"/>
+      <w:r>
+        <w:t xml:space="preserve">, перечень переменных окружения и примеры запросов к ключевым </w:t>
       </w:r>
       <w:proofErr w:type="spellStart"/>
       <w:r>
@@ -6614,7 +6769,10 @@
       </w:r>
       <w:proofErr w:type="spellEnd"/>
       <w:r>
-        <w:t xml:space="preserve"> API. Это обеспечивает легкий порог вхождения для других разработчиков или проверяющих лиц.</w:t>
+        <w:t xml:space="preserve"> API. Наличие структурированного описания обеспечивает низкий порог вхождения для проверяющих лиц и потенциальных участников разработки</w:t>
+      </w:r>
+      <w:r>
+        <w:t>.</w:t>
       </w:r>
       <w:r>
         <w:br w:type="page"/>
@@ -6642,7 +6800,7 @@
       </w:r>
       <w:proofErr w:type="spellEnd"/>
       <w:r>
-        <w:t>», предназначенная для автоматизации учета посещаемости в колледже. В ходе работы были решены следующие задачи:</w:t>
+        <w:t>», предназначенная для автоматизации учета посещаемости студентов в колледже. Все поставленные задачи решены в полном объеме. В ходе работы были получены практические навыки проектирования реляционных баз данных, разработки серверных приложений и организации ролевой системы доступа.</w:t>
       </w:r>
     </w:p>
     <w:p>
@@ -6650,7 +6808,7 @@
         <w:pStyle w:val="affd"/>
       </w:pPr>
       <w:r>
-        <w:t>- Проведен детальный анализ предметной области и выделены ключевые роли пользователей;</w:t>
+        <w:t>В ходе работы были решены следующие задачи:</w:t>
       </w:r>
     </w:p>
     <w:p>
@@ -6658,7 +6816,7 @@
         <w:pStyle w:val="affd"/>
       </w:pPr>
       <w:r>
-        <w:t>- Спроектирована надежная база данных в MS SQL Server с учетом всех правил целостности данных;</w:t>
+        <w:t>- Проведен детальный анализ предметной области, определены ключевые бизнес-процессы и выделены роли пользователей системы: администратор и студент;</w:t>
       </w:r>
     </w:p>
     <w:p>
@@ -6666,7 +6824,7 @@
         <w:pStyle w:val="affd"/>
       </w:pPr>
       <w:r>
-        <w:t>- Разработано серверное REST API, обеспечивающее безопасный обмен данными и логику обработки QR-кодов;</w:t>
+        <w:t>- Разработаны UML-диаграммы вариантов использования и последовательности, позволяющие наглядно отобразить структуру и динамику работы системы;</w:t>
       </w:r>
     </w:p>
     <w:p>
@@ -6674,7 +6832,7 @@
         <w:pStyle w:val="affd"/>
       </w:pPr>
       <w:r>
-        <w:t>- Создан клиентский прототип на базе WPF для демонстрации работы системы.</w:t>
+        <w:t>- Спроектирована и реализована база данных в MS SQL Server с полным набором ограничений целостности, каскадных операций и индексов производительности, как описано в таблице 2;</w:t>
       </w:r>
     </w:p>
     <w:p>
@@ -6682,7 +6840,51 @@
         <w:pStyle w:val="affd"/>
       </w:pPr>
       <w:r>
-        <w:t>Практическая значимость проекта заключается в возможности внедрения данной системы в реальный учебный процесс, что позволит сократить временные затраты на административные задачи и повысить точность сбора статистики посещаемости.</w:t>
+        <w:t xml:space="preserve">- Разработано серверное REST API на основе фреймворка </w:t>
+      </w:r>
+      <w:proofErr w:type="spellStart"/>
+      <w:r>
+        <w:t>FastAPI</w:t>
+      </w:r>
+      <w:proofErr w:type="spellEnd"/>
+      <w:r>
+        <w:t>, обеспечивающее безопасный обмен данными, JWT-авторизацию и автоматическую генерацию документации;</w:t>
+      </w:r>
+    </w:p>
+    <w:p>
+      <w:pPr>
+        <w:pStyle w:val="affd"/>
+      </w:pPr>
+      <w:r>
+        <w:t>- Создан клиентский прототип на платформе WPF для визуальной демонстрации всех ключевых сценариев работы системы;</w:t>
+      </w:r>
+    </w:p>
+    <w:p>
+      <w:pPr>
+        <w:pStyle w:val="affd"/>
+      </w:pPr>
+      <w:r>
+        <w:t xml:space="preserve">- Выполнена контейнеризация базы данных и API-сервера с использованием </w:t>
+      </w:r>
+      <w:proofErr w:type="spellStart"/>
+      <w:r>
+        <w:t>Docker</w:t>
+      </w:r>
+      <w:proofErr w:type="spellEnd"/>
+      <w:r>
+        <w:t>, что обеспечивает воспроизводимость среды запуска.</w:t>
+      </w:r>
+    </w:p>
+    <w:p>
+      <w:pPr>
+        <w:pStyle w:val="affd"/>
+      </w:pPr>
+      <w:r>
+        <w:t xml:space="preserve">Практическая значимость проекта заключается в реальной применимости разработанного решения в учебном процессе колледжа. Внедрение системы позволит исключить ручной учет посещаемости, </w:t>
+      </w:r>
+      <w:r>
+        <w:lastRenderedPageBreak/>
+        <w:t>минимизировать ошибки при формировании отчетности и обеспечить оперативный доступ администрации к актуальной статистике. В перспективе система может быть расширена за счет добавления роли преподавателя, интеграции с электронным журналом и реализации мобильного клиента.</w:t>
       </w:r>
     </w:p>
     <w:p>
@@ -6743,15 +6945,7 @@
       </w:r>
       <w:proofErr w:type="spellEnd"/>
       <w:r>
-        <w:t xml:space="preserve">. — 7-е изд. — </w:t>
-      </w:r>
-      <w:proofErr w:type="gramStart"/>
-      <w:r>
-        <w:t>Москва :</w:t>
-      </w:r>
-      <w:proofErr w:type="gramEnd"/>
-      <w:r>
-        <w:t xml:space="preserve"> Вильямс, 2021. — 1440 c.;</w:t>
+        <w:t>. — 7-е изд. — Москва : Вильямс, 2021. — 1440 c.;</w:t>
       </w:r>
     </w:p>
     <w:p>
@@ -6766,15 +6960,7 @@
         <w:t xml:space="preserve">Мартин, Р. </w:t>
       </w:r>
       <w:r>
-        <w:t>Чистая архитектура. Искусство разработки программного обеспечения / Р. Мартин. — Санкт-</w:t>
-      </w:r>
-      <w:proofErr w:type="gramStart"/>
-      <w:r>
-        <w:t>Петербург :</w:t>
-      </w:r>
-      <w:proofErr w:type="gramEnd"/>
-      <w:r>
-        <w:t xml:space="preserve"> Питер, 2022. — 352 c.;</w:t>
+        <w:t>Чистая архитектура. Искусство разработки программного обеспечения / Р. Мартин. — Санкт-Петербург : Питер, 2022. — 352 c.;</w:t>
       </w:r>
     </w:p>
     <w:p>
@@ -6789,15 +6975,7 @@
         <w:t>Шварц, Б.</w:t>
       </w:r>
       <w:r>
-        <w:t xml:space="preserve"> SQL. Сборник рецептов / Б. Шварц. — Санкт-</w:t>
-      </w:r>
-      <w:proofErr w:type="gramStart"/>
-      <w:r>
-        <w:t>Петербург :</w:t>
-      </w:r>
-      <w:proofErr w:type="gramEnd"/>
-      <w:r>
-        <w:t xml:space="preserve"> Питер, 2023. — 416 c.;</w:t>
+        <w:t xml:space="preserve"> SQL. Сборник рецептов / Б. Шварц. — Санкт-Петербург : Питер, 2023. — 416 c.;</w:t>
       </w:r>
     </w:p>
     <w:p>
@@ -6884,7 +7062,7 @@
       </w:r>
     </w:p>
     <w:sectPr>
-      <w:headerReference w:type="default" r:id="rId15"/>
+      <w:headerReference w:type="default" r:id="rId17"/>
       <w:pgSz w:w="11906" w:h="16838"/>
       <w:pgMar w:top="851" w:right="1021" w:bottom="1701" w:left="1814" w:header="284" w:footer="709" w:gutter="0"/>
       <w:pgNumType w:start="4"/>

--- a/cat.docx
+++ b/cat.docx
@@ -683,7 +683,6 @@
           <w:lang w:val="en-150" w:eastAsia="en-150"/>
         </w:rPr>
       </w:pPr>
-      <w:proofErr w:type="spellStart"/>
       <w:r>
         <w:rPr>
           <w:color w:val="000000"/>
@@ -691,9 +690,21 @@
           <w:szCs w:val="24"/>
           <w:lang w:val="en-150" w:eastAsia="en-150"/>
         </w:rPr>
-        <w:t>Зам</w:t>
-      </w:r>
-      <w:proofErr w:type="spellEnd"/>
+        <w:t>Зам. директора по учебной работе</w:t>
+      </w:r>
+    </w:p>
+    <w:p>
+      <w:pPr>
+        <w:autoSpaceDE/>
+        <w:autoSpaceDN/>
+        <w:spacing w:line="240" w:lineRule="auto"/>
+        <w:jc w:val="right"/>
+        <w:rPr>
+          <w:sz w:val="24"/>
+          <w:szCs w:val="24"/>
+          <w:lang w:val="en-150" w:eastAsia="en-150"/>
+        </w:rPr>
+      </w:pPr>
       <w:r>
         <w:rPr>
           <w:color w:val="000000"/>
@@ -701,120 +712,7 @@
           <w:szCs w:val="24"/>
           <w:lang w:val="en-150" w:eastAsia="en-150"/>
         </w:rPr>
-        <w:t xml:space="preserve">. </w:t>
-      </w:r>
-      <w:proofErr w:type="spellStart"/>
-      <w:r>
-        <w:rPr>
-          <w:color w:val="000000"/>
-          <w:sz w:val="24"/>
-          <w:szCs w:val="24"/>
-          <w:lang w:val="en-150" w:eastAsia="en-150"/>
-        </w:rPr>
-        <w:t>директора</w:t>
-      </w:r>
-      <w:proofErr w:type="spellEnd"/>
-      <w:r>
-        <w:rPr>
-          <w:color w:val="000000"/>
-          <w:sz w:val="24"/>
-          <w:szCs w:val="24"/>
-          <w:lang w:val="en-150" w:eastAsia="en-150"/>
-        </w:rPr>
-        <w:t xml:space="preserve"> </w:t>
-      </w:r>
-      <w:proofErr w:type="spellStart"/>
-      <w:r>
-        <w:rPr>
-          <w:color w:val="000000"/>
-          <w:sz w:val="24"/>
-          <w:szCs w:val="24"/>
-          <w:lang w:val="en-150" w:eastAsia="en-150"/>
-        </w:rPr>
-        <w:t>по</w:t>
-      </w:r>
-      <w:proofErr w:type="spellEnd"/>
-      <w:r>
-        <w:rPr>
-          <w:color w:val="000000"/>
-          <w:sz w:val="24"/>
-          <w:szCs w:val="24"/>
-          <w:lang w:val="en-150" w:eastAsia="en-150"/>
-        </w:rPr>
-        <w:t xml:space="preserve"> </w:t>
-      </w:r>
-      <w:proofErr w:type="spellStart"/>
-      <w:r>
-        <w:rPr>
-          <w:color w:val="000000"/>
-          <w:sz w:val="24"/>
-          <w:szCs w:val="24"/>
-          <w:lang w:val="en-150" w:eastAsia="en-150"/>
-        </w:rPr>
-        <w:t>учебной</w:t>
-      </w:r>
-      <w:proofErr w:type="spellEnd"/>
-      <w:r>
-        <w:rPr>
-          <w:color w:val="000000"/>
-          <w:sz w:val="24"/>
-          <w:szCs w:val="24"/>
-          <w:lang w:val="en-150" w:eastAsia="en-150"/>
-        </w:rPr>
-        <w:t xml:space="preserve"> </w:t>
-      </w:r>
-      <w:proofErr w:type="spellStart"/>
-      <w:r>
-        <w:rPr>
-          <w:color w:val="000000"/>
-          <w:sz w:val="24"/>
-          <w:szCs w:val="24"/>
-          <w:lang w:val="en-150" w:eastAsia="en-150"/>
-        </w:rPr>
-        <w:t>работе</w:t>
-      </w:r>
-      <w:proofErr w:type="spellEnd"/>
-    </w:p>
-    <w:p>
-      <w:pPr>
-        <w:autoSpaceDE/>
-        <w:autoSpaceDN/>
-        <w:spacing w:line="240" w:lineRule="auto"/>
-        <w:jc w:val="right"/>
-        <w:rPr>
-          <w:sz w:val="24"/>
-          <w:szCs w:val="24"/>
-          <w:lang w:val="en-150" w:eastAsia="en-150"/>
-        </w:rPr>
-      </w:pPr>
-      <w:r>
-        <w:rPr>
-          <w:color w:val="000000"/>
-          <w:sz w:val="24"/>
-          <w:szCs w:val="24"/>
-          <w:lang w:val="en-150" w:eastAsia="en-150"/>
-        </w:rPr>
-        <w:t xml:space="preserve">__________________ / </w:t>
-      </w:r>
-      <w:proofErr w:type="spellStart"/>
-      <w:r>
-        <w:rPr>
-          <w:color w:val="000000"/>
-          <w:sz w:val="24"/>
-          <w:szCs w:val="24"/>
-          <w:lang w:val="en-150" w:eastAsia="en-150"/>
-        </w:rPr>
-        <w:t>Вишневская</w:t>
-      </w:r>
-      <w:proofErr w:type="spellEnd"/>
-      <w:r>
-        <w:rPr>
-          <w:color w:val="000000"/>
-          <w:sz w:val="24"/>
-          <w:szCs w:val="24"/>
-          <w:lang w:val="en-150" w:eastAsia="en-150"/>
-        </w:rPr>
-        <w:t xml:space="preserve"> М.В/</w:t>
+        <w:t>__________________ / Вишневская М.В/</w:t>
       </w:r>
     </w:p>
     <w:p>
@@ -888,7 +786,6 @@
           <w:lang w:val="en-150" w:eastAsia="en-150"/>
         </w:rPr>
       </w:pPr>
-      <w:proofErr w:type="spellStart"/>
       <w:r>
         <w:rPr>
           <w:b/>
@@ -898,81 +795,8 @@
           <w:szCs w:val="24"/>
           <w:lang w:val="en-150" w:eastAsia="en-150"/>
         </w:rPr>
-        <w:t>на</w:t>
-      </w:r>
-      <w:proofErr w:type="spellEnd"/>
-      <w:r>
-        <w:rPr>
-          <w:b/>
-          <w:bCs/>
-          <w:color w:val="000000"/>
-          <w:sz w:val="24"/>
-          <w:szCs w:val="24"/>
-          <w:lang w:val="en-150" w:eastAsia="en-150"/>
-        </w:rPr>
-        <w:t xml:space="preserve"> </w:t>
-      </w:r>
-      <w:proofErr w:type="spellStart"/>
-      <w:r>
-        <w:rPr>
-          <w:b/>
-          <w:bCs/>
-          <w:color w:val="000000"/>
-          <w:sz w:val="24"/>
-          <w:szCs w:val="24"/>
-          <w:lang w:val="en-150" w:eastAsia="en-150"/>
-        </w:rPr>
-        <w:t>выполнение</w:t>
-      </w:r>
-      <w:proofErr w:type="spellEnd"/>
-      <w:r>
-        <w:rPr>
-          <w:b/>
-          <w:bCs/>
-          <w:color w:val="000000"/>
-          <w:sz w:val="24"/>
-          <w:szCs w:val="24"/>
-          <w:lang w:val="en-150" w:eastAsia="en-150"/>
-        </w:rPr>
-        <w:t xml:space="preserve"> </w:t>
-      </w:r>
-      <w:proofErr w:type="spellStart"/>
-      <w:r>
-        <w:rPr>
-          <w:b/>
-          <w:bCs/>
-          <w:color w:val="000000"/>
-          <w:sz w:val="24"/>
-          <w:szCs w:val="24"/>
-          <w:lang w:val="en-150" w:eastAsia="en-150"/>
-        </w:rPr>
-        <w:t>курсового</w:t>
-      </w:r>
-      <w:proofErr w:type="spellEnd"/>
-      <w:r>
-        <w:rPr>
-          <w:b/>
-          <w:bCs/>
-          <w:color w:val="000000"/>
-          <w:sz w:val="24"/>
-          <w:szCs w:val="24"/>
-          <w:lang w:val="en-150" w:eastAsia="en-150"/>
-        </w:rPr>
-        <w:t xml:space="preserve"> </w:t>
-      </w:r>
-      <w:proofErr w:type="spellStart"/>
-      <w:r>
-        <w:rPr>
-          <w:b/>
-          <w:bCs/>
-          <w:color w:val="000000"/>
-          <w:sz w:val="24"/>
-          <w:szCs w:val="24"/>
-          <w:lang w:val="en-150" w:eastAsia="en-150"/>
-        </w:rPr>
-        <w:t>проекта</w:t>
-      </w:r>
-      <w:proofErr w:type="spellEnd"/>
+        <w:t>на выполнение курсового проекта</w:t>
+      </w:r>
     </w:p>
     <w:p>
       <w:pPr>
@@ -1006,19 +830,8 @@
           <w:szCs w:val="22"/>
           <w:lang w:val="en-150" w:eastAsia="en-150"/>
         </w:rPr>
-        <w:t xml:space="preserve">1. </w:t>
-      </w:r>
-      <w:proofErr w:type="spellStart"/>
-      <w:r>
-        <w:rPr>
-          <w:color w:val="000000"/>
-          <w:sz w:val="22"/>
-          <w:szCs w:val="22"/>
-          <w:lang w:val="en-150" w:eastAsia="en-150"/>
-        </w:rPr>
-        <w:t>Студент</w:t>
-      </w:r>
-      <w:proofErr w:type="spellEnd"/>
+        <w:t>1. Студент</w:t>
+      </w:r>
       <w:r>
         <w:rPr>
           <w:b/>
@@ -1028,9 +841,30 @@
           <w:szCs w:val="22"/>
           <w:lang w:val="en-150" w:eastAsia="en-150"/>
         </w:rPr>
-        <w:t xml:space="preserve"> </w:t>
-      </w:r>
-      <w:proofErr w:type="spellStart"/>
+        <w:t xml:space="preserve"> Кот Андрей Ильич</w:t>
+      </w:r>
+    </w:p>
+    <w:p>
+      <w:pPr>
+        <w:autoSpaceDE/>
+        <w:autoSpaceDN/>
+        <w:spacing w:line="240" w:lineRule="auto"/>
+        <w:jc w:val="left"/>
+        <w:rPr>
+          <w:sz w:val="24"/>
+          <w:szCs w:val="24"/>
+          <w:lang w:val="en-150" w:eastAsia="en-150"/>
+        </w:rPr>
+      </w:pPr>
+      <w:r>
+        <w:rPr>
+          <w:color w:val="000000"/>
+          <w:sz w:val="22"/>
+          <w:szCs w:val="22"/>
+          <w:lang w:val="en-150" w:eastAsia="en-150"/>
+        </w:rPr>
+        <w:t xml:space="preserve">Группа </w:t>
+      </w:r>
       <w:r>
         <w:rPr>
           <w:b/>
@@ -1040,9 +874,71 @@
           <w:szCs w:val="22"/>
           <w:lang w:val="en-150" w:eastAsia="en-150"/>
         </w:rPr>
-        <w:t>Кот</w:t>
-      </w:r>
-      <w:proofErr w:type="spellEnd"/>
+        <w:t>КИ-31</w:t>
+      </w:r>
+    </w:p>
+    <w:p>
+      <w:pPr>
+        <w:autoSpaceDE/>
+        <w:autoSpaceDN/>
+        <w:spacing w:line="240" w:lineRule="auto"/>
+        <w:rPr>
+          <w:sz w:val="24"/>
+          <w:szCs w:val="24"/>
+          <w:lang w:val="en-150" w:eastAsia="en-150"/>
+        </w:rPr>
+      </w:pPr>
+      <w:r>
+        <w:rPr>
+          <w:color w:val="000000"/>
+          <w:sz w:val="22"/>
+          <w:szCs w:val="22"/>
+          <w:lang w:val="en-150" w:eastAsia="en-150"/>
+        </w:rPr>
+        <w:t>Специальность: 09.02.07 Информационные системы и программирование (базовый уровень)</w:t>
+      </w:r>
+    </w:p>
+    <w:p>
+      <w:pPr>
+        <w:autoSpaceDE/>
+        <w:autoSpaceDN/>
+        <w:spacing w:line="240" w:lineRule="auto"/>
+        <w:rPr>
+          <w:sz w:val="24"/>
+          <w:szCs w:val="24"/>
+          <w:lang w:val="en-150" w:eastAsia="en-150"/>
+        </w:rPr>
+      </w:pPr>
+      <w:r>
+        <w:rPr>
+          <w:color w:val="000000"/>
+          <w:sz w:val="22"/>
+          <w:szCs w:val="22"/>
+          <w:lang w:val="en-150" w:eastAsia="en-150"/>
+        </w:rPr>
+        <w:t>Дисциплина/Междисциплинарный курс: МДК 07.01 «Управление и автоматизация баз данных»</w:t>
+      </w:r>
+    </w:p>
+    <w:p>
+      <w:pPr>
+        <w:autoSpaceDE/>
+        <w:autoSpaceDN/>
+        <w:spacing w:line="240" w:lineRule="auto"/>
+        <w:rPr>
+          <w:sz w:val="24"/>
+          <w:szCs w:val="24"/>
+          <w:lang w:val="en-150" w:eastAsia="en-150"/>
+        </w:rPr>
+      </w:pPr>
+      <w:r>
+        <w:rPr>
+          <w:color w:val="000000"/>
+          <w:sz w:val="22"/>
+          <w:szCs w:val="22"/>
+          <w:lang w:val="en-150" w:eastAsia="en-150"/>
+        </w:rPr>
+        <w:t xml:space="preserve">2. Курсовой проект на тему </w:t>
+      </w:r>
       <w:r>
         <w:rPr>
           <w:b/>
@@ -1052,9 +948,201 @@
           <w:szCs w:val="22"/>
           <w:lang w:val="en-150" w:eastAsia="en-150"/>
         </w:rPr>
-        <w:t xml:space="preserve"> </w:t>
-      </w:r>
-      <w:proofErr w:type="spellStart"/>
+        <w:t>«Проектирование базы данных и разработка серверного REST API для автоматизации учебной платформы колледжа с ролями Администратор/Студент и QR-учётом посещаемости»</w:t>
+      </w:r>
+    </w:p>
+    <w:p>
+      <w:pPr>
+        <w:autoSpaceDE/>
+        <w:autoSpaceDN/>
+        <w:spacing w:line="240" w:lineRule="auto"/>
+        <w:jc w:val="left"/>
+        <w:rPr>
+          <w:sz w:val="24"/>
+          <w:szCs w:val="24"/>
+          <w:lang w:val="en-150" w:eastAsia="en-150"/>
+        </w:rPr>
+      </w:pPr>
+      <w:r>
+        <w:rPr>
+          <w:color w:val="000000"/>
+          <w:sz w:val="22"/>
+          <w:szCs w:val="22"/>
+          <w:lang w:val="en-150" w:eastAsia="en-150"/>
+        </w:rPr>
+        <w:t xml:space="preserve">утвержден приказом № </w:t>
+      </w:r>
+      <w:r>
+        <w:rPr>
+          <w:color w:val="000000"/>
+          <w:sz w:val="22"/>
+          <w:szCs w:val="22"/>
+          <w:u w:val="single"/>
+          <w:lang w:val="en-150" w:eastAsia="en-150"/>
+        </w:rPr>
+        <w:t xml:space="preserve">149/91к </w:t>
+      </w:r>
+      <w:r>
+        <w:rPr>
+          <w:color w:val="000000"/>
+          <w:sz w:val="22"/>
+          <w:szCs w:val="22"/>
+          <w:lang w:val="en-150" w:eastAsia="en-150"/>
+        </w:rPr>
+        <w:t>от «</w:t>
+      </w:r>
+      <w:r>
+        <w:rPr>
+          <w:color w:val="000000"/>
+          <w:sz w:val="22"/>
+          <w:szCs w:val="22"/>
+          <w:u w:val="single"/>
+          <w:lang w:val="en-150" w:eastAsia="en-150"/>
+        </w:rPr>
+        <w:t>28</w:t>
+      </w:r>
+      <w:r>
+        <w:rPr>
+          <w:color w:val="000000"/>
+          <w:sz w:val="22"/>
+          <w:szCs w:val="22"/>
+          <w:lang w:val="en-150" w:eastAsia="en-150"/>
+        </w:rPr>
+        <w:t xml:space="preserve">» </w:t>
+      </w:r>
+      <w:r>
+        <w:rPr>
+          <w:color w:val="000000"/>
+          <w:sz w:val="22"/>
+          <w:szCs w:val="22"/>
+          <w:u w:val="single"/>
+          <w:lang w:val="en-150" w:eastAsia="en-150"/>
+        </w:rPr>
+        <w:t>января</w:t>
+      </w:r>
+      <w:r>
+        <w:rPr>
+          <w:color w:val="000000"/>
+          <w:sz w:val="22"/>
+          <w:szCs w:val="22"/>
+          <w:lang w:val="en-150" w:eastAsia="en-150"/>
+        </w:rPr>
+        <w:t xml:space="preserve"> 2026 г.</w:t>
+      </w:r>
+    </w:p>
+    <w:p>
+      <w:pPr>
+        <w:autoSpaceDE/>
+        <w:autoSpaceDN/>
+        <w:spacing w:line="240" w:lineRule="auto"/>
+        <w:rPr>
+          <w:sz w:val="24"/>
+          <w:szCs w:val="24"/>
+          <w:lang w:val="en-150" w:eastAsia="en-150"/>
+        </w:rPr>
+      </w:pPr>
+      <w:r>
+        <w:rPr>
+          <w:color w:val="000000"/>
+          <w:sz w:val="22"/>
+          <w:szCs w:val="22"/>
+          <w:lang w:val="en-150" w:eastAsia="en-150"/>
+        </w:rPr>
+        <w:t>3. Структура курсового проекта включает следующие элементы:</w:t>
+      </w:r>
+    </w:p>
+    <w:p>
+      <w:pPr>
+        <w:autoSpaceDE/>
+        <w:autoSpaceDN/>
+        <w:spacing w:line="240" w:lineRule="auto"/>
+        <w:rPr>
+          <w:sz w:val="24"/>
+          <w:szCs w:val="24"/>
+          <w:lang w:val="en-150" w:eastAsia="en-150"/>
+        </w:rPr>
+      </w:pPr>
+      <w:r>
+        <w:rPr>
+          <w:color w:val="000000"/>
+          <w:sz w:val="22"/>
+          <w:szCs w:val="22"/>
+          <w:lang w:val="en-150" w:eastAsia="en-150"/>
+        </w:rPr>
+        <w:t>- пояснительная записка (титульный лист, задание, содержание, введение, теоретическая/основная часть, заключение, ссылки на используемую литературу, литература).</w:t>
+      </w:r>
+    </w:p>
+    <w:p>
+      <w:pPr>
+        <w:autoSpaceDE/>
+        <w:autoSpaceDN/>
+        <w:spacing w:after="240" w:line="240" w:lineRule="auto"/>
+        <w:jc w:val="left"/>
+        <w:rPr>
+          <w:sz w:val="24"/>
+          <w:szCs w:val="24"/>
+          <w:lang w:val="en-150" w:eastAsia="en-150"/>
+        </w:rPr>
+      </w:pPr>
+      <w:r>
+        <w:rPr>
+          <w:sz w:val="24"/>
+          <w:szCs w:val="24"/>
+          <w:lang w:val="en-150" w:eastAsia="en-150"/>
+        </w:rPr>
+        <w:br/>
+      </w:r>
+    </w:p>
+    <w:p>
+      <w:pPr>
+        <w:autoSpaceDE/>
+        <w:autoSpaceDN/>
+        <w:spacing w:line="240" w:lineRule="auto"/>
+        <w:jc w:val="center"/>
+        <w:rPr>
+          <w:sz w:val="24"/>
+          <w:szCs w:val="24"/>
+          <w:lang w:val="en-150" w:eastAsia="en-150"/>
+        </w:rPr>
+      </w:pPr>
+      <w:r>
+        <w:rPr>
+          <w:b/>
+          <w:bCs/>
+          <w:color w:val="000000"/>
+          <w:sz w:val="20"/>
+          <w:szCs w:val="20"/>
+          <w:lang w:val="en-150" w:eastAsia="en-150"/>
+        </w:rPr>
+        <w:t>СОДЕРЖАНИЕ ПОЯСНИТЕЛЬНОЙ ЗАПИСКИ</w:t>
+      </w:r>
+    </w:p>
+    <w:p>
+      <w:pPr>
+        <w:autoSpaceDE/>
+        <w:autoSpaceDN/>
+        <w:spacing w:line="240" w:lineRule="auto"/>
+        <w:jc w:val="left"/>
+        <w:rPr>
+          <w:sz w:val="24"/>
+          <w:szCs w:val="24"/>
+          <w:lang w:val="en-150" w:eastAsia="en-150"/>
+        </w:rPr>
+      </w:pPr>
+    </w:p>
+    <w:p>
+      <w:pPr>
+        <w:shd w:val="clear" w:color="auto" w:fill="FFFFFF"/>
+        <w:autoSpaceDE/>
+        <w:autoSpaceDN/>
+        <w:spacing w:line="240" w:lineRule="auto"/>
+        <w:jc w:val="left"/>
+        <w:rPr>
+          <w:sz w:val="24"/>
+          <w:szCs w:val="24"/>
+          <w:lang w:val="en-150" w:eastAsia="en-150"/>
+        </w:rPr>
+      </w:pPr>
       <w:r>
         <w:rPr>
           <w:b/>
@@ -1064,9 +1152,22 @@
           <w:szCs w:val="22"/>
           <w:lang w:val="en-150" w:eastAsia="en-150"/>
         </w:rPr>
-        <w:t>Андрей</w:t>
-      </w:r>
-      <w:proofErr w:type="spellEnd"/>
+        <w:t>Введение</w:t>
+      </w:r>
+    </w:p>
+    <w:p>
+      <w:pPr>
+        <w:shd w:val="clear" w:color="auto" w:fill="FFFFFF"/>
+        <w:autoSpaceDE/>
+        <w:autoSpaceDN/>
+        <w:spacing w:line="240" w:lineRule="auto"/>
+        <w:jc w:val="left"/>
+        <w:rPr>
+          <w:sz w:val="24"/>
+          <w:szCs w:val="24"/>
+          <w:lang w:val="en-150" w:eastAsia="en-150"/>
+        </w:rPr>
+      </w:pPr>
       <w:r>
         <w:rPr>
           <w:b/>
@@ -1076,9 +1177,91 @@
           <w:szCs w:val="22"/>
           <w:lang w:val="en-150" w:eastAsia="en-150"/>
         </w:rPr>
-        <w:t xml:space="preserve"> </w:t>
-      </w:r>
-      <w:proofErr w:type="spellStart"/>
+        <w:t>1 Анализ требований и постановка задачи</w:t>
+      </w:r>
+    </w:p>
+    <w:p>
+      <w:pPr>
+        <w:shd w:val="clear" w:color="auto" w:fill="FFFFFF"/>
+        <w:autoSpaceDE/>
+        <w:autoSpaceDN/>
+        <w:spacing w:line="240" w:lineRule="auto"/>
+        <w:jc w:val="left"/>
+        <w:rPr>
+          <w:sz w:val="24"/>
+          <w:szCs w:val="24"/>
+          <w:lang w:val="en-150" w:eastAsia="en-150"/>
+        </w:rPr>
+      </w:pPr>
+      <w:r>
+        <w:rPr>
+          <w:color w:val="000000"/>
+          <w:sz w:val="22"/>
+          <w:szCs w:val="22"/>
+          <w:lang w:val="en-150" w:eastAsia="en-150"/>
+        </w:rPr>
+        <w:t>1.1 Анализ предметной области. </w:t>
+      </w:r>
+    </w:p>
+    <w:p>
+      <w:pPr>
+        <w:shd w:val="clear" w:color="auto" w:fill="FFFFFF"/>
+        <w:autoSpaceDE/>
+        <w:autoSpaceDN/>
+        <w:spacing w:line="240" w:lineRule="auto"/>
+        <w:jc w:val="left"/>
+        <w:rPr>
+          <w:sz w:val="24"/>
+          <w:szCs w:val="24"/>
+          <w:lang w:val="en-150" w:eastAsia="en-150"/>
+        </w:rPr>
+      </w:pPr>
+      <w:r>
+        <w:rPr>
+          <w:color w:val="000000"/>
+          <w:sz w:val="22"/>
+          <w:szCs w:val="22"/>
+          <w:lang w:val="en-150" w:eastAsia="en-150"/>
+        </w:rPr>
+        <w:t>1.2 Разработка UML диаграмм.</w:t>
+      </w:r>
+    </w:p>
+    <w:p>
+      <w:pPr>
+        <w:shd w:val="clear" w:color="auto" w:fill="FFFFFF"/>
+        <w:autoSpaceDE/>
+        <w:autoSpaceDN/>
+        <w:spacing w:line="240" w:lineRule="auto"/>
+        <w:jc w:val="left"/>
+        <w:rPr>
+          <w:sz w:val="24"/>
+          <w:szCs w:val="24"/>
+          <w:lang w:val="en-150" w:eastAsia="en-150"/>
+        </w:rPr>
+      </w:pPr>
+      <w:r>
+        <w:rPr>
+          <w:color w:val="000000"/>
+          <w:sz w:val="22"/>
+          <w:szCs w:val="22"/>
+          <w:lang w:val="en-150" w:eastAsia="en-150"/>
+        </w:rPr>
+        <w:t>1.3 Разработка макета приложения.</w:t>
+      </w:r>
+    </w:p>
+    <w:p>
+      <w:pPr>
+        <w:shd w:val="clear" w:color="auto" w:fill="FFFFFF"/>
+        <w:autoSpaceDE/>
+        <w:autoSpaceDN/>
+        <w:spacing w:line="240" w:lineRule="auto"/>
+        <w:jc w:val="left"/>
+        <w:rPr>
+          <w:sz w:val="24"/>
+          <w:szCs w:val="24"/>
+          <w:lang w:val="en-150" w:eastAsia="en-150"/>
+        </w:rPr>
+      </w:pPr>
       <w:r>
         <w:rPr>
           <w:b/>
@@ -1088,12 +1271,12 @@
           <w:szCs w:val="22"/>
           <w:lang w:val="en-150" w:eastAsia="en-150"/>
         </w:rPr>
-        <w:t>Ильич</w:t>
-      </w:r>
-      <w:proofErr w:type="spellEnd"/>
-    </w:p>
-    <w:p>
-      <w:pPr>
+        <w:t>2 Проектирование и разработка базы данных </w:t>
+      </w:r>
+    </w:p>
+    <w:p>
+      <w:pPr>
+        <w:shd w:val="clear" w:color="auto" w:fill="FFFFFF"/>
         <w:autoSpaceDE/>
         <w:autoSpaceDN/>
         <w:spacing w:line="240" w:lineRule="auto"/>
@@ -1104,7 +1287,6 @@
           <w:lang w:val="en-150" w:eastAsia="en-150"/>
         </w:rPr>
       </w:pPr>
-      <w:proofErr w:type="spellStart"/>
       <w:r>
         <w:rPr>
           <w:color w:val="000000"/>
@@ -1112,9 +1294,22 @@
           <w:szCs w:val="22"/>
           <w:lang w:val="en-150" w:eastAsia="en-150"/>
         </w:rPr>
-        <w:t>Группа</w:t>
-      </w:r>
-      <w:proofErr w:type="spellEnd"/>
+        <w:t>2.1 Разработка ER-диаграммы на основе сырых данных.</w:t>
+      </w:r>
+    </w:p>
+    <w:p>
+      <w:pPr>
+        <w:shd w:val="clear" w:color="auto" w:fill="FFFFFF"/>
+        <w:autoSpaceDE/>
+        <w:autoSpaceDN/>
+        <w:spacing w:line="240" w:lineRule="auto"/>
+        <w:jc w:val="left"/>
+        <w:rPr>
+          <w:sz w:val="24"/>
+          <w:szCs w:val="24"/>
+          <w:lang w:val="en-150" w:eastAsia="en-150"/>
+        </w:rPr>
+      </w:pPr>
       <w:r>
         <w:rPr>
           <w:color w:val="000000"/>
@@ -1122,8 +1317,45 @@
           <w:szCs w:val="22"/>
           <w:lang w:val="en-150" w:eastAsia="en-150"/>
         </w:rPr>
-        <w:t xml:space="preserve"> </w:t>
-      </w:r>
+        <w:t>2.2 Разработка физической модели базы данных в MS SQL Server.</w:t>
+      </w:r>
+    </w:p>
+    <w:p>
+      <w:pPr>
+        <w:shd w:val="clear" w:color="auto" w:fill="FFFFFF"/>
+        <w:autoSpaceDE/>
+        <w:autoSpaceDN/>
+        <w:spacing w:line="240" w:lineRule="auto"/>
+        <w:jc w:val="left"/>
+        <w:rPr>
+          <w:sz w:val="24"/>
+          <w:szCs w:val="24"/>
+          <w:lang w:val="en-150" w:eastAsia="en-150"/>
+        </w:rPr>
+      </w:pPr>
+      <w:r>
+        <w:rPr>
+          <w:color w:val="000000"/>
+          <w:sz w:val="22"/>
+          <w:szCs w:val="22"/>
+          <w:lang w:val="en-150" w:eastAsia="en-150"/>
+        </w:rPr>
+        <w:t>2.3 Разработка и именование связей и ограничений.</w:t>
+      </w:r>
+    </w:p>
+    <w:p>
+      <w:pPr>
+        <w:shd w:val="clear" w:color="auto" w:fill="FFFFFF"/>
+        <w:autoSpaceDE/>
+        <w:autoSpaceDN/>
+        <w:spacing w:line="240" w:lineRule="auto"/>
+        <w:jc w:val="left"/>
+        <w:rPr>
+          <w:sz w:val="24"/>
+          <w:szCs w:val="24"/>
+          <w:lang w:val="en-150" w:eastAsia="en-150"/>
+        </w:rPr>
+      </w:pPr>
       <w:r>
         <w:rPr>
           <w:b/>
@@ -1133,21 +1365,22 @@
           <w:szCs w:val="22"/>
           <w:lang w:val="en-150" w:eastAsia="en-150"/>
         </w:rPr>
-        <w:t>КИ-31</w:t>
-      </w:r>
-    </w:p>
-    <w:p>
-      <w:pPr>
+        <w:t>3 Проектирование и разработка приложения</w:t>
+      </w:r>
+    </w:p>
+    <w:p>
+      <w:pPr>
+        <w:shd w:val="clear" w:color="auto" w:fill="FFFFFF"/>
         <w:autoSpaceDE/>
         <w:autoSpaceDN/>
         <w:spacing w:line="240" w:lineRule="auto"/>
+        <w:jc w:val="left"/>
         <w:rPr>
           <w:sz w:val="24"/>
           <w:szCs w:val="24"/>
           <w:lang w:val="en-150" w:eastAsia="en-150"/>
         </w:rPr>
       </w:pPr>
-      <w:proofErr w:type="spellStart"/>
       <w:r>
         <w:rPr>
           <w:color w:val="000000"/>
@@ -1155,9 +1388,22 @@
           <w:szCs w:val="22"/>
           <w:lang w:val="en-150" w:eastAsia="en-150"/>
         </w:rPr>
-        <w:t>Специальность</w:t>
-      </w:r>
-      <w:proofErr w:type="spellEnd"/>
+        <w:t>3.1 Разработка прототипа приложения.</w:t>
+      </w:r>
+    </w:p>
+    <w:p>
+      <w:pPr>
+        <w:shd w:val="clear" w:color="auto" w:fill="FFFFFF"/>
+        <w:autoSpaceDE/>
+        <w:autoSpaceDN/>
+        <w:spacing w:line="240" w:lineRule="auto"/>
+        <w:jc w:val="left"/>
+        <w:rPr>
+          <w:sz w:val="24"/>
+          <w:szCs w:val="24"/>
+          <w:lang w:val="en-150" w:eastAsia="en-150"/>
+        </w:rPr>
+      </w:pPr>
       <w:r>
         <w:rPr>
           <w:color w:val="000000"/>
@@ -1165,361 +1411,22 @@
           <w:szCs w:val="22"/>
           <w:lang w:val="en-150" w:eastAsia="en-150"/>
         </w:rPr>
-        <w:t xml:space="preserve">: 09.02.07 </w:t>
-      </w:r>
-      <w:proofErr w:type="spellStart"/>
-      <w:r>
-        <w:rPr>
-          <w:color w:val="000000"/>
-          <w:sz w:val="22"/>
-          <w:szCs w:val="22"/>
-          <w:lang w:val="en-150" w:eastAsia="en-150"/>
-        </w:rPr>
-        <w:t>Информационные</w:t>
-      </w:r>
-      <w:proofErr w:type="spellEnd"/>
-      <w:r>
-        <w:rPr>
-          <w:color w:val="000000"/>
-          <w:sz w:val="22"/>
-          <w:szCs w:val="22"/>
-          <w:lang w:val="en-150" w:eastAsia="en-150"/>
-        </w:rPr>
-        <w:t xml:space="preserve"> </w:t>
-      </w:r>
-      <w:proofErr w:type="spellStart"/>
-      <w:r>
-        <w:rPr>
-          <w:color w:val="000000"/>
-          <w:sz w:val="22"/>
-          <w:szCs w:val="22"/>
-          <w:lang w:val="en-150" w:eastAsia="en-150"/>
-        </w:rPr>
-        <w:t>системы</w:t>
-      </w:r>
-      <w:proofErr w:type="spellEnd"/>
-      <w:r>
-        <w:rPr>
-          <w:color w:val="000000"/>
-          <w:sz w:val="22"/>
-          <w:szCs w:val="22"/>
-          <w:lang w:val="en-150" w:eastAsia="en-150"/>
-        </w:rPr>
-        <w:t xml:space="preserve"> и </w:t>
-      </w:r>
-      <w:proofErr w:type="spellStart"/>
-      <w:r>
-        <w:rPr>
-          <w:color w:val="000000"/>
-          <w:sz w:val="22"/>
-          <w:szCs w:val="22"/>
-          <w:lang w:val="en-150" w:eastAsia="en-150"/>
-        </w:rPr>
-        <w:t>программирование</w:t>
-      </w:r>
-      <w:proofErr w:type="spellEnd"/>
-      <w:r>
-        <w:rPr>
-          <w:color w:val="000000"/>
-          <w:sz w:val="22"/>
-          <w:szCs w:val="22"/>
-          <w:lang w:val="en-150" w:eastAsia="en-150"/>
-        </w:rPr>
-        <w:t xml:space="preserve"> (</w:t>
-      </w:r>
-      <w:proofErr w:type="spellStart"/>
-      <w:r>
-        <w:rPr>
-          <w:color w:val="000000"/>
-          <w:sz w:val="22"/>
-          <w:szCs w:val="22"/>
-          <w:lang w:val="en-150" w:eastAsia="en-150"/>
-        </w:rPr>
-        <w:t>базовый</w:t>
-      </w:r>
-      <w:proofErr w:type="spellEnd"/>
-      <w:r>
-        <w:rPr>
-          <w:color w:val="000000"/>
-          <w:sz w:val="22"/>
-          <w:szCs w:val="22"/>
-          <w:lang w:val="en-150" w:eastAsia="en-150"/>
-        </w:rPr>
-        <w:t xml:space="preserve"> </w:t>
-      </w:r>
-      <w:proofErr w:type="spellStart"/>
-      <w:r>
-        <w:rPr>
-          <w:color w:val="000000"/>
-          <w:sz w:val="22"/>
-          <w:szCs w:val="22"/>
-          <w:lang w:val="en-150" w:eastAsia="en-150"/>
-        </w:rPr>
-        <w:t>уровень</w:t>
-      </w:r>
-      <w:proofErr w:type="spellEnd"/>
-      <w:r>
-        <w:rPr>
-          <w:color w:val="000000"/>
-          <w:sz w:val="22"/>
-          <w:szCs w:val="22"/>
-          <w:lang w:val="en-150" w:eastAsia="en-150"/>
-        </w:rPr>
-        <w:t>)</w:t>
-      </w:r>
-    </w:p>
-    <w:p>
-      <w:pPr>
+        <w:t>3.2 Разработка описания проекта в GitHub.</w:t>
+      </w:r>
+    </w:p>
+    <w:p>
+      <w:pPr>
+        <w:shd w:val="clear" w:color="auto" w:fill="FFFFFF"/>
         <w:autoSpaceDE/>
         <w:autoSpaceDN/>
         <w:spacing w:line="240" w:lineRule="auto"/>
+        <w:jc w:val="left"/>
         <w:rPr>
           <w:sz w:val="24"/>
           <w:szCs w:val="24"/>
           <w:lang w:val="en-150" w:eastAsia="en-150"/>
         </w:rPr>
       </w:pPr>
-      <w:proofErr w:type="spellStart"/>
-      <w:r>
-        <w:rPr>
-          <w:color w:val="000000"/>
-          <w:sz w:val="22"/>
-          <w:szCs w:val="22"/>
-          <w:lang w:val="en-150" w:eastAsia="en-150"/>
-        </w:rPr>
-        <w:t>Дисциплина</w:t>
-      </w:r>
-      <w:proofErr w:type="spellEnd"/>
-      <w:r>
-        <w:rPr>
-          <w:color w:val="000000"/>
-          <w:sz w:val="22"/>
-          <w:szCs w:val="22"/>
-          <w:lang w:val="en-150" w:eastAsia="en-150"/>
-        </w:rPr>
-        <w:t>/</w:t>
-      </w:r>
-      <w:proofErr w:type="spellStart"/>
-      <w:r>
-        <w:rPr>
-          <w:color w:val="000000"/>
-          <w:sz w:val="22"/>
-          <w:szCs w:val="22"/>
-          <w:lang w:val="en-150" w:eastAsia="en-150"/>
-        </w:rPr>
-        <w:t>Междисциплинарный</w:t>
-      </w:r>
-      <w:proofErr w:type="spellEnd"/>
-      <w:r>
-        <w:rPr>
-          <w:color w:val="000000"/>
-          <w:sz w:val="22"/>
-          <w:szCs w:val="22"/>
-          <w:lang w:val="en-150" w:eastAsia="en-150"/>
-        </w:rPr>
-        <w:t xml:space="preserve"> </w:t>
-      </w:r>
-      <w:proofErr w:type="spellStart"/>
-      <w:r>
-        <w:rPr>
-          <w:color w:val="000000"/>
-          <w:sz w:val="22"/>
-          <w:szCs w:val="22"/>
-          <w:lang w:val="en-150" w:eastAsia="en-150"/>
-        </w:rPr>
-        <w:t>курс</w:t>
-      </w:r>
-      <w:proofErr w:type="spellEnd"/>
-      <w:r>
-        <w:rPr>
-          <w:color w:val="000000"/>
-          <w:sz w:val="22"/>
-          <w:szCs w:val="22"/>
-          <w:lang w:val="en-150" w:eastAsia="en-150"/>
-        </w:rPr>
-        <w:t>: МДК 07.01 «</w:t>
-      </w:r>
-      <w:proofErr w:type="spellStart"/>
-      <w:r>
-        <w:rPr>
-          <w:color w:val="000000"/>
-          <w:sz w:val="22"/>
-          <w:szCs w:val="22"/>
-          <w:lang w:val="en-150" w:eastAsia="en-150"/>
-        </w:rPr>
-        <w:t>Управление</w:t>
-      </w:r>
-      <w:proofErr w:type="spellEnd"/>
-      <w:r>
-        <w:rPr>
-          <w:color w:val="000000"/>
-          <w:sz w:val="22"/>
-          <w:szCs w:val="22"/>
-          <w:lang w:val="en-150" w:eastAsia="en-150"/>
-        </w:rPr>
-        <w:t xml:space="preserve"> и </w:t>
-      </w:r>
-      <w:proofErr w:type="spellStart"/>
-      <w:r>
-        <w:rPr>
-          <w:color w:val="000000"/>
-          <w:sz w:val="22"/>
-          <w:szCs w:val="22"/>
-          <w:lang w:val="en-150" w:eastAsia="en-150"/>
-        </w:rPr>
-        <w:t>автоматизация</w:t>
-      </w:r>
-      <w:proofErr w:type="spellEnd"/>
-      <w:r>
-        <w:rPr>
-          <w:color w:val="000000"/>
-          <w:sz w:val="22"/>
-          <w:szCs w:val="22"/>
-          <w:lang w:val="en-150" w:eastAsia="en-150"/>
-        </w:rPr>
-        <w:t xml:space="preserve"> </w:t>
-      </w:r>
-      <w:proofErr w:type="spellStart"/>
-      <w:r>
-        <w:rPr>
-          <w:color w:val="000000"/>
-          <w:sz w:val="22"/>
-          <w:szCs w:val="22"/>
-          <w:lang w:val="en-150" w:eastAsia="en-150"/>
-        </w:rPr>
-        <w:t>баз</w:t>
-      </w:r>
-      <w:proofErr w:type="spellEnd"/>
-      <w:r>
-        <w:rPr>
-          <w:color w:val="000000"/>
-          <w:sz w:val="22"/>
-          <w:szCs w:val="22"/>
-          <w:lang w:val="en-150" w:eastAsia="en-150"/>
-        </w:rPr>
-        <w:t xml:space="preserve"> </w:t>
-      </w:r>
-      <w:proofErr w:type="spellStart"/>
-      <w:r>
-        <w:rPr>
-          <w:color w:val="000000"/>
-          <w:sz w:val="22"/>
-          <w:szCs w:val="22"/>
-          <w:lang w:val="en-150" w:eastAsia="en-150"/>
-        </w:rPr>
-        <w:t>данных</w:t>
-      </w:r>
-      <w:proofErr w:type="spellEnd"/>
-      <w:r>
-        <w:rPr>
-          <w:color w:val="000000"/>
-          <w:sz w:val="22"/>
-          <w:szCs w:val="22"/>
-          <w:lang w:val="en-150" w:eastAsia="en-150"/>
-        </w:rPr>
-        <w:t>»</w:t>
-      </w:r>
-    </w:p>
-    <w:p>
-      <w:pPr>
-        <w:autoSpaceDE/>
-        <w:autoSpaceDN/>
-        <w:spacing w:line="240" w:lineRule="auto"/>
-        <w:rPr>
-          <w:sz w:val="24"/>
-          <w:szCs w:val="24"/>
-          <w:lang w:val="en-150" w:eastAsia="en-150"/>
-        </w:rPr>
-      </w:pPr>
-      <w:r>
-        <w:rPr>
-          <w:color w:val="000000"/>
-          <w:sz w:val="22"/>
-          <w:szCs w:val="22"/>
-          <w:lang w:val="en-150" w:eastAsia="en-150"/>
-        </w:rPr>
-        <w:t xml:space="preserve">2. </w:t>
-      </w:r>
-      <w:proofErr w:type="spellStart"/>
-      <w:r>
-        <w:rPr>
-          <w:color w:val="000000"/>
-          <w:sz w:val="22"/>
-          <w:szCs w:val="22"/>
-          <w:lang w:val="en-150" w:eastAsia="en-150"/>
-        </w:rPr>
-        <w:t>Курсовой</w:t>
-      </w:r>
-      <w:proofErr w:type="spellEnd"/>
-      <w:r>
-        <w:rPr>
-          <w:color w:val="000000"/>
-          <w:sz w:val="22"/>
-          <w:szCs w:val="22"/>
-          <w:lang w:val="en-150" w:eastAsia="en-150"/>
-        </w:rPr>
-        <w:t xml:space="preserve"> </w:t>
-      </w:r>
-      <w:proofErr w:type="spellStart"/>
-      <w:r>
-        <w:rPr>
-          <w:color w:val="000000"/>
-          <w:sz w:val="22"/>
-          <w:szCs w:val="22"/>
-          <w:lang w:val="en-150" w:eastAsia="en-150"/>
-        </w:rPr>
-        <w:t>проект</w:t>
-      </w:r>
-      <w:proofErr w:type="spellEnd"/>
-      <w:r>
-        <w:rPr>
-          <w:color w:val="000000"/>
-          <w:sz w:val="22"/>
-          <w:szCs w:val="22"/>
-          <w:lang w:val="en-150" w:eastAsia="en-150"/>
-        </w:rPr>
-        <w:t xml:space="preserve"> </w:t>
-      </w:r>
-      <w:proofErr w:type="spellStart"/>
-      <w:r>
-        <w:rPr>
-          <w:color w:val="000000"/>
-          <w:sz w:val="22"/>
-          <w:szCs w:val="22"/>
-          <w:lang w:val="en-150" w:eastAsia="en-150"/>
-        </w:rPr>
-        <w:t>на</w:t>
-      </w:r>
-      <w:proofErr w:type="spellEnd"/>
-      <w:r>
-        <w:rPr>
-          <w:color w:val="000000"/>
-          <w:sz w:val="22"/>
-          <w:szCs w:val="22"/>
-          <w:lang w:val="en-150" w:eastAsia="en-150"/>
-        </w:rPr>
-        <w:t xml:space="preserve"> </w:t>
-      </w:r>
-      <w:proofErr w:type="spellStart"/>
-      <w:r>
-        <w:rPr>
-          <w:color w:val="000000"/>
-          <w:sz w:val="22"/>
-          <w:szCs w:val="22"/>
-          <w:lang w:val="en-150" w:eastAsia="en-150"/>
-        </w:rPr>
-        <w:t>тему</w:t>
-      </w:r>
-      <w:proofErr w:type="spellEnd"/>
-      <w:r>
-        <w:rPr>
-          <w:color w:val="000000"/>
-          <w:sz w:val="22"/>
-          <w:szCs w:val="22"/>
-          <w:lang w:val="en-150" w:eastAsia="en-150"/>
-        </w:rPr>
-        <w:t xml:space="preserve"> </w:t>
-      </w:r>
       <w:r>
         <w:rPr>
           <w:b/>
@@ -1529,9 +1436,21 @@
           <w:szCs w:val="22"/>
           <w:lang w:val="en-150" w:eastAsia="en-150"/>
         </w:rPr>
-        <w:t>«</w:t>
-      </w:r>
-      <w:proofErr w:type="spellStart"/>
+        <w:t>Заключение</w:t>
+      </w:r>
+    </w:p>
+    <w:p>
+      <w:pPr>
+        <w:autoSpaceDE/>
+        <w:autoSpaceDN/>
+        <w:spacing w:line="240" w:lineRule="auto"/>
+        <w:jc w:val="left"/>
+        <w:rPr>
+          <w:sz w:val="24"/>
+          <w:szCs w:val="24"/>
+          <w:lang w:val="en-150" w:eastAsia="en-150"/>
+        </w:rPr>
+      </w:pPr>
       <w:r>
         <w:rPr>
           <w:b/>
@@ -1541,1019 +1460,8 @@
           <w:szCs w:val="22"/>
           <w:lang w:val="en-150" w:eastAsia="en-150"/>
         </w:rPr>
-        <w:t>Проектирование</w:t>
-      </w:r>
-      <w:proofErr w:type="spellEnd"/>
-      <w:r>
-        <w:rPr>
-          <w:b/>
-          <w:bCs/>
-          <w:color w:val="000000"/>
-          <w:sz w:val="22"/>
-          <w:szCs w:val="22"/>
-          <w:lang w:val="en-150" w:eastAsia="en-150"/>
-        </w:rPr>
-        <w:t xml:space="preserve"> </w:t>
-      </w:r>
-      <w:proofErr w:type="spellStart"/>
-      <w:r>
-        <w:rPr>
-          <w:b/>
-          <w:bCs/>
-          <w:color w:val="000000"/>
-          <w:sz w:val="22"/>
-          <w:szCs w:val="22"/>
-          <w:lang w:val="en-150" w:eastAsia="en-150"/>
-        </w:rPr>
-        <w:t>базы</w:t>
-      </w:r>
-      <w:proofErr w:type="spellEnd"/>
-      <w:r>
-        <w:rPr>
-          <w:b/>
-          <w:bCs/>
-          <w:color w:val="000000"/>
-          <w:sz w:val="22"/>
-          <w:szCs w:val="22"/>
-          <w:lang w:val="en-150" w:eastAsia="en-150"/>
-        </w:rPr>
-        <w:t xml:space="preserve"> </w:t>
-      </w:r>
-      <w:proofErr w:type="spellStart"/>
-      <w:r>
-        <w:rPr>
-          <w:b/>
-          <w:bCs/>
-          <w:color w:val="000000"/>
-          <w:sz w:val="22"/>
-          <w:szCs w:val="22"/>
-          <w:lang w:val="en-150" w:eastAsia="en-150"/>
-        </w:rPr>
-        <w:t>данных</w:t>
-      </w:r>
-      <w:proofErr w:type="spellEnd"/>
-      <w:r>
-        <w:rPr>
-          <w:b/>
-          <w:bCs/>
-          <w:color w:val="000000"/>
-          <w:sz w:val="22"/>
-          <w:szCs w:val="22"/>
-          <w:lang w:val="en-150" w:eastAsia="en-150"/>
-        </w:rPr>
-        <w:t xml:space="preserve"> и </w:t>
-      </w:r>
-      <w:proofErr w:type="spellStart"/>
-      <w:r>
-        <w:rPr>
-          <w:b/>
-          <w:bCs/>
-          <w:color w:val="000000"/>
-          <w:sz w:val="22"/>
-          <w:szCs w:val="22"/>
-          <w:lang w:val="en-150" w:eastAsia="en-150"/>
-        </w:rPr>
-        <w:t>разработка</w:t>
-      </w:r>
-      <w:proofErr w:type="spellEnd"/>
-      <w:r>
-        <w:rPr>
-          <w:b/>
-          <w:bCs/>
-          <w:color w:val="000000"/>
-          <w:sz w:val="22"/>
-          <w:szCs w:val="22"/>
-          <w:lang w:val="en-150" w:eastAsia="en-150"/>
-        </w:rPr>
-        <w:t xml:space="preserve"> </w:t>
-      </w:r>
-      <w:proofErr w:type="spellStart"/>
-      <w:r>
-        <w:rPr>
-          <w:b/>
-          <w:bCs/>
-          <w:color w:val="000000"/>
-          <w:sz w:val="22"/>
-          <w:szCs w:val="22"/>
-          <w:lang w:val="en-150" w:eastAsia="en-150"/>
-        </w:rPr>
-        <w:t>серверного</w:t>
-      </w:r>
-      <w:proofErr w:type="spellEnd"/>
-      <w:r>
-        <w:rPr>
-          <w:b/>
-          <w:bCs/>
-          <w:color w:val="000000"/>
-          <w:sz w:val="22"/>
-          <w:szCs w:val="22"/>
-          <w:lang w:val="en-150" w:eastAsia="en-150"/>
-        </w:rPr>
-        <w:t xml:space="preserve"> REST API </w:t>
-      </w:r>
-      <w:proofErr w:type="spellStart"/>
-      <w:r>
-        <w:rPr>
-          <w:b/>
-          <w:bCs/>
-          <w:color w:val="000000"/>
-          <w:sz w:val="22"/>
-          <w:szCs w:val="22"/>
-          <w:lang w:val="en-150" w:eastAsia="en-150"/>
-        </w:rPr>
-        <w:t>для</w:t>
-      </w:r>
-      <w:proofErr w:type="spellEnd"/>
-      <w:r>
-        <w:rPr>
-          <w:b/>
-          <w:bCs/>
-          <w:color w:val="000000"/>
-          <w:sz w:val="22"/>
-          <w:szCs w:val="22"/>
-          <w:lang w:val="en-150" w:eastAsia="en-150"/>
-        </w:rPr>
-        <w:t xml:space="preserve"> </w:t>
-      </w:r>
-      <w:proofErr w:type="spellStart"/>
-      <w:r>
-        <w:rPr>
-          <w:b/>
-          <w:bCs/>
-          <w:color w:val="000000"/>
-          <w:sz w:val="22"/>
-          <w:szCs w:val="22"/>
-          <w:lang w:val="en-150" w:eastAsia="en-150"/>
-        </w:rPr>
-        <w:t>автоматизации</w:t>
-      </w:r>
-      <w:proofErr w:type="spellEnd"/>
-      <w:r>
-        <w:rPr>
-          <w:b/>
-          <w:bCs/>
-          <w:color w:val="000000"/>
-          <w:sz w:val="22"/>
-          <w:szCs w:val="22"/>
-          <w:lang w:val="en-150" w:eastAsia="en-150"/>
-        </w:rPr>
-        <w:t xml:space="preserve"> </w:t>
-      </w:r>
-      <w:proofErr w:type="spellStart"/>
-      <w:r>
-        <w:rPr>
-          <w:b/>
-          <w:bCs/>
-          <w:color w:val="000000"/>
-          <w:sz w:val="22"/>
-          <w:szCs w:val="22"/>
-          <w:lang w:val="en-150" w:eastAsia="en-150"/>
-        </w:rPr>
-        <w:t>учебной</w:t>
-      </w:r>
-      <w:proofErr w:type="spellEnd"/>
-      <w:r>
-        <w:rPr>
-          <w:b/>
-          <w:bCs/>
-          <w:color w:val="000000"/>
-          <w:sz w:val="22"/>
-          <w:szCs w:val="22"/>
-          <w:lang w:val="en-150" w:eastAsia="en-150"/>
-        </w:rPr>
-        <w:t xml:space="preserve"> </w:t>
-      </w:r>
-      <w:proofErr w:type="spellStart"/>
-      <w:r>
-        <w:rPr>
-          <w:b/>
-          <w:bCs/>
-          <w:color w:val="000000"/>
-          <w:sz w:val="22"/>
-          <w:szCs w:val="22"/>
-          <w:lang w:val="en-150" w:eastAsia="en-150"/>
-        </w:rPr>
-        <w:t>платформы</w:t>
-      </w:r>
-      <w:proofErr w:type="spellEnd"/>
-      <w:r>
-        <w:rPr>
-          <w:b/>
-          <w:bCs/>
-          <w:color w:val="000000"/>
-          <w:sz w:val="22"/>
-          <w:szCs w:val="22"/>
-          <w:lang w:val="en-150" w:eastAsia="en-150"/>
-        </w:rPr>
-        <w:t xml:space="preserve"> </w:t>
-      </w:r>
-      <w:proofErr w:type="spellStart"/>
-      <w:r>
-        <w:rPr>
-          <w:b/>
-          <w:bCs/>
-          <w:color w:val="000000"/>
-          <w:sz w:val="22"/>
-          <w:szCs w:val="22"/>
-          <w:lang w:val="en-150" w:eastAsia="en-150"/>
-        </w:rPr>
-        <w:t>колледжа</w:t>
-      </w:r>
-      <w:proofErr w:type="spellEnd"/>
-      <w:r>
-        <w:rPr>
-          <w:b/>
-          <w:bCs/>
-          <w:color w:val="000000"/>
-          <w:sz w:val="22"/>
-          <w:szCs w:val="22"/>
-          <w:lang w:val="en-150" w:eastAsia="en-150"/>
-        </w:rPr>
-        <w:t xml:space="preserve"> с </w:t>
-      </w:r>
-      <w:proofErr w:type="spellStart"/>
-      <w:r>
-        <w:rPr>
-          <w:b/>
-          <w:bCs/>
-          <w:color w:val="000000"/>
-          <w:sz w:val="22"/>
-          <w:szCs w:val="22"/>
-          <w:lang w:val="en-150" w:eastAsia="en-150"/>
-        </w:rPr>
-        <w:t>ролями</w:t>
-      </w:r>
-      <w:proofErr w:type="spellEnd"/>
-      <w:r>
-        <w:rPr>
-          <w:b/>
-          <w:bCs/>
-          <w:color w:val="000000"/>
-          <w:sz w:val="22"/>
-          <w:szCs w:val="22"/>
-          <w:lang w:val="en-150" w:eastAsia="en-150"/>
-        </w:rPr>
-        <w:t xml:space="preserve"> </w:t>
-      </w:r>
-      <w:proofErr w:type="spellStart"/>
-      <w:r>
-        <w:rPr>
-          <w:b/>
-          <w:bCs/>
-          <w:color w:val="000000"/>
-          <w:sz w:val="22"/>
-          <w:szCs w:val="22"/>
-          <w:lang w:val="en-150" w:eastAsia="en-150"/>
-        </w:rPr>
-        <w:t>Администратор</w:t>
-      </w:r>
-      <w:proofErr w:type="spellEnd"/>
-      <w:r>
-        <w:rPr>
-          <w:b/>
-          <w:bCs/>
-          <w:color w:val="000000"/>
-          <w:sz w:val="22"/>
-          <w:szCs w:val="22"/>
-          <w:lang w:val="en-150" w:eastAsia="en-150"/>
-        </w:rPr>
-        <w:t>/</w:t>
-      </w:r>
-      <w:proofErr w:type="spellStart"/>
-      <w:r>
-        <w:rPr>
-          <w:b/>
-          <w:bCs/>
-          <w:color w:val="000000"/>
-          <w:sz w:val="22"/>
-          <w:szCs w:val="22"/>
-          <w:lang w:val="en-150" w:eastAsia="en-150"/>
-        </w:rPr>
-        <w:t>Студент</w:t>
-      </w:r>
-      <w:proofErr w:type="spellEnd"/>
-      <w:r>
-        <w:rPr>
-          <w:b/>
-          <w:bCs/>
-          <w:color w:val="000000"/>
-          <w:sz w:val="22"/>
-          <w:szCs w:val="22"/>
-          <w:lang w:val="en-150" w:eastAsia="en-150"/>
-        </w:rPr>
-        <w:t xml:space="preserve"> и QR-</w:t>
-      </w:r>
-      <w:proofErr w:type="spellStart"/>
-      <w:r>
-        <w:rPr>
-          <w:b/>
-          <w:bCs/>
-          <w:color w:val="000000"/>
-          <w:sz w:val="22"/>
-          <w:szCs w:val="22"/>
-          <w:lang w:val="en-150" w:eastAsia="en-150"/>
-        </w:rPr>
-        <w:t>учётом</w:t>
-      </w:r>
-      <w:proofErr w:type="spellEnd"/>
-      <w:r>
-        <w:rPr>
-          <w:b/>
-          <w:bCs/>
-          <w:color w:val="000000"/>
-          <w:sz w:val="22"/>
-          <w:szCs w:val="22"/>
-          <w:lang w:val="en-150" w:eastAsia="en-150"/>
-        </w:rPr>
-        <w:t xml:space="preserve"> </w:t>
-      </w:r>
-      <w:proofErr w:type="spellStart"/>
-      <w:r>
-        <w:rPr>
-          <w:b/>
-          <w:bCs/>
-          <w:color w:val="000000"/>
-          <w:sz w:val="22"/>
-          <w:szCs w:val="22"/>
-          <w:lang w:val="en-150" w:eastAsia="en-150"/>
-        </w:rPr>
-        <w:t>посещаемости</w:t>
-      </w:r>
-      <w:proofErr w:type="spellEnd"/>
-      <w:r>
-        <w:rPr>
-          <w:b/>
-          <w:bCs/>
-          <w:color w:val="000000"/>
-          <w:sz w:val="22"/>
-          <w:szCs w:val="22"/>
-          <w:lang w:val="en-150" w:eastAsia="en-150"/>
-        </w:rPr>
-        <w:t>»</w:t>
-      </w:r>
-    </w:p>
-    <w:p>
-      <w:pPr>
-        <w:autoSpaceDE/>
-        <w:autoSpaceDN/>
-        <w:spacing w:line="240" w:lineRule="auto"/>
-        <w:jc w:val="left"/>
-        <w:rPr>
-          <w:sz w:val="24"/>
-          <w:szCs w:val="24"/>
-          <w:lang w:val="en-150" w:eastAsia="en-150"/>
-        </w:rPr>
-      </w:pPr>
-      <w:proofErr w:type="spellStart"/>
-      <w:r>
-        <w:rPr>
-          <w:color w:val="000000"/>
-          <w:sz w:val="22"/>
-          <w:szCs w:val="22"/>
-          <w:lang w:val="en-150" w:eastAsia="en-150"/>
-        </w:rPr>
-        <w:t>утвержден</w:t>
-      </w:r>
-      <w:proofErr w:type="spellEnd"/>
-      <w:r>
-        <w:rPr>
-          <w:color w:val="000000"/>
-          <w:sz w:val="22"/>
-          <w:szCs w:val="22"/>
-          <w:lang w:val="en-150" w:eastAsia="en-150"/>
-        </w:rPr>
-        <w:t xml:space="preserve"> </w:t>
-      </w:r>
-      <w:proofErr w:type="spellStart"/>
-      <w:r>
-        <w:rPr>
-          <w:color w:val="000000"/>
-          <w:sz w:val="22"/>
-          <w:szCs w:val="22"/>
-          <w:lang w:val="en-150" w:eastAsia="en-150"/>
-        </w:rPr>
-        <w:t>приказом</w:t>
-      </w:r>
-      <w:proofErr w:type="spellEnd"/>
-      <w:r>
-        <w:rPr>
-          <w:color w:val="000000"/>
-          <w:sz w:val="22"/>
-          <w:szCs w:val="22"/>
-          <w:lang w:val="en-150" w:eastAsia="en-150"/>
-        </w:rPr>
-        <w:t xml:space="preserve"> № </w:t>
-      </w:r>
-      <w:r>
-        <w:rPr>
-          <w:color w:val="000000"/>
-          <w:sz w:val="22"/>
-          <w:szCs w:val="22"/>
-          <w:u w:val="single"/>
-          <w:lang w:val="en-150" w:eastAsia="en-150"/>
-        </w:rPr>
-        <w:t xml:space="preserve">149/91к </w:t>
-      </w:r>
-      <w:proofErr w:type="spellStart"/>
-      <w:r>
-        <w:rPr>
-          <w:color w:val="000000"/>
-          <w:sz w:val="22"/>
-          <w:szCs w:val="22"/>
-          <w:lang w:val="en-150" w:eastAsia="en-150"/>
-        </w:rPr>
-        <w:t>от</w:t>
-      </w:r>
-      <w:proofErr w:type="spellEnd"/>
-      <w:r>
-        <w:rPr>
-          <w:color w:val="000000"/>
-          <w:sz w:val="22"/>
-          <w:szCs w:val="22"/>
-          <w:lang w:val="en-150" w:eastAsia="en-150"/>
-        </w:rPr>
-        <w:t xml:space="preserve"> «</w:t>
-      </w:r>
-      <w:r>
-        <w:rPr>
-          <w:color w:val="000000"/>
-          <w:sz w:val="22"/>
-          <w:szCs w:val="22"/>
-          <w:u w:val="single"/>
-          <w:lang w:val="en-150" w:eastAsia="en-150"/>
-        </w:rPr>
-        <w:t>28</w:t>
-      </w:r>
-      <w:r>
-        <w:rPr>
-          <w:color w:val="000000"/>
-          <w:sz w:val="22"/>
-          <w:szCs w:val="22"/>
-          <w:lang w:val="en-150" w:eastAsia="en-150"/>
-        </w:rPr>
-        <w:t xml:space="preserve">» </w:t>
-      </w:r>
-      <w:proofErr w:type="spellStart"/>
-      <w:r>
-        <w:rPr>
-          <w:color w:val="000000"/>
-          <w:sz w:val="22"/>
-          <w:szCs w:val="22"/>
-          <w:u w:val="single"/>
-          <w:lang w:val="en-150" w:eastAsia="en-150"/>
-        </w:rPr>
-        <w:t>января</w:t>
-      </w:r>
-      <w:proofErr w:type="spellEnd"/>
-      <w:r>
-        <w:rPr>
-          <w:color w:val="000000"/>
-          <w:sz w:val="22"/>
-          <w:szCs w:val="22"/>
-          <w:lang w:val="en-150" w:eastAsia="en-150"/>
-        </w:rPr>
-        <w:t xml:space="preserve"> 2026 г.</w:t>
-      </w:r>
-    </w:p>
-    <w:p>
-      <w:pPr>
-        <w:autoSpaceDE/>
-        <w:autoSpaceDN/>
-        <w:spacing w:line="240" w:lineRule="auto"/>
-        <w:rPr>
-          <w:sz w:val="24"/>
-          <w:szCs w:val="24"/>
-          <w:lang w:val="en-150" w:eastAsia="en-150"/>
-        </w:rPr>
-      </w:pPr>
-      <w:r>
-        <w:rPr>
-          <w:color w:val="000000"/>
-          <w:sz w:val="22"/>
-          <w:szCs w:val="22"/>
-          <w:lang w:val="en-150" w:eastAsia="en-150"/>
-        </w:rPr>
-        <w:t xml:space="preserve">3. </w:t>
-      </w:r>
-      <w:proofErr w:type="spellStart"/>
-      <w:r>
-        <w:rPr>
-          <w:color w:val="000000"/>
-          <w:sz w:val="22"/>
-          <w:szCs w:val="22"/>
-          <w:lang w:val="en-150" w:eastAsia="en-150"/>
-        </w:rPr>
-        <w:t>Структура</w:t>
-      </w:r>
-      <w:proofErr w:type="spellEnd"/>
-      <w:r>
-        <w:rPr>
-          <w:color w:val="000000"/>
-          <w:sz w:val="22"/>
-          <w:szCs w:val="22"/>
-          <w:lang w:val="en-150" w:eastAsia="en-150"/>
-        </w:rPr>
-        <w:t xml:space="preserve"> </w:t>
-      </w:r>
-      <w:proofErr w:type="spellStart"/>
-      <w:r>
-        <w:rPr>
-          <w:color w:val="000000"/>
-          <w:sz w:val="22"/>
-          <w:szCs w:val="22"/>
-          <w:lang w:val="en-150" w:eastAsia="en-150"/>
-        </w:rPr>
-        <w:t>курсового</w:t>
-      </w:r>
-      <w:proofErr w:type="spellEnd"/>
-      <w:r>
-        <w:rPr>
-          <w:color w:val="000000"/>
-          <w:sz w:val="22"/>
-          <w:szCs w:val="22"/>
-          <w:lang w:val="en-150" w:eastAsia="en-150"/>
-        </w:rPr>
-        <w:t xml:space="preserve"> </w:t>
-      </w:r>
-      <w:proofErr w:type="spellStart"/>
-      <w:r>
-        <w:rPr>
-          <w:color w:val="000000"/>
-          <w:sz w:val="22"/>
-          <w:szCs w:val="22"/>
-          <w:lang w:val="en-150" w:eastAsia="en-150"/>
-        </w:rPr>
-        <w:t>проекта</w:t>
-      </w:r>
-      <w:proofErr w:type="spellEnd"/>
-      <w:r>
-        <w:rPr>
-          <w:color w:val="000000"/>
-          <w:sz w:val="22"/>
-          <w:szCs w:val="22"/>
-          <w:lang w:val="en-150" w:eastAsia="en-150"/>
-        </w:rPr>
-        <w:t xml:space="preserve"> </w:t>
-      </w:r>
-      <w:proofErr w:type="spellStart"/>
-      <w:r>
-        <w:rPr>
-          <w:color w:val="000000"/>
-          <w:sz w:val="22"/>
-          <w:szCs w:val="22"/>
-          <w:lang w:val="en-150" w:eastAsia="en-150"/>
-        </w:rPr>
-        <w:t>включает</w:t>
-      </w:r>
-      <w:proofErr w:type="spellEnd"/>
-      <w:r>
-        <w:rPr>
-          <w:color w:val="000000"/>
-          <w:sz w:val="22"/>
-          <w:szCs w:val="22"/>
-          <w:lang w:val="en-150" w:eastAsia="en-150"/>
-        </w:rPr>
-        <w:t xml:space="preserve"> </w:t>
-      </w:r>
-      <w:proofErr w:type="spellStart"/>
-      <w:r>
-        <w:rPr>
-          <w:color w:val="000000"/>
-          <w:sz w:val="22"/>
-          <w:szCs w:val="22"/>
-          <w:lang w:val="en-150" w:eastAsia="en-150"/>
-        </w:rPr>
-        <w:t>следующие</w:t>
-      </w:r>
-      <w:proofErr w:type="spellEnd"/>
-      <w:r>
-        <w:rPr>
-          <w:color w:val="000000"/>
-          <w:sz w:val="22"/>
-          <w:szCs w:val="22"/>
-          <w:lang w:val="en-150" w:eastAsia="en-150"/>
-        </w:rPr>
-        <w:t xml:space="preserve"> </w:t>
-      </w:r>
-      <w:proofErr w:type="spellStart"/>
-      <w:r>
-        <w:rPr>
-          <w:color w:val="000000"/>
-          <w:sz w:val="22"/>
-          <w:szCs w:val="22"/>
-          <w:lang w:val="en-150" w:eastAsia="en-150"/>
-        </w:rPr>
-        <w:t>элементы</w:t>
-      </w:r>
-      <w:proofErr w:type="spellEnd"/>
-      <w:r>
-        <w:rPr>
-          <w:color w:val="000000"/>
-          <w:sz w:val="22"/>
-          <w:szCs w:val="22"/>
-          <w:lang w:val="en-150" w:eastAsia="en-150"/>
-        </w:rPr>
-        <w:t>:</w:t>
-      </w:r>
-    </w:p>
-    <w:p>
-      <w:pPr>
-        <w:autoSpaceDE/>
-        <w:autoSpaceDN/>
-        <w:spacing w:line="240" w:lineRule="auto"/>
-        <w:rPr>
-          <w:sz w:val="24"/>
-          <w:szCs w:val="24"/>
-          <w:lang w:val="en-150" w:eastAsia="en-150"/>
-        </w:rPr>
-      </w:pPr>
-      <w:r>
-        <w:rPr>
-          <w:color w:val="000000"/>
-          <w:sz w:val="22"/>
-          <w:szCs w:val="22"/>
-          <w:lang w:val="en-150" w:eastAsia="en-150"/>
-        </w:rPr>
-        <w:t xml:space="preserve">- </w:t>
-      </w:r>
-      <w:proofErr w:type="spellStart"/>
-      <w:r>
-        <w:rPr>
-          <w:color w:val="000000"/>
-          <w:sz w:val="22"/>
-          <w:szCs w:val="22"/>
-          <w:lang w:val="en-150" w:eastAsia="en-150"/>
-        </w:rPr>
-        <w:t>пояснительная</w:t>
-      </w:r>
-      <w:proofErr w:type="spellEnd"/>
-      <w:r>
-        <w:rPr>
-          <w:color w:val="000000"/>
-          <w:sz w:val="22"/>
-          <w:szCs w:val="22"/>
-          <w:lang w:val="en-150" w:eastAsia="en-150"/>
-        </w:rPr>
-        <w:t xml:space="preserve"> </w:t>
-      </w:r>
-      <w:proofErr w:type="spellStart"/>
-      <w:r>
-        <w:rPr>
-          <w:color w:val="000000"/>
-          <w:sz w:val="22"/>
-          <w:szCs w:val="22"/>
-          <w:lang w:val="en-150" w:eastAsia="en-150"/>
-        </w:rPr>
-        <w:t>записка</w:t>
-      </w:r>
-      <w:proofErr w:type="spellEnd"/>
-      <w:r>
-        <w:rPr>
-          <w:color w:val="000000"/>
-          <w:sz w:val="22"/>
-          <w:szCs w:val="22"/>
-          <w:lang w:val="en-150" w:eastAsia="en-150"/>
-        </w:rPr>
-        <w:t xml:space="preserve"> (</w:t>
-      </w:r>
-      <w:proofErr w:type="spellStart"/>
-      <w:r>
-        <w:rPr>
-          <w:color w:val="000000"/>
-          <w:sz w:val="22"/>
-          <w:szCs w:val="22"/>
-          <w:lang w:val="en-150" w:eastAsia="en-150"/>
-        </w:rPr>
-        <w:t>титульный</w:t>
-      </w:r>
-      <w:proofErr w:type="spellEnd"/>
-      <w:r>
-        <w:rPr>
-          <w:color w:val="000000"/>
-          <w:sz w:val="22"/>
-          <w:szCs w:val="22"/>
-          <w:lang w:val="en-150" w:eastAsia="en-150"/>
-        </w:rPr>
-        <w:t xml:space="preserve"> </w:t>
-      </w:r>
-      <w:proofErr w:type="spellStart"/>
-      <w:r>
-        <w:rPr>
-          <w:color w:val="000000"/>
-          <w:sz w:val="22"/>
-          <w:szCs w:val="22"/>
-          <w:lang w:val="en-150" w:eastAsia="en-150"/>
-        </w:rPr>
-        <w:t>лист</w:t>
-      </w:r>
-      <w:proofErr w:type="spellEnd"/>
-      <w:r>
-        <w:rPr>
-          <w:color w:val="000000"/>
-          <w:sz w:val="22"/>
-          <w:szCs w:val="22"/>
-          <w:lang w:val="en-150" w:eastAsia="en-150"/>
-        </w:rPr>
-        <w:t xml:space="preserve">, </w:t>
-      </w:r>
-      <w:proofErr w:type="spellStart"/>
-      <w:r>
-        <w:rPr>
-          <w:color w:val="000000"/>
-          <w:sz w:val="22"/>
-          <w:szCs w:val="22"/>
-          <w:lang w:val="en-150" w:eastAsia="en-150"/>
-        </w:rPr>
-        <w:t>задание</w:t>
-      </w:r>
-      <w:proofErr w:type="spellEnd"/>
-      <w:r>
-        <w:rPr>
-          <w:color w:val="000000"/>
-          <w:sz w:val="22"/>
-          <w:szCs w:val="22"/>
-          <w:lang w:val="en-150" w:eastAsia="en-150"/>
-        </w:rPr>
-        <w:t xml:space="preserve">, </w:t>
-      </w:r>
-      <w:proofErr w:type="spellStart"/>
-      <w:r>
-        <w:rPr>
-          <w:color w:val="000000"/>
-          <w:sz w:val="22"/>
-          <w:szCs w:val="22"/>
-          <w:lang w:val="en-150" w:eastAsia="en-150"/>
-        </w:rPr>
-        <w:t>содержание</w:t>
-      </w:r>
-      <w:proofErr w:type="spellEnd"/>
-      <w:r>
-        <w:rPr>
-          <w:color w:val="000000"/>
-          <w:sz w:val="22"/>
-          <w:szCs w:val="22"/>
-          <w:lang w:val="en-150" w:eastAsia="en-150"/>
-        </w:rPr>
-        <w:t xml:space="preserve">, </w:t>
-      </w:r>
-      <w:proofErr w:type="spellStart"/>
-      <w:r>
-        <w:rPr>
-          <w:color w:val="000000"/>
-          <w:sz w:val="22"/>
-          <w:szCs w:val="22"/>
-          <w:lang w:val="en-150" w:eastAsia="en-150"/>
-        </w:rPr>
-        <w:t>введение</w:t>
-      </w:r>
-      <w:proofErr w:type="spellEnd"/>
-      <w:r>
-        <w:rPr>
-          <w:color w:val="000000"/>
-          <w:sz w:val="22"/>
-          <w:szCs w:val="22"/>
-          <w:lang w:val="en-150" w:eastAsia="en-150"/>
-        </w:rPr>
-        <w:t xml:space="preserve">, </w:t>
-      </w:r>
-      <w:proofErr w:type="spellStart"/>
-      <w:r>
-        <w:rPr>
-          <w:color w:val="000000"/>
-          <w:sz w:val="22"/>
-          <w:szCs w:val="22"/>
-          <w:lang w:val="en-150" w:eastAsia="en-150"/>
-        </w:rPr>
-        <w:t>теоретическая</w:t>
-      </w:r>
-      <w:proofErr w:type="spellEnd"/>
-      <w:r>
-        <w:rPr>
-          <w:color w:val="000000"/>
-          <w:sz w:val="22"/>
-          <w:szCs w:val="22"/>
-          <w:lang w:val="en-150" w:eastAsia="en-150"/>
-        </w:rPr>
-        <w:t>/</w:t>
-      </w:r>
-      <w:proofErr w:type="spellStart"/>
-      <w:r>
-        <w:rPr>
-          <w:color w:val="000000"/>
-          <w:sz w:val="22"/>
-          <w:szCs w:val="22"/>
-          <w:lang w:val="en-150" w:eastAsia="en-150"/>
-        </w:rPr>
-        <w:t>основная</w:t>
-      </w:r>
-      <w:proofErr w:type="spellEnd"/>
-      <w:r>
-        <w:rPr>
-          <w:color w:val="000000"/>
-          <w:sz w:val="22"/>
-          <w:szCs w:val="22"/>
-          <w:lang w:val="en-150" w:eastAsia="en-150"/>
-        </w:rPr>
-        <w:t xml:space="preserve"> </w:t>
-      </w:r>
-      <w:proofErr w:type="spellStart"/>
-      <w:r>
-        <w:rPr>
-          <w:color w:val="000000"/>
-          <w:sz w:val="22"/>
-          <w:szCs w:val="22"/>
-          <w:lang w:val="en-150" w:eastAsia="en-150"/>
-        </w:rPr>
-        <w:t>часть</w:t>
-      </w:r>
-      <w:proofErr w:type="spellEnd"/>
-      <w:r>
-        <w:rPr>
-          <w:color w:val="000000"/>
-          <w:sz w:val="22"/>
-          <w:szCs w:val="22"/>
-          <w:lang w:val="en-150" w:eastAsia="en-150"/>
-        </w:rPr>
-        <w:t xml:space="preserve">, </w:t>
-      </w:r>
-      <w:proofErr w:type="spellStart"/>
-      <w:r>
-        <w:rPr>
-          <w:color w:val="000000"/>
-          <w:sz w:val="22"/>
-          <w:szCs w:val="22"/>
-          <w:lang w:val="en-150" w:eastAsia="en-150"/>
-        </w:rPr>
-        <w:t>заключение</w:t>
-      </w:r>
-      <w:proofErr w:type="spellEnd"/>
-      <w:r>
-        <w:rPr>
-          <w:color w:val="000000"/>
-          <w:sz w:val="22"/>
-          <w:szCs w:val="22"/>
-          <w:lang w:val="en-150" w:eastAsia="en-150"/>
-        </w:rPr>
-        <w:t xml:space="preserve">, </w:t>
-      </w:r>
-      <w:proofErr w:type="spellStart"/>
-      <w:r>
-        <w:rPr>
-          <w:color w:val="000000"/>
-          <w:sz w:val="22"/>
-          <w:szCs w:val="22"/>
-          <w:lang w:val="en-150" w:eastAsia="en-150"/>
-        </w:rPr>
-        <w:t>ссылки</w:t>
-      </w:r>
-      <w:proofErr w:type="spellEnd"/>
-      <w:r>
-        <w:rPr>
-          <w:color w:val="000000"/>
-          <w:sz w:val="22"/>
-          <w:szCs w:val="22"/>
-          <w:lang w:val="en-150" w:eastAsia="en-150"/>
-        </w:rPr>
-        <w:t xml:space="preserve"> </w:t>
-      </w:r>
-      <w:proofErr w:type="spellStart"/>
-      <w:r>
-        <w:rPr>
-          <w:color w:val="000000"/>
-          <w:sz w:val="22"/>
-          <w:szCs w:val="22"/>
-          <w:lang w:val="en-150" w:eastAsia="en-150"/>
-        </w:rPr>
-        <w:t>на</w:t>
-      </w:r>
-      <w:proofErr w:type="spellEnd"/>
-      <w:r>
-        <w:rPr>
-          <w:color w:val="000000"/>
-          <w:sz w:val="22"/>
-          <w:szCs w:val="22"/>
-          <w:lang w:val="en-150" w:eastAsia="en-150"/>
-        </w:rPr>
-        <w:t xml:space="preserve"> </w:t>
-      </w:r>
-      <w:proofErr w:type="spellStart"/>
-      <w:r>
-        <w:rPr>
-          <w:color w:val="000000"/>
-          <w:sz w:val="22"/>
-          <w:szCs w:val="22"/>
-          <w:lang w:val="en-150" w:eastAsia="en-150"/>
-        </w:rPr>
-        <w:t>используемую</w:t>
-      </w:r>
-      <w:proofErr w:type="spellEnd"/>
-      <w:r>
-        <w:rPr>
-          <w:color w:val="000000"/>
-          <w:sz w:val="22"/>
-          <w:szCs w:val="22"/>
-          <w:lang w:val="en-150" w:eastAsia="en-150"/>
-        </w:rPr>
-        <w:t xml:space="preserve"> </w:t>
-      </w:r>
-      <w:proofErr w:type="spellStart"/>
-      <w:r>
-        <w:rPr>
-          <w:color w:val="000000"/>
-          <w:sz w:val="22"/>
-          <w:szCs w:val="22"/>
-          <w:lang w:val="en-150" w:eastAsia="en-150"/>
-        </w:rPr>
-        <w:t>литературу</w:t>
-      </w:r>
-      <w:proofErr w:type="spellEnd"/>
-      <w:r>
-        <w:rPr>
-          <w:color w:val="000000"/>
-          <w:sz w:val="22"/>
-          <w:szCs w:val="22"/>
-          <w:lang w:val="en-150" w:eastAsia="en-150"/>
-        </w:rPr>
-        <w:t xml:space="preserve">, </w:t>
-      </w:r>
-      <w:proofErr w:type="spellStart"/>
-      <w:r>
-        <w:rPr>
-          <w:color w:val="000000"/>
-          <w:sz w:val="22"/>
-          <w:szCs w:val="22"/>
-          <w:lang w:val="en-150" w:eastAsia="en-150"/>
-        </w:rPr>
-        <w:t>литература</w:t>
-      </w:r>
-      <w:proofErr w:type="spellEnd"/>
-      <w:r>
-        <w:rPr>
-          <w:color w:val="000000"/>
-          <w:sz w:val="22"/>
-          <w:szCs w:val="22"/>
-          <w:lang w:val="en-150" w:eastAsia="en-150"/>
-        </w:rPr>
-        <w:t>).</w:t>
-      </w:r>
-    </w:p>
-    <w:p>
-      <w:pPr>
-        <w:autoSpaceDE/>
-        <w:autoSpaceDN/>
-        <w:spacing w:after="240" w:line="240" w:lineRule="auto"/>
-        <w:jc w:val="left"/>
-        <w:rPr>
-          <w:sz w:val="24"/>
-          <w:szCs w:val="24"/>
-          <w:lang w:val="en-150" w:eastAsia="en-150"/>
-        </w:rPr>
-      </w:pPr>
-      <w:r>
-        <w:rPr>
-          <w:sz w:val="24"/>
-          <w:szCs w:val="24"/>
-          <w:lang w:val="en-150" w:eastAsia="en-150"/>
-        </w:rPr>
-        <w:br/>
-      </w:r>
-    </w:p>
-    <w:p>
-      <w:pPr>
-        <w:autoSpaceDE/>
-        <w:autoSpaceDN/>
-        <w:spacing w:line="240" w:lineRule="auto"/>
-        <w:jc w:val="center"/>
-        <w:rPr>
-          <w:sz w:val="24"/>
-          <w:szCs w:val="24"/>
-          <w:lang w:val="en-150" w:eastAsia="en-150"/>
-        </w:rPr>
-      </w:pPr>
-      <w:r>
-        <w:rPr>
-          <w:b/>
-          <w:bCs/>
-          <w:color w:val="000000"/>
-          <w:sz w:val="20"/>
-          <w:szCs w:val="20"/>
-          <w:lang w:val="en-150" w:eastAsia="en-150"/>
-        </w:rPr>
-        <w:t>СОДЕРЖАНИЕ ПОЯСНИТЕЛЬНОЙ ЗАПИСКИ</w:t>
-      </w:r>
-    </w:p>
-    <w:p>
-      <w:pPr>
-        <w:autoSpaceDE/>
-        <w:autoSpaceDN/>
-        <w:spacing w:line="240" w:lineRule="auto"/>
-        <w:jc w:val="left"/>
-        <w:rPr>
-          <w:sz w:val="24"/>
-          <w:szCs w:val="24"/>
-          <w:lang w:val="en-150" w:eastAsia="en-150"/>
-        </w:rPr>
-      </w:pPr>
+        <w:t>Литература</w:t>
+      </w:r>
     </w:p>
     <w:p>
       <w:pPr>
@@ -2568,19 +1476,6 @@
           <w:lang w:val="en-150" w:eastAsia="en-150"/>
         </w:rPr>
       </w:pPr>
-      <w:proofErr w:type="spellStart"/>
-      <w:r>
-        <w:rPr>
-          <w:b/>
-          <w:bCs/>
-          <w:color w:val="000000"/>
-          <w:sz w:val="22"/>
-          <w:szCs w:val="22"/>
-          <w:lang w:val="en-150" w:eastAsia="en-150"/>
-        </w:rPr>
-        <w:t>Введение</w:t>
-      </w:r>
-      <w:proofErr w:type="spellEnd"/>
     </w:p>
     <w:p>
       <w:pPr>
@@ -2595,1677 +1490,150 @@
           <w:lang w:val="en-150" w:eastAsia="en-150"/>
         </w:rPr>
       </w:pPr>
-      <w:r>
-        <w:rPr>
-          <w:b/>
-          <w:bCs/>
+    </w:p>
+    <w:p>
+      <w:pPr>
+        <w:autoSpaceDE/>
+        <w:autoSpaceDN/>
+        <w:spacing w:line="240" w:lineRule="auto"/>
+        <w:jc w:val="left"/>
+        <w:rPr>
+          <w:sz w:val="24"/>
+          <w:szCs w:val="24"/>
+          <w:lang w:val="en-150" w:eastAsia="en-150"/>
+        </w:rPr>
+      </w:pPr>
+    </w:p>
+    <w:p>
+      <w:pPr>
+        <w:autoSpaceDE/>
+        <w:autoSpaceDN/>
+        <w:spacing w:line="240" w:lineRule="auto"/>
+        <w:jc w:val="left"/>
+        <w:rPr>
+          <w:sz w:val="24"/>
+          <w:szCs w:val="24"/>
+          <w:lang w:val="en-150" w:eastAsia="en-150"/>
+        </w:rPr>
+      </w:pPr>
+      <w:r>
+        <w:rPr>
           <w:color w:val="000000"/>
           <w:sz w:val="22"/>
           <w:szCs w:val="22"/>
           <w:lang w:val="en-150" w:eastAsia="en-150"/>
         </w:rPr>
-        <w:t>1 </w:t>
-      </w:r>
-      <w:proofErr w:type="spellStart"/>
-      <w:r>
-        <w:rPr>
-          <w:b/>
-          <w:bCs/>
+        <w:t>Рассмотрено на заседании ЦК № 5 «Информационные технологии»</w:t>
+      </w:r>
+    </w:p>
+    <w:p>
+      <w:pPr>
+        <w:autoSpaceDE/>
+        <w:autoSpaceDN/>
+        <w:spacing w:line="240" w:lineRule="auto"/>
+        <w:jc w:val="left"/>
+        <w:rPr>
+          <w:sz w:val="24"/>
+          <w:szCs w:val="24"/>
+          <w:lang w:val="en-150" w:eastAsia="en-150"/>
+        </w:rPr>
+      </w:pPr>
+      <w:r>
+        <w:rPr>
           <w:color w:val="000000"/>
           <w:sz w:val="22"/>
           <w:szCs w:val="22"/>
           <w:lang w:val="en-150" w:eastAsia="en-150"/>
         </w:rPr>
-        <w:t>Анализ</w:t>
-      </w:r>
-      <w:proofErr w:type="spellEnd"/>
-      <w:r>
-        <w:rPr>
-          <w:b/>
-          <w:bCs/>
+        <w:t>протокол № 5 от «10» декабря 2025 года</w:t>
+      </w:r>
+    </w:p>
+    <w:p>
+      <w:pPr>
+        <w:autoSpaceDE/>
+        <w:autoSpaceDN/>
+        <w:spacing w:line="240" w:lineRule="auto"/>
+        <w:jc w:val="left"/>
+        <w:rPr>
+          <w:sz w:val="24"/>
+          <w:szCs w:val="24"/>
+          <w:lang w:val="en-150" w:eastAsia="en-150"/>
+        </w:rPr>
+      </w:pPr>
+      <w:r>
+        <w:rPr>
           <w:color w:val="000000"/>
           <w:sz w:val="22"/>
           <w:szCs w:val="22"/>
           <w:lang w:val="en-150" w:eastAsia="en-150"/>
         </w:rPr>
-        <w:t xml:space="preserve"> </w:t>
-      </w:r>
-      <w:proofErr w:type="spellStart"/>
-      <w:r>
-        <w:rPr>
-          <w:b/>
-          <w:bCs/>
+        <w:t>Дата выдачи задания «___» ___ 2026 года</w:t>
+      </w:r>
+    </w:p>
+    <w:p>
+      <w:pPr>
+        <w:autoSpaceDE/>
+        <w:autoSpaceDN/>
+        <w:spacing w:line="240" w:lineRule="auto"/>
+        <w:jc w:val="left"/>
+        <w:rPr>
+          <w:sz w:val="24"/>
+          <w:szCs w:val="24"/>
+          <w:lang w:val="en-150" w:eastAsia="en-150"/>
+        </w:rPr>
+      </w:pPr>
+      <w:r>
+        <w:rPr>
           <w:color w:val="000000"/>
           <w:sz w:val="22"/>
           <w:szCs w:val="22"/>
           <w:lang w:val="en-150" w:eastAsia="en-150"/>
         </w:rPr>
-        <w:t>требований</w:t>
-      </w:r>
-      <w:proofErr w:type="spellEnd"/>
-      <w:r>
-        <w:rPr>
-          <w:b/>
-          <w:bCs/>
+        <w:t>Дата сдачи выполненного проекта «___» _______ 2026 года</w:t>
+      </w:r>
+    </w:p>
+    <w:p>
+      <w:pPr>
+        <w:autoSpaceDE/>
+        <w:autoSpaceDN/>
+        <w:spacing w:line="240" w:lineRule="auto"/>
+        <w:jc w:val="left"/>
+        <w:rPr>
+          <w:sz w:val="24"/>
+          <w:szCs w:val="24"/>
+          <w:lang w:val="en-150" w:eastAsia="en-150"/>
+        </w:rPr>
+      </w:pPr>
+      <w:r>
+        <w:rPr>
           <w:color w:val="000000"/>
           <w:sz w:val="22"/>
           <w:szCs w:val="22"/>
           <w:lang w:val="en-150" w:eastAsia="en-150"/>
         </w:rPr>
-        <w:t xml:space="preserve"> и </w:t>
-      </w:r>
-      <w:proofErr w:type="spellStart"/>
-      <w:r>
-        <w:rPr>
-          <w:b/>
-          <w:bCs/>
+        <w:t>Руководитель КП ________________________________________ / Кошкин В.А. /</w:t>
+      </w:r>
+    </w:p>
+    <w:p>
+      <w:pPr>
+        <w:autoSpaceDE/>
+        <w:autoSpaceDN/>
+        <w:spacing w:line="240" w:lineRule="auto"/>
+        <w:jc w:val="left"/>
+        <w:rPr>
+          <w:sz w:val="24"/>
+          <w:szCs w:val="24"/>
+          <w:lang w:val="en-150" w:eastAsia="en-150"/>
+        </w:rPr>
+      </w:pPr>
+      <w:r>
+        <w:rPr>
           <w:color w:val="000000"/>
           <w:sz w:val="22"/>
           <w:szCs w:val="22"/>
           <w:lang w:val="en-150" w:eastAsia="en-150"/>
         </w:rPr>
-        <w:t>постановка</w:t>
-      </w:r>
-      <w:proofErr w:type="spellEnd"/>
-      <w:r>
-        <w:rPr>
-          <w:b/>
-          <w:bCs/>
-          <w:color w:val="000000"/>
-          <w:sz w:val="22"/>
-          <w:szCs w:val="22"/>
-          <w:lang w:val="en-150" w:eastAsia="en-150"/>
-        </w:rPr>
-        <w:t xml:space="preserve"> </w:t>
-      </w:r>
-      <w:proofErr w:type="spellStart"/>
-      <w:r>
-        <w:rPr>
-          <w:b/>
-          <w:bCs/>
-          <w:color w:val="000000"/>
-          <w:sz w:val="22"/>
-          <w:szCs w:val="22"/>
-          <w:lang w:val="en-150" w:eastAsia="en-150"/>
-        </w:rPr>
-        <w:t>задачи</w:t>
-      </w:r>
-      <w:proofErr w:type="spellEnd"/>
-    </w:p>
-    <w:p>
-      <w:pPr>
-        <w:shd w:val="clear" w:color="auto" w:fill="FFFFFF"/>
-        <w:autoSpaceDE/>
-        <w:autoSpaceDN/>
-        <w:spacing w:line="240" w:lineRule="auto"/>
-        <w:jc w:val="left"/>
-        <w:rPr>
-          <w:sz w:val="24"/>
-          <w:szCs w:val="24"/>
-          <w:lang w:val="en-150" w:eastAsia="en-150"/>
-        </w:rPr>
-      </w:pPr>
-      <w:r>
-        <w:rPr>
-          <w:color w:val="000000"/>
-          <w:sz w:val="22"/>
-          <w:szCs w:val="22"/>
-          <w:lang w:val="en-150" w:eastAsia="en-150"/>
-        </w:rPr>
-        <w:t xml:space="preserve">1.1 </w:t>
-      </w:r>
-      <w:proofErr w:type="spellStart"/>
-      <w:r>
-        <w:rPr>
-          <w:color w:val="000000"/>
-          <w:sz w:val="22"/>
-          <w:szCs w:val="22"/>
-          <w:lang w:val="en-150" w:eastAsia="en-150"/>
-        </w:rPr>
-        <w:t>Анализ</w:t>
-      </w:r>
-      <w:proofErr w:type="spellEnd"/>
-      <w:r>
-        <w:rPr>
-          <w:color w:val="000000"/>
-          <w:sz w:val="22"/>
-          <w:szCs w:val="22"/>
-          <w:lang w:val="en-150" w:eastAsia="en-150"/>
-        </w:rPr>
-        <w:t xml:space="preserve"> </w:t>
-      </w:r>
-      <w:proofErr w:type="spellStart"/>
-      <w:r>
-        <w:rPr>
-          <w:color w:val="000000"/>
-          <w:sz w:val="22"/>
-          <w:szCs w:val="22"/>
-          <w:lang w:val="en-150" w:eastAsia="en-150"/>
-        </w:rPr>
-        <w:t>предметной</w:t>
-      </w:r>
-      <w:proofErr w:type="spellEnd"/>
-      <w:r>
-        <w:rPr>
-          <w:color w:val="000000"/>
-          <w:sz w:val="22"/>
-          <w:szCs w:val="22"/>
-          <w:lang w:val="en-150" w:eastAsia="en-150"/>
-        </w:rPr>
-        <w:t xml:space="preserve"> </w:t>
-      </w:r>
-      <w:proofErr w:type="spellStart"/>
-      <w:r>
-        <w:rPr>
-          <w:color w:val="000000"/>
-          <w:sz w:val="22"/>
-          <w:szCs w:val="22"/>
-          <w:lang w:val="en-150" w:eastAsia="en-150"/>
-        </w:rPr>
-        <w:t>области</w:t>
-      </w:r>
-      <w:proofErr w:type="spellEnd"/>
-      <w:r>
-        <w:rPr>
-          <w:color w:val="000000"/>
-          <w:sz w:val="22"/>
-          <w:szCs w:val="22"/>
-          <w:lang w:val="en-150" w:eastAsia="en-150"/>
-        </w:rPr>
-        <w:t>. </w:t>
-      </w:r>
-    </w:p>
-    <w:p>
-      <w:pPr>
-        <w:shd w:val="clear" w:color="auto" w:fill="FFFFFF"/>
-        <w:autoSpaceDE/>
-        <w:autoSpaceDN/>
-        <w:spacing w:line="240" w:lineRule="auto"/>
-        <w:jc w:val="left"/>
-        <w:rPr>
-          <w:sz w:val="24"/>
-          <w:szCs w:val="24"/>
-          <w:lang w:val="en-150" w:eastAsia="en-150"/>
-        </w:rPr>
-      </w:pPr>
-      <w:r>
-        <w:rPr>
-          <w:color w:val="000000"/>
-          <w:sz w:val="22"/>
-          <w:szCs w:val="22"/>
-          <w:lang w:val="en-150" w:eastAsia="en-150"/>
-        </w:rPr>
-        <w:t xml:space="preserve">1.2 </w:t>
-      </w:r>
-      <w:proofErr w:type="spellStart"/>
-      <w:r>
-        <w:rPr>
-          <w:color w:val="000000"/>
-          <w:sz w:val="22"/>
-          <w:szCs w:val="22"/>
-          <w:lang w:val="en-150" w:eastAsia="en-150"/>
-        </w:rPr>
-        <w:t>Разработка</w:t>
-      </w:r>
-      <w:proofErr w:type="spellEnd"/>
-      <w:r>
-        <w:rPr>
-          <w:color w:val="000000"/>
-          <w:sz w:val="22"/>
-          <w:szCs w:val="22"/>
-          <w:lang w:val="en-150" w:eastAsia="en-150"/>
-        </w:rPr>
-        <w:t xml:space="preserve"> UML </w:t>
-      </w:r>
-      <w:proofErr w:type="spellStart"/>
-      <w:r>
-        <w:rPr>
-          <w:color w:val="000000"/>
-          <w:sz w:val="22"/>
-          <w:szCs w:val="22"/>
-          <w:lang w:val="en-150" w:eastAsia="en-150"/>
-        </w:rPr>
-        <w:t>диаграмм</w:t>
-      </w:r>
-      <w:proofErr w:type="spellEnd"/>
-      <w:r>
-        <w:rPr>
-          <w:color w:val="000000"/>
-          <w:sz w:val="22"/>
-          <w:szCs w:val="22"/>
-          <w:lang w:val="en-150" w:eastAsia="en-150"/>
-        </w:rPr>
-        <w:t>.</w:t>
-      </w:r>
-    </w:p>
-    <w:p>
-      <w:pPr>
-        <w:shd w:val="clear" w:color="auto" w:fill="FFFFFF"/>
-        <w:autoSpaceDE/>
-        <w:autoSpaceDN/>
-        <w:spacing w:line="240" w:lineRule="auto"/>
-        <w:jc w:val="left"/>
-        <w:rPr>
-          <w:sz w:val="24"/>
-          <w:szCs w:val="24"/>
-          <w:lang w:val="en-150" w:eastAsia="en-150"/>
-        </w:rPr>
-      </w:pPr>
-      <w:r>
-        <w:rPr>
-          <w:color w:val="000000"/>
-          <w:sz w:val="22"/>
-          <w:szCs w:val="22"/>
-          <w:lang w:val="en-150" w:eastAsia="en-150"/>
-        </w:rPr>
-        <w:t xml:space="preserve">1.3 </w:t>
-      </w:r>
-      <w:proofErr w:type="spellStart"/>
-      <w:r>
-        <w:rPr>
-          <w:color w:val="000000"/>
-          <w:sz w:val="22"/>
-          <w:szCs w:val="22"/>
-          <w:lang w:val="en-150" w:eastAsia="en-150"/>
-        </w:rPr>
-        <w:t>Разработка</w:t>
-      </w:r>
-      <w:proofErr w:type="spellEnd"/>
-      <w:r>
-        <w:rPr>
-          <w:color w:val="000000"/>
-          <w:sz w:val="22"/>
-          <w:szCs w:val="22"/>
-          <w:lang w:val="en-150" w:eastAsia="en-150"/>
-        </w:rPr>
-        <w:t> </w:t>
-      </w:r>
-      <w:proofErr w:type="spellStart"/>
-      <w:r>
-        <w:rPr>
-          <w:color w:val="000000"/>
-          <w:sz w:val="22"/>
-          <w:szCs w:val="22"/>
-          <w:lang w:val="en-150" w:eastAsia="en-150"/>
-        </w:rPr>
-        <w:t>макета</w:t>
-      </w:r>
-      <w:proofErr w:type="spellEnd"/>
-      <w:r>
-        <w:rPr>
-          <w:color w:val="000000"/>
-          <w:sz w:val="22"/>
-          <w:szCs w:val="22"/>
-          <w:lang w:val="en-150" w:eastAsia="en-150"/>
-        </w:rPr>
-        <w:t xml:space="preserve"> </w:t>
-      </w:r>
-      <w:proofErr w:type="spellStart"/>
-      <w:r>
-        <w:rPr>
-          <w:color w:val="000000"/>
-          <w:sz w:val="22"/>
-          <w:szCs w:val="22"/>
-          <w:lang w:val="en-150" w:eastAsia="en-150"/>
-        </w:rPr>
-        <w:t>приложения</w:t>
-      </w:r>
-      <w:proofErr w:type="spellEnd"/>
-      <w:r>
-        <w:rPr>
-          <w:color w:val="000000"/>
-          <w:sz w:val="22"/>
-          <w:szCs w:val="22"/>
-          <w:lang w:val="en-150" w:eastAsia="en-150"/>
-        </w:rPr>
-        <w:t>.</w:t>
-      </w:r>
-    </w:p>
-    <w:p>
-      <w:pPr>
-        <w:shd w:val="clear" w:color="auto" w:fill="FFFFFF"/>
-        <w:autoSpaceDE/>
-        <w:autoSpaceDN/>
-        <w:spacing w:line="240" w:lineRule="auto"/>
-        <w:jc w:val="left"/>
-        <w:rPr>
-          <w:sz w:val="24"/>
-          <w:szCs w:val="24"/>
-          <w:lang w:val="en-150" w:eastAsia="en-150"/>
-        </w:rPr>
-      </w:pPr>
-      <w:r>
-        <w:rPr>
-          <w:b/>
-          <w:bCs/>
-          <w:color w:val="000000"/>
-          <w:sz w:val="22"/>
-          <w:szCs w:val="22"/>
-          <w:lang w:val="en-150" w:eastAsia="en-150"/>
-        </w:rPr>
-        <w:t xml:space="preserve">2 </w:t>
-      </w:r>
-      <w:proofErr w:type="spellStart"/>
-      <w:r>
-        <w:rPr>
-          <w:b/>
-          <w:bCs/>
-          <w:color w:val="000000"/>
-          <w:sz w:val="22"/>
-          <w:szCs w:val="22"/>
-          <w:lang w:val="en-150" w:eastAsia="en-150"/>
-        </w:rPr>
-        <w:t>Проектирование</w:t>
-      </w:r>
-      <w:proofErr w:type="spellEnd"/>
-      <w:r>
-        <w:rPr>
-          <w:b/>
-          <w:bCs/>
-          <w:color w:val="000000"/>
-          <w:sz w:val="22"/>
-          <w:szCs w:val="22"/>
-          <w:lang w:val="en-150" w:eastAsia="en-150"/>
-        </w:rPr>
-        <w:t xml:space="preserve"> и </w:t>
-      </w:r>
-      <w:proofErr w:type="spellStart"/>
-      <w:r>
-        <w:rPr>
-          <w:b/>
-          <w:bCs/>
-          <w:color w:val="000000"/>
-          <w:sz w:val="22"/>
-          <w:szCs w:val="22"/>
-          <w:lang w:val="en-150" w:eastAsia="en-150"/>
-        </w:rPr>
-        <w:t>разработка</w:t>
-      </w:r>
-      <w:proofErr w:type="spellEnd"/>
-      <w:r>
-        <w:rPr>
-          <w:b/>
-          <w:bCs/>
-          <w:color w:val="000000"/>
-          <w:sz w:val="22"/>
-          <w:szCs w:val="22"/>
-          <w:lang w:val="en-150" w:eastAsia="en-150"/>
-        </w:rPr>
-        <w:t xml:space="preserve"> </w:t>
-      </w:r>
-      <w:proofErr w:type="spellStart"/>
-      <w:r>
-        <w:rPr>
-          <w:b/>
-          <w:bCs/>
-          <w:color w:val="000000"/>
-          <w:sz w:val="22"/>
-          <w:szCs w:val="22"/>
-          <w:lang w:val="en-150" w:eastAsia="en-150"/>
-        </w:rPr>
-        <w:t>базы</w:t>
-      </w:r>
-      <w:proofErr w:type="spellEnd"/>
-      <w:r>
-        <w:rPr>
-          <w:b/>
-          <w:bCs/>
-          <w:color w:val="000000"/>
-          <w:sz w:val="22"/>
-          <w:szCs w:val="22"/>
-          <w:lang w:val="en-150" w:eastAsia="en-150"/>
-        </w:rPr>
-        <w:t xml:space="preserve"> </w:t>
-      </w:r>
-      <w:proofErr w:type="spellStart"/>
-      <w:r>
-        <w:rPr>
-          <w:b/>
-          <w:bCs/>
-          <w:color w:val="000000"/>
-          <w:sz w:val="22"/>
-          <w:szCs w:val="22"/>
-          <w:lang w:val="en-150" w:eastAsia="en-150"/>
-        </w:rPr>
-        <w:t>данных</w:t>
-      </w:r>
-      <w:proofErr w:type="spellEnd"/>
-      <w:r>
-        <w:rPr>
-          <w:b/>
-          <w:bCs/>
-          <w:color w:val="000000"/>
-          <w:sz w:val="22"/>
-          <w:szCs w:val="22"/>
-          <w:lang w:val="en-150" w:eastAsia="en-150"/>
-        </w:rPr>
-        <w:t> </w:t>
-      </w:r>
-    </w:p>
-    <w:p>
-      <w:pPr>
-        <w:shd w:val="clear" w:color="auto" w:fill="FFFFFF"/>
-        <w:autoSpaceDE/>
-        <w:autoSpaceDN/>
-        <w:spacing w:line="240" w:lineRule="auto"/>
-        <w:jc w:val="left"/>
-        <w:rPr>
-          <w:sz w:val="24"/>
-          <w:szCs w:val="24"/>
-          <w:lang w:val="en-150" w:eastAsia="en-150"/>
-        </w:rPr>
-      </w:pPr>
-      <w:r>
-        <w:rPr>
-          <w:color w:val="000000"/>
-          <w:sz w:val="22"/>
-          <w:szCs w:val="22"/>
-          <w:lang w:val="en-150" w:eastAsia="en-150"/>
-        </w:rPr>
-        <w:t xml:space="preserve">2.1 </w:t>
-      </w:r>
-      <w:proofErr w:type="spellStart"/>
-      <w:r>
-        <w:rPr>
-          <w:color w:val="000000"/>
-          <w:sz w:val="22"/>
-          <w:szCs w:val="22"/>
-          <w:lang w:val="en-150" w:eastAsia="en-150"/>
-        </w:rPr>
-        <w:t>Разработка</w:t>
-      </w:r>
-      <w:proofErr w:type="spellEnd"/>
-      <w:r>
-        <w:rPr>
-          <w:color w:val="000000"/>
-          <w:sz w:val="22"/>
-          <w:szCs w:val="22"/>
-          <w:lang w:val="en-150" w:eastAsia="en-150"/>
-        </w:rPr>
-        <w:t xml:space="preserve"> ER-</w:t>
-      </w:r>
-      <w:proofErr w:type="spellStart"/>
-      <w:r>
-        <w:rPr>
-          <w:color w:val="000000"/>
-          <w:sz w:val="22"/>
-          <w:szCs w:val="22"/>
-          <w:lang w:val="en-150" w:eastAsia="en-150"/>
-        </w:rPr>
-        <w:t>диаграммы</w:t>
-      </w:r>
-      <w:proofErr w:type="spellEnd"/>
-      <w:r>
-        <w:rPr>
-          <w:color w:val="000000"/>
-          <w:sz w:val="22"/>
-          <w:szCs w:val="22"/>
-          <w:lang w:val="en-150" w:eastAsia="en-150"/>
-        </w:rPr>
-        <w:t xml:space="preserve"> </w:t>
-      </w:r>
-      <w:proofErr w:type="spellStart"/>
-      <w:r>
-        <w:rPr>
-          <w:color w:val="000000"/>
-          <w:sz w:val="22"/>
-          <w:szCs w:val="22"/>
-          <w:lang w:val="en-150" w:eastAsia="en-150"/>
-        </w:rPr>
-        <w:t>на</w:t>
-      </w:r>
-      <w:proofErr w:type="spellEnd"/>
-      <w:r>
-        <w:rPr>
-          <w:color w:val="000000"/>
-          <w:sz w:val="22"/>
-          <w:szCs w:val="22"/>
-          <w:lang w:val="en-150" w:eastAsia="en-150"/>
-        </w:rPr>
-        <w:t xml:space="preserve"> </w:t>
-      </w:r>
-      <w:proofErr w:type="spellStart"/>
-      <w:r>
-        <w:rPr>
-          <w:color w:val="000000"/>
-          <w:sz w:val="22"/>
-          <w:szCs w:val="22"/>
-          <w:lang w:val="en-150" w:eastAsia="en-150"/>
-        </w:rPr>
-        <w:t>основе</w:t>
-      </w:r>
-      <w:proofErr w:type="spellEnd"/>
-      <w:r>
-        <w:rPr>
-          <w:color w:val="000000"/>
-          <w:sz w:val="22"/>
-          <w:szCs w:val="22"/>
-          <w:lang w:val="en-150" w:eastAsia="en-150"/>
-        </w:rPr>
-        <w:t xml:space="preserve"> </w:t>
-      </w:r>
-      <w:proofErr w:type="spellStart"/>
-      <w:r>
-        <w:rPr>
-          <w:color w:val="000000"/>
-          <w:sz w:val="22"/>
-          <w:szCs w:val="22"/>
-          <w:lang w:val="en-150" w:eastAsia="en-150"/>
-        </w:rPr>
-        <w:t>сырых</w:t>
-      </w:r>
-      <w:proofErr w:type="spellEnd"/>
-      <w:r>
-        <w:rPr>
-          <w:color w:val="000000"/>
-          <w:sz w:val="22"/>
-          <w:szCs w:val="22"/>
-          <w:lang w:val="en-150" w:eastAsia="en-150"/>
-        </w:rPr>
-        <w:t xml:space="preserve"> </w:t>
-      </w:r>
-      <w:proofErr w:type="spellStart"/>
-      <w:r>
-        <w:rPr>
-          <w:color w:val="000000"/>
-          <w:sz w:val="22"/>
-          <w:szCs w:val="22"/>
-          <w:lang w:val="en-150" w:eastAsia="en-150"/>
-        </w:rPr>
-        <w:t>данных</w:t>
-      </w:r>
-      <w:proofErr w:type="spellEnd"/>
-      <w:r>
-        <w:rPr>
-          <w:color w:val="000000"/>
-          <w:sz w:val="22"/>
-          <w:szCs w:val="22"/>
-          <w:lang w:val="en-150" w:eastAsia="en-150"/>
-        </w:rPr>
-        <w:t>.</w:t>
-      </w:r>
-    </w:p>
-    <w:p>
-      <w:pPr>
-        <w:shd w:val="clear" w:color="auto" w:fill="FFFFFF"/>
-        <w:autoSpaceDE/>
-        <w:autoSpaceDN/>
-        <w:spacing w:line="240" w:lineRule="auto"/>
-        <w:jc w:val="left"/>
-        <w:rPr>
-          <w:sz w:val="24"/>
-          <w:szCs w:val="24"/>
-          <w:lang w:val="en-150" w:eastAsia="en-150"/>
-        </w:rPr>
-      </w:pPr>
-      <w:r>
-        <w:rPr>
-          <w:color w:val="000000"/>
-          <w:sz w:val="22"/>
-          <w:szCs w:val="22"/>
-          <w:lang w:val="en-150" w:eastAsia="en-150"/>
-        </w:rPr>
-        <w:t xml:space="preserve">2.2 </w:t>
-      </w:r>
-      <w:proofErr w:type="spellStart"/>
-      <w:r>
-        <w:rPr>
-          <w:color w:val="000000"/>
-          <w:sz w:val="22"/>
-          <w:szCs w:val="22"/>
-          <w:lang w:val="en-150" w:eastAsia="en-150"/>
-        </w:rPr>
-        <w:t>Разработка</w:t>
-      </w:r>
-      <w:proofErr w:type="spellEnd"/>
-      <w:r>
-        <w:rPr>
-          <w:color w:val="000000"/>
-          <w:sz w:val="22"/>
-          <w:szCs w:val="22"/>
-          <w:lang w:val="en-150" w:eastAsia="en-150"/>
-        </w:rPr>
-        <w:t xml:space="preserve"> </w:t>
-      </w:r>
-      <w:proofErr w:type="spellStart"/>
-      <w:r>
-        <w:rPr>
-          <w:color w:val="000000"/>
-          <w:sz w:val="22"/>
-          <w:szCs w:val="22"/>
-          <w:lang w:val="en-150" w:eastAsia="en-150"/>
-        </w:rPr>
-        <w:t>физической</w:t>
-      </w:r>
-      <w:proofErr w:type="spellEnd"/>
-      <w:r>
-        <w:rPr>
-          <w:color w:val="000000"/>
-          <w:sz w:val="22"/>
-          <w:szCs w:val="22"/>
-          <w:lang w:val="en-150" w:eastAsia="en-150"/>
-        </w:rPr>
-        <w:t xml:space="preserve"> </w:t>
-      </w:r>
-      <w:proofErr w:type="spellStart"/>
-      <w:r>
-        <w:rPr>
-          <w:color w:val="000000"/>
-          <w:sz w:val="22"/>
-          <w:szCs w:val="22"/>
-          <w:lang w:val="en-150" w:eastAsia="en-150"/>
-        </w:rPr>
-        <w:t>модели</w:t>
-      </w:r>
-      <w:proofErr w:type="spellEnd"/>
-      <w:r>
-        <w:rPr>
-          <w:color w:val="000000"/>
-          <w:sz w:val="22"/>
-          <w:szCs w:val="22"/>
-          <w:lang w:val="en-150" w:eastAsia="en-150"/>
-        </w:rPr>
-        <w:t xml:space="preserve"> </w:t>
-      </w:r>
-      <w:proofErr w:type="spellStart"/>
-      <w:r>
-        <w:rPr>
-          <w:color w:val="000000"/>
-          <w:sz w:val="22"/>
-          <w:szCs w:val="22"/>
-          <w:lang w:val="en-150" w:eastAsia="en-150"/>
-        </w:rPr>
-        <w:t>базы</w:t>
-      </w:r>
-      <w:proofErr w:type="spellEnd"/>
-      <w:r>
-        <w:rPr>
-          <w:color w:val="000000"/>
-          <w:sz w:val="22"/>
-          <w:szCs w:val="22"/>
-          <w:lang w:val="en-150" w:eastAsia="en-150"/>
-        </w:rPr>
-        <w:t xml:space="preserve"> </w:t>
-      </w:r>
-      <w:proofErr w:type="spellStart"/>
-      <w:r>
-        <w:rPr>
-          <w:color w:val="000000"/>
-          <w:sz w:val="22"/>
-          <w:szCs w:val="22"/>
-          <w:lang w:val="en-150" w:eastAsia="en-150"/>
-        </w:rPr>
-        <w:t>данных</w:t>
-      </w:r>
-      <w:proofErr w:type="spellEnd"/>
-      <w:r>
-        <w:rPr>
-          <w:color w:val="000000"/>
-          <w:sz w:val="22"/>
-          <w:szCs w:val="22"/>
-          <w:lang w:val="en-150" w:eastAsia="en-150"/>
-        </w:rPr>
-        <w:t xml:space="preserve"> в MS SQL Server.</w:t>
-      </w:r>
-    </w:p>
-    <w:p>
-      <w:pPr>
-        <w:shd w:val="clear" w:color="auto" w:fill="FFFFFF"/>
-        <w:autoSpaceDE/>
-        <w:autoSpaceDN/>
-        <w:spacing w:line="240" w:lineRule="auto"/>
-        <w:jc w:val="left"/>
-        <w:rPr>
-          <w:sz w:val="24"/>
-          <w:szCs w:val="24"/>
-          <w:lang w:val="en-150" w:eastAsia="en-150"/>
-        </w:rPr>
-      </w:pPr>
-      <w:r>
-        <w:rPr>
-          <w:color w:val="000000"/>
-          <w:sz w:val="22"/>
-          <w:szCs w:val="22"/>
-          <w:lang w:val="en-150" w:eastAsia="en-150"/>
-        </w:rPr>
-        <w:t xml:space="preserve">2.3 </w:t>
-      </w:r>
-      <w:proofErr w:type="spellStart"/>
-      <w:r>
-        <w:rPr>
-          <w:color w:val="000000"/>
-          <w:sz w:val="22"/>
-          <w:szCs w:val="22"/>
-          <w:lang w:val="en-150" w:eastAsia="en-150"/>
-        </w:rPr>
-        <w:t>Разработка</w:t>
-      </w:r>
-      <w:proofErr w:type="spellEnd"/>
-      <w:r>
-        <w:rPr>
-          <w:color w:val="000000"/>
-          <w:sz w:val="22"/>
-          <w:szCs w:val="22"/>
-          <w:lang w:val="en-150" w:eastAsia="en-150"/>
-        </w:rPr>
-        <w:t xml:space="preserve"> и </w:t>
-      </w:r>
-      <w:proofErr w:type="spellStart"/>
-      <w:r>
-        <w:rPr>
-          <w:color w:val="000000"/>
-          <w:sz w:val="22"/>
-          <w:szCs w:val="22"/>
-          <w:lang w:val="en-150" w:eastAsia="en-150"/>
-        </w:rPr>
-        <w:t>именование</w:t>
-      </w:r>
-      <w:proofErr w:type="spellEnd"/>
-      <w:r>
-        <w:rPr>
-          <w:color w:val="000000"/>
-          <w:sz w:val="22"/>
-          <w:szCs w:val="22"/>
-          <w:lang w:val="en-150" w:eastAsia="en-150"/>
-        </w:rPr>
-        <w:t xml:space="preserve"> </w:t>
-      </w:r>
-      <w:proofErr w:type="spellStart"/>
-      <w:r>
-        <w:rPr>
-          <w:color w:val="000000"/>
-          <w:sz w:val="22"/>
-          <w:szCs w:val="22"/>
-          <w:lang w:val="en-150" w:eastAsia="en-150"/>
-        </w:rPr>
-        <w:t>связей</w:t>
-      </w:r>
-      <w:proofErr w:type="spellEnd"/>
-      <w:r>
-        <w:rPr>
-          <w:color w:val="000000"/>
-          <w:sz w:val="22"/>
-          <w:szCs w:val="22"/>
-          <w:lang w:val="en-150" w:eastAsia="en-150"/>
-        </w:rPr>
-        <w:t xml:space="preserve"> и </w:t>
-      </w:r>
-      <w:proofErr w:type="spellStart"/>
-      <w:r>
-        <w:rPr>
-          <w:color w:val="000000"/>
-          <w:sz w:val="22"/>
-          <w:szCs w:val="22"/>
-          <w:lang w:val="en-150" w:eastAsia="en-150"/>
-        </w:rPr>
-        <w:t>ограничений</w:t>
-      </w:r>
-      <w:proofErr w:type="spellEnd"/>
-      <w:r>
-        <w:rPr>
-          <w:color w:val="000000"/>
-          <w:sz w:val="22"/>
-          <w:szCs w:val="22"/>
-          <w:lang w:val="en-150" w:eastAsia="en-150"/>
-        </w:rPr>
-        <w:t>.</w:t>
-      </w:r>
-    </w:p>
-    <w:p>
-      <w:pPr>
-        <w:shd w:val="clear" w:color="auto" w:fill="FFFFFF"/>
-        <w:autoSpaceDE/>
-        <w:autoSpaceDN/>
-        <w:spacing w:line="240" w:lineRule="auto"/>
-        <w:jc w:val="left"/>
-        <w:rPr>
-          <w:sz w:val="24"/>
-          <w:szCs w:val="24"/>
-          <w:lang w:val="en-150" w:eastAsia="en-150"/>
-        </w:rPr>
-      </w:pPr>
-      <w:r>
-        <w:rPr>
-          <w:b/>
-          <w:bCs/>
-          <w:color w:val="000000"/>
-          <w:sz w:val="22"/>
-          <w:szCs w:val="22"/>
-          <w:lang w:val="en-150" w:eastAsia="en-150"/>
-        </w:rPr>
-        <w:t xml:space="preserve">3 </w:t>
-      </w:r>
-      <w:proofErr w:type="spellStart"/>
-      <w:r>
-        <w:rPr>
-          <w:b/>
-          <w:bCs/>
-          <w:color w:val="000000"/>
-          <w:sz w:val="22"/>
-          <w:szCs w:val="22"/>
-          <w:lang w:val="en-150" w:eastAsia="en-150"/>
-        </w:rPr>
-        <w:t>Проектирование</w:t>
-      </w:r>
-      <w:proofErr w:type="spellEnd"/>
-      <w:r>
-        <w:rPr>
-          <w:b/>
-          <w:bCs/>
-          <w:color w:val="000000"/>
-          <w:sz w:val="22"/>
-          <w:szCs w:val="22"/>
-          <w:lang w:val="en-150" w:eastAsia="en-150"/>
-        </w:rPr>
-        <w:t xml:space="preserve"> и </w:t>
-      </w:r>
-      <w:proofErr w:type="spellStart"/>
-      <w:r>
-        <w:rPr>
-          <w:b/>
-          <w:bCs/>
-          <w:color w:val="000000"/>
-          <w:sz w:val="22"/>
-          <w:szCs w:val="22"/>
-          <w:lang w:val="en-150" w:eastAsia="en-150"/>
-        </w:rPr>
-        <w:t>разработка</w:t>
-      </w:r>
-      <w:proofErr w:type="spellEnd"/>
-      <w:r>
-        <w:rPr>
-          <w:b/>
-          <w:bCs/>
-          <w:color w:val="000000"/>
-          <w:sz w:val="22"/>
-          <w:szCs w:val="22"/>
-          <w:lang w:val="en-150" w:eastAsia="en-150"/>
-        </w:rPr>
-        <w:t xml:space="preserve"> </w:t>
-      </w:r>
-      <w:proofErr w:type="spellStart"/>
-      <w:r>
-        <w:rPr>
-          <w:b/>
-          <w:bCs/>
-          <w:color w:val="000000"/>
-          <w:sz w:val="22"/>
-          <w:szCs w:val="22"/>
-          <w:lang w:val="en-150" w:eastAsia="en-150"/>
-        </w:rPr>
-        <w:t>приложения</w:t>
-      </w:r>
-      <w:proofErr w:type="spellEnd"/>
-    </w:p>
-    <w:p>
-      <w:pPr>
-        <w:shd w:val="clear" w:color="auto" w:fill="FFFFFF"/>
-        <w:autoSpaceDE/>
-        <w:autoSpaceDN/>
-        <w:spacing w:line="240" w:lineRule="auto"/>
-        <w:jc w:val="left"/>
-        <w:rPr>
-          <w:sz w:val="24"/>
-          <w:szCs w:val="24"/>
-          <w:lang w:val="en-150" w:eastAsia="en-150"/>
-        </w:rPr>
-      </w:pPr>
-      <w:r>
-        <w:rPr>
-          <w:color w:val="000000"/>
-          <w:sz w:val="22"/>
-          <w:szCs w:val="22"/>
-          <w:lang w:val="en-150" w:eastAsia="en-150"/>
-        </w:rPr>
-        <w:t xml:space="preserve">3.1 </w:t>
-      </w:r>
-      <w:proofErr w:type="spellStart"/>
-      <w:r>
-        <w:rPr>
-          <w:color w:val="000000"/>
-          <w:sz w:val="22"/>
-          <w:szCs w:val="22"/>
-          <w:lang w:val="en-150" w:eastAsia="en-150"/>
-        </w:rPr>
-        <w:t>Разработка</w:t>
-      </w:r>
-      <w:proofErr w:type="spellEnd"/>
-      <w:r>
-        <w:rPr>
-          <w:color w:val="000000"/>
-          <w:sz w:val="22"/>
-          <w:szCs w:val="22"/>
-          <w:lang w:val="en-150" w:eastAsia="en-150"/>
-        </w:rPr>
-        <w:t xml:space="preserve"> </w:t>
-      </w:r>
-      <w:proofErr w:type="spellStart"/>
-      <w:r>
-        <w:rPr>
-          <w:color w:val="000000"/>
-          <w:sz w:val="22"/>
-          <w:szCs w:val="22"/>
-          <w:lang w:val="en-150" w:eastAsia="en-150"/>
-        </w:rPr>
-        <w:t>прототипа</w:t>
-      </w:r>
-      <w:proofErr w:type="spellEnd"/>
-      <w:r>
-        <w:rPr>
-          <w:color w:val="000000"/>
-          <w:sz w:val="22"/>
-          <w:szCs w:val="22"/>
-          <w:lang w:val="en-150" w:eastAsia="en-150"/>
-        </w:rPr>
-        <w:t xml:space="preserve"> </w:t>
-      </w:r>
-      <w:proofErr w:type="spellStart"/>
-      <w:r>
-        <w:rPr>
-          <w:color w:val="000000"/>
-          <w:sz w:val="22"/>
-          <w:szCs w:val="22"/>
-          <w:lang w:val="en-150" w:eastAsia="en-150"/>
-        </w:rPr>
-        <w:t>приложения</w:t>
-      </w:r>
-      <w:proofErr w:type="spellEnd"/>
-      <w:r>
-        <w:rPr>
-          <w:color w:val="000000"/>
-          <w:sz w:val="22"/>
-          <w:szCs w:val="22"/>
-          <w:lang w:val="en-150" w:eastAsia="en-150"/>
-        </w:rPr>
-        <w:t>.</w:t>
-      </w:r>
-    </w:p>
-    <w:p>
-      <w:pPr>
-        <w:shd w:val="clear" w:color="auto" w:fill="FFFFFF"/>
-        <w:autoSpaceDE/>
-        <w:autoSpaceDN/>
-        <w:spacing w:line="240" w:lineRule="auto"/>
-        <w:jc w:val="left"/>
-        <w:rPr>
-          <w:sz w:val="24"/>
-          <w:szCs w:val="24"/>
-          <w:lang w:val="en-150" w:eastAsia="en-150"/>
-        </w:rPr>
-      </w:pPr>
-      <w:r>
-        <w:rPr>
-          <w:color w:val="000000"/>
-          <w:sz w:val="22"/>
-          <w:szCs w:val="22"/>
-          <w:lang w:val="en-150" w:eastAsia="en-150"/>
-        </w:rPr>
-        <w:t xml:space="preserve">3.2 </w:t>
-      </w:r>
-      <w:proofErr w:type="spellStart"/>
-      <w:r>
-        <w:rPr>
-          <w:color w:val="000000"/>
-          <w:sz w:val="22"/>
-          <w:szCs w:val="22"/>
-          <w:lang w:val="en-150" w:eastAsia="en-150"/>
-        </w:rPr>
-        <w:t>Разработка</w:t>
-      </w:r>
-      <w:proofErr w:type="spellEnd"/>
-      <w:r>
-        <w:rPr>
-          <w:color w:val="000000"/>
-          <w:sz w:val="22"/>
-          <w:szCs w:val="22"/>
-          <w:lang w:val="en-150" w:eastAsia="en-150"/>
-        </w:rPr>
-        <w:t xml:space="preserve"> </w:t>
-      </w:r>
-      <w:proofErr w:type="spellStart"/>
-      <w:r>
-        <w:rPr>
-          <w:color w:val="000000"/>
-          <w:sz w:val="22"/>
-          <w:szCs w:val="22"/>
-          <w:lang w:val="en-150" w:eastAsia="en-150"/>
-        </w:rPr>
-        <w:t>описания</w:t>
-      </w:r>
-      <w:proofErr w:type="spellEnd"/>
-      <w:r>
-        <w:rPr>
-          <w:color w:val="000000"/>
-          <w:sz w:val="22"/>
-          <w:szCs w:val="22"/>
-          <w:lang w:val="en-150" w:eastAsia="en-150"/>
-        </w:rPr>
-        <w:t xml:space="preserve"> </w:t>
-      </w:r>
-      <w:proofErr w:type="spellStart"/>
-      <w:r>
-        <w:rPr>
-          <w:color w:val="000000"/>
-          <w:sz w:val="22"/>
-          <w:szCs w:val="22"/>
-          <w:lang w:val="en-150" w:eastAsia="en-150"/>
-        </w:rPr>
-        <w:t>проекта</w:t>
-      </w:r>
-      <w:proofErr w:type="spellEnd"/>
-      <w:r>
-        <w:rPr>
-          <w:color w:val="000000"/>
-          <w:sz w:val="22"/>
-          <w:szCs w:val="22"/>
-          <w:lang w:val="en-150" w:eastAsia="en-150"/>
-        </w:rPr>
-        <w:t xml:space="preserve"> в GitHub.</w:t>
-      </w:r>
-    </w:p>
-    <w:p>
-      <w:pPr>
-        <w:shd w:val="clear" w:color="auto" w:fill="FFFFFF"/>
-        <w:autoSpaceDE/>
-        <w:autoSpaceDN/>
-        <w:spacing w:line="240" w:lineRule="auto"/>
-        <w:jc w:val="left"/>
-        <w:rPr>
-          <w:sz w:val="24"/>
-          <w:szCs w:val="24"/>
-          <w:lang w:val="en-150" w:eastAsia="en-150"/>
-        </w:rPr>
-      </w:pPr>
-      <w:proofErr w:type="spellStart"/>
-      <w:r>
-        <w:rPr>
-          <w:b/>
-          <w:bCs/>
-          <w:color w:val="000000"/>
-          <w:sz w:val="22"/>
-          <w:szCs w:val="22"/>
-          <w:lang w:val="en-150" w:eastAsia="en-150"/>
-        </w:rPr>
-        <w:t>Заключение</w:t>
-      </w:r>
-      <w:proofErr w:type="spellEnd"/>
-    </w:p>
-    <w:p>
-      <w:pPr>
-        <w:autoSpaceDE/>
-        <w:autoSpaceDN/>
-        <w:spacing w:line="240" w:lineRule="auto"/>
-        <w:jc w:val="left"/>
-        <w:rPr>
-          <w:sz w:val="24"/>
-          <w:szCs w:val="24"/>
-          <w:lang w:val="en-150" w:eastAsia="en-150"/>
-        </w:rPr>
-      </w:pPr>
-      <w:proofErr w:type="spellStart"/>
-      <w:r>
-        <w:rPr>
-          <w:b/>
-          <w:bCs/>
-          <w:color w:val="000000"/>
-          <w:sz w:val="22"/>
-          <w:szCs w:val="22"/>
-          <w:lang w:val="en-150" w:eastAsia="en-150"/>
-        </w:rPr>
-        <w:t>Литература</w:t>
-      </w:r>
-      <w:proofErr w:type="spellEnd"/>
-    </w:p>
-    <w:p>
-      <w:pPr>
-        <w:shd w:val="clear" w:color="auto" w:fill="FFFFFF"/>
-        <w:autoSpaceDE/>
-        <w:autoSpaceDN/>
-        <w:spacing w:line="240" w:lineRule="auto"/>
-        <w:jc w:val="left"/>
-        <w:rPr>
-          <w:sz w:val="24"/>
-          <w:szCs w:val="24"/>
-          <w:lang w:val="en-150" w:eastAsia="en-150"/>
-        </w:rPr>
-      </w:pPr>
-    </w:p>
-    <w:p>
-      <w:pPr>
-        <w:shd w:val="clear" w:color="auto" w:fill="FFFFFF"/>
-        <w:autoSpaceDE/>
-        <w:autoSpaceDN/>
-        <w:spacing w:line="240" w:lineRule="auto"/>
-        <w:jc w:val="left"/>
-        <w:rPr>
-          <w:sz w:val="24"/>
-          <w:szCs w:val="24"/>
-          <w:lang w:val="en-150" w:eastAsia="en-150"/>
-        </w:rPr>
-      </w:pPr>
-    </w:p>
-    <w:p>
-      <w:pPr>
-        <w:autoSpaceDE/>
-        <w:autoSpaceDN/>
-        <w:spacing w:line="240" w:lineRule="auto"/>
-        <w:jc w:val="left"/>
-        <w:rPr>
-          <w:sz w:val="24"/>
-          <w:szCs w:val="24"/>
-          <w:lang w:val="en-150" w:eastAsia="en-150"/>
-        </w:rPr>
-      </w:pPr>
-    </w:p>
-    <w:p>
-      <w:pPr>
-        <w:autoSpaceDE/>
-        <w:autoSpaceDN/>
-        <w:spacing w:line="240" w:lineRule="auto"/>
-        <w:jc w:val="left"/>
-        <w:rPr>
-          <w:sz w:val="24"/>
-          <w:szCs w:val="24"/>
-          <w:lang w:val="en-150" w:eastAsia="en-150"/>
-        </w:rPr>
-      </w:pPr>
-      <w:proofErr w:type="spellStart"/>
-      <w:r>
-        <w:rPr>
-          <w:color w:val="000000"/>
-          <w:sz w:val="22"/>
-          <w:szCs w:val="22"/>
-          <w:lang w:val="en-150" w:eastAsia="en-150"/>
-        </w:rPr>
-        <w:t>Рассмотрено</w:t>
-      </w:r>
-      <w:proofErr w:type="spellEnd"/>
-      <w:r>
-        <w:rPr>
-          <w:color w:val="000000"/>
-          <w:sz w:val="22"/>
-          <w:szCs w:val="22"/>
-          <w:lang w:val="en-150" w:eastAsia="en-150"/>
-        </w:rPr>
-        <w:t xml:space="preserve"> </w:t>
-      </w:r>
-      <w:proofErr w:type="spellStart"/>
-      <w:r>
-        <w:rPr>
-          <w:color w:val="000000"/>
-          <w:sz w:val="22"/>
-          <w:szCs w:val="22"/>
-          <w:lang w:val="en-150" w:eastAsia="en-150"/>
-        </w:rPr>
-        <w:t>на</w:t>
-      </w:r>
-      <w:proofErr w:type="spellEnd"/>
-      <w:r>
-        <w:rPr>
-          <w:color w:val="000000"/>
-          <w:sz w:val="22"/>
-          <w:szCs w:val="22"/>
-          <w:lang w:val="en-150" w:eastAsia="en-150"/>
-        </w:rPr>
-        <w:t xml:space="preserve"> </w:t>
-      </w:r>
-      <w:proofErr w:type="spellStart"/>
-      <w:r>
-        <w:rPr>
-          <w:color w:val="000000"/>
-          <w:sz w:val="22"/>
-          <w:szCs w:val="22"/>
-          <w:lang w:val="en-150" w:eastAsia="en-150"/>
-        </w:rPr>
-        <w:t>заседании</w:t>
-      </w:r>
-      <w:proofErr w:type="spellEnd"/>
-      <w:r>
-        <w:rPr>
-          <w:color w:val="000000"/>
-          <w:sz w:val="22"/>
-          <w:szCs w:val="22"/>
-          <w:lang w:val="en-150" w:eastAsia="en-150"/>
-        </w:rPr>
-        <w:t xml:space="preserve"> ЦК № 5 «</w:t>
-      </w:r>
-      <w:proofErr w:type="spellStart"/>
-      <w:r>
-        <w:rPr>
-          <w:color w:val="000000"/>
-          <w:sz w:val="22"/>
-          <w:szCs w:val="22"/>
-          <w:lang w:val="en-150" w:eastAsia="en-150"/>
-        </w:rPr>
-        <w:t>Информационные</w:t>
-      </w:r>
-      <w:proofErr w:type="spellEnd"/>
-      <w:r>
-        <w:rPr>
-          <w:color w:val="000000"/>
-          <w:sz w:val="22"/>
-          <w:szCs w:val="22"/>
-          <w:lang w:val="en-150" w:eastAsia="en-150"/>
-        </w:rPr>
-        <w:t xml:space="preserve"> </w:t>
-      </w:r>
-      <w:proofErr w:type="spellStart"/>
-      <w:r>
-        <w:rPr>
-          <w:color w:val="000000"/>
-          <w:sz w:val="22"/>
-          <w:szCs w:val="22"/>
-          <w:lang w:val="en-150" w:eastAsia="en-150"/>
-        </w:rPr>
-        <w:t>технологии</w:t>
-      </w:r>
-      <w:proofErr w:type="spellEnd"/>
-      <w:r>
-        <w:rPr>
-          <w:color w:val="000000"/>
-          <w:sz w:val="22"/>
-          <w:szCs w:val="22"/>
-          <w:lang w:val="en-150" w:eastAsia="en-150"/>
-        </w:rPr>
-        <w:t>»</w:t>
-      </w:r>
-    </w:p>
-    <w:p>
-      <w:pPr>
-        <w:autoSpaceDE/>
-        <w:autoSpaceDN/>
-        <w:spacing w:line="240" w:lineRule="auto"/>
-        <w:jc w:val="left"/>
-        <w:rPr>
-          <w:sz w:val="24"/>
-          <w:szCs w:val="24"/>
-          <w:lang w:val="en-150" w:eastAsia="en-150"/>
-        </w:rPr>
-      </w:pPr>
-      <w:proofErr w:type="spellStart"/>
-      <w:r>
-        <w:rPr>
-          <w:color w:val="000000"/>
-          <w:sz w:val="22"/>
-          <w:szCs w:val="22"/>
-          <w:lang w:val="en-150" w:eastAsia="en-150"/>
-        </w:rPr>
-        <w:t>протокол</w:t>
-      </w:r>
-      <w:proofErr w:type="spellEnd"/>
-      <w:r>
-        <w:rPr>
-          <w:color w:val="000000"/>
-          <w:sz w:val="22"/>
-          <w:szCs w:val="22"/>
-          <w:lang w:val="en-150" w:eastAsia="en-150"/>
-        </w:rPr>
-        <w:t xml:space="preserve"> № 5 </w:t>
-      </w:r>
-      <w:proofErr w:type="spellStart"/>
-      <w:r>
-        <w:rPr>
-          <w:color w:val="000000"/>
-          <w:sz w:val="22"/>
-          <w:szCs w:val="22"/>
-          <w:lang w:val="en-150" w:eastAsia="en-150"/>
-        </w:rPr>
-        <w:t>от</w:t>
-      </w:r>
-      <w:proofErr w:type="spellEnd"/>
-      <w:r>
-        <w:rPr>
-          <w:color w:val="000000"/>
-          <w:sz w:val="22"/>
-          <w:szCs w:val="22"/>
-          <w:lang w:val="en-150" w:eastAsia="en-150"/>
-        </w:rPr>
-        <w:t xml:space="preserve"> «10» </w:t>
-      </w:r>
-      <w:proofErr w:type="spellStart"/>
-      <w:r>
-        <w:rPr>
-          <w:color w:val="000000"/>
-          <w:sz w:val="22"/>
-          <w:szCs w:val="22"/>
-          <w:lang w:val="en-150" w:eastAsia="en-150"/>
-        </w:rPr>
-        <w:t>декабря</w:t>
-      </w:r>
-      <w:proofErr w:type="spellEnd"/>
-      <w:r>
-        <w:rPr>
-          <w:color w:val="000000"/>
-          <w:sz w:val="22"/>
-          <w:szCs w:val="22"/>
-          <w:lang w:val="en-150" w:eastAsia="en-150"/>
-        </w:rPr>
-        <w:t xml:space="preserve"> 2025 </w:t>
-      </w:r>
-      <w:proofErr w:type="spellStart"/>
-      <w:r>
-        <w:rPr>
-          <w:color w:val="000000"/>
-          <w:sz w:val="22"/>
-          <w:szCs w:val="22"/>
-          <w:lang w:val="en-150" w:eastAsia="en-150"/>
-        </w:rPr>
-        <w:t>года</w:t>
-      </w:r>
-      <w:proofErr w:type="spellEnd"/>
-    </w:p>
-    <w:p>
-      <w:pPr>
-        <w:autoSpaceDE/>
-        <w:autoSpaceDN/>
-        <w:spacing w:line="240" w:lineRule="auto"/>
-        <w:jc w:val="left"/>
-        <w:rPr>
-          <w:sz w:val="24"/>
-          <w:szCs w:val="24"/>
-          <w:lang w:val="en-150" w:eastAsia="en-150"/>
-        </w:rPr>
-      </w:pPr>
-      <w:proofErr w:type="spellStart"/>
-      <w:r>
-        <w:rPr>
-          <w:color w:val="000000"/>
-          <w:sz w:val="22"/>
-          <w:szCs w:val="22"/>
-          <w:lang w:val="en-150" w:eastAsia="en-150"/>
-        </w:rPr>
-        <w:t>Дата</w:t>
-      </w:r>
-      <w:proofErr w:type="spellEnd"/>
-      <w:r>
-        <w:rPr>
-          <w:color w:val="000000"/>
-          <w:sz w:val="22"/>
-          <w:szCs w:val="22"/>
-          <w:lang w:val="en-150" w:eastAsia="en-150"/>
-        </w:rPr>
-        <w:t xml:space="preserve"> </w:t>
-      </w:r>
-      <w:proofErr w:type="spellStart"/>
-      <w:r>
-        <w:rPr>
-          <w:color w:val="000000"/>
-          <w:sz w:val="22"/>
-          <w:szCs w:val="22"/>
-          <w:lang w:val="en-150" w:eastAsia="en-150"/>
-        </w:rPr>
-        <w:t>выдачи</w:t>
-      </w:r>
-      <w:proofErr w:type="spellEnd"/>
-      <w:r>
-        <w:rPr>
-          <w:color w:val="000000"/>
-          <w:sz w:val="22"/>
-          <w:szCs w:val="22"/>
-          <w:lang w:val="en-150" w:eastAsia="en-150"/>
-        </w:rPr>
-        <w:t xml:space="preserve"> </w:t>
-      </w:r>
-      <w:proofErr w:type="spellStart"/>
-      <w:r>
-        <w:rPr>
-          <w:color w:val="000000"/>
-          <w:sz w:val="22"/>
-          <w:szCs w:val="22"/>
-          <w:lang w:val="en-150" w:eastAsia="en-150"/>
-        </w:rPr>
-        <w:t>задания</w:t>
-      </w:r>
-      <w:proofErr w:type="spellEnd"/>
-      <w:r>
-        <w:rPr>
-          <w:color w:val="000000"/>
-          <w:sz w:val="22"/>
-          <w:szCs w:val="22"/>
-          <w:lang w:val="en-150" w:eastAsia="en-150"/>
-        </w:rPr>
-        <w:t xml:space="preserve"> «___» ___ 2026 </w:t>
-      </w:r>
-      <w:proofErr w:type="spellStart"/>
-      <w:r>
-        <w:rPr>
-          <w:color w:val="000000"/>
-          <w:sz w:val="22"/>
-          <w:szCs w:val="22"/>
-          <w:lang w:val="en-150" w:eastAsia="en-150"/>
-        </w:rPr>
-        <w:t>года</w:t>
-      </w:r>
-      <w:proofErr w:type="spellEnd"/>
-    </w:p>
-    <w:p>
-      <w:pPr>
-        <w:autoSpaceDE/>
-        <w:autoSpaceDN/>
-        <w:spacing w:line="240" w:lineRule="auto"/>
-        <w:jc w:val="left"/>
-        <w:rPr>
-          <w:sz w:val="24"/>
-          <w:szCs w:val="24"/>
-          <w:lang w:val="en-150" w:eastAsia="en-150"/>
-        </w:rPr>
-      </w:pPr>
-      <w:proofErr w:type="spellStart"/>
-      <w:r>
-        <w:rPr>
-          <w:color w:val="000000"/>
-          <w:sz w:val="22"/>
-          <w:szCs w:val="22"/>
-          <w:lang w:val="en-150" w:eastAsia="en-150"/>
-        </w:rPr>
-        <w:t>Дата</w:t>
-      </w:r>
-      <w:proofErr w:type="spellEnd"/>
-      <w:r>
-        <w:rPr>
-          <w:color w:val="000000"/>
-          <w:sz w:val="22"/>
-          <w:szCs w:val="22"/>
-          <w:lang w:val="en-150" w:eastAsia="en-150"/>
-        </w:rPr>
-        <w:t xml:space="preserve"> </w:t>
-      </w:r>
-      <w:proofErr w:type="spellStart"/>
-      <w:r>
-        <w:rPr>
-          <w:color w:val="000000"/>
-          <w:sz w:val="22"/>
-          <w:szCs w:val="22"/>
-          <w:lang w:val="en-150" w:eastAsia="en-150"/>
-        </w:rPr>
-        <w:t>сдачи</w:t>
-      </w:r>
-      <w:proofErr w:type="spellEnd"/>
-      <w:r>
-        <w:rPr>
-          <w:color w:val="000000"/>
-          <w:sz w:val="22"/>
-          <w:szCs w:val="22"/>
-          <w:lang w:val="en-150" w:eastAsia="en-150"/>
-        </w:rPr>
-        <w:t xml:space="preserve"> </w:t>
-      </w:r>
-      <w:proofErr w:type="spellStart"/>
-      <w:r>
-        <w:rPr>
-          <w:color w:val="000000"/>
-          <w:sz w:val="22"/>
-          <w:szCs w:val="22"/>
-          <w:lang w:val="en-150" w:eastAsia="en-150"/>
-        </w:rPr>
-        <w:t>выполненного</w:t>
-      </w:r>
-      <w:proofErr w:type="spellEnd"/>
-      <w:r>
-        <w:rPr>
-          <w:color w:val="000000"/>
-          <w:sz w:val="22"/>
-          <w:szCs w:val="22"/>
-          <w:lang w:val="en-150" w:eastAsia="en-150"/>
-        </w:rPr>
-        <w:t xml:space="preserve"> </w:t>
-      </w:r>
-      <w:proofErr w:type="spellStart"/>
-      <w:r>
-        <w:rPr>
-          <w:color w:val="000000"/>
-          <w:sz w:val="22"/>
-          <w:szCs w:val="22"/>
-          <w:lang w:val="en-150" w:eastAsia="en-150"/>
-        </w:rPr>
-        <w:t>проекта</w:t>
-      </w:r>
-      <w:proofErr w:type="spellEnd"/>
-      <w:r>
-        <w:rPr>
-          <w:color w:val="000000"/>
-          <w:sz w:val="22"/>
-          <w:szCs w:val="22"/>
-          <w:lang w:val="en-150" w:eastAsia="en-150"/>
-        </w:rPr>
-        <w:t xml:space="preserve"> «___» _______ 2026 </w:t>
-      </w:r>
-      <w:proofErr w:type="spellStart"/>
-      <w:r>
-        <w:rPr>
-          <w:color w:val="000000"/>
-          <w:sz w:val="22"/>
-          <w:szCs w:val="22"/>
-          <w:lang w:val="en-150" w:eastAsia="en-150"/>
-        </w:rPr>
-        <w:t>года</w:t>
-      </w:r>
-      <w:proofErr w:type="spellEnd"/>
-    </w:p>
-    <w:p>
-      <w:pPr>
-        <w:autoSpaceDE/>
-        <w:autoSpaceDN/>
-        <w:spacing w:line="240" w:lineRule="auto"/>
-        <w:jc w:val="left"/>
-        <w:rPr>
-          <w:sz w:val="24"/>
-          <w:szCs w:val="24"/>
-          <w:lang w:val="en-150" w:eastAsia="en-150"/>
-        </w:rPr>
-      </w:pPr>
-      <w:proofErr w:type="spellStart"/>
-      <w:r>
-        <w:rPr>
-          <w:color w:val="000000"/>
-          <w:sz w:val="22"/>
-          <w:szCs w:val="22"/>
-          <w:lang w:val="en-150" w:eastAsia="en-150"/>
-        </w:rPr>
-        <w:t>Руководитель</w:t>
-      </w:r>
-      <w:proofErr w:type="spellEnd"/>
-      <w:r>
-        <w:rPr>
-          <w:color w:val="000000"/>
-          <w:sz w:val="22"/>
-          <w:szCs w:val="22"/>
-          <w:lang w:val="en-150" w:eastAsia="en-150"/>
-        </w:rPr>
-        <w:t xml:space="preserve"> КП ________________________________________ / </w:t>
-      </w:r>
-      <w:proofErr w:type="spellStart"/>
-      <w:r>
-        <w:rPr>
-          <w:color w:val="000000"/>
-          <w:sz w:val="22"/>
-          <w:szCs w:val="22"/>
-          <w:lang w:val="en-150" w:eastAsia="en-150"/>
-        </w:rPr>
-        <w:t>Кошкин</w:t>
-      </w:r>
-      <w:proofErr w:type="spellEnd"/>
-      <w:r>
-        <w:rPr>
-          <w:color w:val="000000"/>
-          <w:sz w:val="22"/>
-          <w:szCs w:val="22"/>
-          <w:lang w:val="en-150" w:eastAsia="en-150"/>
-        </w:rPr>
-        <w:t xml:space="preserve"> В.А. /</w:t>
-      </w:r>
-    </w:p>
-    <w:p>
-      <w:pPr>
-        <w:autoSpaceDE/>
-        <w:autoSpaceDN/>
-        <w:spacing w:line="240" w:lineRule="auto"/>
-        <w:jc w:val="left"/>
-        <w:rPr>
-          <w:sz w:val="24"/>
-          <w:szCs w:val="24"/>
-          <w:lang w:val="en-150" w:eastAsia="en-150"/>
-        </w:rPr>
-      </w:pPr>
-      <w:proofErr w:type="spellStart"/>
-      <w:r>
-        <w:rPr>
-          <w:color w:val="000000"/>
-          <w:sz w:val="22"/>
-          <w:szCs w:val="22"/>
-          <w:lang w:val="en-150" w:eastAsia="en-150"/>
-        </w:rPr>
-        <w:t>Подпись</w:t>
-      </w:r>
-      <w:proofErr w:type="spellEnd"/>
-      <w:r>
-        <w:rPr>
-          <w:color w:val="000000"/>
-          <w:sz w:val="22"/>
-          <w:szCs w:val="22"/>
-          <w:lang w:val="en-150" w:eastAsia="en-150"/>
-        </w:rPr>
-        <w:t xml:space="preserve"> </w:t>
-      </w:r>
-      <w:proofErr w:type="spellStart"/>
-      <w:r>
-        <w:rPr>
-          <w:color w:val="000000"/>
-          <w:sz w:val="22"/>
-          <w:szCs w:val="22"/>
-          <w:lang w:val="en-150" w:eastAsia="en-150"/>
-        </w:rPr>
-        <w:t>студента</w:t>
-      </w:r>
-      <w:proofErr w:type="spellEnd"/>
-      <w:r>
-        <w:rPr>
-          <w:color w:val="000000"/>
-          <w:sz w:val="22"/>
-          <w:szCs w:val="22"/>
-          <w:lang w:val="en-150" w:eastAsia="en-150"/>
-        </w:rPr>
-        <w:t xml:space="preserve"> ________________________________________ / </w:t>
-      </w:r>
-      <w:proofErr w:type="spellStart"/>
-      <w:r>
-        <w:rPr>
-          <w:color w:val="000000"/>
-          <w:sz w:val="22"/>
-          <w:szCs w:val="22"/>
-          <w:lang w:val="en-150" w:eastAsia="en-150"/>
-        </w:rPr>
-        <w:t>Кот</w:t>
-      </w:r>
-      <w:proofErr w:type="spellEnd"/>
-      <w:r>
-        <w:rPr>
-          <w:color w:val="000000"/>
-          <w:sz w:val="22"/>
-          <w:szCs w:val="22"/>
-          <w:lang w:val="en-150" w:eastAsia="en-150"/>
-        </w:rPr>
-        <w:t xml:space="preserve"> А.И. /</w:t>
+        <w:t>Подпись студента ________________________________________ / Кот А.И. /</w:t>
       </w:r>
     </w:p>
     <w:p>
@@ -4352,7 +1720,7 @@
           <w:r>
             <w:fldChar w:fldCharType="separate"/>
           </w:r>
-          <w:hyperlink w:anchor="_Toc232682945" w:history="1">
+          <w:hyperlink w:anchor="_Toc233026038" w:history="1">
             <w:r>
               <w:rPr>
                 <w:rStyle w:val="afc"/>
@@ -4375,7 +1743,7 @@
               <w:rPr>
                 <w:webHidden/>
               </w:rPr>
-              <w:instrText xml:space="preserve"> PAGEREF _Toc232682945 \h </w:instrText>
+              <w:instrText xml:space="preserve"> PAGEREF _Toc233026038 \h </w:instrText>
             </w:r>
             <w:r>
               <w:rPr>
@@ -4413,7 +1781,7 @@
               <w:lang w:val="en-150" w:eastAsia="en-150"/>
             </w:rPr>
           </w:pPr>
-          <w:hyperlink w:anchor="_Toc232682946" w:history="1">
+          <w:hyperlink w:anchor="_Toc233026039" w:history="1">
             <w:r>
               <w:rPr>
                 <w:rStyle w:val="afc"/>
@@ -4434,13 +1802,7 @@
               <w:rPr>
                 <w:rStyle w:val="afc"/>
               </w:rPr>
-              <w:t>А</w:t>
-            </w:r>
-            <w:r>
-              <w:rPr>
-                <w:rStyle w:val="afc"/>
-              </w:rPr>
-              <w:t>нализ требований и постановка задачи</w:t>
+              <w:t>Анализ требований и постановка задачи</w:t>
             </w:r>
             <w:r>
               <w:rPr>
@@ -4458,7 +1820,7 @@
               <w:rPr>
                 <w:webHidden/>
               </w:rPr>
-              <w:instrText xml:space="preserve"> PAGEREF _Toc232682946 \h </w:instrText>
+              <w:instrText xml:space="preserve"> PAGEREF _Toc233026039 \h </w:instrText>
             </w:r>
             <w:r>
               <w:rPr>
@@ -4475,7 +1837,7 @@
               <w:rPr>
                 <w:webHidden/>
               </w:rPr>
-              <w:t>6</w:t>
+              <w:t>5</w:t>
             </w:r>
             <w:r>
               <w:rPr>
@@ -4496,7 +1858,7 @@
               <w:lang w:val="en-150" w:eastAsia="en-150"/>
             </w:rPr>
           </w:pPr>
-          <w:hyperlink w:anchor="_Toc232682947" w:history="1">
+          <w:hyperlink w:anchor="_Toc233026040" w:history="1">
             <w:r>
               <w:rPr>
                 <w:rStyle w:val="afc"/>
@@ -4540,7 +1902,7 @@
                 <w:noProof/>
                 <w:webHidden/>
               </w:rPr>
-              <w:instrText xml:space="preserve"> PAGEREF _Toc232682947 \h </w:instrText>
+              <w:instrText xml:space="preserve"> PAGEREF _Toc233026040 \h </w:instrText>
             </w:r>
             <w:r>
               <w:rPr>
@@ -4560,7 +1922,7 @@
                 <w:noProof/>
                 <w:webHidden/>
               </w:rPr>
-              <w:t>6</w:t>
+              <w:t>5</w:t>
             </w:r>
             <w:r>
               <w:rPr>
@@ -4582,7 +1944,7 @@
               <w:lang w:val="en-150" w:eastAsia="en-150"/>
             </w:rPr>
           </w:pPr>
-          <w:hyperlink w:anchor="_Toc232682948" w:history="1">
+          <w:hyperlink w:anchor="_Toc233026041" w:history="1">
             <w:r>
               <w:rPr>
                 <w:rStyle w:val="afc"/>
@@ -4605,7 +1967,7 @@
                 <w:rStyle w:val="afc"/>
                 <w:noProof/>
               </w:rPr>
-              <w:t>Разработка UML-диаграмм</w:t>
+              <w:t>Разработка UML диаграмм</w:t>
             </w:r>
             <w:r>
               <w:rPr>
@@ -4626,7 +1988,7 @@
                 <w:noProof/>
                 <w:webHidden/>
               </w:rPr>
-              <w:instrText xml:space="preserve"> PAGEREF _Toc232682948 \h </w:instrText>
+              <w:instrText xml:space="preserve"> PAGEREF _Toc233026041 \h </w:instrText>
             </w:r>
             <w:r>
               <w:rPr>
@@ -4646,7 +2008,7 @@
                 <w:noProof/>
                 <w:webHidden/>
               </w:rPr>
-              <w:t>9</w:t>
+              <w:t>5</w:t>
             </w:r>
             <w:r>
               <w:rPr>
@@ -4668,7 +2030,7 @@
               <w:lang w:val="en-150" w:eastAsia="en-150"/>
             </w:rPr>
           </w:pPr>
-          <w:hyperlink w:anchor="_Toc232682949" w:history="1">
+          <w:hyperlink w:anchor="_Toc233026042" w:history="1">
             <w:r>
               <w:rPr>
                 <w:rStyle w:val="afc"/>
@@ -4712,7 +2074,7 @@
                 <w:noProof/>
                 <w:webHidden/>
               </w:rPr>
-              <w:instrText xml:space="preserve"> PAGEREF _Toc232682949 \h </w:instrText>
+              <w:instrText xml:space="preserve"> PAGEREF _Toc233026042 \h </w:instrText>
             </w:r>
             <w:r>
               <w:rPr>
@@ -4732,7 +2094,7 @@
                 <w:noProof/>
                 <w:webHidden/>
               </w:rPr>
-              <w:t>14</w:t>
+              <w:t>7</w:t>
             </w:r>
             <w:r>
               <w:rPr>
@@ -4754,7 +2116,7 @@
               <w:lang w:val="en-150" w:eastAsia="en-150"/>
             </w:rPr>
           </w:pPr>
-          <w:hyperlink w:anchor="_Toc232682950" w:history="1">
+          <w:hyperlink w:anchor="_Toc233026043" w:history="1">
             <w:r>
               <w:rPr>
                 <w:rStyle w:val="afc"/>
@@ -4775,13 +2137,7 @@
               <w:rPr>
                 <w:rStyle w:val="afc"/>
               </w:rPr>
-              <w:t>П</w:t>
-            </w:r>
-            <w:r>
-              <w:rPr>
-                <w:rStyle w:val="afc"/>
-              </w:rPr>
-              <w:t>роектирование и разработка базы данных</w:t>
+              <w:t>Проектирование и разработка базы данны</w:t>
             </w:r>
             <w:r>
               <w:rPr>
@@ -4799,7 +2155,7 @@
               <w:rPr>
                 <w:webHidden/>
               </w:rPr>
-              <w:instrText xml:space="preserve"> PAGEREF _Toc232682950 \h </w:instrText>
+              <w:instrText xml:space="preserve"> PAGEREF _Toc233026043 \h </w:instrText>
             </w:r>
             <w:r>
               <w:rPr>
@@ -4816,7 +2172,7 @@
               <w:rPr>
                 <w:webHidden/>
               </w:rPr>
-              <w:t>16</w:t>
+              <w:t>10</w:t>
             </w:r>
             <w:r>
               <w:rPr>
@@ -4837,7 +2193,7 @@
               <w:lang w:val="en-150" w:eastAsia="en-150"/>
             </w:rPr>
           </w:pPr>
-          <w:hyperlink w:anchor="_Toc232682951" w:history="1">
+          <w:hyperlink w:anchor="_Toc233026044" w:history="1">
             <w:r>
               <w:rPr>
                 <w:rStyle w:val="afc"/>
@@ -4881,7 +2237,7 @@
                 <w:noProof/>
                 <w:webHidden/>
               </w:rPr>
-              <w:instrText xml:space="preserve"> PAGEREF _Toc232682951 \h </w:instrText>
+              <w:instrText xml:space="preserve"> PAGEREF _Toc233026044 \h </w:instrText>
             </w:r>
             <w:r>
               <w:rPr>
@@ -4901,7 +2257,7 @@
                 <w:noProof/>
                 <w:webHidden/>
               </w:rPr>
-              <w:t>16</w:t>
+              <w:t>10</w:t>
             </w:r>
             <w:r>
               <w:rPr>
@@ -4923,7 +2279,7 @@
               <w:lang w:val="en-150" w:eastAsia="en-150"/>
             </w:rPr>
           </w:pPr>
-          <w:hyperlink w:anchor="_Toc232682952" w:history="1">
+          <w:hyperlink w:anchor="_Toc233026045" w:history="1">
             <w:r>
               <w:rPr>
                 <w:rStyle w:val="afc"/>
@@ -4967,7 +2323,7 @@
                 <w:noProof/>
                 <w:webHidden/>
               </w:rPr>
-              <w:instrText xml:space="preserve"> PAGEREF _Toc232682952 \h </w:instrText>
+              <w:instrText xml:space="preserve"> PAGEREF _Toc233026045 \h </w:instrText>
             </w:r>
             <w:r>
               <w:rPr>
@@ -4987,7 +2343,7 @@
                 <w:noProof/>
                 <w:webHidden/>
               </w:rPr>
-              <w:t>19</w:t>
+              <w:t>11</w:t>
             </w:r>
             <w:r>
               <w:rPr>
@@ -5009,7 +2365,7 @@
               <w:lang w:val="en-150" w:eastAsia="en-150"/>
             </w:rPr>
           </w:pPr>
-          <w:hyperlink w:anchor="_Toc232682953" w:history="1">
+          <w:hyperlink w:anchor="_Toc233026046" w:history="1">
             <w:r>
               <w:rPr>
                 <w:rStyle w:val="afc"/>
@@ -5053,7 +2409,7 @@
                 <w:noProof/>
                 <w:webHidden/>
               </w:rPr>
-              <w:instrText xml:space="preserve"> PAGEREF _Toc232682953 \h </w:instrText>
+              <w:instrText xml:space="preserve"> PAGEREF _Toc233026046 \h </w:instrText>
             </w:r>
             <w:r>
               <w:rPr>
@@ -5073,7 +2429,7 @@
                 <w:noProof/>
                 <w:webHidden/>
               </w:rPr>
-              <w:t>23</w:t>
+              <w:t>12</w:t>
             </w:r>
             <w:r>
               <w:rPr>
@@ -5095,7 +2451,7 @@
               <w:lang w:val="en-150" w:eastAsia="en-150"/>
             </w:rPr>
           </w:pPr>
-          <w:hyperlink w:anchor="_Toc232682954" w:history="1">
+          <w:hyperlink w:anchor="_Toc233026047" w:history="1">
             <w:r>
               <w:rPr>
                 <w:rStyle w:val="afc"/>
@@ -5116,13 +2472,7 @@
               <w:rPr>
                 <w:rStyle w:val="afc"/>
               </w:rPr>
-              <w:t>П</w:t>
-            </w:r>
-            <w:r>
-              <w:rPr>
-                <w:rStyle w:val="afc"/>
-              </w:rPr>
-              <w:t>роектирование и разработка приложения</w:t>
+              <w:t>Проектирование и разработка приложения</w:t>
             </w:r>
             <w:r>
               <w:rPr>
@@ -5140,7 +2490,7 @@
               <w:rPr>
                 <w:webHidden/>
               </w:rPr>
-              <w:instrText xml:space="preserve"> PAGEREF _Toc232682954 \h </w:instrText>
+              <w:instrText xml:space="preserve"> PAGEREF _Toc233026047 \h </w:instrText>
             </w:r>
             <w:r>
               <w:rPr>
@@ -5157,7 +2507,7 @@
               <w:rPr>
                 <w:webHidden/>
               </w:rPr>
-              <w:t>27</w:t>
+              <w:t>13</w:t>
             </w:r>
             <w:r>
               <w:rPr>
@@ -5178,7 +2528,7 @@
               <w:lang w:val="en-150" w:eastAsia="en-150"/>
             </w:rPr>
           </w:pPr>
-          <w:hyperlink w:anchor="_Toc232682955" w:history="1">
+          <w:hyperlink w:anchor="_Toc233026048" w:history="1">
             <w:r>
               <w:rPr>
                 <w:rStyle w:val="afc"/>
@@ -5222,7 +2572,7 @@
                 <w:noProof/>
                 <w:webHidden/>
               </w:rPr>
-              <w:instrText xml:space="preserve"> PAGEREF _Toc232682955 \h </w:instrText>
+              <w:instrText xml:space="preserve"> PAGEREF _Toc233026048 \h </w:instrText>
             </w:r>
             <w:r>
               <w:rPr>
@@ -5242,7 +2592,7 @@
                 <w:noProof/>
                 <w:webHidden/>
               </w:rPr>
-              <w:t>27</w:t>
+              <w:t>13</w:t>
             </w:r>
             <w:r>
               <w:rPr>
@@ -5264,7 +2614,7 @@
               <w:lang w:val="en-150" w:eastAsia="en-150"/>
             </w:rPr>
           </w:pPr>
-          <w:hyperlink w:anchor="_Toc232682956" w:history="1">
+          <w:hyperlink w:anchor="_Toc233026049" w:history="1">
             <w:r>
               <w:rPr>
                 <w:rStyle w:val="afc"/>
@@ -5308,7 +2658,7 @@
                 <w:noProof/>
                 <w:webHidden/>
               </w:rPr>
-              <w:instrText xml:space="preserve"> PAGEREF _Toc232682956 \h </w:instrText>
+              <w:instrText xml:space="preserve"> PAGEREF _Toc233026049 \h </w:instrText>
             </w:r>
             <w:r>
               <w:rPr>
@@ -5328,7 +2678,7 @@
                 <w:noProof/>
                 <w:webHidden/>
               </w:rPr>
-              <w:t>30</w:t>
+              <w:t>13</w:t>
             </w:r>
             <w:r>
               <w:rPr>
@@ -5350,7 +2700,7 @@
               <w:lang w:val="en-150" w:eastAsia="en-150"/>
             </w:rPr>
           </w:pPr>
-          <w:hyperlink w:anchor="_Toc232682957" w:history="1">
+          <w:hyperlink w:anchor="_Toc233026050" w:history="1">
             <w:r>
               <w:rPr>
                 <w:rStyle w:val="afc"/>
@@ -5373,7 +2723,7 @@
               <w:rPr>
                 <w:webHidden/>
               </w:rPr>
-              <w:instrText xml:space="preserve"> PAGEREF _Toc232682957 \h </w:instrText>
+              <w:instrText xml:space="preserve"> PAGEREF _Toc233026050 \h </w:instrText>
             </w:r>
             <w:r>
               <w:rPr>
@@ -5390,7 +2740,7 @@
               <w:rPr>
                 <w:webHidden/>
               </w:rPr>
-              <w:t>33</w:t>
+              <w:t>16</w:t>
             </w:r>
             <w:r>
               <w:rPr>
@@ -5411,7 +2761,7 @@
               <w:lang w:val="en-150" w:eastAsia="en-150"/>
             </w:rPr>
           </w:pPr>
-          <w:hyperlink w:anchor="_Toc232682958" w:history="1">
+          <w:hyperlink w:anchor="_Toc233026051" w:history="1">
             <w:r>
               <w:rPr>
                 <w:rStyle w:val="afc"/>
@@ -5434,7 +2784,7 @@
               <w:rPr>
                 <w:webHidden/>
               </w:rPr>
-              <w:instrText xml:space="preserve"> PAGEREF _Toc232682958 \h </w:instrText>
+              <w:instrText xml:space="preserve"> PAGEREF _Toc233026051 \h </w:instrText>
             </w:r>
             <w:r>
               <w:rPr>
@@ -5451,7 +2801,7 @@
               <w:rPr>
                 <w:webHidden/>
               </w:rPr>
-              <w:t>35</w:t>
+              <w:t>18</w:t>
             </w:r>
             <w:r>
               <w:rPr>
@@ -5483,7 +2833,7 @@
       </w:pPr>
       <w:bookmarkStart w:id="5" w:name="_Toc97812193"/>
       <w:bookmarkStart w:id="6" w:name="_Toc103944362"/>
-      <w:bookmarkStart w:id="7" w:name="_Toc232682945"/>
+      <w:bookmarkStart w:id="7" w:name="_Toc233026038"/>
       <w:r>
         <w:lastRenderedPageBreak/>
         <w:t>Введение</w:t>
@@ -5505,15 +2855,7 @@
         <w:pStyle w:val="affd"/>
       </w:pPr>
       <w:r>
-        <w:t>Целью данного курсового проекта является проектирование базы данных и разработка серверного REST API для системы «</w:t>
-      </w:r>
-      <w:proofErr w:type="spellStart"/>
-      <w:r>
-        <w:t>CollegeHub</w:t>
-      </w:r>
-      <w:proofErr w:type="spellEnd"/>
-      <w:r>
-        <w:t>». Данная платформа призвана автоматизировать учет посещаемости с помощью технологии QR-кодов, что позволяет минимизировать человеческий фактор и ускорить процесс ведения отчетности.</w:t>
+        <w:t>Целью данного курсового проекта является проектирование базы данных и разработка серверного REST API для системы «CollegeHub». Данная платформа призвана автоматизировать учет посещаемости с помощью технологии QR-кодов, что позволяет минимизировать человеческий фактор и ускорить процесс ведения отчетности.</w:t>
       </w:r>
     </w:p>
     <w:p>
@@ -5528,25 +2870,35 @@
       <w:pPr>
         <w:pStyle w:val="2"/>
       </w:pPr>
+      <w:bookmarkStart w:id="8" w:name="_Toc233026039"/>
       <w:r>
         <w:lastRenderedPageBreak/>
         <w:t>Анализ требований и постановка задачи</w:t>
       </w:r>
+      <w:bookmarkEnd w:id="8"/>
     </w:p>
     <w:p>
       <w:pPr>
         <w:pStyle w:val="3"/>
       </w:pPr>
+      <w:bookmarkStart w:id="9" w:name="_Toc233026040"/>
       <w:r>
         <w:t>Анализ предметной области</w:t>
       </w:r>
+      <w:bookmarkEnd w:id="9"/>
     </w:p>
     <w:p>
       <w:pPr>
         <w:pStyle w:val="affd"/>
       </w:pPr>
       <w:r>
-        <w:t>Для разработки эффективной системы автоматизации необходимо четко определить структуру образовательного процесса в колледже. Основными объектами учета являются студенты, группы, преподаватели и учебные предметы. Все эти сущности связаны через расписание, которое является центральным узлом системы.</w:t>
+        <w:t>Для разработки эффективной системы автоматизации необходимо четко определить структуру образовательного процесса в колледже. Основными объектами учета являются студенты, группы, преподаватели и учебные предметы. Все эти сущности связаны через расписание, которое является центральным узлом системы</w:t>
+      </w:r>
+      <w:r>
+        <w:t xml:space="preserve"> и продемонстрированы в таблице 1</w:t>
+      </w:r>
+      <w:r>
+        <w:t>.</w:t>
       </w:r>
     </w:p>
     <w:p>
@@ -5578,7 +2930,17 @@
             <w:tcW w:w="2263" w:type="dxa"/>
           </w:tcPr>
           <w:p>
-            <w:r>
+            <w:pPr>
+              <w:rPr>
+                <w:sz w:val="24"/>
+                <w:szCs w:val="24"/>
+              </w:rPr>
+            </w:pPr>
+            <w:r>
+              <w:rPr>
+                <w:sz w:val="24"/>
+                <w:szCs w:val="24"/>
+              </w:rPr>
               <w:t>Роль</w:t>
             </w:r>
           </w:p>
@@ -5588,7 +2950,17 @@
             <w:tcW w:w="6798" w:type="dxa"/>
           </w:tcPr>
           <w:p>
-            <w:r>
+            <w:pPr>
+              <w:rPr>
+                <w:sz w:val="24"/>
+                <w:szCs w:val="24"/>
+              </w:rPr>
+            </w:pPr>
+            <w:r>
+              <w:rPr>
+                <w:sz w:val="24"/>
+                <w:szCs w:val="24"/>
+              </w:rPr>
               <w:t>Краткое описание полномочий</w:t>
             </w:r>
           </w:p>
@@ -5601,7 +2973,17 @@
             <w:vAlign w:val="center"/>
           </w:tcPr>
           <w:p>
-            <w:r>
+            <w:pPr>
+              <w:rPr>
+                <w:sz w:val="24"/>
+                <w:szCs w:val="24"/>
+              </w:rPr>
+            </w:pPr>
+            <w:r>
+              <w:rPr>
+                <w:sz w:val="24"/>
+                <w:szCs w:val="24"/>
+              </w:rPr>
               <w:t>Администратор</w:t>
             </w:r>
           </w:p>
@@ -5612,7 +2994,17 @@
             <w:vAlign w:val="center"/>
           </w:tcPr>
           <w:p>
-            <w:r>
+            <w:pPr>
+              <w:rPr>
+                <w:sz w:val="24"/>
+                <w:szCs w:val="24"/>
+              </w:rPr>
+            </w:pPr>
+            <w:r>
+              <w:rPr>
+                <w:sz w:val="24"/>
+                <w:szCs w:val="24"/>
+              </w:rPr>
               <w:t>Управление всей инфраструктурой данных, пользователями и расписанием</w:t>
             </w:r>
           </w:p>
@@ -5625,7 +3017,17 @@
             <w:vAlign w:val="center"/>
           </w:tcPr>
           <w:p>
-            <w:r>
+            <w:pPr>
+              <w:rPr>
+                <w:sz w:val="24"/>
+                <w:szCs w:val="24"/>
+              </w:rPr>
+            </w:pPr>
+            <w:r>
+              <w:rPr>
+                <w:sz w:val="24"/>
+                <w:szCs w:val="24"/>
+              </w:rPr>
               <w:t>Студент</w:t>
             </w:r>
           </w:p>
@@ -5636,7 +3038,17 @@
             <w:vAlign w:val="center"/>
           </w:tcPr>
           <w:p>
-            <w:r>
+            <w:pPr>
+              <w:rPr>
+                <w:sz w:val="24"/>
+                <w:szCs w:val="24"/>
+              </w:rPr>
+            </w:pPr>
+            <w:r>
+              <w:rPr>
+                <w:sz w:val="24"/>
+                <w:szCs w:val="24"/>
+              </w:rPr>
               <w:t>Просмотр персональной информации и отметка на занятиях</w:t>
             </w:r>
           </w:p>
@@ -5693,31 +3105,34 @@
       <w:pPr>
         <w:pStyle w:val="3"/>
       </w:pPr>
+      <w:bookmarkStart w:id="10" w:name="_Toc233026041"/>
       <w:r>
         <w:t>Разработка UML диаграмм</w:t>
       </w:r>
+      <w:bookmarkEnd w:id="10"/>
     </w:p>
     <w:p>
       <w:pPr>
         <w:pStyle w:val="affd"/>
       </w:pPr>
       <w:r>
+        <w:t xml:space="preserve">Для визуализации функциональных возможностей системы и логики взаимодействия компонентов были разработаны диаграммы стандартов </w:t>
+      </w:r>
+      <w:r>
         <w:lastRenderedPageBreak/>
-        <w:t>Для визуализации функциональных возможностей системы и логики взаимодействия компонентов были разработаны диаграммы стандартов UML. Первая диаграмма</w:t>
+        <w:t>UML. Первая диаграмма</w:t>
       </w:r>
       <w:r>
         <w:t xml:space="preserve"> изображенная на рисунке 1</w:t>
       </w:r>
       <w:r>
-        <w:t xml:space="preserve"> описывает варианты использования системы основными </w:t>
-      </w:r>
-      <w:proofErr w:type="spellStart"/>
-      <w:r>
-        <w:t>акторами</w:t>
-      </w:r>
-      <w:proofErr w:type="spellEnd"/>
-      <w:r>
-        <w:t>.</w:t>
+        <w:t xml:space="preserve"> описыва</w:t>
+      </w:r>
+      <w:r>
+        <w:t>ются</w:t>
+      </w:r>
+      <w:r>
+        <w:t xml:space="preserve"> варианты использования системы основными акторами.</w:t>
       </w:r>
     </w:p>
     <w:p>
@@ -5780,15 +3195,7 @@
         <w:pStyle w:val="affb"/>
       </w:pPr>
       <w:r>
-        <w:t>Рисунок 1 — Диаграмма вариантов использования (</w:t>
-      </w:r>
-      <w:proofErr w:type="spellStart"/>
-      <w:r>
-        <w:t>Use</w:t>
-      </w:r>
-      <w:proofErr w:type="spellEnd"/>
-      <w:r>
-        <w:t xml:space="preserve"> Case)</w:t>
+        <w:t>Рисунок 1 — Диаграмма вариантов использования (Use Case)</w:t>
       </w:r>
     </w:p>
     <w:p>
@@ -5804,24 +3211,24 @@
         <w:pStyle w:val="affd"/>
       </w:pPr>
       <w:r>
+        <w:t>Вторая диаграмма,</w:t>
+      </w:r>
+      <w:r>
+        <w:t xml:space="preserve"> </w:t>
+      </w:r>
+      <w:r>
+        <w:t>изображенная на рисунке 2</w:t>
+      </w:r>
+      <w:r>
+        <w:t xml:space="preserve"> описывает динамику работы системы в процессе отметки студента на занятии. Этот процесс включает взаимодействие клиента, сервера и базы данных.</w:t>
+      </w:r>
+    </w:p>
+    <w:p>
+      <w:pPr>
+        <w:pStyle w:val="afff1"/>
+      </w:pPr>
+      <w:r>
         <w:lastRenderedPageBreak/>
-        <w:t>Вторая диаграмма,</w:t>
-      </w:r>
-      <w:r>
-        <w:t xml:space="preserve"> </w:t>
-      </w:r>
-      <w:r>
-        <w:t>изображенная на рисунке 2</w:t>
-      </w:r>
-      <w:r>
-        <w:t xml:space="preserve"> описывает динамику работы системы в процессе отметки студента на занятии. Этот процесс включает взаимодействие клиента, сервера и базы данных.</w:t>
-      </w:r>
-    </w:p>
-    <w:p>
-      <w:pPr>
-        <w:pStyle w:val="afff1"/>
-      </w:pPr>
-      <w:r>
         <w:drawing>
           <wp:inline distT="0" distB="0" distL="0" distR="0" wp14:anchorId="7FD39777" wp14:editId="089856A2">
             <wp:extent cx="6075375" cy="4752753"/>
@@ -5882,15 +3289,7 @@
         <w:t>последовательности</w:t>
       </w:r>
       <w:r>
-        <w:t xml:space="preserve"> (</w:t>
-      </w:r>
-      <w:proofErr w:type="spellStart"/>
-      <w:r>
-        <w:t>Sequence</w:t>
-      </w:r>
-      <w:proofErr w:type="spellEnd"/>
-      <w:r>
-        <w:t>)</w:t>
+        <w:t xml:space="preserve"> (Sequence)</w:t>
       </w:r>
     </w:p>
     <w:p>
@@ -5905,26 +3304,160 @@
       <w:pPr>
         <w:pStyle w:val="3"/>
       </w:pPr>
+      <w:bookmarkStart w:id="11" w:name="_Toc233026042"/>
       <w:r>
         <w:t>Разработка макета приложения</w:t>
       </w:r>
+      <w:bookmarkEnd w:id="11"/>
     </w:p>
     <w:p>
       <w:pPr>
         <w:pStyle w:val="affd"/>
       </w:pPr>
       <w:r>
-        <w:t xml:space="preserve">Для демонстрации работы разработанного REST API спроектирован интерфейс клиентского приложения на базе WPF. Основной акцент сделан </w:t>
-      </w:r>
+        <w:t>Для демонстрации работы разработанного REST API спроектирован интерфейс клиентского приложения на базе WPF. Основной акцент сделан на простоте и доступности интерфейса.</w:t>
+      </w:r>
+      <w:r>
+        <w:t xml:space="preserve"> </w:t>
+      </w:r>
+      <w:r>
+        <w:t>Интерфейс приложения продемонстрирован на рисунке 3.</w:t>
+      </w:r>
+    </w:p>
+    <w:p>
+      <w:pPr>
+        <w:pStyle w:val="afff1"/>
+      </w:pPr>
       <w:r>
         <w:lastRenderedPageBreak/>
-        <w:t>на простоте и доступности интерфейса.</w:t>
+        <w:drawing>
+          <wp:inline distT="0" distB="0" distL="0" distR="0" wp14:anchorId="0159F338" wp14:editId="353D44D9">
+            <wp:extent cx="5760085" cy="3470910"/>
+            <wp:effectExtent l="0" t="0" r="0" b="0"/>
+            <wp:docPr id="62" name="Рисунок 62"/>
+            <wp:cNvGraphicFramePr>
+              <a:graphicFrameLocks xmlns:a="http://schemas.openxmlformats.org/drawingml/2006/main" noChangeAspect="1"/>
+            </wp:cNvGraphicFramePr>
+            <a:graphic xmlns:a="http://schemas.openxmlformats.org/drawingml/2006/main">
+              <a:graphicData uri="http://schemas.openxmlformats.org/drawingml/2006/picture">
+                <pic:pic xmlns:pic="http://schemas.openxmlformats.org/drawingml/2006/picture">
+                  <pic:nvPicPr>
+                    <pic:cNvPr id="1" name=""/>
+                    <pic:cNvPicPr/>
+                  </pic:nvPicPr>
+                  <pic:blipFill>
+                    <a:blip r:embed="rId14"/>
+                    <a:stretch>
+                      <a:fillRect/>
+                    </a:stretch>
+                  </pic:blipFill>
+                  <pic:spPr>
+                    <a:xfrm>
+                      <a:off x="0" y="0"/>
+                      <a:ext cx="5760085" cy="3470910"/>
+                    </a:xfrm>
+                    <a:prstGeom prst="rect">
+                      <a:avLst/>
+                    </a:prstGeom>
+                  </pic:spPr>
+                </pic:pic>
+              </a:graphicData>
+            </a:graphic>
+          </wp:inline>
+        </w:drawing>
+      </w:r>
+    </w:p>
+    <w:p>
+      <w:pPr>
+        <w:pStyle w:val="affb"/>
+      </w:pPr>
+      <w:r>
+        <w:t>Рисунок 3 — Макет окна авторизации</w:t>
+      </w:r>
+    </w:p>
+    <w:p>
+      <w:pPr>
+        <w:pStyle w:val="affd"/>
+      </w:pPr>
+      <w:r>
+        <w:t>Окно авторизации обеспечивает безопасный вход в систему. После успешной проверки учетных данных сервер возвращает JWT-токен, который используется для всех последующих операций.</w:t>
+      </w:r>
+    </w:p>
+    <w:p>
+      <w:pPr>
+        <w:pStyle w:val="affd"/>
+      </w:pPr>
+      <w:r>
+        <w:t>Вторым ключевым элементом интерфейса является панель администратора, где сосредоточены инструменты управления образовательным процессом.</w:t>
       </w:r>
       <w:r>
         <w:t xml:space="preserve"> </w:t>
       </w:r>
       <w:r>
-        <w:t>Интерфейс приложения продемонстрирован на рисунке 3.</w:t>
+        <w:t>Макет панели изображен на рисунке 4, представленным ниже</w:t>
+      </w:r>
+      <w:r>
+        <w:t>.</w:t>
+      </w:r>
+      <w:r>
+        <w:t xml:space="preserve"> </w:t>
+      </w:r>
+      <w:r>
+        <w:t>На рисунке 4 изображен макет панели управления администратора</w:t>
+      </w:r>
+      <w:r>
+        <w:t>.</w:t>
+      </w:r>
+    </w:p>
+    <w:p>
+      <w:pPr>
+        <w:pStyle w:val="afff1"/>
+      </w:pPr>
+      <w:r>
+        <w:lastRenderedPageBreak/>
+        <w:drawing>
+          <wp:inline distT="0" distB="0" distL="0" distR="0" wp14:anchorId="5D947A3E" wp14:editId="14B25647">
+            <wp:extent cx="5760085" cy="3470910"/>
+            <wp:effectExtent l="0" t="0" r="0" b="0"/>
+            <wp:docPr id="63" name="Рисунок 63"/>
+            <wp:cNvGraphicFramePr>
+              <a:graphicFrameLocks xmlns:a="http://schemas.openxmlformats.org/drawingml/2006/main" noChangeAspect="1"/>
+            </wp:cNvGraphicFramePr>
+            <a:graphic xmlns:a="http://schemas.openxmlformats.org/drawingml/2006/main">
+              <a:graphicData uri="http://schemas.openxmlformats.org/drawingml/2006/picture">
+                <pic:pic xmlns:pic="http://schemas.openxmlformats.org/drawingml/2006/picture">
+                  <pic:nvPicPr>
+                    <pic:cNvPr id="1" name=""/>
+                    <pic:cNvPicPr/>
+                  </pic:nvPicPr>
+                  <pic:blipFill>
+                    <a:blip r:embed="rId15"/>
+                    <a:stretch>
+                      <a:fillRect/>
+                    </a:stretch>
+                  </pic:blipFill>
+                  <pic:spPr>
+                    <a:xfrm>
+                      <a:off x="0" y="0"/>
+                      <a:ext cx="5760085" cy="3470910"/>
+                    </a:xfrm>
+                    <a:prstGeom prst="rect">
+                      <a:avLst/>
+                    </a:prstGeom>
+                  </pic:spPr>
+                </pic:pic>
+              </a:graphicData>
+            </a:graphic>
+          </wp:inline>
+        </w:drawing>
+      </w:r>
+    </w:p>
+    <w:p>
+      <w:pPr>
+        <w:pStyle w:val="affb"/>
+      </w:pPr>
+      <w:r>
+        <w:t>Рисунок 4 — Макет панели управления администратора</w:t>
       </w:r>
     </w:p>
     <w:p>
@@ -5932,103 +3465,48 @@
         <w:pStyle w:val="affd"/>
       </w:pPr>
       <w:r>
-        <w:t>[ВСТАВИТЬ РИСУНОК]</w:t>
-      </w:r>
-    </w:p>
-    <w:p>
-      <w:pPr>
-        <w:pStyle w:val="affb"/>
-      </w:pPr>
-      <w:r>
-        <w:t>Рисунок 3 — Макет окна авторизации</w:t>
-      </w:r>
+        <w:t>В данном окне реализована навигация по разделам управления группами, студентами и расписанием, а также зона генерации активных QR-кодов для текущих лекций и практических занятий.</w:t>
+      </w:r>
+    </w:p>
+    <w:p>
+      <w:pPr>
+        <w:pStyle w:val="2"/>
+      </w:pPr>
+      <w:bookmarkStart w:id="12" w:name="_Toc233026043"/>
+      <w:r>
+        <w:lastRenderedPageBreak/>
+        <w:t>Проектирование и разработка базы данны</w:t>
+      </w:r>
+      <w:bookmarkEnd w:id="12"/>
+    </w:p>
+    <w:p>
+      <w:pPr>
+        <w:pStyle w:val="3"/>
+      </w:pPr>
+      <w:bookmarkStart w:id="13" w:name="_Toc233026044"/>
+      <w:r>
+        <w:t>Разработка ER-диаграммы на основе сырых данных</w:t>
+      </w:r>
+      <w:bookmarkEnd w:id="13"/>
     </w:p>
     <w:p>
       <w:pPr>
         <w:pStyle w:val="affd"/>
-      </w:pPr>
-      <w:r>
-        <w:t>Окно авторизации обеспечивает безопасный вход в систему. После успешной проверки учетных данных сервер возвращает JWT-токен, который используется для всех последующих операций.</w:t>
-      </w:r>
-    </w:p>
-    <w:p>
-      <w:pPr>
-        <w:pStyle w:val="affd"/>
         <w:rPr>
           <w:lang w:val="en-US"/>
         </w:rPr>
       </w:pPr>
       <w:r>
-        <w:t>Вторым ключевым элементом интерфейса является панель администратора, где сосредоточены инструменты управления образовательным процессом.</w:t>
-      </w:r>
-      <w:r>
-        <w:t xml:space="preserve"> </w:t>
-      </w:r>
-      <w:r>
-        <w:t>Макет панели изображен на рисунке 4, представленным ниже</w:t>
-      </w:r>
-      <w:r>
-        <w:rPr>
-          <w:lang w:val="en-US"/>
-        </w:rPr>
-        <w:t>.</w:t>
-      </w:r>
-    </w:p>
-    <w:p>
-      <w:pPr>
-        <w:pStyle w:val="affd"/>
-      </w:pPr>
-      <w:r>
-        <w:t>[ВСТАВИТЬ РИСУНОК]</w:t>
-      </w:r>
-    </w:p>
-    <w:p>
-      <w:pPr>
-        <w:pStyle w:val="affb"/>
-      </w:pPr>
-      <w:r>
-        <w:t>Рисунок 4 — Макет панели управления администратора</w:t>
-      </w:r>
-    </w:p>
-    <w:p>
-      <w:pPr>
-        <w:pStyle w:val="affd"/>
-      </w:pPr>
-      <w:r>
-        <w:t>В данном окне реализована навигация по разделам управления группами, студентами и расписанием, а также зона генерации активных QR-кодов для текущих лекций и практических занятий.</w:t>
-      </w:r>
-    </w:p>
-    <w:p>
-      <w:pPr>
-        <w:pStyle w:val="2"/>
-      </w:pPr>
-      <w:r>
-        <w:lastRenderedPageBreak/>
-        <w:t xml:space="preserve">Проектирование и разработка базы </w:t>
-      </w:r>
-      <w:proofErr w:type="spellStart"/>
-      <w:r>
-        <w:t>данны</w:t>
-      </w:r>
-      <w:proofErr w:type="spellEnd"/>
-    </w:p>
-    <w:p>
-      <w:pPr>
-        <w:pStyle w:val="3"/>
-      </w:pPr>
-      <w:r>
-        <w:t>Разработка ER-диаграммы на основе сырых данных</w:t>
-      </w:r>
-    </w:p>
-    <w:p>
-      <w:pPr>
-        <w:pStyle w:val="affd"/>
-        <w:rPr>
-          <w:lang w:val="en-US"/>
-        </w:rPr>
-      </w:pPr>
-      <w:r>
-        <w:t>На этапе проектирования структуры хранения данных была разработана диаграмма сущность-связь (ER-диаграмма). Она определяет логическую архитектуру будущей базы данных и связи между основными таблицами.</w:t>
+        <w:t>На этапе проектирования структуры хранения данных была разработана диаграмма сущность-связь (ER-диаграмма)</w:t>
+      </w:r>
+      <w:r>
+        <w:rPr>
+          <w:rStyle w:val="af7"/>
+        </w:rPr>
+        <w:footnoteReference w:id="1"/>
+      </w:r>
+      <w:r>
+        <w:t>. Она определяет логическую архитектуру будущей базы данных и связи между основными таблицами.</w:t>
       </w:r>
       <w:r>
         <w:t xml:space="preserve"> </w:t>
@@ -6075,7 +3553,7 @@
                     </pic:cNvPicPr>
                   </pic:nvPicPr>
                   <pic:blipFill>
-                    <a:blip r:embed="rId14">
+                    <a:blip r:embed="rId16">
                       <a:extLst>
                         <a:ext uri="{28A0092B-C50C-407E-A947-70E740481C1C}">
                           <a14:useLocalDpi xmlns:a14="http://schemas.microsoft.com/office/drawing/2010/main" val="0"/>
@@ -6112,13 +3590,8 @@
         <w:pStyle w:val="affb"/>
       </w:pPr>
       <w:r>
-        <w:t xml:space="preserve">Рисунок 5 — ER-диаграмма базы данных </w:t>
-      </w:r>
-      <w:proofErr w:type="spellStart"/>
-      <w:r>
-        <w:t>CollegeHub</w:t>
-      </w:r>
-      <w:proofErr w:type="spellEnd"/>
+        <w:t>Рисунок 5 — ER-диаграмма базы данных CollegeHub</w:t>
+      </w:r>
     </w:p>
     <w:p>
       <w:pPr>
@@ -6149,6 +3622,7 @@
         <w:pStyle w:val="affd"/>
       </w:pPr>
       <w:r>
+        <w:lastRenderedPageBreak/>
         <w:t>- Расписание (связующее звено между временем, местом и участниками);</w:t>
       </w:r>
     </w:p>
@@ -6164,17 +3638,91 @@
       <w:pPr>
         <w:pStyle w:val="3"/>
       </w:pPr>
+      <w:bookmarkStart w:id="14" w:name="_Toc233026045"/>
+      <w:r>
+        <w:t>Разработка физической модели базы данных в MS SQL Server</w:t>
+      </w:r>
+      <w:bookmarkEnd w:id="14"/>
+    </w:p>
+    <w:p>
+      <w:pPr>
+        <w:pStyle w:val="affd"/>
+      </w:pPr>
+      <w:r>
+        <w:t>Физическая модель данных реализована в среде MS SQL Server и представляет собой прямое отображение ER-диаграммы в набор реляционных таблиц</w:t>
+      </w:r>
+      <w:r>
+        <w:rPr>
+          <w:rStyle w:val="af7"/>
+        </w:rPr>
+        <w:footnoteReference w:id="2"/>
+      </w:r>
+      <w:r>
+        <w:t>. На данном этапе каждой сущности был сопоставлен конкретный тип данных с учётом особенностей платформы.</w:t>
+      </w:r>
+    </w:p>
+    <w:p>
+      <w:pPr>
+        <w:pStyle w:val="affd"/>
+      </w:pPr>
+      <w:r>
+        <w:t xml:space="preserve">Для текстовых полей выбран тип NVARCHAR с явным указанием максимальной длины, что обеспечивает корректное хранение символов Unicode. Поля с временными метками используют тип DATETIME2, предоставляющий повышенную точность по сравнению со стандартным DATETIME. Для хранения паролей предусмотрено поле </w:t>
+      </w:r>
+      <w:proofErr w:type="gramStart"/>
+      <w:r>
+        <w:t>NVARCHAR(</w:t>
+      </w:r>
+      <w:proofErr w:type="gramEnd"/>
+      <w:r>
+        <w:t>255), в которое записывается результат хеширования по алгоритму bcrypt, — таким образом исходный пароль никогда не хранится в открытом виде. Булевые значения, такие как признак активности QR-сессии, хранятся в типе BIT.</w:t>
+      </w:r>
+    </w:p>
+    <w:p>
+      <w:pPr>
+        <w:pStyle w:val="affd"/>
+      </w:pPr>
+      <w:r>
+        <w:t>Архитектура системы построена на принципах нормализации до третьей нормальной формы, что исключает избыточность данных и аномалии обновления</w:t>
+      </w:r>
+      <w:r>
+        <w:rPr>
+          <w:rStyle w:val="af7"/>
+        </w:rPr>
+        <w:footnoteReference w:id="3"/>
+      </w:r>
+      <w:r>
+        <w:t xml:space="preserve">. Каждая таблица имеет первичный ключ с ограничением PRIMARY KEY, а связи между сущностями реализованы через внешние ключи с ограничением FOREIGN KEY. Для ускорения поиска по часто запрашиваемым полям, таким как электронная почта </w:t>
+      </w:r>
       <w:r>
         <w:lastRenderedPageBreak/>
-        <w:t>Разработка физической модели базы данных в MS SQL Server</w:t>
-      </w:r>
+        <w:t>пользователя или идентификатор группы, предусмотрено создание некластерных индексов</w:t>
+      </w:r>
+      <w:r>
+        <w:rPr>
+          <w:rStyle w:val="af7"/>
+        </w:rPr>
+        <w:footnoteReference w:id="4"/>
+      </w:r>
+      <w:r>
+        <w:t>. Всего в базе данных создано восемь дополнительных индексов на полях, участвующих в операциях объединения таблиц JOIN и фильтрации WHERE.</w:t>
+      </w:r>
+    </w:p>
+    <w:p>
+      <w:pPr>
+        <w:pStyle w:val="3"/>
+      </w:pPr>
+      <w:bookmarkStart w:id="15" w:name="_Toc233026046"/>
+      <w:r>
+        <w:t>Разработка и именование связей и ограничений</w:t>
+      </w:r>
+      <w:bookmarkEnd w:id="15"/>
     </w:p>
     <w:p>
       <w:pPr>
         <w:pStyle w:val="affd"/>
       </w:pPr>
       <w:r>
-        <w:t>Физическая модель данных реализована в среде MS SQL Server и представляет собой прямое отображение ER-диаграммы в набор реляционных таблиц. На данном этапе каждой сущности был сопоставлен конкретный тип данных с учётом особенностей платформы.</w:t>
+        <w:t>Для обеспечения целостности данных в базе реализована система ограничений и правил каскадного обновления:</w:t>
       </w:r>
     </w:p>
     <w:p>
@@ -6182,31 +3730,7 @@
         <w:pStyle w:val="affd"/>
       </w:pPr>
       <w:r>
-        <w:t xml:space="preserve">Для текстовых полей выбран тип NVARCHAR с явным указанием максимальной длины, что обеспечивает корректное хранение символов </w:t>
-      </w:r>
-      <w:proofErr w:type="spellStart"/>
-      <w:r>
-        <w:t>Unicode</w:t>
-      </w:r>
-      <w:proofErr w:type="spellEnd"/>
-      <w:r>
-        <w:t xml:space="preserve">. Поля с временными метками используют тип DATETIME2, предоставляющий повышенную точность по сравнению со стандартным DATETIME. Для хранения паролей предусмотрено поле NVARCHAR(255), в которое записывается результат хеширования по алгоритму </w:t>
-      </w:r>
-      <w:proofErr w:type="spellStart"/>
-      <w:r>
-        <w:t>bcrypt</w:t>
-      </w:r>
-      <w:proofErr w:type="spellEnd"/>
-      <w:r>
-        <w:t xml:space="preserve">, — таким образом исходный пароль никогда не хранится в открытом виде. </w:t>
-      </w:r>
-      <w:proofErr w:type="spellStart"/>
-      <w:r>
-        <w:t>Булевые</w:t>
-      </w:r>
-      <w:proofErr w:type="spellEnd"/>
-      <w:r>
-        <w:t xml:space="preserve"> значения, такие как признак активности QR-сессии, хранятся в типе BIT.</w:t>
+        <w:t>- Ограничения первичных и внешних ключей (PRIMARY KEY, FOREIGN KEY) предотвращают появление записей-сирот;</w:t>
       </w:r>
     </w:p>
     <w:p>
@@ -6214,23 +3738,7 @@
         <w:pStyle w:val="affd"/>
       </w:pPr>
       <w:r>
-        <w:t xml:space="preserve">Архитектура системы построена на принципах нормализации до третьей нормальной формы, что исключает избыточность данных и аномалии обновления. Каждая таблица имеет первичный ключ с ограничением PRIMARY KEY, а связи между сущностями реализованы через внешние ключи с ограничением FOREIGN KEY. Для ускорения поиска по часто запрашиваемым полям, таким как электронная почта пользователя или идентификатор группы, предусмотрено создание </w:t>
-      </w:r>
-      <w:proofErr w:type="spellStart"/>
-      <w:r>
-        <w:t>некластерных</w:t>
-      </w:r>
-      <w:proofErr w:type="spellEnd"/>
-      <w:r>
-        <w:t xml:space="preserve"> индексов. Всего в базе данных создано восемь дополнительных индексов на полях, участвующих в операциях объединения таблиц JOIN и фильтрации WHERE.</w:t>
-      </w:r>
-    </w:p>
-    <w:p>
-      <w:pPr>
-        <w:pStyle w:val="3"/>
-      </w:pPr>
-      <w:r>
-        <w:t>Разработка и именование связей и ограничений</w:t>
+        <w:t>- Проверочные ограничения (CHECK) контролируют корректность вводимых данных, например, диапазон курсов обучения (от 1 до 4) или формат времени занятий;</w:t>
       </w:r>
     </w:p>
     <w:p>
@@ -6238,7 +3746,7 @@
         <w:pStyle w:val="affd"/>
       </w:pPr>
       <w:r>
-        <w:t>Для обеспечения целостности данных в базе реализована система ограничений и правил каскадного обновления:</w:t>
+        <w:t>- Каскадные операции (ON DELETE CASCADE) используются в таблицах расписания и посещаемости для автоматической очистки данных при удалении связанных объектов;</w:t>
       </w:r>
     </w:p>
     <w:p>
@@ -6246,8 +3754,7 @@
         <w:pStyle w:val="affd"/>
       </w:pPr>
       <w:r>
-        <w:lastRenderedPageBreak/>
-        <w:t>- Ограничения первичных и внешних ключей (PRIMARY KEY, FOREIGN KEY) предотвращают появление записей-сирот;</w:t>
+        <w:t>- Уникальные индексы (UNIQUE) гарантируют отсутствие дубликатов в критически важных полях, таких как почта пользователя или данные QR-сессии.</w:t>
       </w:r>
     </w:p>
     <w:p>
@@ -6255,24 +3762,13 @@
         <w:pStyle w:val="affd"/>
       </w:pPr>
       <w:r>
-        <w:t>- Проверочные ограничения (CHECK) контролируют корректность вводимых данных, например, диапазон курсов обучения (от 1 до 4) или формат времени занятий;</w:t>
+        <w:t>На таблице 2 отображено описание основных связей, которая отображает связи и ограничения базы данных и её таблиц.</w:t>
       </w:r>
     </w:p>
     <w:p>
       <w:pPr>
         <w:pStyle w:val="affd"/>
       </w:pPr>
-      <w:r>
-        <w:t>- Каскадные операции (ON DELETE CASCADE) используются в таблицах расписания и посещаемости для автоматической очистки данных при удалении связанных объектов;</w:t>
-      </w:r>
-    </w:p>
-    <w:p>
-      <w:pPr>
-        <w:pStyle w:val="affd"/>
-      </w:pPr>
-      <w:r>
-        <w:t>- Уникальные индексы (UNIQUE) гарантируют отсутствие дубликатов в критически важных полях, таких как почта пользователя или данные QR-сессии.</w:t>
-      </w:r>
     </w:p>
     <w:p>
       <w:pPr>
@@ -6290,37 +3786,67 @@
         <w:tblLook w:val="04A0" w:firstRow="1" w:lastRow="0" w:firstColumn="1" w:lastColumn="0" w:noHBand="0" w:noVBand="1"/>
       </w:tblPr>
       <w:tblGrid>
-        <w:gridCol w:w="3340"/>
-        <w:gridCol w:w="2662"/>
-        <w:gridCol w:w="3002"/>
+        <w:gridCol w:w="3766"/>
+        <w:gridCol w:w="2409"/>
+        <w:gridCol w:w="2829"/>
       </w:tblGrid>
       <w:tr>
         <w:tc>
           <w:tcPr>
-            <w:tcW w:w="3340" w:type="dxa"/>
+            <w:tcW w:w="3766" w:type="dxa"/>
           </w:tcPr>
           <w:p>
-            <w:r>
+            <w:pPr>
+              <w:rPr>
+                <w:sz w:val="24"/>
+                <w:szCs w:val="24"/>
+              </w:rPr>
+            </w:pPr>
+            <w:r>
+              <w:rPr>
+                <w:sz w:val="24"/>
+                <w:szCs w:val="24"/>
+              </w:rPr>
               <w:t>Связанные таблицы</w:t>
             </w:r>
           </w:p>
         </w:tc>
         <w:tc>
           <w:tcPr>
-            <w:tcW w:w="2662" w:type="dxa"/>
+            <w:tcW w:w="2409" w:type="dxa"/>
           </w:tcPr>
           <w:p>
-            <w:r>
+            <w:pPr>
+              <w:rPr>
+                <w:sz w:val="24"/>
+                <w:szCs w:val="24"/>
+              </w:rPr>
+            </w:pPr>
+            <w:r>
+              <w:rPr>
+                <w:sz w:val="24"/>
+                <w:szCs w:val="24"/>
+              </w:rPr>
               <w:t>Тип связи</w:t>
             </w:r>
           </w:p>
         </w:tc>
         <w:tc>
           <w:tcPr>
-            <w:tcW w:w="3002" w:type="dxa"/>
+            <w:tcW w:w="2829" w:type="dxa"/>
           </w:tcPr>
           <w:p>
-            <w:r>
+            <w:pPr>
+              <w:rPr>
+                <w:sz w:val="24"/>
+                <w:szCs w:val="24"/>
+              </w:rPr>
+            </w:pPr>
+            <w:r>
+              <w:rPr>
+                <w:sz w:val="24"/>
+                <w:szCs w:val="24"/>
+              </w:rPr>
               <w:t>Правило удаления</w:t>
             </w:r>
           </w:p>
@@ -6329,42 +3855,66 @@
       <w:tr>
         <w:tc>
           <w:tcPr>
-            <w:tcW w:w="3340" w:type="dxa"/>
+            <w:tcW w:w="3766" w:type="dxa"/>
             <w:vAlign w:val="center"/>
           </w:tcPr>
           <w:p>
             <w:pPr>
               <w:jc w:val="left"/>
+              <w:rPr>
+                <w:sz w:val="24"/>
+                <w:szCs w:val="24"/>
+              </w:rPr>
             </w:pPr>
             <w:r>
+              <w:rPr>
+                <w:sz w:val="24"/>
+                <w:szCs w:val="24"/>
+              </w:rPr>
               <w:t>Роли — Пользователи</w:t>
             </w:r>
           </w:p>
         </w:tc>
         <w:tc>
           <w:tcPr>
-            <w:tcW w:w="2662" w:type="dxa"/>
+            <w:tcW w:w="2409" w:type="dxa"/>
             <w:vAlign w:val="center"/>
           </w:tcPr>
           <w:p>
             <w:pPr>
               <w:jc w:val="left"/>
+              <w:rPr>
+                <w:sz w:val="24"/>
+                <w:szCs w:val="24"/>
+              </w:rPr>
             </w:pPr>
             <w:r>
+              <w:rPr>
+                <w:sz w:val="24"/>
+                <w:szCs w:val="24"/>
+              </w:rPr>
               <w:t>Один ко многим</w:t>
             </w:r>
           </w:p>
         </w:tc>
         <w:tc>
           <w:tcPr>
-            <w:tcW w:w="3002" w:type="dxa"/>
+            <w:tcW w:w="2829" w:type="dxa"/>
             <w:vAlign w:val="center"/>
           </w:tcPr>
           <w:p>
             <w:pPr>
               <w:jc w:val="left"/>
+              <w:rPr>
+                <w:sz w:val="24"/>
+                <w:szCs w:val="24"/>
+              </w:rPr>
             </w:pPr>
             <w:r>
+              <w:rPr>
+                <w:sz w:val="24"/>
+                <w:szCs w:val="24"/>
+              </w:rPr>
               <w:t>Запрет удаления</w:t>
             </w:r>
           </w:p>
@@ -6373,42 +3923,66 @@
       <w:tr>
         <w:tc>
           <w:tcPr>
-            <w:tcW w:w="3340" w:type="dxa"/>
+            <w:tcW w:w="3766" w:type="dxa"/>
             <w:vAlign w:val="center"/>
           </w:tcPr>
           <w:p>
             <w:pPr>
               <w:jc w:val="left"/>
+              <w:rPr>
+                <w:sz w:val="24"/>
+                <w:szCs w:val="24"/>
+              </w:rPr>
             </w:pPr>
             <w:r>
+              <w:rPr>
+                <w:sz w:val="24"/>
+                <w:szCs w:val="24"/>
+              </w:rPr>
               <w:t>Группы — Пользователи</w:t>
             </w:r>
           </w:p>
         </w:tc>
         <w:tc>
           <w:tcPr>
-            <w:tcW w:w="2662" w:type="dxa"/>
+            <w:tcW w:w="2409" w:type="dxa"/>
             <w:vAlign w:val="center"/>
           </w:tcPr>
           <w:p>
             <w:pPr>
               <w:jc w:val="left"/>
+              <w:rPr>
+                <w:sz w:val="24"/>
+                <w:szCs w:val="24"/>
+              </w:rPr>
             </w:pPr>
             <w:r>
+              <w:rPr>
+                <w:sz w:val="24"/>
+                <w:szCs w:val="24"/>
+              </w:rPr>
               <w:t>Один ко многим</w:t>
             </w:r>
           </w:p>
         </w:tc>
         <w:tc>
           <w:tcPr>
-            <w:tcW w:w="3002" w:type="dxa"/>
+            <w:tcW w:w="2829" w:type="dxa"/>
             <w:vAlign w:val="center"/>
           </w:tcPr>
           <w:p>
             <w:pPr>
               <w:jc w:val="left"/>
+              <w:rPr>
+                <w:sz w:val="24"/>
+                <w:szCs w:val="24"/>
+              </w:rPr>
             </w:pPr>
             <w:r>
+              <w:rPr>
+                <w:sz w:val="24"/>
+                <w:szCs w:val="24"/>
+              </w:rPr>
               <w:t>Установка NULL</w:t>
             </w:r>
           </w:p>
@@ -6417,42 +3991,66 @@
       <w:tr>
         <w:tc>
           <w:tcPr>
-            <w:tcW w:w="3340" w:type="dxa"/>
+            <w:tcW w:w="3766" w:type="dxa"/>
             <w:vAlign w:val="center"/>
           </w:tcPr>
           <w:p>
             <w:pPr>
               <w:jc w:val="left"/>
+              <w:rPr>
+                <w:sz w:val="24"/>
+                <w:szCs w:val="24"/>
+              </w:rPr>
             </w:pPr>
             <w:r>
+              <w:rPr>
+                <w:sz w:val="24"/>
+                <w:szCs w:val="24"/>
+              </w:rPr>
               <w:t>Расписание — Посещаемость</w:t>
             </w:r>
           </w:p>
         </w:tc>
         <w:tc>
           <w:tcPr>
-            <w:tcW w:w="2662" w:type="dxa"/>
+            <w:tcW w:w="2409" w:type="dxa"/>
             <w:vAlign w:val="center"/>
           </w:tcPr>
           <w:p>
             <w:pPr>
               <w:jc w:val="left"/>
+              <w:rPr>
+                <w:sz w:val="24"/>
+                <w:szCs w:val="24"/>
+              </w:rPr>
             </w:pPr>
             <w:r>
+              <w:rPr>
+                <w:sz w:val="24"/>
+                <w:szCs w:val="24"/>
+              </w:rPr>
               <w:t>Один ко многим</w:t>
             </w:r>
           </w:p>
         </w:tc>
         <w:tc>
           <w:tcPr>
-            <w:tcW w:w="3002" w:type="dxa"/>
+            <w:tcW w:w="2829" w:type="dxa"/>
             <w:vAlign w:val="center"/>
           </w:tcPr>
           <w:p>
             <w:pPr>
               <w:jc w:val="left"/>
+              <w:rPr>
+                <w:sz w:val="24"/>
+                <w:szCs w:val="24"/>
+              </w:rPr>
             </w:pPr>
             <w:r>
+              <w:rPr>
+                <w:sz w:val="24"/>
+                <w:szCs w:val="24"/>
+              </w:rPr>
               <w:t>Каскадное удаление</w:t>
             </w:r>
           </w:p>
@@ -6461,48 +4059,40 @@
     </w:tbl>
     <w:p>
       <w:pPr>
-        <w:pStyle w:val="aff9"/>
-      </w:pPr>
-    </w:p>
-    <w:p>
-      <w:pPr>
         <w:pStyle w:val="2"/>
       </w:pPr>
+      <w:bookmarkStart w:id="16" w:name="_Toc233026047"/>
       <w:r>
         <w:lastRenderedPageBreak/>
         <w:t>Проектирование и разработка приложения</w:t>
       </w:r>
+      <w:bookmarkEnd w:id="16"/>
     </w:p>
     <w:p>
       <w:pPr>
         <w:pStyle w:val="3"/>
       </w:pPr>
+      <w:bookmarkStart w:id="17" w:name="_Toc233026048"/>
       <w:r>
         <w:t>Разработка прототипа приложения</w:t>
       </w:r>
+      <w:bookmarkEnd w:id="17"/>
     </w:p>
     <w:p>
       <w:pPr>
         <w:pStyle w:val="affd"/>
       </w:pPr>
       <w:r>
-        <w:t xml:space="preserve">Программный комплекс </w:t>
-      </w:r>
-      <w:proofErr w:type="spellStart"/>
-      <w:r>
-        <w:t>CollegeHub</w:t>
-      </w:r>
-      <w:proofErr w:type="spellEnd"/>
-      <w:r>
-        <w:t xml:space="preserve"> состоит из серверной части и клиентского демонстратора. Серверная часть разработана с использованием фреймворка </w:t>
-      </w:r>
-      <w:proofErr w:type="spellStart"/>
-      <w:r>
-        <w:t>FastAPI</w:t>
-      </w:r>
-      <w:proofErr w:type="spellEnd"/>
-      <w:r>
-        <w:t xml:space="preserve"> на языке Python. Выбор данной технологии обоснован высокой производительностью и встроенной поддержкой асинхронности.</w:t>
+        <w:t>Программный комплекс CollegeHub состоит из серверной части и клиентского демонстратора. Серверная часть разработана с использованием фреймворка FastAPI на языке Python. Выбор данной технологии обоснован высокой производительностью и встроенной поддержкой асинхронности</w:t>
+      </w:r>
+      <w:r>
+        <w:rPr>
+          <w:rStyle w:val="af7"/>
+        </w:rPr>
+        <w:footnoteReference w:id="5"/>
+      </w:r>
+      <w:r>
+        <w:t>.</w:t>
       </w:r>
     </w:p>
     <w:p>
@@ -6526,15 +4116,16 @@
         <w:pStyle w:val="affd"/>
       </w:pPr>
       <w:r>
-        <w:t xml:space="preserve">- Автоматическая генерация документации через </w:t>
-      </w:r>
-      <w:proofErr w:type="spellStart"/>
-      <w:r>
-        <w:t>Swagger</w:t>
-      </w:r>
-      <w:proofErr w:type="spellEnd"/>
-      <w:r>
-        <w:t xml:space="preserve"> UI;</w:t>
+        <w:t>- Автоматическая генерация документации через Swagger UI</w:t>
+      </w:r>
+      <w:r>
+        <w:rPr>
+          <w:rStyle w:val="af7"/>
+        </w:rPr>
+        <w:footnoteReference w:id="6"/>
+      </w:r>
+      <w:r>
+        <w:t>;</w:t>
       </w:r>
     </w:p>
     <w:p>
@@ -6557,29 +4148,21 @@
       <w:pPr>
         <w:pStyle w:val="3"/>
       </w:pPr>
-      <w:r>
-        <w:t xml:space="preserve">Разработка описания проекта в </w:t>
-      </w:r>
-      <w:proofErr w:type="spellStart"/>
-      <w:r>
-        <w:t>GitHub</w:t>
-      </w:r>
-      <w:proofErr w:type="spellEnd"/>
+      <w:bookmarkStart w:id="18" w:name="_Toc233026049"/>
+      <w:r>
+        <w:t>Разработка описания проекта в GitHub</w:t>
+      </w:r>
+      <w:bookmarkEnd w:id="18"/>
     </w:p>
     <w:p>
       <w:pPr>
         <w:pStyle w:val="affd"/>
       </w:pPr>
       <w:r>
-        <w:t xml:space="preserve">Для управления версиями исходного кода и организации публичного доступа к проекту был создан репозиторий в системе </w:t>
-      </w:r>
-      <w:proofErr w:type="spellStart"/>
-      <w:r>
-        <w:t>GitHub</w:t>
-      </w:r>
-      <w:proofErr w:type="spellEnd"/>
-      <w:r>
-        <w:t>. Структура репозитория организована таким образом, чтобы четко разделять программный код сервера, скрипты базы данных и клиентскую часть.</w:t>
+        <w:t>Для управления версиями исходного кода и организации публичного доступа к проекту был создан репозиторий в системе GitHub. Структура репозитория организована таким образом, чтобы четко разделять программный код сервера, скрипты базы данных и клиентскую часть.</w:t>
+      </w:r>
+      <w:r>
+        <w:t xml:space="preserve"> Структура репозитория продемонстрирована на рисунке 6.</w:t>
       </w:r>
     </w:p>
     <w:p>
@@ -6587,6 +4170,9 @@
         <w:pStyle w:val="affb"/>
       </w:pPr>
       <w:r>
+        <w:rPr>
+          <w:noProof/>
+        </w:rPr>
         <w:lastRenderedPageBreak/>
         <w:drawing>
           <wp:inline distT="0" distB="0" distL="0" distR="0" wp14:anchorId="30DDE694" wp14:editId="738DF515">
@@ -6604,7 +4190,7 @@
                     <pic:cNvPicPr/>
                   </pic:nvPicPr>
                   <pic:blipFill>
-                    <a:blip r:embed="rId15"/>
+                    <a:blip r:embed="rId17"/>
                     <a:stretch>
                       <a:fillRect/>
                     </a:stretch>
@@ -6625,71 +4211,105 @@
         </w:drawing>
       </w:r>
       <w:r>
-        <w:t xml:space="preserve">Рисунок 6 — Структура проекта в репозитории </w:t>
-      </w:r>
-      <w:proofErr w:type="spellStart"/>
-      <w:r>
+        <w:t>Рисунок 6 — Структура проекта в репозитории GitHub</w:t>
+      </w:r>
+    </w:p>
+    <w:p>
+      <w:pPr>
+        <w:pStyle w:val="affd"/>
+      </w:pPr>
+      <w:r>
+        <w:t>Как показано на рисунке 6, корневой каталог содержит следующие разделы: папка database с инициализирующим SQL-скриптом, папка api</w:t>
+      </w:r>
+      <w:r>
+        <w:t xml:space="preserve"> </w:t>
+      </w:r>
+      <w:r>
+        <w:t>с файлами серверной логики, папка client с проектом WPF, а также файл docker-compose.yml, расположенный в корне. Наличие последнего позволяет развернуть базу данных и API-сервер единственной командой docker-compose up</w:t>
+      </w:r>
+      <w:r>
+        <w:rPr>
+          <w:rStyle w:val="af7"/>
+        </w:rPr>
+        <w:footnoteReference w:id="7"/>
+      </w:r>
+      <w:r>
+        <w:t>, что значительно упрощает процесс проверки и тестирования проекта.</w:t>
+      </w:r>
+    </w:p>
+    <w:p>
+      <w:pPr>
+        <w:pStyle w:val="affd"/>
+      </w:pPr>
+      <w:r>
+        <w:lastRenderedPageBreak/>
+        <w:t xml:space="preserve">Репозиторий проекта </w:t>
+      </w:r>
+      <w:r>
+        <w:rPr>
+          <w:lang w:val="en-US"/>
+        </w:rPr>
         <w:t>GitHub</w:t>
       </w:r>
-      <w:proofErr w:type="spellEnd"/>
-    </w:p>
-    <w:p>
-      <w:pPr>
-        <w:pStyle w:val="affd"/>
-      </w:pPr>
-      <w:r>
-        <w:t xml:space="preserve">Как показано на рисунке 6, корневой каталог содержит следующие разделы: папка </w:t>
-      </w:r>
-      <w:proofErr w:type="spellStart"/>
-      <w:r>
-        <w:t>database</w:t>
-      </w:r>
-      <w:proofErr w:type="spellEnd"/>
-      <w:r>
-        <w:t xml:space="preserve"> с инициализирующим SQL-скриптом, папка </w:t>
-      </w:r>
-      <w:proofErr w:type="spellStart"/>
-      <w:r>
-        <w:t>api</w:t>
-      </w:r>
-      <w:proofErr w:type="spellEnd"/>
       <w:r>
         <w:t xml:space="preserve"> </w:t>
       </w:r>
       <w:r>
-        <w:t xml:space="preserve">с файлами серверной логики, папка </w:t>
-      </w:r>
-      <w:proofErr w:type="spellStart"/>
-      <w:r>
-        <w:t>client</w:t>
-      </w:r>
-      <w:proofErr w:type="spellEnd"/>
-      <w:r>
-        <w:t xml:space="preserve"> с проектом WPF, а также файл </w:t>
-      </w:r>
-      <w:proofErr w:type="spellStart"/>
-      <w:r>
-        <w:t>docker-compose.yml</w:t>
-      </w:r>
-      <w:proofErr w:type="spellEnd"/>
-      <w:r>
-        <w:t xml:space="preserve">, расположенный в корне. Наличие последнего позволяет развернуть базу данных и API-сервер единственной командой </w:t>
-      </w:r>
-      <w:proofErr w:type="spellStart"/>
-      <w:r>
-        <w:t>docker-compose</w:t>
-      </w:r>
-      <w:proofErr w:type="spellEnd"/>
+        <w:t xml:space="preserve">изображен на рисунке 7, там четко видно имя пользователя и </w:t>
+      </w:r>
+      <w:r>
+        <w:rPr>
+          <w:lang w:val="en-US"/>
+        </w:rPr>
+        <w:t>README</w:t>
+      </w:r>
       <w:r>
         <w:t xml:space="preserve"> </w:t>
       </w:r>
-      <w:proofErr w:type="spellStart"/>
-      <w:r>
-        <w:t>up</w:t>
-      </w:r>
-      <w:proofErr w:type="spellEnd"/>
-      <w:r>
-        <w:t>, что значительно упрощает процесс проверки и тестирования проекта.</w:t>
+      <w:r>
+        <w:t xml:space="preserve">файл описывающий проект, подробнее репозиторий можно изучить по ссылке </w:t>
+      </w:r>
+      <w:r>
+        <w:rPr>
+          <w:lang w:val="en-US"/>
+        </w:rPr>
+        <w:t>https</w:t>
+      </w:r>
+      <w:r>
+        <w:t>://</w:t>
+      </w:r>
+      <w:r>
+        <w:rPr>
+          <w:lang w:val="en-US"/>
+        </w:rPr>
+        <w:t>github</w:t>
+      </w:r>
+      <w:r>
+        <w:t>.</w:t>
+      </w:r>
+      <w:r>
+        <w:rPr>
+          <w:lang w:val="en-US"/>
+        </w:rPr>
+        <w:t>com</w:t>
+      </w:r>
+      <w:r>
+        <w:t>/</w:t>
+      </w:r>
+      <w:r>
+        <w:rPr>
+          <w:lang w:val="en-US"/>
+        </w:rPr>
+        <w:t>MG</w:t>
+      </w:r>
+      <w:r>
+        <w:t>178/</w:t>
+      </w:r>
+      <w:r>
+        <w:rPr>
+          <w:lang w:val="en-US"/>
+        </w:rPr>
+        <w:t>cat</w:t>
       </w:r>
     </w:p>
     <w:p>
@@ -6697,7 +4317,6 @@
         <w:pStyle w:val="afff1"/>
       </w:pPr>
       <w:r>
-        <w:lastRenderedPageBreak/>
         <w:drawing>
           <wp:inline distT="0" distB="0" distL="0" distR="0" wp14:anchorId="5CBD6774" wp14:editId="3379B14A">
             <wp:extent cx="5760085" cy="4659630"/>
@@ -6714,7 +4333,7 @@
                     <pic:cNvPicPr/>
                   </pic:nvPicPr>
                   <pic:blipFill>
-                    <a:blip r:embed="rId16"/>
+                    <a:blip r:embed="rId18"/>
                     <a:stretch>
                       <a:fillRect/>
                     </a:stretch>
@@ -6740,36 +4359,15 @@
         <w:pStyle w:val="affb"/>
       </w:pPr>
       <w:r>
-        <w:t xml:space="preserve">Рисунок 7 — Описание файла README в </w:t>
-      </w:r>
-      <w:proofErr w:type="spellStart"/>
-      <w:r>
-        <w:t>GitHub</w:t>
-      </w:r>
-      <w:proofErr w:type="spellEnd"/>
+        <w:t>Рисунок 7 — Описание файла README в GitHub</w:t>
+      </w:r>
     </w:p>
     <w:p>
       <w:pPr>
         <w:pStyle w:val="affd"/>
       </w:pPr>
       <w:r>
-        <w:t xml:space="preserve">Файл README.md, показанный на рисунке 7, является точкой входа для любого пользователя репозитория. Он содержит краткое описание системы и её назначения, пошаговую инструкцию по запуску проекта через </w:t>
-      </w:r>
-      <w:proofErr w:type="spellStart"/>
-      <w:r>
-        <w:t>Docker</w:t>
-      </w:r>
-      <w:proofErr w:type="spellEnd"/>
-      <w:r>
-        <w:t xml:space="preserve">, перечень переменных окружения и примеры запросов к ключевым </w:t>
-      </w:r>
-      <w:proofErr w:type="spellStart"/>
-      <w:r>
-        <w:t>эндпоинтам</w:t>
-      </w:r>
-      <w:proofErr w:type="spellEnd"/>
-      <w:r>
-        <w:t xml:space="preserve"> API. Наличие структурированного описания обеспечивает низкий порог вхождения для проверяющих лиц и потенциальных участников разработки</w:t>
+        <w:t>Файл README.md, показанный на рисунке 7, является точкой входа для любого пользователя репозитория. Он содержит краткое описание системы и её назначения, пошаговую инструкцию по запуску проекта через Docker, перечень переменных окружения и примеры запросов к ключевым эндпоинтам API. Наличие структурированного описания обеспечивает низкий порог вхождения для проверяющих лиц и потенциальных участников разработки</w:t>
       </w:r>
       <w:r>
         <w:t>.</w:t>
@@ -6782,25 +4380,19 @@
       <w:pPr>
         <w:pStyle w:val="ATT-1"/>
       </w:pPr>
+      <w:bookmarkStart w:id="19" w:name="_Toc233026050"/>
       <w:r>
         <w:lastRenderedPageBreak/>
         <w:t>Заключение</w:t>
       </w:r>
+      <w:bookmarkEnd w:id="19"/>
     </w:p>
     <w:p>
       <w:pPr>
         <w:pStyle w:val="affd"/>
       </w:pPr>
       <w:r>
-        <w:t>В результате выполнения курсового проекта была спроектирована и реализована информационная система «</w:t>
-      </w:r>
-      <w:proofErr w:type="spellStart"/>
-      <w:r>
-        <w:t>CollegeHub</w:t>
-      </w:r>
-      <w:proofErr w:type="spellEnd"/>
-      <w:r>
-        <w:t>», предназначенная для автоматизации учета посещаемости студентов в колледже. Все поставленные задачи решены в полном объеме. В ходе работы были получены практические навыки проектирования реляционных баз данных, разработки серверных приложений и организации ролевой системы доступа.</w:t>
+        <w:t>В результате выполнения курсового проекта была спроектирована и реализована информационная система «CollegeHub», предназначенная для автоматизации учета посещаемости студентов в колледже. Все поставленные задачи решены в полном объеме. В ходе работы были получены практические навыки проектирования реляционных баз данных, разработки серверных приложений и организации ролевой системы доступа.</w:t>
       </w:r>
     </w:p>
     <w:p>
@@ -6840,15 +4432,7 @@
         <w:pStyle w:val="affd"/>
       </w:pPr>
       <w:r>
-        <w:t xml:space="preserve">- Разработано серверное REST API на основе фреймворка </w:t>
-      </w:r>
-      <w:proofErr w:type="spellStart"/>
-      <w:r>
-        <w:t>FastAPI</w:t>
-      </w:r>
-      <w:proofErr w:type="spellEnd"/>
-      <w:r>
-        <w:t>, обеспечивающее безопасный обмен данными, JWT-авторизацию и автоматическую генерацию документации;</w:t>
+        <w:t>- Разработано серверное REST API на основе фреймворка FastAPI, обеспечивающее безопасный обмен данными, JWT-авторизацию и автоматическую генерацию документации;</w:t>
       </w:r>
     </w:p>
     <w:p>
@@ -6864,15 +4448,7 @@
         <w:pStyle w:val="affd"/>
       </w:pPr>
       <w:r>
-        <w:t xml:space="preserve">- Выполнена контейнеризация базы данных и API-сервера с использованием </w:t>
-      </w:r>
-      <w:proofErr w:type="spellStart"/>
-      <w:r>
-        <w:t>Docker</w:t>
-      </w:r>
-      <w:proofErr w:type="spellEnd"/>
-      <w:r>
-        <w:t>, что обеспечивает воспроизводимость среды запуска.</w:t>
+        <w:t>- Выполнена контейнеризация базы данных и API-сервера с использованием Docker, что обеспечивает воспроизводимость среды запуска.</w:t>
       </w:r>
     </w:p>
     <w:p>
@@ -6904,48 +4480,48 @@
       <w:pPr>
         <w:pStyle w:val="ATT-1"/>
       </w:pPr>
+      <w:bookmarkStart w:id="20" w:name="_Toc233026051"/>
       <w:r>
         <w:t>Литература</w:t>
       </w:r>
+      <w:bookmarkEnd w:id="20"/>
     </w:p>
     <w:p>
       <w:pPr>
         <w:pStyle w:val="affd"/>
       </w:pPr>
-      <w:proofErr w:type="spellStart"/>
       <w:r>
         <w:rPr>
           <w:b/>
           <w:bCs/>
         </w:rPr>
-        <w:t>Конолли</w:t>
-      </w:r>
-      <w:proofErr w:type="spellEnd"/>
+        <w:t>Конолли, Т.</w:t>
+      </w:r>
+      <w:r>
+        <w:t xml:space="preserve"> Базы данных. Проектирование, реализация и сопровождение. Теория и практика / Т. Конолли, К. Бегг. — 7-е изд. — </w:t>
+      </w:r>
+      <w:proofErr w:type="gramStart"/>
+      <w:r>
+        <w:t>Москва :</w:t>
+      </w:r>
+      <w:proofErr w:type="gramEnd"/>
+      <w:r>
+        <w:t xml:space="preserve"> Вильямс, 2021. — 1440 c.;</w:t>
+      </w:r>
+    </w:p>
+    <w:p>
+      <w:pPr>
+        <w:pStyle w:val="affd"/>
+      </w:pPr>
       <w:r>
         <w:rPr>
           <w:b/>
           <w:bCs/>
         </w:rPr>
-        <w:t>, Т.</w:t>
-      </w:r>
-      <w:r>
-        <w:t xml:space="preserve"> Базы данных. Проектирование, реализация и сопровождение. Теория и практика / Т. </w:t>
-      </w:r>
-      <w:proofErr w:type="spellStart"/>
-      <w:r>
-        <w:t>Конолли</w:t>
-      </w:r>
-      <w:proofErr w:type="spellEnd"/>
-      <w:r>
-        <w:t xml:space="preserve">, К. </w:t>
-      </w:r>
-      <w:proofErr w:type="spellStart"/>
-      <w:r>
-        <w:t>Бегг</w:t>
-      </w:r>
-      <w:proofErr w:type="spellEnd"/>
-      <w:r>
-        <w:t>. — 7-е изд. — Москва : Вильямс, 2021. — 1440 c.;</w:t>
+        <w:t xml:space="preserve">Мартин, Р. </w:t>
+      </w:r>
+      <w:r>
+        <w:t>Чистая архитектура. Искусство разработки программного обеспечения / Р. Мартин. — Санкт-Петербург: Питер, 2022. — 352 c.;</w:t>
       </w:r>
     </w:p>
     <w:p>
@@ -6957,57 +4533,73 @@
           <w:b/>
           <w:bCs/>
         </w:rPr>
-        <w:t xml:space="preserve">Мартин, Р. </w:t>
-      </w:r>
-      <w:r>
-        <w:t>Чистая архитектура. Искусство разработки программного обеспечения / Р. Мартин. — Санкт-Петербург : Питер, 2022. — 352 c.;</w:t>
+        <w:t>Шварц, Б.</w:t>
+      </w:r>
+      <w:r>
+        <w:t xml:space="preserve"> SQL. Сборник рецептов / Б. Шварц. — Санкт-Петербург: Питер, 2023. — 416 c.;</w:t>
       </w:r>
     </w:p>
     <w:p>
       <w:pPr>
         <w:pStyle w:val="affd"/>
-      </w:pPr>
-      <w:r>
-        <w:rPr>
-          <w:b/>
-          <w:bCs/>
-        </w:rPr>
-        <w:t>Шварц, Б.</w:t>
-      </w:r>
-      <w:r>
-        <w:t xml:space="preserve"> SQL. Сборник рецептов / Б. Шварц. — Санкт-Петербург : Питер, 2023. — 416 c.;</w:t>
-      </w:r>
-    </w:p>
-    <w:p>
-      <w:pPr>
-        <w:pStyle w:val="affd"/>
         <w:rPr>
           <w:lang w:val="en-US"/>
         </w:rPr>
       </w:pPr>
-      <w:proofErr w:type="spellStart"/>
       <w:r>
         <w:rPr>
           <w:b/>
           <w:bCs/>
           <w:lang w:val="en-US"/>
         </w:rPr>
-        <w:t>FastAPI</w:t>
-      </w:r>
-      <w:proofErr w:type="spellEnd"/>
+        <w:t>FastAPI Documentation.</w:t>
+      </w:r>
+      <w:r>
+        <w:rPr>
+          <w:lang w:val="en-US"/>
+        </w:rPr>
+        <w:t xml:space="preserve"> — URL: https://fastapi.tiangolo.com (</w:t>
+      </w:r>
+      <w:r>
+        <w:t>дата</w:t>
+      </w:r>
+      <w:r>
+        <w:rPr>
+          <w:lang w:val="en-US"/>
+        </w:rPr>
+        <w:t xml:space="preserve"> </w:t>
+      </w:r>
+      <w:r>
+        <w:t>обращения</w:t>
+      </w:r>
+      <w:r>
+        <w:rPr>
+          <w:lang w:val="en-US"/>
+        </w:rPr>
+        <w:t>: 20.06.2026);</w:t>
+      </w:r>
+    </w:p>
+    <w:p>
+      <w:pPr>
+        <w:pStyle w:val="affd"/>
+        <w:rPr>
+          <w:color w:val="000000"/>
+          <w:lang w:val="en-US"/>
+        </w:rPr>
+      </w:pPr>
       <w:r>
         <w:rPr>
           <w:b/>
           <w:bCs/>
           <w:lang w:val="en-US"/>
         </w:rPr>
-        <w:t xml:space="preserve"> Documentation.</w:t>
+        <w:t>Microsoft SQL Server Documentation.</w:t>
       </w:r>
       <w:r>
         <w:rPr>
           <w:lang w:val="en-US"/>
         </w:rPr>
-        <w:t xml:space="preserve"> — URL: https://fastapi.tiangolo.com (</w:t>
+        <w:t xml:space="preserve"> — URL: https://learn.microsoft.com/en-us/sql/sql-server (</w:t>
       </w:r>
       <w:r>
         <w:t>дата</w:t>
@@ -7025,44 +4617,11 @@
         <w:rPr>
           <w:lang w:val="en-US"/>
         </w:rPr>
-        <w:t>: 20.06.2026);</w:t>
-      </w:r>
-    </w:p>
-    <w:p>
-      <w:pPr>
-        <w:pStyle w:val="affd"/>
-        <w:rPr>
-          <w:color w:val="000000"/>
-          <w:lang w:val="en-US"/>
-        </w:rPr>
-      </w:pPr>
-      <w:r>
-        <w:rPr>
-          <w:lang w:val="en-US"/>
-        </w:rPr>
-        <w:t>Microsoft SQL Server Documentation. — URL: https://learn.microsoft.com/en-us/sql/sql-server (</w:t>
-      </w:r>
-      <w:r>
-        <w:t>дата</w:t>
-      </w:r>
-      <w:r>
-        <w:rPr>
-          <w:lang w:val="en-US"/>
-        </w:rPr>
-        <w:t xml:space="preserve"> </w:t>
-      </w:r>
-      <w:r>
-        <w:t>обращения</w:t>
-      </w:r>
-      <w:r>
-        <w:rPr>
-          <w:lang w:val="en-US"/>
-        </w:rPr>
         <w:t>: 20.06.2026).</w:t>
       </w:r>
     </w:p>
     <w:sectPr>
-      <w:headerReference w:type="default" r:id="rId17"/>
+      <w:headerReference w:type="default" r:id="rId19"/>
       <w:pgSz w:w="11906" w:h="16838"/>
       <w:pgMar w:top="851" w:right="1021" w:bottom="1701" w:left="1814" w:header="284" w:footer="709" w:gutter="0"/>
       <w:pgNumType w:start="4"/>
@@ -7104,6 +4663,225 @@
     <w:p>
       <w:r>
         <w:continuationSeparator/>
+      </w:r>
+    </w:p>
+  </w:footnote>
+  <w:footnote w:id="1">
+    <w:p>
+      <w:pPr>
+        <w:pStyle w:val="af5"/>
+      </w:pPr>
+      <w:r>
+        <w:rPr>
+          <w:rStyle w:val="af7"/>
+        </w:rPr>
+        <w:footnoteRef/>
+      </w:r>
+      <w:r>
+        <w:t xml:space="preserve"> </w:t>
+      </w:r>
+      <w:r>
+        <w:t xml:space="preserve">Конолли, Т. Базы данных. Проектирование, реализация и сопровождение. Теория и практика / Т. Конолли, К. Бегг. — 7-е изд. — </w:t>
+      </w:r>
+      <w:proofErr w:type="gramStart"/>
+      <w:r>
+        <w:t>Москва :</w:t>
+      </w:r>
+      <w:proofErr w:type="gramEnd"/>
+      <w:r>
+        <w:t xml:space="preserve"> Вильямс, 2021. — 1440 c.;</w:t>
+      </w:r>
+    </w:p>
+  </w:footnote>
+  <w:footnote w:id="2">
+    <w:p>
+      <w:pPr>
+        <w:pStyle w:val="af5"/>
+      </w:pPr>
+      <w:r>
+        <w:rPr>
+          <w:rStyle w:val="af7"/>
+        </w:rPr>
+        <w:footnoteRef/>
+      </w:r>
+      <w:r>
+        <w:t xml:space="preserve"> </w:t>
+      </w:r>
+      <w:r>
+        <w:t>Microsoft SQL Server Documentation. — URL: https://learn.microsoft.com/en-us/sql/sql-server (дата обращения: 20.06.2026).</w:t>
+      </w:r>
+    </w:p>
+  </w:footnote>
+  <w:footnote w:id="3">
+    <w:p>
+      <w:pPr>
+        <w:pStyle w:val="af5"/>
+      </w:pPr>
+      <w:r>
+        <w:rPr>
+          <w:rStyle w:val="af7"/>
+        </w:rPr>
+        <w:footnoteRef/>
+      </w:r>
+      <w:r>
+        <w:t xml:space="preserve"> </w:t>
+      </w:r>
+      <w:r>
+        <w:t>Мартин, Р. Чистая архитектура. Искусство разработки программного обеспечения / Р. Мартин. — Санкт-</w:t>
+      </w:r>
+      <w:proofErr w:type="gramStart"/>
+      <w:r>
+        <w:t>Петербург :</w:t>
+      </w:r>
+      <w:proofErr w:type="gramEnd"/>
+      <w:r>
+        <w:t xml:space="preserve"> Питер, 2022. — 352 c.;</w:t>
+      </w:r>
+    </w:p>
+  </w:footnote>
+  <w:footnote w:id="4">
+    <w:p>
+      <w:pPr>
+        <w:pStyle w:val="af5"/>
+      </w:pPr>
+      <w:r>
+        <w:rPr>
+          <w:rStyle w:val="af7"/>
+        </w:rPr>
+        <w:footnoteRef/>
+      </w:r>
+      <w:r>
+        <w:t xml:space="preserve"> </w:t>
+      </w:r>
+      <w:r>
+        <w:t>Шварц, Б. SQL. Сборник рецептов / Б. Шварц. — Санкт-</w:t>
+      </w:r>
+      <w:proofErr w:type="gramStart"/>
+      <w:r>
+        <w:t>Петербург :</w:t>
+      </w:r>
+      <w:proofErr w:type="gramEnd"/>
+      <w:r>
+        <w:t xml:space="preserve"> Питер, 2023. — 416 c.;</w:t>
+      </w:r>
+    </w:p>
+  </w:footnote>
+  <w:footnote w:id="5">
+    <w:p>
+      <w:pPr>
+        <w:pStyle w:val="af5"/>
+      </w:pPr>
+      <w:r>
+        <w:rPr>
+          <w:rStyle w:val="af7"/>
+        </w:rPr>
+        <w:footnoteRef/>
+      </w:r>
+      <w:r>
+        <w:t xml:space="preserve"> </w:t>
+      </w:r>
+      <w:r>
+        <w:t>Мартин, Р. Чистая архитектура. Искусство разработки программного обеспечения / Р. Мартин. — Санкт-</w:t>
+      </w:r>
+      <w:proofErr w:type="gramStart"/>
+      <w:r>
+        <w:t>Петербург :</w:t>
+      </w:r>
+      <w:proofErr w:type="gramEnd"/>
+      <w:r>
+        <w:t xml:space="preserve"> Питер, 2022. — 352 c.;</w:t>
+      </w:r>
+    </w:p>
+  </w:footnote>
+  <w:footnote w:id="6">
+    <w:p>
+      <w:pPr>
+        <w:pStyle w:val="af5"/>
+        <w:rPr>
+          <w:lang w:val="en-US"/>
+        </w:rPr>
+      </w:pPr>
+      <w:r>
+        <w:rPr>
+          <w:rStyle w:val="af7"/>
+        </w:rPr>
+        <w:footnoteRef/>
+      </w:r>
+      <w:r>
+        <w:rPr>
+          <w:lang w:val="en-US"/>
+        </w:rPr>
+        <w:t xml:space="preserve"> </w:t>
+      </w:r>
+      <w:r>
+        <w:rPr>
+          <w:lang w:val="en-US"/>
+        </w:rPr>
+        <w:t>FastAPI Documentation. — URL: https://fastapi.tiangolo.com (</w:t>
+      </w:r>
+      <w:r>
+        <w:t>дата</w:t>
+      </w:r>
+      <w:r>
+        <w:rPr>
+          <w:lang w:val="en-US"/>
+        </w:rPr>
+        <w:t xml:space="preserve"> </w:t>
+      </w:r>
+      <w:r>
+        <w:t>обращения</w:t>
+      </w:r>
+      <w:r>
+        <w:rPr>
+          <w:lang w:val="en-US"/>
+        </w:rPr>
+        <w:t>: 20.06.2026);</w:t>
+      </w:r>
+    </w:p>
+  </w:footnote>
+  <w:footnote w:id="7">
+    <w:p>
+      <w:pPr>
+        <w:pStyle w:val="af5"/>
+        <w:rPr>
+          <w:lang w:val="en-US"/>
+        </w:rPr>
+      </w:pPr>
+      <w:r>
+        <w:rPr>
+          <w:rStyle w:val="af7"/>
+        </w:rPr>
+        <w:footnoteRef/>
+      </w:r>
+      <w:r>
+        <w:rPr>
+          <w:lang w:val="en-US"/>
+        </w:rPr>
+        <w:t xml:space="preserve"> </w:t>
+      </w:r>
+      <w:r>
+        <w:rPr>
+          <w:lang w:val="en-US"/>
+        </w:rPr>
+        <w:t>FastAPI Documentation. — URL: https://fastapi.tiangolo.com (</w:t>
+      </w:r>
+      <w:r>
+        <w:t>дата</w:t>
+      </w:r>
+      <w:r>
+        <w:rPr>
+          <w:lang w:val="en-US"/>
+        </w:rPr>
+        <w:t xml:space="preserve"> </w:t>
+      </w:r>
+      <w:r>
+        <w:t>обращения</w:t>
+      </w:r>
+      <w:r>
+        <w:rPr>
+          <w:lang w:val="en-US"/>
+        </w:rPr>
+        <w:t>: 20.06.2026);</w:t>
       </w:r>
     </w:p>
   </w:footnote>
@@ -7201,7 +4979,7 @@
             </wp:anchor>
           </w:drawing>
         </mc:Choice>
-        <mc:Fallback xmlns:oel="http://schemas.microsoft.com/office/2019/extlst" xmlns:w16du="http://schemas.microsoft.com/office/word/2023/wordml/word16du" xmlns:w16sdtfl="http://schemas.microsoft.com/office/word/2024/wordml/sdtformatlock">
+        <mc:Fallback xmlns:w16sdtfl="http://schemas.microsoft.com/office/word/2024/wordml/sdtformatlock" xmlns:w16du="http://schemas.microsoft.com/office/word/2023/wordml/word16du" xmlns:oel="http://schemas.microsoft.com/office/2019/extlst">
           <w:pict>
             <v:rect w14:anchorId="5C9B0C83" id="Rectangle 1" o:spid="_x0000_s1026" style="position:absolute;margin-left:65.45pt;margin-top:16.35pt;width:514.35pt;height:809.25pt;z-index:251666432;visibility:visible;mso-wrap-style:square;mso-width-percent:0;mso-height-percent:0;mso-wrap-distance-left:9pt;mso-wrap-distance-top:0;mso-wrap-distance-right:9pt;mso-wrap-distance-bottom:0;mso-position-horizontal:absolute;mso-position-horizontal-relative:page;mso-position-vertical:absolute;mso-position-vertical-relative:page;mso-width-percent:0;mso-height-percent:0;mso-width-relative:page;mso-height-relative:page;v-text-anchor:top" o:gfxdata="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" o:allowincell="f" filled="f" strokeweight="2pt">
               <w10:wrap anchorx="page" anchory="page"/>
@@ -8239,19 +6017,11 @@
                                   <w:sz w:val="20"/>
                                 </w:rPr>
                               </w:pPr>
-                              <w:proofErr w:type="spellStart"/>
                               <w:r>
                                 <w:rPr>
                                   <w:sz w:val="20"/>
                                 </w:rPr>
-                                <w:t>Разраб</w:t>
-                              </w:r>
-                              <w:proofErr w:type="spellEnd"/>
-                              <w:r>
-                                <w:rPr>
-                                  <w:sz w:val="20"/>
-                                </w:rPr>
-                                <w:t>.</w:t>
+                                <w:t>Разраб.</w:t>
                               </w:r>
                             </w:p>
                           </w:txbxContent>
@@ -8841,7 +6611,6 @@
                                 <w:szCs w:val="32"/>
                               </w:rPr>
                             </w:pPr>
-                            <w:proofErr w:type="spellStart"/>
                             <w:r>
                               <w:rPr>
                                 <w:rFonts w:ascii="Times New Roman" w:hAnsi="Times New Roman"/>
@@ -8849,17 +6618,7 @@
                                 <w:sz w:val="32"/>
                                 <w:szCs w:val="32"/>
                               </w:rPr>
-                              <w:t>Курсовой</w:t>
-                            </w:r>
-                            <w:proofErr w:type="spellEnd"/>
-                            <w:r>
-                              <w:rPr>
-                                <w:rFonts w:ascii="Times New Roman" w:hAnsi="Times New Roman"/>
-                                <w:iCs/>
-                                <w:sz w:val="32"/>
-                                <w:szCs w:val="32"/>
-                              </w:rPr>
-                              <w:t xml:space="preserve"> проект</w:t>
+                              <w:t>Курсовой проект</w:t>
                             </w:r>
                           </w:p>
                           <w:p>
@@ -8874,7 +6633,6 @@
                                 <w:szCs w:val="28"/>
                               </w:rPr>
                             </w:pPr>
-                            <w:proofErr w:type="spellStart"/>
                             <w:r>
                               <w:rPr>
                                 <w:rFonts w:ascii="Times New Roman" w:hAnsi="Times New Roman"/>
@@ -8882,17 +6640,7 @@
                                 <w:sz w:val="28"/>
                                 <w:szCs w:val="28"/>
                               </w:rPr>
-                              <w:t>Пояснительная</w:t>
-                            </w:r>
-                            <w:proofErr w:type="spellEnd"/>
-                            <w:r>
-                              <w:rPr>
-                                <w:rFonts w:ascii="Times New Roman" w:hAnsi="Times New Roman"/>
-                                <w:iCs/>
-                                <w:sz w:val="28"/>
-                                <w:szCs w:val="28"/>
-                              </w:rPr>
-                              <w:t xml:space="preserve"> записка</w:t>
+                              <w:t>Пояснительная записка</w:t>
                             </w:r>
                           </w:p>
                         </w:txbxContent>
@@ -9142,14 +6890,7 @@
                                 <w:sz w:val="20"/>
                                 <w:szCs w:val="20"/>
                               </w:rPr>
-                              <w:t>3</w:t>
-                            </w:r>
-                            <w:r>
-                              <w:rPr>
-                                <w:sz w:val="20"/>
-                                <w:szCs w:val="20"/>
-                              </w:rPr>
-                              <w:t>5</w:t>
+                              <w:t>19</w:t>
                             </w:r>
                           </w:p>
                         </w:txbxContent>
@@ -9500,19 +7241,11 @@
                             <w:sz w:val="20"/>
                           </w:rPr>
                         </w:pPr>
-                        <w:proofErr w:type="spellStart"/>
                         <w:r>
                           <w:rPr>
                             <w:sz w:val="20"/>
                           </w:rPr>
-                          <w:t>Разраб</w:t>
-                        </w:r>
-                        <w:proofErr w:type="spellEnd"/>
-                        <w:r>
-                          <w:rPr>
-                            <w:sz w:val="20"/>
-                          </w:rPr>
-                          <w:t>.</w:t>
+                          <w:t>Разраб.</w:t>
                         </w:r>
                       </w:p>
                     </w:txbxContent>
@@ -9731,7 +7464,6 @@
                           <w:szCs w:val="32"/>
                         </w:rPr>
                       </w:pPr>
-                      <w:proofErr w:type="spellStart"/>
                       <w:r>
                         <w:rPr>
                           <w:rFonts w:ascii="Times New Roman" w:hAnsi="Times New Roman"/>
@@ -9739,17 +7471,7 @@
                           <w:sz w:val="32"/>
                           <w:szCs w:val="32"/>
                         </w:rPr>
-                        <w:t>Курсовой</w:t>
-                      </w:r>
-                      <w:proofErr w:type="spellEnd"/>
-                      <w:r>
-                        <w:rPr>
-                          <w:rFonts w:ascii="Times New Roman" w:hAnsi="Times New Roman"/>
-                          <w:iCs/>
-                          <w:sz w:val="32"/>
-                          <w:szCs w:val="32"/>
-                        </w:rPr>
-                        <w:t xml:space="preserve"> проект</w:t>
+                        <w:t>Курсовой проект</w:t>
                       </w:r>
                     </w:p>
                     <w:p>
@@ -9764,7 +7486,6 @@
                           <w:szCs w:val="28"/>
                         </w:rPr>
                       </w:pPr>
-                      <w:proofErr w:type="spellStart"/>
                       <w:r>
                         <w:rPr>
                           <w:rFonts w:ascii="Times New Roman" w:hAnsi="Times New Roman"/>
@@ -9772,17 +7493,7 @@
                           <w:sz w:val="28"/>
                           <w:szCs w:val="28"/>
                         </w:rPr>
-                        <w:t>Пояснительная</w:t>
-                      </w:r>
-                      <w:proofErr w:type="spellEnd"/>
-                      <w:r>
-                        <w:rPr>
-                          <w:rFonts w:ascii="Times New Roman" w:hAnsi="Times New Roman"/>
-                          <w:iCs/>
-                          <w:sz w:val="28"/>
-                          <w:szCs w:val="28"/>
-                        </w:rPr>
-                        <w:t xml:space="preserve"> записка</w:t>
+                        <w:t>Пояснительная записка</w:t>
                       </w:r>
                     </w:p>
                   </w:txbxContent>
@@ -9849,14 +7560,7 @@
                           <w:sz w:val="20"/>
                           <w:szCs w:val="20"/>
                         </w:rPr>
-                        <w:t>3</w:t>
-                      </w:r>
-                      <w:r>
-                        <w:rPr>
-                          <w:sz w:val="20"/>
-                          <w:szCs w:val="20"/>
-                        </w:rPr>
-                        <w:t>5</w:t>
+                        <w:t>19</w:t>
                       </w:r>
                     </w:p>
                   </w:txbxContent>
@@ -10336,7 +8040,6 @@
                                 <w:szCs w:val="18"/>
                               </w:rPr>
                             </w:pPr>
-                            <w:proofErr w:type="spellStart"/>
                             <w:r>
                               <w:rPr>
                                 <w:rFonts w:ascii="Times New Roman" w:hAnsi="Times New Roman"/>
@@ -10344,17 +8047,7 @@
                                 <w:sz w:val="18"/>
                                 <w:szCs w:val="18"/>
                               </w:rPr>
-                              <w:t>Изм</w:t>
-                            </w:r>
-                            <w:proofErr w:type="spellEnd"/>
-                            <w:r>
-                              <w:rPr>
-                                <w:rFonts w:ascii="Times New Roman" w:hAnsi="Times New Roman"/>
-                                <w:i w:val="0"/>
-                                <w:sz w:val="18"/>
-                                <w:szCs w:val="18"/>
-                              </w:rPr>
-                              <w:t>.</w:t>
+                              <w:t>Изм.</w:t>
                             </w:r>
                           </w:p>
                         </w:txbxContent>
@@ -10486,27 +8179,7 @@
                                 <w:sz w:val="18"/>
                                 <w:szCs w:val="18"/>
                               </w:rPr>
-                              <w:t xml:space="preserve">№ </w:t>
-                            </w:r>
-                            <w:proofErr w:type="spellStart"/>
-                            <w:r>
-                              <w:rPr>
-                                <w:rFonts w:ascii="Times New Roman" w:hAnsi="Times New Roman"/>
-                                <w:i w:val="0"/>
-                                <w:sz w:val="18"/>
-                                <w:szCs w:val="18"/>
-                              </w:rPr>
-                              <w:t>докум</w:t>
-                            </w:r>
-                            <w:proofErr w:type="spellEnd"/>
-                            <w:r>
-                              <w:rPr>
-                                <w:rFonts w:ascii="Times New Roman" w:hAnsi="Times New Roman"/>
-                                <w:i w:val="0"/>
-                                <w:sz w:val="18"/>
-                                <w:szCs w:val="18"/>
-                              </w:rPr>
-                              <w:t>.</w:t>
+                              <w:t>№ докум.</w:t>
                             </w:r>
                           </w:p>
                         </w:txbxContent>
@@ -10566,7 +8239,6 @@
                                 <w:lang w:val="ru-RU"/>
                               </w:rPr>
                             </w:pPr>
-                            <w:proofErr w:type="spellStart"/>
                             <w:r>
                               <w:rPr>
                                 <w:rFonts w:ascii="Times New Roman" w:hAnsi="Times New Roman"/>
@@ -10576,7 +8248,6 @@
                               </w:rPr>
                               <w:t>Подп</w:t>
                             </w:r>
-                            <w:proofErr w:type="spellEnd"/>
                             <w:r>
                               <w:rPr>
                                 <w:rFonts w:ascii="Times New Roman" w:hAnsi="Times New Roman"/>
@@ -10986,7 +8657,6 @@
                           <w:szCs w:val="18"/>
                         </w:rPr>
                       </w:pPr>
-                      <w:proofErr w:type="spellStart"/>
                       <w:r>
                         <w:rPr>
                           <w:rFonts w:ascii="Times New Roman" w:hAnsi="Times New Roman"/>
@@ -10994,17 +8664,7 @@
                           <w:sz w:val="18"/>
                           <w:szCs w:val="18"/>
                         </w:rPr>
-                        <w:t>Изм</w:t>
-                      </w:r>
-                      <w:proofErr w:type="spellEnd"/>
-                      <w:r>
-                        <w:rPr>
-                          <w:rFonts w:ascii="Times New Roman" w:hAnsi="Times New Roman"/>
-                          <w:i w:val="0"/>
-                          <w:sz w:val="18"/>
-                          <w:szCs w:val="18"/>
-                        </w:rPr>
-                        <w:t>.</w:t>
+                        <w:t>Изм.</w:t>
                       </w:r>
                     </w:p>
                   </w:txbxContent>
@@ -11058,27 +8718,7 @@
                           <w:sz w:val="18"/>
                           <w:szCs w:val="18"/>
                         </w:rPr>
-                        <w:t xml:space="preserve">№ </w:t>
-                      </w:r>
-                      <w:proofErr w:type="spellStart"/>
-                      <w:r>
-                        <w:rPr>
-                          <w:rFonts w:ascii="Times New Roman" w:hAnsi="Times New Roman"/>
-                          <w:i w:val="0"/>
-                          <w:sz w:val="18"/>
-                          <w:szCs w:val="18"/>
-                        </w:rPr>
-                        <w:t>докум</w:t>
-                      </w:r>
-                      <w:proofErr w:type="spellEnd"/>
-                      <w:r>
-                        <w:rPr>
-                          <w:rFonts w:ascii="Times New Roman" w:hAnsi="Times New Roman"/>
-                          <w:i w:val="0"/>
-                          <w:sz w:val="18"/>
-                          <w:szCs w:val="18"/>
-                        </w:rPr>
-                        <w:t>.</w:t>
+                        <w:t>№ докум.</w:t>
                       </w:r>
                     </w:p>
                   </w:txbxContent>
@@ -11099,7 +8739,6 @@
                           <w:lang w:val="ru-RU"/>
                         </w:rPr>
                       </w:pPr>
-                      <w:proofErr w:type="spellStart"/>
                       <w:r>
                         <w:rPr>
                           <w:rFonts w:ascii="Times New Roman" w:hAnsi="Times New Roman"/>
@@ -11109,7 +8748,6 @@
                         </w:rPr>
                         <w:t>Подп</w:t>
                       </w:r>
-                      <w:proofErr w:type="spellEnd"/>
                       <w:r>
                         <w:rPr>
                           <w:rFonts w:ascii="Times New Roman" w:hAnsi="Times New Roman"/>
@@ -13396,6 +11034,7 @@
   <w:style w:type="character" w:default="1" w:styleId="a3">
     <w:name w:val="Default Paragraph Font"/>
     <w:uiPriority w:val="1"/>
+    <w:semiHidden/>
     <w:unhideWhenUsed/>
   </w:style>
   <w:style w:type="table" w:default="1" w:styleId="a4">
@@ -14822,28 +12461,28 @@
 </file>
 
 <file path=customXml/item1.xml><?xml version="1.0" encoding="utf-8"?>
-<b:Sources xmlns:b="http://schemas.openxmlformats.org/officeDocument/2006/bibliography" xmlns="http://schemas.openxmlformats.org/officeDocument/2006/bibliography" SelectedStyle="\GostName.XSL" StyleName="GOST - Name Sort"/>
-</file>
-
-<file path=customXml/item2.xml><?xml version="1.0" encoding="utf-8"?>
 <go:gDocsCustomXmlDataStorage xmlns:go="http://customooxmlschemas.google.com/" xmlns:r="http://schemas.openxmlformats.org/officeDocument/2006/relationships">
   <go:docsCustomData xmlns:go="http://customooxmlschemas.google.com/" roundtripDataSignature="AMtx7misPQRJS3ikeJ2mDPdpqSoQDpYovQ==">AMUW2mUBvSLh5aOsidXgnMaFM9J5zM1EniuvAb6nqH65eK+VqZQ8mwYRRQx2cEBgQFCc3tzR6YpOrFaRjhnLroYYrlwc3Abq/cGqxf/mlBYaUZMqzcg+aqImBFiWDIfTuWw4LlYS/B+4DkG2lEO0E3xYhPF2I3UUoSI36PeTAHXyxh9Q/ZrWV+tcv6TY8xazUhNYBNXoRb+cI1iQ3Qn3ITdqWioOGbTJjiQyc+UqGe8H7WUr6ZYXe6JgcRiV0vUDfxJN33PNlz+gaL8M9D9oBOpxcwtyUiAbMQ==</go:docsCustomData>
 </go:gDocsCustomXmlDataStorage>
 </file>
 
-<file path=customXml/itemProps1.xml><?xml version="1.0" encoding="utf-8"?>
-<ds:datastoreItem xmlns:ds="http://schemas.openxmlformats.org/officeDocument/2006/customXml" ds:itemID="{532ACEAE-8EA6-487C-BFDB-37E4B39C69A0}">
-  <ds:schemaRefs>
-    <ds:schemaRef ds:uri="http://schemas.openxmlformats.org/officeDocument/2006/bibliography"/>
-  </ds:schemaRefs>
-</ds:datastoreItem>
+<file path=customXml/item2.xml><?xml version="1.0" encoding="utf-8"?>
+<b:Sources xmlns:b="http://schemas.openxmlformats.org/officeDocument/2006/bibliography" xmlns="http://schemas.openxmlformats.org/officeDocument/2006/bibliography" SelectedStyle="\GostName.XSL" StyleName="GOST - Name Sort"/>
 </file>
 
-<file path=customXml/itemProps2.xml><?xml version="1.0" encoding="utf-8"?>
+<file path=customXml/itemProps1.xml><?xml version="1.0" encoding="utf-8"?>
 <ds:datastoreItem xmlns:ds="http://schemas.openxmlformats.org/officeDocument/2006/customXml" ds:itemID="{11111111-1234-1234-1234-123412341234}">
   <ds:schemaRefs>
     <ds:schemaRef ds:uri="http://customooxmlschemas.google.com/"/>
     <ds:schemaRef ds:uri="http://schemas.openxmlformats.org/officeDocument/2006/relationships"/>
   </ds:schemaRefs>
 </ds:datastoreItem>
+</file>
+
+<file path=customXml/itemProps2.xml><?xml version="1.0" encoding="utf-8"?>
+<ds:datastoreItem xmlns:ds="http://schemas.openxmlformats.org/officeDocument/2006/customXml" ds:itemID="{532ACEAE-8EA6-487C-BFDB-37E4B39C69A0}">
+  <ds:schemaRefs>
+    <ds:schemaRef ds:uri="http://schemas.openxmlformats.org/officeDocument/2006/bibliography"/>
+  </ds:schemaRefs>
+</ds:datastoreItem>
 </file>
--- a/cat.docx
+++ b/cat.docx
@@ -393,9 +393,6 @@
         <w:t>0</w:t>
       </w:r>
       <w:r>
-        <w:rPr>
-          <w:lang w:val="en-US"/>
-        </w:rPr>
         <w:t>9</w:t>
       </w:r>
       <w:r>
@@ -3331,10 +3328,10 @@
       <w:r>
         <w:lastRenderedPageBreak/>
         <w:drawing>
-          <wp:inline distT="0" distB="0" distL="0" distR="0" wp14:anchorId="0159F338" wp14:editId="353D44D9">
-            <wp:extent cx="5760085" cy="3470910"/>
+          <wp:inline distT="0" distB="0" distL="0" distR="0" wp14:anchorId="51F7CB3A" wp14:editId="0B86CBDD">
+            <wp:extent cx="5760085" cy="3433445"/>
             <wp:effectExtent l="0" t="0" r="0" b="0"/>
-            <wp:docPr id="62" name="Рисунок 62"/>
+            <wp:docPr id="52" name="Рисунок 52"/>
             <wp:cNvGraphicFramePr>
               <a:graphicFrameLocks xmlns:a="http://schemas.openxmlformats.org/drawingml/2006/main" noChangeAspect="1"/>
             </wp:cNvGraphicFramePr>
@@ -3354,7 +3351,7 @@
                   <pic:spPr>
                     <a:xfrm>
                       <a:off x="0" y="0"/>
-                      <a:ext cx="5760085" cy="3470910"/>
+                      <a:ext cx="5760085" cy="3433445"/>
                     </a:xfrm>
                     <a:prstGeom prst="rect">
                       <a:avLst/>
@@ -3416,10 +3413,10 @@
       <w:r>
         <w:lastRenderedPageBreak/>
         <w:drawing>
-          <wp:inline distT="0" distB="0" distL="0" distR="0" wp14:anchorId="5D947A3E" wp14:editId="14B25647">
-            <wp:extent cx="5760085" cy="3470910"/>
+          <wp:inline distT="0" distB="0" distL="0" distR="0" wp14:anchorId="220BEC3A" wp14:editId="05637CBC">
+            <wp:extent cx="5760085" cy="3433445"/>
             <wp:effectExtent l="0" t="0" r="0" b="0"/>
-            <wp:docPr id="63" name="Рисунок 63"/>
+            <wp:docPr id="53" name="Рисунок 53"/>
             <wp:cNvGraphicFramePr>
               <a:graphicFrameLocks xmlns:a="http://schemas.openxmlformats.org/drawingml/2006/main" noChangeAspect="1"/>
             </wp:cNvGraphicFramePr>
@@ -3439,7 +3436,7 @@
                   <pic:spPr>
                     <a:xfrm>
                       <a:off x="0" y="0"/>
-                      <a:ext cx="5760085" cy="3470910"/>
+                      <a:ext cx="5760085" cy="3433445"/>
                     </a:xfrm>
                     <a:prstGeom prst="rect">
                       <a:avLst/>
@@ -3536,9 +3533,9 @@
       </w:pPr>
       <w:r>
         <w:drawing>
-          <wp:inline distT="0" distB="0" distL="0" distR="0" wp14:anchorId="1D4FA08C" wp14:editId="67FD9F66">
+          <wp:inline distT="0" distB="0" distL="0" distR="0" wp14:anchorId="1D4FA08C" wp14:editId="63B092EB">
             <wp:extent cx="5762625" cy="4178300"/>
-            <wp:effectExtent l="0" t="0" r="9525" b="0"/>
+            <wp:effectExtent l="0" t="0" r="3810" b="0"/>
             <wp:docPr id="60" name="Рисунок 60"/>
             <wp:cNvGraphicFramePr>
               <a:graphicFrameLocks xmlns:a="http://schemas.openxmlformats.org/drawingml/2006/main" noChangeAspect="1"/>
@@ -3666,15 +3663,7 @@
         <w:pStyle w:val="affd"/>
       </w:pPr>
       <w:r>
-        <w:t xml:space="preserve">Для текстовых полей выбран тип NVARCHAR с явным указанием максимальной длины, что обеспечивает корректное хранение символов Unicode. Поля с временными метками используют тип DATETIME2, предоставляющий повышенную точность по сравнению со стандартным DATETIME. Для хранения паролей предусмотрено поле </w:t>
-      </w:r>
-      <w:proofErr w:type="gramStart"/>
-      <w:r>
-        <w:t>NVARCHAR(</w:t>
-      </w:r>
-      <w:proofErr w:type="gramEnd"/>
-      <w:r>
-        <w:t>255), в которое записывается результат хеширования по алгоритму bcrypt, — таким образом исходный пароль никогда не хранится в открытом виде. Булевые значения, такие как признак активности QR-сессии, хранятся в типе BIT.</w:t>
+        <w:t>Для текстовых полей выбран тип NVARCHAR с явным указанием максимальной длины, что обеспечивает корректное хранение символов Unicode. Поля с временными метками используют тип DATETIME2, предоставляющий повышенную точность по сравнению со стандартным DATETIME. Для хранения паролей предусмотрено поле NVARCHAR(255), в которое записывается результат хеширования по алгоритму bcrypt, — таким образом исходный пароль никогда не хранится в открытом виде. Булевые значения, такие как признак активности QR-сессии, хранятся в типе BIT.</w:t>
       </w:r>
     </w:p>
     <w:p>
@@ -4498,15 +4487,7 @@
         <w:t>Конолли, Т.</w:t>
       </w:r>
       <w:r>
-        <w:t xml:space="preserve"> Базы данных. Проектирование, реализация и сопровождение. Теория и практика / Т. Конолли, К. Бегг. — 7-е изд. — </w:t>
-      </w:r>
-      <w:proofErr w:type="gramStart"/>
-      <w:r>
-        <w:t>Москва :</w:t>
-      </w:r>
-      <w:proofErr w:type="gramEnd"/>
-      <w:r>
-        <w:t xml:space="preserve"> Вильямс, 2021. — 1440 c.;</w:t>
+        <w:t xml:space="preserve"> Базы данных. Проектирование, реализация и сопровождение. Теория и практика / Т. Конолли, К. Бегг. — 7-е изд. — Москва : Вильямс, 2021. — 1440 c.;</w:t>
       </w:r>
     </w:p>
     <w:p>
@@ -4681,15 +4662,7 @@
         <w:t xml:space="preserve"> </w:t>
       </w:r>
       <w:r>
-        <w:t xml:space="preserve">Конолли, Т. Базы данных. Проектирование, реализация и сопровождение. Теория и практика / Т. Конолли, К. Бегг. — 7-е изд. — </w:t>
-      </w:r>
-      <w:proofErr w:type="gramStart"/>
-      <w:r>
-        <w:t>Москва :</w:t>
-      </w:r>
-      <w:proofErr w:type="gramEnd"/>
-      <w:r>
-        <w:t xml:space="preserve"> Вильямс, 2021. — 1440 c.;</w:t>
+        <w:t>Конолли, Т. Базы данных. Проектирование, реализация и сопровождение. Теория и практика / Т. Конолли, К. Бегг. — 7-е изд. — Москва : Вильямс, 2021. — 1440 c.;</w:t>
       </w:r>
     </w:p>
   </w:footnote>
@@ -4697,6 +4670,9 @@
     <w:p>
       <w:pPr>
         <w:pStyle w:val="af5"/>
+        <w:rPr>
+          <w:lang w:val="en-US"/>
+        </w:rPr>
       </w:pPr>
       <w:r>
         <w:rPr>
@@ -4705,10 +4681,28 @@
         <w:footnoteRef/>
       </w:r>
       <w:r>
+        <w:rPr>
+          <w:lang w:val="en-US"/>
+        </w:rPr>
+        <w:t xml:space="preserve"> Microsoft SQL Server Documentation. — URL: https://learn.microsoft.com/en-us/sql/sql-server (</w:t>
+      </w:r>
+      <w:r>
+        <w:t>дата</w:t>
+      </w:r>
+      <w:r>
+        <w:rPr>
+          <w:lang w:val="en-US"/>
+        </w:rPr>
         <w:t xml:space="preserve"> </w:t>
       </w:r>
       <w:r>
-        <w:t>Microsoft SQL Server Documentation. — URL: https://learn.microsoft.com/en-us/sql/sql-server (дата обращения: 20.06.2026).</w:t>
+        <w:t>обращения</w:t>
+      </w:r>
+      <w:r>
+        <w:rPr>
+          <w:lang w:val="en-US"/>
+        </w:rPr>
+        <w:t>: 20.06.2026).</w:t>
       </w:r>
     </w:p>
   </w:footnote>
@@ -4727,15 +4721,7 @@
         <w:t xml:space="preserve"> </w:t>
       </w:r>
       <w:r>
-        <w:t>Мартин, Р. Чистая архитектура. Искусство разработки программного обеспечения / Р. Мартин. — Санкт-</w:t>
-      </w:r>
-      <w:proofErr w:type="gramStart"/>
-      <w:r>
-        <w:t>Петербург :</w:t>
-      </w:r>
-      <w:proofErr w:type="gramEnd"/>
-      <w:r>
-        <w:t xml:space="preserve"> Питер, 2022. — 352 c.;</w:t>
+        <w:t>Мартин, Р. Чистая архитектура. Искусство разработки программного обеспечения / Р. Мартин. — Санкт-Петербург : Питер, 2022. — 352 c.;</w:t>
       </w:r>
     </w:p>
   </w:footnote>
@@ -4754,15 +4740,7 @@
         <w:t xml:space="preserve"> </w:t>
       </w:r>
       <w:r>
-        <w:t>Шварц, Б. SQL. Сборник рецептов / Б. Шварц. — Санкт-</w:t>
-      </w:r>
-      <w:proofErr w:type="gramStart"/>
-      <w:r>
-        <w:t>Петербург :</w:t>
-      </w:r>
-      <w:proofErr w:type="gramEnd"/>
-      <w:r>
-        <w:t xml:space="preserve"> Питер, 2023. — 416 c.;</w:t>
+        <w:t>Шварц, Б. SQL. Сборник рецептов / Б. Шварц. — Санкт-Петербург : Питер, 2023. — 416 c.;</w:t>
       </w:r>
     </w:p>
   </w:footnote>
@@ -4781,15 +4759,7 @@
         <w:t xml:space="preserve"> </w:t>
       </w:r>
       <w:r>
-        <w:t>Мартин, Р. Чистая архитектура. Искусство разработки программного обеспечения / Р. Мартин. — Санкт-</w:t>
-      </w:r>
-      <w:proofErr w:type="gramStart"/>
-      <w:r>
-        <w:t>Петербург :</w:t>
-      </w:r>
-      <w:proofErr w:type="gramEnd"/>
-      <w:r>
-        <w:t xml:space="preserve"> Питер, 2022. — 352 c.;</w:t>
+        <w:t>Мартин, Р. Чистая архитектура. Искусство разработки программного обеспечения / Р. Мартин. — Санкт-Петербург : Питер, 2022. — 352 c.;</w:t>
       </w:r>
     </w:p>
   </w:footnote>
@@ -4811,13 +4781,7 @@
         <w:rPr>
           <w:lang w:val="en-US"/>
         </w:rPr>
-        <w:t xml:space="preserve"> </w:t>
-      </w:r>
-      <w:r>
-        <w:rPr>
-          <w:lang w:val="en-US"/>
-        </w:rPr>
-        <w:t>FastAPI Documentation. — URL: https://fastapi.tiangolo.com (</w:t>
+        <w:t xml:space="preserve"> FastAPI Documentation. — URL: https://fastapi.tiangolo.com (</w:t>
       </w:r>
       <w:r>
         <w:t>дата</w:t>
@@ -4857,13 +4821,7 @@
         <w:rPr>
           <w:lang w:val="en-US"/>
         </w:rPr>
-        <w:t xml:space="preserve"> </w:t>
-      </w:r>
-      <w:r>
-        <w:rPr>
-          <w:lang w:val="en-US"/>
-        </w:rPr>
-        <w:t>FastAPI Documentation. — URL: https://fastapi.tiangolo.com (</w:t>
+        <w:t xml:space="preserve"> FastAPI Documentation. — URL: https://fastapi.tiangolo.com (</w:t>
       </w:r>
       <w:r>
         <w:t>дата</w:t>
@@ -4979,7 +4937,7 @@
             </wp:anchor>
           </w:drawing>
         </mc:Choice>
-        <mc:Fallback xmlns:w16sdtfl="http://schemas.microsoft.com/office/word/2024/wordml/sdtformatlock" xmlns:w16du="http://schemas.microsoft.com/office/word/2023/wordml/word16du" xmlns:oel="http://schemas.microsoft.com/office/2019/extlst">
+        <mc:Fallback xmlns:oel="http://schemas.microsoft.com/office/2019/extlst" xmlns:w16du="http://schemas.microsoft.com/office/word/2023/wordml/word16du" xmlns:w16sdtfl="http://schemas.microsoft.com/office/word/2024/wordml/sdtformatlock">
           <w:pict>
             <v:rect w14:anchorId="5C9B0C83" id="Rectangle 1" o:spid="_x0000_s1026" style="position:absolute;margin-left:65.45pt;margin-top:16.35pt;width:514.35pt;height:809.25pt;z-index:251666432;visibility:visible;mso-wrap-style:square;mso-width-percent:0;mso-height-percent:0;mso-wrap-distance-left:9pt;mso-wrap-distance-top:0;mso-wrap-distance-right:9pt;mso-wrap-distance-bottom:0;mso-position-horizontal:absolute;mso-position-horizontal-relative:page;mso-position-vertical:absolute;mso-position-vertical-relative:page;mso-width-percent:0;mso-height-percent:0;mso-width-relative:page;mso-height-relative:page;v-text-anchor:top" o:gfxdata="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" o:allowincell="f" filled="f" strokeweight="2pt">
               <w10:wrap anchorx="page" anchory="page"/>
@@ -6883,6 +6841,7 @@
                               <w:rPr>
                                 <w:sz w:val="20"/>
                                 <w:szCs w:val="20"/>
+                                <w:lang w:val="en-US"/>
                               </w:rPr>
                             </w:pPr>
                             <w:r>
@@ -6890,7 +6849,15 @@
                                 <w:sz w:val="20"/>
                                 <w:szCs w:val="20"/>
                               </w:rPr>
-                              <w:t>19</w:t>
+                              <w:t>1</w:t>
+                            </w:r>
+                            <w:r>
+                              <w:rPr>
+                                <w:sz w:val="20"/>
+                                <w:szCs w:val="20"/>
+                                <w:lang w:val="en-US"/>
+                              </w:rPr>
+                              <w:t>8</w:t>
                             </w:r>
                           </w:p>
                         </w:txbxContent>
@@ -7553,6 +7520,7 @@
                         <w:rPr>
                           <w:sz w:val="20"/>
                           <w:szCs w:val="20"/>
+                          <w:lang w:val="en-US"/>
                         </w:rPr>
                       </w:pPr>
                       <w:r>
@@ -7560,7 +7528,15 @@
                           <w:sz w:val="20"/>
                           <w:szCs w:val="20"/>
                         </w:rPr>
-                        <w:t>19</w:t>
+                        <w:t>1</w:t>
+                      </w:r>
+                      <w:r>
+                        <w:rPr>
+                          <w:sz w:val="20"/>
+                          <w:szCs w:val="20"/>
+                          <w:lang w:val="en-US"/>
+                        </w:rPr>
+                        <w:t>8</w:t>
                       </w:r>
                     </w:p>
                   </w:txbxContent>
@@ -12461,28 +12437,28 @@
 </file>
 
 <file path=customXml/item1.xml><?xml version="1.0" encoding="utf-8"?>
+<b:Sources xmlns:b="http://schemas.openxmlformats.org/officeDocument/2006/bibliography" xmlns="http://schemas.openxmlformats.org/officeDocument/2006/bibliography" SelectedStyle="\GostName.XSL" StyleName="GOST - Name Sort"/>
+</file>
+
+<file path=customXml/item2.xml><?xml version="1.0" encoding="utf-8"?>
 <go:gDocsCustomXmlDataStorage xmlns:go="http://customooxmlschemas.google.com/" xmlns:r="http://schemas.openxmlformats.org/officeDocument/2006/relationships">
   <go:docsCustomData xmlns:go="http://customooxmlschemas.google.com/" roundtripDataSignature="AMtx7misPQRJS3ikeJ2mDPdpqSoQDpYovQ==">AMUW2mUBvSLh5aOsidXgnMaFM9J5zM1EniuvAb6nqH65eK+VqZQ8mwYRRQx2cEBgQFCc3tzR6YpOrFaRjhnLroYYrlwc3Abq/cGqxf/mlBYaUZMqzcg+aqImBFiWDIfTuWw4LlYS/B+4DkG2lEO0E3xYhPF2I3UUoSI36PeTAHXyxh9Q/ZrWV+tcv6TY8xazUhNYBNXoRb+cI1iQ3Qn3ITdqWioOGbTJjiQyc+UqGe8H7WUr6ZYXe6JgcRiV0vUDfxJN33PNlz+gaL8M9D9oBOpxcwtyUiAbMQ==</go:docsCustomData>
 </go:gDocsCustomXmlDataStorage>
 </file>
 
-<file path=customXml/item2.xml><?xml version="1.0" encoding="utf-8"?>
-<b:Sources xmlns:b="http://schemas.openxmlformats.org/officeDocument/2006/bibliography" xmlns="http://schemas.openxmlformats.org/officeDocument/2006/bibliography" SelectedStyle="\GostName.XSL" StyleName="GOST - Name Sort"/>
+<file path=customXml/itemProps1.xml><?xml version="1.0" encoding="utf-8"?>
+<ds:datastoreItem xmlns:ds="http://schemas.openxmlformats.org/officeDocument/2006/customXml" ds:itemID="{532ACEAE-8EA6-487C-BFDB-37E4B39C69A0}">
+  <ds:schemaRefs>
+    <ds:schemaRef ds:uri="http://schemas.openxmlformats.org/officeDocument/2006/bibliography"/>
+  </ds:schemaRefs>
+</ds:datastoreItem>
 </file>
 
-<file path=customXml/itemProps1.xml><?xml version="1.0" encoding="utf-8"?>
+<file path=customXml/itemProps2.xml><?xml version="1.0" encoding="utf-8"?>
 <ds:datastoreItem xmlns:ds="http://schemas.openxmlformats.org/officeDocument/2006/customXml" ds:itemID="{11111111-1234-1234-1234-123412341234}">
   <ds:schemaRefs>
     <ds:schemaRef ds:uri="http://customooxmlschemas.google.com/"/>
     <ds:schemaRef ds:uri="http://schemas.openxmlformats.org/officeDocument/2006/relationships"/>
   </ds:schemaRefs>
 </ds:datastoreItem>
-</file>
-
-<file path=customXml/itemProps2.xml><?xml version="1.0" encoding="utf-8"?>
-<ds:datastoreItem xmlns:ds="http://schemas.openxmlformats.org/officeDocument/2006/customXml" ds:itemID="{532ACEAE-8EA6-487C-BFDB-37E4B39C69A0}">
-  <ds:schemaRefs>
-    <ds:schemaRef ds:uri="http://schemas.openxmlformats.org/officeDocument/2006/bibliography"/>
-  </ds:schemaRefs>
-</ds:datastoreItem>
 </file>
--- a/cat.docx
+++ b/cat.docx
@@ -393,7 +393,7 @@
         <w:t>0</w:t>
       </w:r>
       <w:r>
-        <w:t>9</w:t>
+        <w:t>7</w:t>
       </w:r>
       <w:r>
         <w:t>2</w:t>
@@ -438,6 +438,9 @@
       </w:r>
       <w:r>
         <w:t>31</w:t>
+      </w:r>
+      <w:r>
+        <w:t xml:space="preserve"> </w:t>
       </w:r>
       <w:r>
         <w:t>Кот Андрей Ильич</w:t>
@@ -680,6 +683,7 @@
           <w:lang w:val="en-150" w:eastAsia="en-150"/>
         </w:rPr>
       </w:pPr>
+      <w:proofErr w:type="spellStart"/>
       <w:r>
         <w:rPr>
           <w:color w:val="000000"/>
@@ -687,8 +691,89 @@
           <w:szCs w:val="24"/>
           <w:lang w:val="en-150" w:eastAsia="en-150"/>
         </w:rPr>
-        <w:t>Зам. директора по учебной работе</w:t>
-      </w:r>
+        <w:t>Зам</w:t>
+      </w:r>
+      <w:proofErr w:type="spellEnd"/>
+      <w:r>
+        <w:rPr>
+          <w:color w:val="000000"/>
+          <w:sz w:val="24"/>
+          <w:szCs w:val="24"/>
+          <w:lang w:val="en-150" w:eastAsia="en-150"/>
+        </w:rPr>
+        <w:t xml:space="preserve">. </w:t>
+      </w:r>
+      <w:proofErr w:type="spellStart"/>
+      <w:r>
+        <w:rPr>
+          <w:color w:val="000000"/>
+          <w:sz w:val="24"/>
+          <w:szCs w:val="24"/>
+          <w:lang w:val="en-150" w:eastAsia="en-150"/>
+        </w:rPr>
+        <w:t>директора</w:t>
+      </w:r>
+      <w:proofErr w:type="spellEnd"/>
+      <w:r>
+        <w:rPr>
+          <w:color w:val="000000"/>
+          <w:sz w:val="24"/>
+          <w:szCs w:val="24"/>
+          <w:lang w:val="en-150" w:eastAsia="en-150"/>
+        </w:rPr>
+        <w:t xml:space="preserve"> </w:t>
+      </w:r>
+      <w:proofErr w:type="spellStart"/>
+      <w:r>
+        <w:rPr>
+          <w:color w:val="000000"/>
+          <w:sz w:val="24"/>
+          <w:szCs w:val="24"/>
+          <w:lang w:val="en-150" w:eastAsia="en-150"/>
+        </w:rPr>
+        <w:t>по</w:t>
+      </w:r>
+      <w:proofErr w:type="spellEnd"/>
+      <w:r>
+        <w:rPr>
+          <w:color w:val="000000"/>
+          <w:sz w:val="24"/>
+          <w:szCs w:val="24"/>
+          <w:lang w:val="en-150" w:eastAsia="en-150"/>
+        </w:rPr>
+        <w:t xml:space="preserve"> </w:t>
+      </w:r>
+      <w:proofErr w:type="spellStart"/>
+      <w:r>
+        <w:rPr>
+          <w:color w:val="000000"/>
+          <w:sz w:val="24"/>
+          <w:szCs w:val="24"/>
+          <w:lang w:val="en-150" w:eastAsia="en-150"/>
+        </w:rPr>
+        <w:t>учебной</w:t>
+      </w:r>
+      <w:proofErr w:type="spellEnd"/>
+      <w:r>
+        <w:rPr>
+          <w:color w:val="000000"/>
+          <w:sz w:val="24"/>
+          <w:szCs w:val="24"/>
+          <w:lang w:val="en-150" w:eastAsia="en-150"/>
+        </w:rPr>
+        <w:t xml:space="preserve"> </w:t>
+      </w:r>
+      <w:proofErr w:type="spellStart"/>
+      <w:r>
+        <w:rPr>
+          <w:color w:val="000000"/>
+          <w:sz w:val="24"/>
+          <w:szCs w:val="24"/>
+          <w:lang w:val="en-150" w:eastAsia="en-150"/>
+        </w:rPr>
+        <w:t>работе</w:t>
+      </w:r>
+      <w:proofErr w:type="spellEnd"/>
     </w:p>
     <w:p>
       <w:pPr>
@@ -709,7 +794,27 @@
           <w:szCs w:val="24"/>
           <w:lang w:val="en-150" w:eastAsia="en-150"/>
         </w:rPr>
-        <w:t>__________________ / Вишневская М.В/</w:t>
+        <w:t xml:space="preserve">__________________ / </w:t>
+      </w:r>
+      <w:proofErr w:type="spellStart"/>
+      <w:r>
+        <w:rPr>
+          <w:color w:val="000000"/>
+          <w:sz w:val="24"/>
+          <w:szCs w:val="24"/>
+          <w:lang w:val="en-150" w:eastAsia="en-150"/>
+        </w:rPr>
+        <w:t>Вишневская</w:t>
+      </w:r>
+      <w:proofErr w:type="spellEnd"/>
+      <w:r>
+        <w:rPr>
+          <w:color w:val="000000"/>
+          <w:sz w:val="24"/>
+          <w:szCs w:val="24"/>
+          <w:lang w:val="en-150" w:eastAsia="en-150"/>
+        </w:rPr>
+        <w:t xml:space="preserve"> М.В/</w:t>
       </w:r>
     </w:p>
     <w:p>
@@ -783,6 +888,7 @@
           <w:lang w:val="en-150" w:eastAsia="en-150"/>
         </w:rPr>
       </w:pPr>
+      <w:proofErr w:type="spellStart"/>
       <w:r>
         <w:rPr>
           <w:b/>
@@ -792,8 +898,81 @@
           <w:szCs w:val="24"/>
           <w:lang w:val="en-150" w:eastAsia="en-150"/>
         </w:rPr>
-        <w:t>на выполнение курсового проекта</w:t>
-      </w:r>
+        <w:t>на</w:t>
+      </w:r>
+      <w:proofErr w:type="spellEnd"/>
+      <w:r>
+        <w:rPr>
+          <w:b/>
+          <w:bCs/>
+          <w:color w:val="000000"/>
+          <w:sz w:val="24"/>
+          <w:szCs w:val="24"/>
+          <w:lang w:val="en-150" w:eastAsia="en-150"/>
+        </w:rPr>
+        <w:t xml:space="preserve"> </w:t>
+      </w:r>
+      <w:proofErr w:type="spellStart"/>
+      <w:r>
+        <w:rPr>
+          <w:b/>
+          <w:bCs/>
+          <w:color w:val="000000"/>
+          <w:sz w:val="24"/>
+          <w:szCs w:val="24"/>
+          <w:lang w:val="en-150" w:eastAsia="en-150"/>
+        </w:rPr>
+        <w:t>выполнение</w:t>
+      </w:r>
+      <w:proofErr w:type="spellEnd"/>
+      <w:r>
+        <w:rPr>
+          <w:b/>
+          <w:bCs/>
+          <w:color w:val="000000"/>
+          <w:sz w:val="24"/>
+          <w:szCs w:val="24"/>
+          <w:lang w:val="en-150" w:eastAsia="en-150"/>
+        </w:rPr>
+        <w:t xml:space="preserve"> </w:t>
+      </w:r>
+      <w:proofErr w:type="spellStart"/>
+      <w:r>
+        <w:rPr>
+          <w:b/>
+          <w:bCs/>
+          <w:color w:val="000000"/>
+          <w:sz w:val="24"/>
+          <w:szCs w:val="24"/>
+          <w:lang w:val="en-150" w:eastAsia="en-150"/>
+        </w:rPr>
+        <w:t>курсового</w:t>
+      </w:r>
+      <w:proofErr w:type="spellEnd"/>
+      <w:r>
+        <w:rPr>
+          <w:b/>
+          <w:bCs/>
+          <w:color w:val="000000"/>
+          <w:sz w:val="24"/>
+          <w:szCs w:val="24"/>
+          <w:lang w:val="en-150" w:eastAsia="en-150"/>
+        </w:rPr>
+        <w:t xml:space="preserve"> </w:t>
+      </w:r>
+      <w:proofErr w:type="spellStart"/>
+      <w:r>
+        <w:rPr>
+          <w:b/>
+          <w:bCs/>
+          <w:color w:val="000000"/>
+          <w:sz w:val="24"/>
+          <w:szCs w:val="24"/>
+          <w:lang w:val="en-150" w:eastAsia="en-150"/>
+        </w:rPr>
+        <w:t>проекта</w:t>
+      </w:r>
+      <w:proofErr w:type="spellEnd"/>
     </w:p>
     <w:p>
       <w:pPr>
@@ -827,8 +1006,19 @@
           <w:szCs w:val="22"/>
           <w:lang w:val="en-150" w:eastAsia="en-150"/>
         </w:rPr>
-        <w:t>1. Студент</w:t>
-      </w:r>
+        <w:t xml:space="preserve">1. </w:t>
+      </w:r>
+      <w:proofErr w:type="spellStart"/>
+      <w:r>
+        <w:rPr>
+          <w:color w:val="000000"/>
+          <w:sz w:val="22"/>
+          <w:szCs w:val="22"/>
+          <w:lang w:val="en-150" w:eastAsia="en-150"/>
+        </w:rPr>
+        <w:t>Студент</w:t>
+      </w:r>
+      <w:proofErr w:type="spellEnd"/>
       <w:r>
         <w:rPr>
           <w:b/>
@@ -838,8 +1028,69 @@
           <w:szCs w:val="22"/>
           <w:lang w:val="en-150" w:eastAsia="en-150"/>
         </w:rPr>
-        <w:t xml:space="preserve"> Кот Андрей Ильич</w:t>
-      </w:r>
+        <w:t xml:space="preserve"> </w:t>
+      </w:r>
+      <w:proofErr w:type="spellStart"/>
+      <w:r>
+        <w:rPr>
+          <w:b/>
+          <w:bCs/>
+          <w:color w:val="000000"/>
+          <w:sz w:val="22"/>
+          <w:szCs w:val="22"/>
+          <w:lang w:val="en-150" w:eastAsia="en-150"/>
+        </w:rPr>
+        <w:t>Кот</w:t>
+      </w:r>
+      <w:proofErr w:type="spellEnd"/>
+      <w:r>
+        <w:rPr>
+          <w:b/>
+          <w:bCs/>
+          <w:color w:val="000000"/>
+          <w:sz w:val="22"/>
+          <w:szCs w:val="22"/>
+          <w:lang w:val="en-150" w:eastAsia="en-150"/>
+        </w:rPr>
+        <w:t xml:space="preserve"> </w:t>
+      </w:r>
+      <w:proofErr w:type="spellStart"/>
+      <w:r>
+        <w:rPr>
+          <w:b/>
+          <w:bCs/>
+          <w:color w:val="000000"/>
+          <w:sz w:val="22"/>
+          <w:szCs w:val="22"/>
+          <w:lang w:val="en-150" w:eastAsia="en-150"/>
+        </w:rPr>
+        <w:t>Андрей</w:t>
+      </w:r>
+      <w:proofErr w:type="spellEnd"/>
+      <w:r>
+        <w:rPr>
+          <w:b/>
+          <w:bCs/>
+          <w:color w:val="000000"/>
+          <w:sz w:val="22"/>
+          <w:szCs w:val="22"/>
+          <w:lang w:val="en-150" w:eastAsia="en-150"/>
+        </w:rPr>
+        <w:t xml:space="preserve"> </w:t>
+      </w:r>
+      <w:proofErr w:type="spellStart"/>
+      <w:r>
+        <w:rPr>
+          <w:b/>
+          <w:bCs/>
+          <w:color w:val="000000"/>
+          <w:sz w:val="22"/>
+          <w:szCs w:val="22"/>
+          <w:lang w:val="en-150" w:eastAsia="en-150"/>
+        </w:rPr>
+        <w:t>Ильич</w:t>
+      </w:r>
+      <w:proofErr w:type="spellEnd"/>
     </w:p>
     <w:p>
       <w:pPr>
@@ -853,14 +1104,25 @@
           <w:lang w:val="en-150" w:eastAsia="en-150"/>
         </w:rPr>
       </w:pPr>
-      <w:r>
-        <w:rPr>
-          <w:color w:val="000000"/>
-          <w:sz w:val="22"/>
-          <w:szCs w:val="22"/>
-          <w:lang w:val="en-150" w:eastAsia="en-150"/>
-        </w:rPr>
-        <w:t xml:space="preserve">Группа </w:t>
+      <w:proofErr w:type="spellStart"/>
+      <w:r>
+        <w:rPr>
+          <w:color w:val="000000"/>
+          <w:sz w:val="22"/>
+          <w:szCs w:val="22"/>
+          <w:lang w:val="en-150" w:eastAsia="en-150"/>
+        </w:rPr>
+        <w:t>Группа</w:t>
+      </w:r>
+      <w:proofErr w:type="spellEnd"/>
+      <w:r>
+        <w:rPr>
+          <w:color w:val="000000"/>
+          <w:sz w:val="22"/>
+          <w:szCs w:val="22"/>
+          <w:lang w:val="en-150" w:eastAsia="en-150"/>
+        </w:rPr>
+        <w:t xml:space="preserve"> </w:t>
       </w:r>
       <w:r>
         <w:rPr>
@@ -885,14 +1147,125 @@
           <w:lang w:val="en-150" w:eastAsia="en-150"/>
         </w:rPr>
       </w:pPr>
-      <w:r>
-        <w:rPr>
-          <w:color w:val="000000"/>
-          <w:sz w:val="22"/>
-          <w:szCs w:val="22"/>
-          <w:lang w:val="en-150" w:eastAsia="en-150"/>
-        </w:rPr>
-        <w:t>Специальность: 09.02.07 Информационные системы и программирование (базовый уровень)</w:t>
+      <w:proofErr w:type="spellStart"/>
+      <w:r>
+        <w:rPr>
+          <w:color w:val="000000"/>
+          <w:sz w:val="22"/>
+          <w:szCs w:val="22"/>
+          <w:lang w:val="en-150" w:eastAsia="en-150"/>
+        </w:rPr>
+        <w:t>Специальность</w:t>
+      </w:r>
+      <w:proofErr w:type="spellEnd"/>
+      <w:r>
+        <w:rPr>
+          <w:color w:val="000000"/>
+          <w:sz w:val="22"/>
+          <w:szCs w:val="22"/>
+          <w:lang w:val="en-150" w:eastAsia="en-150"/>
+        </w:rPr>
+        <w:t xml:space="preserve">: 09.02.07 </w:t>
+      </w:r>
+      <w:proofErr w:type="spellStart"/>
+      <w:r>
+        <w:rPr>
+          <w:color w:val="000000"/>
+          <w:sz w:val="22"/>
+          <w:szCs w:val="22"/>
+          <w:lang w:val="en-150" w:eastAsia="en-150"/>
+        </w:rPr>
+        <w:t>Информационные</w:t>
+      </w:r>
+      <w:proofErr w:type="spellEnd"/>
+      <w:r>
+        <w:rPr>
+          <w:color w:val="000000"/>
+          <w:sz w:val="22"/>
+          <w:szCs w:val="22"/>
+          <w:lang w:val="en-150" w:eastAsia="en-150"/>
+        </w:rPr>
+        <w:t xml:space="preserve"> </w:t>
+      </w:r>
+      <w:proofErr w:type="spellStart"/>
+      <w:r>
+        <w:rPr>
+          <w:color w:val="000000"/>
+          <w:sz w:val="22"/>
+          <w:szCs w:val="22"/>
+          <w:lang w:val="en-150" w:eastAsia="en-150"/>
+        </w:rPr>
+        <w:t>системы</w:t>
+      </w:r>
+      <w:proofErr w:type="spellEnd"/>
+      <w:r>
+        <w:rPr>
+          <w:color w:val="000000"/>
+          <w:sz w:val="22"/>
+          <w:szCs w:val="22"/>
+          <w:lang w:val="en-150" w:eastAsia="en-150"/>
+        </w:rPr>
+        <w:t xml:space="preserve"> и </w:t>
+      </w:r>
+      <w:proofErr w:type="spellStart"/>
+      <w:r>
+        <w:rPr>
+          <w:color w:val="000000"/>
+          <w:sz w:val="22"/>
+          <w:szCs w:val="22"/>
+          <w:lang w:val="en-150" w:eastAsia="en-150"/>
+        </w:rPr>
+        <w:t>программирование</w:t>
+      </w:r>
+      <w:proofErr w:type="spellEnd"/>
+      <w:r>
+        <w:rPr>
+          <w:color w:val="000000"/>
+          <w:sz w:val="22"/>
+          <w:szCs w:val="22"/>
+          <w:lang w:val="en-150" w:eastAsia="en-150"/>
+        </w:rPr>
+        <w:t xml:space="preserve"> (</w:t>
+      </w:r>
+      <w:proofErr w:type="spellStart"/>
+      <w:r>
+        <w:rPr>
+          <w:color w:val="000000"/>
+          <w:sz w:val="22"/>
+          <w:szCs w:val="22"/>
+          <w:lang w:val="en-150" w:eastAsia="en-150"/>
+        </w:rPr>
+        <w:t>базовый</w:t>
+      </w:r>
+      <w:proofErr w:type="spellEnd"/>
+      <w:r>
+        <w:rPr>
+          <w:color w:val="000000"/>
+          <w:sz w:val="22"/>
+          <w:szCs w:val="22"/>
+          <w:lang w:val="en-150" w:eastAsia="en-150"/>
+        </w:rPr>
+        <w:t xml:space="preserve"> </w:t>
+      </w:r>
+      <w:proofErr w:type="spellStart"/>
+      <w:r>
+        <w:rPr>
+          <w:color w:val="000000"/>
+          <w:sz w:val="22"/>
+          <w:szCs w:val="22"/>
+          <w:lang w:val="en-150" w:eastAsia="en-150"/>
+        </w:rPr>
+        <w:t>уровень</w:t>
+      </w:r>
+      <w:proofErr w:type="spellEnd"/>
+      <w:r>
+        <w:rPr>
+          <w:color w:val="000000"/>
+          <w:sz w:val="22"/>
+          <w:szCs w:val="22"/>
+          <w:lang w:val="en-150" w:eastAsia="en-150"/>
+        </w:rPr>
+        <w:t>)</w:t>
       </w:r>
     </w:p>
     <w:p>
@@ -906,14 +1279,145 @@
           <w:lang w:val="en-150" w:eastAsia="en-150"/>
         </w:rPr>
       </w:pPr>
-      <w:r>
-        <w:rPr>
-          <w:color w:val="000000"/>
-          <w:sz w:val="22"/>
-          <w:szCs w:val="22"/>
-          <w:lang w:val="en-150" w:eastAsia="en-150"/>
-        </w:rPr>
-        <w:t>Дисциплина/Междисциплинарный курс: МДК 07.01 «Управление и автоматизация баз данных»</w:t>
+      <w:proofErr w:type="spellStart"/>
+      <w:r>
+        <w:rPr>
+          <w:color w:val="000000"/>
+          <w:sz w:val="22"/>
+          <w:szCs w:val="22"/>
+          <w:lang w:val="en-150" w:eastAsia="en-150"/>
+        </w:rPr>
+        <w:t>Дисциплина</w:t>
+      </w:r>
+      <w:proofErr w:type="spellEnd"/>
+      <w:r>
+        <w:rPr>
+          <w:color w:val="000000"/>
+          <w:sz w:val="22"/>
+          <w:szCs w:val="22"/>
+          <w:lang w:val="en-150" w:eastAsia="en-150"/>
+        </w:rPr>
+        <w:t>/</w:t>
+      </w:r>
+      <w:proofErr w:type="spellStart"/>
+      <w:r>
+        <w:rPr>
+          <w:color w:val="000000"/>
+          <w:sz w:val="22"/>
+          <w:szCs w:val="22"/>
+          <w:lang w:val="en-150" w:eastAsia="en-150"/>
+        </w:rPr>
+        <w:t>Междисциплинарный</w:t>
+      </w:r>
+      <w:proofErr w:type="spellEnd"/>
+      <w:r>
+        <w:rPr>
+          <w:color w:val="000000"/>
+          <w:sz w:val="22"/>
+          <w:szCs w:val="22"/>
+          <w:lang w:val="en-150" w:eastAsia="en-150"/>
+        </w:rPr>
+        <w:t xml:space="preserve"> </w:t>
+      </w:r>
+      <w:proofErr w:type="spellStart"/>
+      <w:r>
+        <w:rPr>
+          <w:color w:val="000000"/>
+          <w:sz w:val="22"/>
+          <w:szCs w:val="22"/>
+          <w:lang w:val="en-150" w:eastAsia="en-150"/>
+        </w:rPr>
+        <w:t>курс</w:t>
+      </w:r>
+      <w:proofErr w:type="spellEnd"/>
+      <w:r>
+        <w:rPr>
+          <w:color w:val="000000"/>
+          <w:sz w:val="22"/>
+          <w:szCs w:val="22"/>
+          <w:lang w:val="en-150" w:eastAsia="en-150"/>
+        </w:rPr>
+        <w:t>: МДК 07.01 «</w:t>
+      </w:r>
+      <w:proofErr w:type="spellStart"/>
+      <w:r>
+        <w:rPr>
+          <w:color w:val="000000"/>
+          <w:sz w:val="22"/>
+          <w:szCs w:val="22"/>
+          <w:lang w:val="en-150" w:eastAsia="en-150"/>
+        </w:rPr>
+        <w:t>Управление</w:t>
+      </w:r>
+      <w:proofErr w:type="spellEnd"/>
+      <w:r>
+        <w:rPr>
+          <w:color w:val="000000"/>
+          <w:sz w:val="22"/>
+          <w:szCs w:val="22"/>
+          <w:lang w:val="en-150" w:eastAsia="en-150"/>
+        </w:rPr>
+        <w:t xml:space="preserve"> и </w:t>
+      </w:r>
+      <w:proofErr w:type="spellStart"/>
+      <w:r>
+        <w:rPr>
+          <w:color w:val="000000"/>
+          <w:sz w:val="22"/>
+          <w:szCs w:val="22"/>
+          <w:lang w:val="en-150" w:eastAsia="en-150"/>
+        </w:rPr>
+        <w:t>автоматизация</w:t>
+      </w:r>
+      <w:proofErr w:type="spellEnd"/>
+      <w:r>
+        <w:rPr>
+          <w:color w:val="000000"/>
+          <w:sz w:val="22"/>
+          <w:szCs w:val="22"/>
+          <w:lang w:val="en-150" w:eastAsia="en-150"/>
+        </w:rPr>
+        <w:t xml:space="preserve"> </w:t>
+      </w:r>
+      <w:proofErr w:type="spellStart"/>
+      <w:r>
+        <w:rPr>
+          <w:color w:val="000000"/>
+          <w:sz w:val="22"/>
+          <w:szCs w:val="22"/>
+          <w:lang w:val="en-150" w:eastAsia="en-150"/>
+        </w:rPr>
+        <w:t>баз</w:t>
+      </w:r>
+      <w:proofErr w:type="spellEnd"/>
+      <w:r>
+        <w:rPr>
+          <w:color w:val="000000"/>
+          <w:sz w:val="22"/>
+          <w:szCs w:val="22"/>
+          <w:lang w:val="en-150" w:eastAsia="en-150"/>
+        </w:rPr>
+        <w:t xml:space="preserve"> </w:t>
+      </w:r>
+      <w:proofErr w:type="spellStart"/>
+      <w:r>
+        <w:rPr>
+          <w:color w:val="000000"/>
+          <w:sz w:val="22"/>
+          <w:szCs w:val="22"/>
+          <w:lang w:val="en-150" w:eastAsia="en-150"/>
+        </w:rPr>
+        <w:t>данных</w:t>
+      </w:r>
+      <w:proofErr w:type="spellEnd"/>
+      <w:r>
+        <w:rPr>
+          <w:color w:val="000000"/>
+          <w:sz w:val="22"/>
+          <w:szCs w:val="22"/>
+          <w:lang w:val="en-150" w:eastAsia="en-150"/>
+        </w:rPr>
+        <w:t>»</w:t>
       </w:r>
     </w:p>
     <w:p>
@@ -934,7 +1438,87 @@
           <w:szCs w:val="22"/>
           <w:lang w:val="en-150" w:eastAsia="en-150"/>
         </w:rPr>
-        <w:t xml:space="preserve">2. Курсовой проект на тему </w:t>
+        <w:t xml:space="preserve">2. </w:t>
+      </w:r>
+      <w:proofErr w:type="spellStart"/>
+      <w:r>
+        <w:rPr>
+          <w:color w:val="000000"/>
+          <w:sz w:val="22"/>
+          <w:szCs w:val="22"/>
+          <w:lang w:val="en-150" w:eastAsia="en-150"/>
+        </w:rPr>
+        <w:t>Курсовой</w:t>
+      </w:r>
+      <w:proofErr w:type="spellEnd"/>
+      <w:r>
+        <w:rPr>
+          <w:color w:val="000000"/>
+          <w:sz w:val="22"/>
+          <w:szCs w:val="22"/>
+          <w:lang w:val="en-150" w:eastAsia="en-150"/>
+        </w:rPr>
+        <w:t xml:space="preserve"> </w:t>
+      </w:r>
+      <w:proofErr w:type="spellStart"/>
+      <w:r>
+        <w:rPr>
+          <w:color w:val="000000"/>
+          <w:sz w:val="22"/>
+          <w:szCs w:val="22"/>
+          <w:lang w:val="en-150" w:eastAsia="en-150"/>
+        </w:rPr>
+        <w:t>проект</w:t>
+      </w:r>
+      <w:proofErr w:type="spellEnd"/>
+      <w:r>
+        <w:rPr>
+          <w:color w:val="000000"/>
+          <w:sz w:val="22"/>
+          <w:szCs w:val="22"/>
+          <w:lang w:val="en-150" w:eastAsia="en-150"/>
+        </w:rPr>
+        <w:t xml:space="preserve"> </w:t>
+      </w:r>
+      <w:proofErr w:type="spellStart"/>
+      <w:r>
+        <w:rPr>
+          <w:color w:val="000000"/>
+          <w:sz w:val="22"/>
+          <w:szCs w:val="22"/>
+          <w:lang w:val="en-150" w:eastAsia="en-150"/>
+        </w:rPr>
+        <w:t>на</w:t>
+      </w:r>
+      <w:proofErr w:type="spellEnd"/>
+      <w:r>
+        <w:rPr>
+          <w:color w:val="000000"/>
+          <w:sz w:val="22"/>
+          <w:szCs w:val="22"/>
+          <w:lang w:val="en-150" w:eastAsia="en-150"/>
+        </w:rPr>
+        <w:t xml:space="preserve"> </w:t>
+      </w:r>
+      <w:proofErr w:type="spellStart"/>
+      <w:r>
+        <w:rPr>
+          <w:color w:val="000000"/>
+          <w:sz w:val="22"/>
+          <w:szCs w:val="22"/>
+          <w:lang w:val="en-150" w:eastAsia="en-150"/>
+        </w:rPr>
+        <w:t>тему</w:t>
+      </w:r>
+      <w:proofErr w:type="spellEnd"/>
+      <w:r>
+        <w:rPr>
+          <w:color w:val="000000"/>
+          <w:sz w:val="22"/>
+          <w:szCs w:val="22"/>
+          <w:lang w:val="en-150" w:eastAsia="en-150"/>
+        </w:rPr>
+        <w:t xml:space="preserve"> </w:t>
       </w:r>
       <w:r>
         <w:rPr>
@@ -945,7 +1529,367 @@
           <w:szCs w:val="22"/>
           <w:lang w:val="en-150" w:eastAsia="en-150"/>
         </w:rPr>
-        <w:t>«Проектирование базы данных и разработка серверного REST API для автоматизации учебной платформы колледжа с ролями Администратор/Студент и QR-учётом посещаемости»</w:t>
+        <w:t>«</w:t>
+      </w:r>
+      <w:proofErr w:type="spellStart"/>
+      <w:r>
+        <w:rPr>
+          <w:b/>
+          <w:bCs/>
+          <w:color w:val="000000"/>
+          <w:sz w:val="22"/>
+          <w:szCs w:val="22"/>
+          <w:lang w:val="en-150" w:eastAsia="en-150"/>
+        </w:rPr>
+        <w:t>Проектирование</w:t>
+      </w:r>
+      <w:proofErr w:type="spellEnd"/>
+      <w:r>
+        <w:rPr>
+          <w:b/>
+          <w:bCs/>
+          <w:color w:val="000000"/>
+          <w:sz w:val="22"/>
+          <w:szCs w:val="22"/>
+          <w:lang w:val="en-150" w:eastAsia="en-150"/>
+        </w:rPr>
+        <w:t xml:space="preserve"> </w:t>
+      </w:r>
+      <w:proofErr w:type="spellStart"/>
+      <w:r>
+        <w:rPr>
+          <w:b/>
+          <w:bCs/>
+          <w:color w:val="000000"/>
+          <w:sz w:val="22"/>
+          <w:szCs w:val="22"/>
+          <w:lang w:val="en-150" w:eastAsia="en-150"/>
+        </w:rPr>
+        <w:t>базы</w:t>
+      </w:r>
+      <w:proofErr w:type="spellEnd"/>
+      <w:r>
+        <w:rPr>
+          <w:b/>
+          <w:bCs/>
+          <w:color w:val="000000"/>
+          <w:sz w:val="22"/>
+          <w:szCs w:val="22"/>
+          <w:lang w:val="en-150" w:eastAsia="en-150"/>
+        </w:rPr>
+        <w:t xml:space="preserve"> </w:t>
+      </w:r>
+      <w:proofErr w:type="spellStart"/>
+      <w:r>
+        <w:rPr>
+          <w:b/>
+          <w:bCs/>
+          <w:color w:val="000000"/>
+          <w:sz w:val="22"/>
+          <w:szCs w:val="22"/>
+          <w:lang w:val="en-150" w:eastAsia="en-150"/>
+        </w:rPr>
+        <w:t>данных</w:t>
+      </w:r>
+      <w:proofErr w:type="spellEnd"/>
+      <w:r>
+        <w:rPr>
+          <w:b/>
+          <w:bCs/>
+          <w:color w:val="000000"/>
+          <w:sz w:val="22"/>
+          <w:szCs w:val="22"/>
+          <w:lang w:val="en-150" w:eastAsia="en-150"/>
+        </w:rPr>
+        <w:t xml:space="preserve"> и </w:t>
+      </w:r>
+      <w:proofErr w:type="spellStart"/>
+      <w:r>
+        <w:rPr>
+          <w:b/>
+          <w:bCs/>
+          <w:color w:val="000000"/>
+          <w:sz w:val="22"/>
+          <w:szCs w:val="22"/>
+          <w:lang w:val="en-150" w:eastAsia="en-150"/>
+        </w:rPr>
+        <w:t>разработка</w:t>
+      </w:r>
+      <w:proofErr w:type="spellEnd"/>
+      <w:r>
+        <w:rPr>
+          <w:b/>
+          <w:bCs/>
+          <w:color w:val="000000"/>
+          <w:sz w:val="22"/>
+          <w:szCs w:val="22"/>
+          <w:lang w:val="en-150" w:eastAsia="en-150"/>
+        </w:rPr>
+        <w:t xml:space="preserve"> </w:t>
+      </w:r>
+      <w:proofErr w:type="spellStart"/>
+      <w:r>
+        <w:rPr>
+          <w:b/>
+          <w:bCs/>
+          <w:color w:val="000000"/>
+          <w:sz w:val="22"/>
+          <w:szCs w:val="22"/>
+          <w:lang w:val="en-150" w:eastAsia="en-150"/>
+        </w:rPr>
+        <w:t>серверного</w:t>
+      </w:r>
+      <w:proofErr w:type="spellEnd"/>
+      <w:r>
+        <w:rPr>
+          <w:b/>
+          <w:bCs/>
+          <w:color w:val="000000"/>
+          <w:sz w:val="22"/>
+          <w:szCs w:val="22"/>
+          <w:lang w:val="en-150" w:eastAsia="en-150"/>
+        </w:rPr>
+        <w:t xml:space="preserve"> REST API </w:t>
+      </w:r>
+      <w:proofErr w:type="spellStart"/>
+      <w:r>
+        <w:rPr>
+          <w:b/>
+          <w:bCs/>
+          <w:color w:val="000000"/>
+          <w:sz w:val="22"/>
+          <w:szCs w:val="22"/>
+          <w:lang w:val="en-150" w:eastAsia="en-150"/>
+        </w:rPr>
+        <w:t>для</w:t>
+      </w:r>
+      <w:proofErr w:type="spellEnd"/>
+      <w:r>
+        <w:rPr>
+          <w:b/>
+          <w:bCs/>
+          <w:color w:val="000000"/>
+          <w:sz w:val="22"/>
+          <w:szCs w:val="22"/>
+          <w:lang w:val="en-150" w:eastAsia="en-150"/>
+        </w:rPr>
+        <w:t xml:space="preserve"> </w:t>
+      </w:r>
+      <w:proofErr w:type="spellStart"/>
+      <w:r>
+        <w:rPr>
+          <w:b/>
+          <w:bCs/>
+          <w:color w:val="000000"/>
+          <w:sz w:val="22"/>
+          <w:szCs w:val="22"/>
+          <w:lang w:val="en-150" w:eastAsia="en-150"/>
+        </w:rPr>
+        <w:t>автоматизации</w:t>
+      </w:r>
+      <w:proofErr w:type="spellEnd"/>
+      <w:r>
+        <w:rPr>
+          <w:b/>
+          <w:bCs/>
+          <w:color w:val="000000"/>
+          <w:sz w:val="22"/>
+          <w:szCs w:val="22"/>
+          <w:lang w:val="en-150" w:eastAsia="en-150"/>
+        </w:rPr>
+        <w:t xml:space="preserve"> </w:t>
+      </w:r>
+      <w:proofErr w:type="spellStart"/>
+      <w:r>
+        <w:rPr>
+          <w:b/>
+          <w:bCs/>
+          <w:color w:val="000000"/>
+          <w:sz w:val="22"/>
+          <w:szCs w:val="22"/>
+          <w:lang w:val="en-150" w:eastAsia="en-150"/>
+        </w:rPr>
+        <w:t>учебной</w:t>
+      </w:r>
+      <w:proofErr w:type="spellEnd"/>
+      <w:r>
+        <w:rPr>
+          <w:b/>
+          <w:bCs/>
+          <w:color w:val="000000"/>
+          <w:sz w:val="22"/>
+          <w:szCs w:val="22"/>
+          <w:lang w:val="en-150" w:eastAsia="en-150"/>
+        </w:rPr>
+        <w:t xml:space="preserve"> </w:t>
+      </w:r>
+      <w:proofErr w:type="spellStart"/>
+      <w:r>
+        <w:rPr>
+          <w:b/>
+          <w:bCs/>
+          <w:color w:val="000000"/>
+          <w:sz w:val="22"/>
+          <w:szCs w:val="22"/>
+          <w:lang w:val="en-150" w:eastAsia="en-150"/>
+        </w:rPr>
+        <w:t>платформы</w:t>
+      </w:r>
+      <w:proofErr w:type="spellEnd"/>
+      <w:r>
+        <w:rPr>
+          <w:b/>
+          <w:bCs/>
+          <w:color w:val="000000"/>
+          <w:sz w:val="22"/>
+          <w:szCs w:val="22"/>
+          <w:lang w:val="en-150" w:eastAsia="en-150"/>
+        </w:rPr>
+        <w:t xml:space="preserve"> </w:t>
+      </w:r>
+      <w:proofErr w:type="spellStart"/>
+      <w:r>
+        <w:rPr>
+          <w:b/>
+          <w:bCs/>
+          <w:color w:val="000000"/>
+          <w:sz w:val="22"/>
+          <w:szCs w:val="22"/>
+          <w:lang w:val="en-150" w:eastAsia="en-150"/>
+        </w:rPr>
+        <w:t>колледжа</w:t>
+      </w:r>
+      <w:proofErr w:type="spellEnd"/>
+      <w:r>
+        <w:rPr>
+          <w:b/>
+          <w:bCs/>
+          <w:color w:val="000000"/>
+          <w:sz w:val="22"/>
+          <w:szCs w:val="22"/>
+          <w:lang w:val="en-150" w:eastAsia="en-150"/>
+        </w:rPr>
+        <w:t xml:space="preserve"> с </w:t>
+      </w:r>
+      <w:proofErr w:type="spellStart"/>
+      <w:r>
+        <w:rPr>
+          <w:b/>
+          <w:bCs/>
+          <w:color w:val="000000"/>
+          <w:sz w:val="22"/>
+          <w:szCs w:val="22"/>
+          <w:lang w:val="en-150" w:eastAsia="en-150"/>
+        </w:rPr>
+        <w:t>ролями</w:t>
+      </w:r>
+      <w:proofErr w:type="spellEnd"/>
+      <w:r>
+        <w:rPr>
+          <w:b/>
+          <w:bCs/>
+          <w:color w:val="000000"/>
+          <w:sz w:val="22"/>
+          <w:szCs w:val="22"/>
+          <w:lang w:val="en-150" w:eastAsia="en-150"/>
+        </w:rPr>
+        <w:t xml:space="preserve"> </w:t>
+      </w:r>
+      <w:proofErr w:type="spellStart"/>
+      <w:r>
+        <w:rPr>
+          <w:b/>
+          <w:bCs/>
+          <w:color w:val="000000"/>
+          <w:sz w:val="22"/>
+          <w:szCs w:val="22"/>
+          <w:lang w:val="en-150" w:eastAsia="en-150"/>
+        </w:rPr>
+        <w:t>Администратор</w:t>
+      </w:r>
+      <w:proofErr w:type="spellEnd"/>
+      <w:r>
+        <w:rPr>
+          <w:b/>
+          <w:bCs/>
+          <w:color w:val="000000"/>
+          <w:sz w:val="22"/>
+          <w:szCs w:val="22"/>
+          <w:lang w:val="en-150" w:eastAsia="en-150"/>
+        </w:rPr>
+        <w:t>/</w:t>
+      </w:r>
+      <w:proofErr w:type="spellStart"/>
+      <w:r>
+        <w:rPr>
+          <w:b/>
+          <w:bCs/>
+          <w:color w:val="000000"/>
+          <w:sz w:val="22"/>
+          <w:szCs w:val="22"/>
+          <w:lang w:val="en-150" w:eastAsia="en-150"/>
+        </w:rPr>
+        <w:t>Студент</w:t>
+      </w:r>
+      <w:proofErr w:type="spellEnd"/>
+      <w:r>
+        <w:rPr>
+          <w:b/>
+          <w:bCs/>
+          <w:color w:val="000000"/>
+          <w:sz w:val="22"/>
+          <w:szCs w:val="22"/>
+          <w:lang w:val="en-150" w:eastAsia="en-150"/>
+        </w:rPr>
+        <w:t xml:space="preserve"> и QR-</w:t>
+      </w:r>
+      <w:proofErr w:type="spellStart"/>
+      <w:r>
+        <w:rPr>
+          <w:b/>
+          <w:bCs/>
+          <w:color w:val="000000"/>
+          <w:sz w:val="22"/>
+          <w:szCs w:val="22"/>
+          <w:lang w:val="en-150" w:eastAsia="en-150"/>
+        </w:rPr>
+        <w:t>учётом</w:t>
+      </w:r>
+      <w:proofErr w:type="spellEnd"/>
+      <w:r>
+        <w:rPr>
+          <w:b/>
+          <w:bCs/>
+          <w:color w:val="000000"/>
+          <w:sz w:val="22"/>
+          <w:szCs w:val="22"/>
+          <w:lang w:val="en-150" w:eastAsia="en-150"/>
+        </w:rPr>
+        <w:t xml:space="preserve"> </w:t>
+      </w:r>
+      <w:proofErr w:type="spellStart"/>
+      <w:r>
+        <w:rPr>
+          <w:b/>
+          <w:bCs/>
+          <w:color w:val="000000"/>
+          <w:sz w:val="22"/>
+          <w:szCs w:val="22"/>
+          <w:lang w:val="en-150" w:eastAsia="en-150"/>
+        </w:rPr>
+        <w:t>посещаемости</w:t>
+      </w:r>
+      <w:proofErr w:type="spellEnd"/>
+      <w:r>
+        <w:rPr>
+          <w:b/>
+          <w:bCs/>
+          <w:color w:val="000000"/>
+          <w:sz w:val="22"/>
+          <w:szCs w:val="22"/>
+          <w:lang w:val="en-150" w:eastAsia="en-150"/>
+        </w:rPr>
+        <w:t>»</w:t>
       </w:r>
     </w:p>
     <w:p>
@@ -960,14 +1904,45 @@
           <w:lang w:val="en-150" w:eastAsia="en-150"/>
         </w:rPr>
       </w:pPr>
-      <w:r>
-        <w:rPr>
-          <w:color w:val="000000"/>
-          <w:sz w:val="22"/>
-          <w:szCs w:val="22"/>
-          <w:lang w:val="en-150" w:eastAsia="en-150"/>
-        </w:rPr>
-        <w:t xml:space="preserve">утвержден приказом № </w:t>
+      <w:proofErr w:type="spellStart"/>
+      <w:r>
+        <w:rPr>
+          <w:color w:val="000000"/>
+          <w:sz w:val="22"/>
+          <w:szCs w:val="22"/>
+          <w:lang w:val="en-150" w:eastAsia="en-150"/>
+        </w:rPr>
+        <w:t>утвержден</w:t>
+      </w:r>
+      <w:proofErr w:type="spellEnd"/>
+      <w:r>
+        <w:rPr>
+          <w:color w:val="000000"/>
+          <w:sz w:val="22"/>
+          <w:szCs w:val="22"/>
+          <w:lang w:val="en-150" w:eastAsia="en-150"/>
+        </w:rPr>
+        <w:t xml:space="preserve"> </w:t>
+      </w:r>
+      <w:proofErr w:type="spellStart"/>
+      <w:r>
+        <w:rPr>
+          <w:color w:val="000000"/>
+          <w:sz w:val="22"/>
+          <w:szCs w:val="22"/>
+          <w:lang w:val="en-150" w:eastAsia="en-150"/>
+        </w:rPr>
+        <w:t>приказом</w:t>
+      </w:r>
+      <w:proofErr w:type="spellEnd"/>
+      <w:r>
+        <w:rPr>
+          <w:color w:val="000000"/>
+          <w:sz w:val="22"/>
+          <w:szCs w:val="22"/>
+          <w:lang w:val="en-150" w:eastAsia="en-150"/>
+        </w:rPr>
+        <w:t xml:space="preserve"> № </w:t>
       </w:r>
       <w:r>
         <w:rPr>
@@ -979,14 +1954,25 @@
         </w:rPr>
         <w:t xml:space="preserve">149/91к </w:t>
       </w:r>
-      <w:r>
-        <w:rPr>
-          <w:color w:val="000000"/>
-          <w:sz w:val="22"/>
-          <w:szCs w:val="22"/>
-          <w:lang w:val="en-150" w:eastAsia="en-150"/>
-        </w:rPr>
-        <w:t>от «</w:t>
+      <w:proofErr w:type="spellStart"/>
+      <w:r>
+        <w:rPr>
+          <w:color w:val="000000"/>
+          <w:sz w:val="22"/>
+          <w:szCs w:val="22"/>
+          <w:lang w:val="en-150" w:eastAsia="en-150"/>
+        </w:rPr>
+        <w:t>от</w:t>
+      </w:r>
+      <w:proofErr w:type="spellEnd"/>
+      <w:r>
+        <w:rPr>
+          <w:color w:val="000000"/>
+          <w:sz w:val="22"/>
+          <w:szCs w:val="22"/>
+          <w:lang w:val="en-150" w:eastAsia="en-150"/>
+        </w:rPr>
+        <w:t xml:space="preserve"> «</w:t>
       </w:r>
       <w:r>
         <w:rPr>
@@ -1007,6 +1993,7 @@
         </w:rPr>
         <w:t xml:space="preserve">» </w:t>
       </w:r>
+      <w:proofErr w:type="spellStart"/>
       <w:r>
         <w:rPr>
           <w:color w:val="000000"/>
@@ -1017,6 +2004,7 @@
         </w:rPr>
         <w:t>января</w:t>
       </w:r>
+      <w:proofErr w:type="spellEnd"/>
       <w:r>
         <w:rPr>
           <w:color w:val="000000"/>
@@ -1045,7 +2033,127 @@
           <w:szCs w:val="22"/>
           <w:lang w:val="en-150" w:eastAsia="en-150"/>
         </w:rPr>
-        <w:t>3. Структура курсового проекта включает следующие элементы:</w:t>
+        <w:t xml:space="preserve">3. </w:t>
+      </w:r>
+      <w:proofErr w:type="spellStart"/>
+      <w:r>
+        <w:rPr>
+          <w:color w:val="000000"/>
+          <w:sz w:val="22"/>
+          <w:szCs w:val="22"/>
+          <w:lang w:val="en-150" w:eastAsia="en-150"/>
+        </w:rPr>
+        <w:t>Структура</w:t>
+      </w:r>
+      <w:proofErr w:type="spellEnd"/>
+      <w:r>
+        <w:rPr>
+          <w:color w:val="000000"/>
+          <w:sz w:val="22"/>
+          <w:szCs w:val="22"/>
+          <w:lang w:val="en-150" w:eastAsia="en-150"/>
+        </w:rPr>
+        <w:t xml:space="preserve"> </w:t>
+      </w:r>
+      <w:proofErr w:type="spellStart"/>
+      <w:r>
+        <w:rPr>
+          <w:color w:val="000000"/>
+          <w:sz w:val="22"/>
+          <w:szCs w:val="22"/>
+          <w:lang w:val="en-150" w:eastAsia="en-150"/>
+        </w:rPr>
+        <w:t>курсового</w:t>
+      </w:r>
+      <w:proofErr w:type="spellEnd"/>
+      <w:r>
+        <w:rPr>
+          <w:color w:val="000000"/>
+          <w:sz w:val="22"/>
+          <w:szCs w:val="22"/>
+          <w:lang w:val="en-150" w:eastAsia="en-150"/>
+        </w:rPr>
+        <w:t xml:space="preserve"> </w:t>
+      </w:r>
+      <w:proofErr w:type="spellStart"/>
+      <w:r>
+        <w:rPr>
+          <w:color w:val="000000"/>
+          <w:sz w:val="22"/>
+          <w:szCs w:val="22"/>
+          <w:lang w:val="en-150" w:eastAsia="en-150"/>
+        </w:rPr>
+        <w:t>проекта</w:t>
+      </w:r>
+      <w:proofErr w:type="spellEnd"/>
+      <w:r>
+        <w:rPr>
+          <w:color w:val="000000"/>
+          <w:sz w:val="22"/>
+          <w:szCs w:val="22"/>
+          <w:lang w:val="en-150" w:eastAsia="en-150"/>
+        </w:rPr>
+        <w:t xml:space="preserve"> </w:t>
+      </w:r>
+      <w:proofErr w:type="spellStart"/>
+      <w:r>
+        <w:rPr>
+          <w:color w:val="000000"/>
+          <w:sz w:val="22"/>
+          <w:szCs w:val="22"/>
+          <w:lang w:val="en-150" w:eastAsia="en-150"/>
+        </w:rPr>
+        <w:t>включает</w:t>
+      </w:r>
+      <w:proofErr w:type="spellEnd"/>
+      <w:r>
+        <w:rPr>
+          <w:color w:val="000000"/>
+          <w:sz w:val="22"/>
+          <w:szCs w:val="22"/>
+          <w:lang w:val="en-150" w:eastAsia="en-150"/>
+        </w:rPr>
+        <w:t xml:space="preserve"> </w:t>
+      </w:r>
+      <w:proofErr w:type="spellStart"/>
+      <w:r>
+        <w:rPr>
+          <w:color w:val="000000"/>
+          <w:sz w:val="22"/>
+          <w:szCs w:val="22"/>
+          <w:lang w:val="en-150" w:eastAsia="en-150"/>
+        </w:rPr>
+        <w:t>следующие</w:t>
+      </w:r>
+      <w:proofErr w:type="spellEnd"/>
+      <w:r>
+        <w:rPr>
+          <w:color w:val="000000"/>
+          <w:sz w:val="22"/>
+          <w:szCs w:val="22"/>
+          <w:lang w:val="en-150" w:eastAsia="en-150"/>
+        </w:rPr>
+        <w:t xml:space="preserve"> </w:t>
+      </w:r>
+      <w:proofErr w:type="spellStart"/>
+      <w:r>
+        <w:rPr>
+          <w:color w:val="000000"/>
+          <w:sz w:val="22"/>
+          <w:szCs w:val="22"/>
+          <w:lang w:val="en-150" w:eastAsia="en-150"/>
+        </w:rPr>
+        <w:t>элементы</w:t>
+      </w:r>
+      <w:proofErr w:type="spellEnd"/>
+      <w:r>
+        <w:rPr>
+          <w:color w:val="000000"/>
+          <w:sz w:val="22"/>
+          <w:szCs w:val="22"/>
+          <w:lang w:val="en-150" w:eastAsia="en-150"/>
+        </w:rPr>
+        <w:t>:</w:t>
       </w:r>
     </w:p>
     <w:p>
@@ -1066,7 +2174,327 @@
           <w:szCs w:val="22"/>
           <w:lang w:val="en-150" w:eastAsia="en-150"/>
         </w:rPr>
-        <w:t>- пояснительная записка (титульный лист, задание, содержание, введение, теоретическая/основная часть, заключение, ссылки на используемую литературу, литература).</w:t>
+        <w:t xml:space="preserve">- </w:t>
+      </w:r>
+      <w:proofErr w:type="spellStart"/>
+      <w:r>
+        <w:rPr>
+          <w:color w:val="000000"/>
+          <w:sz w:val="22"/>
+          <w:szCs w:val="22"/>
+          <w:lang w:val="en-150" w:eastAsia="en-150"/>
+        </w:rPr>
+        <w:t>пояснительная</w:t>
+      </w:r>
+      <w:proofErr w:type="spellEnd"/>
+      <w:r>
+        <w:rPr>
+          <w:color w:val="000000"/>
+          <w:sz w:val="22"/>
+          <w:szCs w:val="22"/>
+          <w:lang w:val="en-150" w:eastAsia="en-150"/>
+        </w:rPr>
+        <w:t xml:space="preserve"> </w:t>
+      </w:r>
+      <w:proofErr w:type="spellStart"/>
+      <w:r>
+        <w:rPr>
+          <w:color w:val="000000"/>
+          <w:sz w:val="22"/>
+          <w:szCs w:val="22"/>
+          <w:lang w:val="en-150" w:eastAsia="en-150"/>
+        </w:rPr>
+        <w:t>записка</w:t>
+      </w:r>
+      <w:proofErr w:type="spellEnd"/>
+      <w:r>
+        <w:rPr>
+          <w:color w:val="000000"/>
+          <w:sz w:val="22"/>
+          <w:szCs w:val="22"/>
+          <w:lang w:val="en-150" w:eastAsia="en-150"/>
+        </w:rPr>
+        <w:t xml:space="preserve"> (</w:t>
+      </w:r>
+      <w:proofErr w:type="spellStart"/>
+      <w:r>
+        <w:rPr>
+          <w:color w:val="000000"/>
+          <w:sz w:val="22"/>
+          <w:szCs w:val="22"/>
+          <w:lang w:val="en-150" w:eastAsia="en-150"/>
+        </w:rPr>
+        <w:t>титульный</w:t>
+      </w:r>
+      <w:proofErr w:type="spellEnd"/>
+      <w:r>
+        <w:rPr>
+          <w:color w:val="000000"/>
+          <w:sz w:val="22"/>
+          <w:szCs w:val="22"/>
+          <w:lang w:val="en-150" w:eastAsia="en-150"/>
+        </w:rPr>
+        <w:t xml:space="preserve"> </w:t>
+      </w:r>
+      <w:proofErr w:type="spellStart"/>
+      <w:r>
+        <w:rPr>
+          <w:color w:val="000000"/>
+          <w:sz w:val="22"/>
+          <w:szCs w:val="22"/>
+          <w:lang w:val="en-150" w:eastAsia="en-150"/>
+        </w:rPr>
+        <w:t>лист</w:t>
+      </w:r>
+      <w:proofErr w:type="spellEnd"/>
+      <w:r>
+        <w:rPr>
+          <w:color w:val="000000"/>
+          <w:sz w:val="22"/>
+          <w:szCs w:val="22"/>
+          <w:lang w:val="en-150" w:eastAsia="en-150"/>
+        </w:rPr>
+        <w:t xml:space="preserve">, </w:t>
+      </w:r>
+      <w:proofErr w:type="spellStart"/>
+      <w:r>
+        <w:rPr>
+          <w:color w:val="000000"/>
+          <w:sz w:val="22"/>
+          <w:szCs w:val="22"/>
+          <w:lang w:val="en-150" w:eastAsia="en-150"/>
+        </w:rPr>
+        <w:t>задание</w:t>
+      </w:r>
+      <w:proofErr w:type="spellEnd"/>
+      <w:r>
+        <w:rPr>
+          <w:color w:val="000000"/>
+          <w:sz w:val="22"/>
+          <w:szCs w:val="22"/>
+          <w:lang w:val="en-150" w:eastAsia="en-150"/>
+        </w:rPr>
+        <w:t xml:space="preserve">, </w:t>
+      </w:r>
+      <w:proofErr w:type="spellStart"/>
+      <w:r>
+        <w:rPr>
+          <w:color w:val="000000"/>
+          <w:sz w:val="22"/>
+          <w:szCs w:val="22"/>
+          <w:lang w:val="en-150" w:eastAsia="en-150"/>
+        </w:rPr>
+        <w:t>содержание</w:t>
+      </w:r>
+      <w:proofErr w:type="spellEnd"/>
+      <w:r>
+        <w:rPr>
+          <w:color w:val="000000"/>
+          <w:sz w:val="22"/>
+          <w:szCs w:val="22"/>
+          <w:lang w:val="en-150" w:eastAsia="en-150"/>
+        </w:rPr>
+        <w:t xml:space="preserve">, </w:t>
+      </w:r>
+      <w:proofErr w:type="spellStart"/>
+      <w:r>
+        <w:rPr>
+          <w:color w:val="000000"/>
+          <w:sz w:val="22"/>
+          <w:szCs w:val="22"/>
+          <w:lang w:val="en-150" w:eastAsia="en-150"/>
+        </w:rPr>
+        <w:t>введение</w:t>
+      </w:r>
+      <w:proofErr w:type="spellEnd"/>
+      <w:r>
+        <w:rPr>
+          <w:color w:val="000000"/>
+          <w:sz w:val="22"/>
+          <w:szCs w:val="22"/>
+          <w:lang w:val="en-150" w:eastAsia="en-150"/>
+        </w:rPr>
+        <w:t xml:space="preserve">, </w:t>
+      </w:r>
+      <w:proofErr w:type="spellStart"/>
+      <w:r>
+        <w:rPr>
+          <w:color w:val="000000"/>
+          <w:sz w:val="22"/>
+          <w:szCs w:val="22"/>
+          <w:lang w:val="en-150" w:eastAsia="en-150"/>
+        </w:rPr>
+        <w:t>теоретическая</w:t>
+      </w:r>
+      <w:proofErr w:type="spellEnd"/>
+      <w:r>
+        <w:rPr>
+          <w:color w:val="000000"/>
+          <w:sz w:val="22"/>
+          <w:szCs w:val="22"/>
+          <w:lang w:val="en-150" w:eastAsia="en-150"/>
+        </w:rPr>
+        <w:t>/</w:t>
+      </w:r>
+      <w:proofErr w:type="spellStart"/>
+      <w:r>
+        <w:rPr>
+          <w:color w:val="000000"/>
+          <w:sz w:val="22"/>
+          <w:szCs w:val="22"/>
+          <w:lang w:val="en-150" w:eastAsia="en-150"/>
+        </w:rPr>
+        <w:t>основная</w:t>
+      </w:r>
+      <w:proofErr w:type="spellEnd"/>
+      <w:r>
+        <w:rPr>
+          <w:color w:val="000000"/>
+          <w:sz w:val="22"/>
+          <w:szCs w:val="22"/>
+          <w:lang w:val="en-150" w:eastAsia="en-150"/>
+        </w:rPr>
+        <w:t xml:space="preserve"> </w:t>
+      </w:r>
+      <w:proofErr w:type="spellStart"/>
+      <w:r>
+        <w:rPr>
+          <w:color w:val="000000"/>
+          <w:sz w:val="22"/>
+          <w:szCs w:val="22"/>
+          <w:lang w:val="en-150" w:eastAsia="en-150"/>
+        </w:rPr>
+        <w:t>часть</w:t>
+      </w:r>
+      <w:proofErr w:type="spellEnd"/>
+      <w:r>
+        <w:rPr>
+          <w:color w:val="000000"/>
+          <w:sz w:val="22"/>
+          <w:szCs w:val="22"/>
+          <w:lang w:val="en-150" w:eastAsia="en-150"/>
+        </w:rPr>
+        <w:t xml:space="preserve">, </w:t>
+      </w:r>
+      <w:proofErr w:type="spellStart"/>
+      <w:r>
+        <w:rPr>
+          <w:color w:val="000000"/>
+          <w:sz w:val="22"/>
+          <w:szCs w:val="22"/>
+          <w:lang w:val="en-150" w:eastAsia="en-150"/>
+        </w:rPr>
+        <w:t>заключение</w:t>
+      </w:r>
+      <w:proofErr w:type="spellEnd"/>
+      <w:r>
+        <w:rPr>
+          <w:color w:val="000000"/>
+          <w:sz w:val="22"/>
+          <w:szCs w:val="22"/>
+          <w:lang w:val="en-150" w:eastAsia="en-150"/>
+        </w:rPr>
+        <w:t xml:space="preserve">, </w:t>
+      </w:r>
+      <w:proofErr w:type="spellStart"/>
+      <w:r>
+        <w:rPr>
+          <w:color w:val="000000"/>
+          <w:sz w:val="22"/>
+          <w:szCs w:val="22"/>
+          <w:lang w:val="en-150" w:eastAsia="en-150"/>
+        </w:rPr>
+        <w:t>ссылки</w:t>
+      </w:r>
+      <w:proofErr w:type="spellEnd"/>
+      <w:r>
+        <w:rPr>
+          <w:color w:val="000000"/>
+          <w:sz w:val="22"/>
+          <w:szCs w:val="22"/>
+          <w:lang w:val="en-150" w:eastAsia="en-150"/>
+        </w:rPr>
+        <w:t xml:space="preserve"> </w:t>
+      </w:r>
+      <w:proofErr w:type="spellStart"/>
+      <w:r>
+        <w:rPr>
+          <w:color w:val="000000"/>
+          <w:sz w:val="22"/>
+          <w:szCs w:val="22"/>
+          <w:lang w:val="en-150" w:eastAsia="en-150"/>
+        </w:rPr>
+        <w:t>на</w:t>
+      </w:r>
+      <w:proofErr w:type="spellEnd"/>
+      <w:r>
+        <w:rPr>
+          <w:color w:val="000000"/>
+          <w:sz w:val="22"/>
+          <w:szCs w:val="22"/>
+          <w:lang w:val="en-150" w:eastAsia="en-150"/>
+        </w:rPr>
+        <w:t xml:space="preserve"> </w:t>
+      </w:r>
+      <w:proofErr w:type="spellStart"/>
+      <w:r>
+        <w:rPr>
+          <w:color w:val="000000"/>
+          <w:sz w:val="22"/>
+          <w:szCs w:val="22"/>
+          <w:lang w:val="en-150" w:eastAsia="en-150"/>
+        </w:rPr>
+        <w:t>используемую</w:t>
+      </w:r>
+      <w:proofErr w:type="spellEnd"/>
+      <w:r>
+        <w:rPr>
+          <w:color w:val="000000"/>
+          <w:sz w:val="22"/>
+          <w:szCs w:val="22"/>
+          <w:lang w:val="en-150" w:eastAsia="en-150"/>
+        </w:rPr>
+        <w:t xml:space="preserve"> </w:t>
+      </w:r>
+      <w:proofErr w:type="spellStart"/>
+      <w:r>
+        <w:rPr>
+          <w:color w:val="000000"/>
+          <w:sz w:val="22"/>
+          <w:szCs w:val="22"/>
+          <w:lang w:val="en-150" w:eastAsia="en-150"/>
+        </w:rPr>
+        <w:t>литературу</w:t>
+      </w:r>
+      <w:proofErr w:type="spellEnd"/>
+      <w:r>
+        <w:rPr>
+          <w:color w:val="000000"/>
+          <w:sz w:val="22"/>
+          <w:szCs w:val="22"/>
+          <w:lang w:val="en-150" w:eastAsia="en-150"/>
+        </w:rPr>
+        <w:t xml:space="preserve">, </w:t>
+      </w:r>
+      <w:proofErr w:type="spellStart"/>
+      <w:r>
+        <w:rPr>
+          <w:color w:val="000000"/>
+          <w:sz w:val="22"/>
+          <w:szCs w:val="22"/>
+          <w:lang w:val="en-150" w:eastAsia="en-150"/>
+        </w:rPr>
+        <w:t>литература</w:t>
+      </w:r>
+      <w:proofErr w:type="spellEnd"/>
+      <w:r>
+        <w:rPr>
+          <w:color w:val="000000"/>
+          <w:sz w:val="22"/>
+          <w:szCs w:val="22"/>
+          <w:lang w:val="en-150" w:eastAsia="en-150"/>
+        </w:rPr>
+        <w:t>).</w:t>
       </w:r>
     </w:p>
     <w:p>
@@ -1140,6 +2568,7 @@
           <w:lang w:val="en-150" w:eastAsia="en-150"/>
         </w:rPr>
       </w:pPr>
+      <w:proofErr w:type="spellStart"/>
       <w:r>
         <w:rPr>
           <w:b/>
@@ -1151,6 +2580,7 @@
         </w:rPr>
         <w:t>Введение</w:t>
       </w:r>
+      <w:proofErr w:type="spellEnd"/>
     </w:p>
     <w:p>
       <w:pPr>
@@ -1174,8 +2604,93 @@
           <w:szCs w:val="22"/>
           <w:lang w:val="en-150" w:eastAsia="en-150"/>
         </w:rPr>
-        <w:t>1 Анализ требований и постановка задачи</w:t>
-      </w:r>
+        <w:t>1 </w:t>
+      </w:r>
+      <w:proofErr w:type="spellStart"/>
+      <w:r>
+        <w:rPr>
+          <w:b/>
+          <w:bCs/>
+          <w:color w:val="000000"/>
+          <w:sz w:val="22"/>
+          <w:szCs w:val="22"/>
+          <w:lang w:val="en-150" w:eastAsia="en-150"/>
+        </w:rPr>
+        <w:t>Анализ</w:t>
+      </w:r>
+      <w:proofErr w:type="spellEnd"/>
+      <w:r>
+        <w:rPr>
+          <w:b/>
+          <w:bCs/>
+          <w:color w:val="000000"/>
+          <w:sz w:val="22"/>
+          <w:szCs w:val="22"/>
+          <w:lang w:val="en-150" w:eastAsia="en-150"/>
+        </w:rPr>
+        <w:t xml:space="preserve"> </w:t>
+      </w:r>
+      <w:proofErr w:type="spellStart"/>
+      <w:r>
+        <w:rPr>
+          <w:b/>
+          <w:bCs/>
+          <w:color w:val="000000"/>
+          <w:sz w:val="22"/>
+          <w:szCs w:val="22"/>
+          <w:lang w:val="en-150" w:eastAsia="en-150"/>
+        </w:rPr>
+        <w:t>требований</w:t>
+      </w:r>
+      <w:proofErr w:type="spellEnd"/>
+      <w:r>
+        <w:rPr>
+          <w:b/>
+          <w:bCs/>
+          <w:color w:val="000000"/>
+          <w:sz w:val="22"/>
+          <w:szCs w:val="22"/>
+          <w:lang w:val="en-150" w:eastAsia="en-150"/>
+        </w:rPr>
+        <w:t xml:space="preserve"> и </w:t>
+      </w:r>
+      <w:proofErr w:type="spellStart"/>
+      <w:r>
+        <w:rPr>
+          <w:b/>
+          <w:bCs/>
+          <w:color w:val="000000"/>
+          <w:sz w:val="22"/>
+          <w:szCs w:val="22"/>
+          <w:lang w:val="en-150" w:eastAsia="en-150"/>
+        </w:rPr>
+        <w:t>постановка</w:t>
+      </w:r>
+      <w:proofErr w:type="spellEnd"/>
+      <w:r>
+        <w:rPr>
+          <w:b/>
+          <w:bCs/>
+          <w:color w:val="000000"/>
+          <w:sz w:val="22"/>
+          <w:szCs w:val="22"/>
+          <w:lang w:val="en-150" w:eastAsia="en-150"/>
+        </w:rPr>
+        <w:t xml:space="preserve"> </w:t>
+      </w:r>
+      <w:proofErr w:type="spellStart"/>
+      <w:r>
+        <w:rPr>
+          <w:b/>
+          <w:bCs/>
+          <w:color w:val="000000"/>
+          <w:sz w:val="22"/>
+          <w:szCs w:val="22"/>
+          <w:lang w:val="en-150" w:eastAsia="en-150"/>
+        </w:rPr>
+        <w:t>задачи</w:t>
+      </w:r>
+      <w:proofErr w:type="spellEnd"/>
     </w:p>
     <w:p>
       <w:pPr>
@@ -1197,7 +2712,67 @@
           <w:szCs w:val="22"/>
           <w:lang w:val="en-150" w:eastAsia="en-150"/>
         </w:rPr>
-        <w:t>1.1 Анализ предметной области. </w:t>
+        <w:t xml:space="preserve">1.1 </w:t>
+      </w:r>
+      <w:proofErr w:type="spellStart"/>
+      <w:r>
+        <w:rPr>
+          <w:color w:val="000000"/>
+          <w:sz w:val="22"/>
+          <w:szCs w:val="22"/>
+          <w:lang w:val="en-150" w:eastAsia="en-150"/>
+        </w:rPr>
+        <w:t>Анализ</w:t>
+      </w:r>
+      <w:proofErr w:type="spellEnd"/>
+      <w:r>
+        <w:rPr>
+          <w:color w:val="000000"/>
+          <w:sz w:val="22"/>
+          <w:szCs w:val="22"/>
+          <w:lang w:val="en-150" w:eastAsia="en-150"/>
+        </w:rPr>
+        <w:t xml:space="preserve"> </w:t>
+      </w:r>
+      <w:proofErr w:type="spellStart"/>
+      <w:r>
+        <w:rPr>
+          <w:color w:val="000000"/>
+          <w:sz w:val="22"/>
+          <w:szCs w:val="22"/>
+          <w:lang w:val="en-150" w:eastAsia="en-150"/>
+        </w:rPr>
+        <w:t>предметной</w:t>
+      </w:r>
+      <w:proofErr w:type="spellEnd"/>
+      <w:r>
+        <w:rPr>
+          <w:color w:val="000000"/>
+          <w:sz w:val="22"/>
+          <w:szCs w:val="22"/>
+          <w:lang w:val="en-150" w:eastAsia="en-150"/>
+        </w:rPr>
+        <w:t xml:space="preserve"> </w:t>
+      </w:r>
+      <w:proofErr w:type="spellStart"/>
+      <w:r>
+        <w:rPr>
+          <w:color w:val="000000"/>
+          <w:sz w:val="22"/>
+          <w:szCs w:val="22"/>
+          <w:lang w:val="en-150" w:eastAsia="en-150"/>
+        </w:rPr>
+        <w:t>области</w:t>
+      </w:r>
+      <w:proofErr w:type="spellEnd"/>
+      <w:r>
+        <w:rPr>
+          <w:color w:val="000000"/>
+          <w:sz w:val="22"/>
+          <w:szCs w:val="22"/>
+          <w:lang w:val="en-150" w:eastAsia="en-150"/>
+        </w:rPr>
+        <w:t>. </w:t>
       </w:r>
     </w:p>
     <w:p>
@@ -1220,7 +2795,47 @@
           <w:szCs w:val="22"/>
           <w:lang w:val="en-150" w:eastAsia="en-150"/>
         </w:rPr>
-        <w:t>1.2 Разработка UML диаграмм.</w:t>
+        <w:t xml:space="preserve">1.2 </w:t>
+      </w:r>
+      <w:proofErr w:type="spellStart"/>
+      <w:r>
+        <w:rPr>
+          <w:color w:val="000000"/>
+          <w:sz w:val="22"/>
+          <w:szCs w:val="22"/>
+          <w:lang w:val="en-150" w:eastAsia="en-150"/>
+        </w:rPr>
+        <w:t>Разработка</w:t>
+      </w:r>
+      <w:proofErr w:type="spellEnd"/>
+      <w:r>
+        <w:rPr>
+          <w:color w:val="000000"/>
+          <w:sz w:val="22"/>
+          <w:szCs w:val="22"/>
+          <w:lang w:val="en-150" w:eastAsia="en-150"/>
+        </w:rPr>
+        <w:t xml:space="preserve"> UML </w:t>
+      </w:r>
+      <w:proofErr w:type="spellStart"/>
+      <w:r>
+        <w:rPr>
+          <w:color w:val="000000"/>
+          <w:sz w:val="22"/>
+          <w:szCs w:val="22"/>
+          <w:lang w:val="en-150" w:eastAsia="en-150"/>
+        </w:rPr>
+        <w:t>диаграмм</w:t>
+      </w:r>
+      <w:proofErr w:type="spellEnd"/>
+      <w:r>
+        <w:rPr>
+          <w:color w:val="000000"/>
+          <w:sz w:val="22"/>
+          <w:szCs w:val="22"/>
+          <w:lang w:val="en-150" w:eastAsia="en-150"/>
+        </w:rPr>
+        <w:t>.</w:t>
       </w:r>
     </w:p>
     <w:p>
@@ -1243,7 +2858,67 @@
           <w:szCs w:val="22"/>
           <w:lang w:val="en-150" w:eastAsia="en-150"/>
         </w:rPr>
-        <w:t>1.3 Разработка макета приложения.</w:t>
+        <w:t xml:space="preserve">1.3 </w:t>
+      </w:r>
+      <w:proofErr w:type="spellStart"/>
+      <w:r>
+        <w:rPr>
+          <w:color w:val="000000"/>
+          <w:sz w:val="22"/>
+          <w:szCs w:val="22"/>
+          <w:lang w:val="en-150" w:eastAsia="en-150"/>
+        </w:rPr>
+        <w:t>Разработка</w:t>
+      </w:r>
+      <w:proofErr w:type="spellEnd"/>
+      <w:r>
+        <w:rPr>
+          <w:color w:val="000000"/>
+          <w:sz w:val="22"/>
+          <w:szCs w:val="22"/>
+          <w:lang w:val="en-150" w:eastAsia="en-150"/>
+        </w:rPr>
+        <w:t> </w:t>
+      </w:r>
+      <w:proofErr w:type="spellStart"/>
+      <w:r>
+        <w:rPr>
+          <w:color w:val="000000"/>
+          <w:sz w:val="22"/>
+          <w:szCs w:val="22"/>
+          <w:lang w:val="en-150" w:eastAsia="en-150"/>
+        </w:rPr>
+        <w:t>макета</w:t>
+      </w:r>
+      <w:proofErr w:type="spellEnd"/>
+      <w:r>
+        <w:rPr>
+          <w:color w:val="000000"/>
+          <w:sz w:val="22"/>
+          <w:szCs w:val="22"/>
+          <w:lang w:val="en-150" w:eastAsia="en-150"/>
+        </w:rPr>
+        <w:t xml:space="preserve"> </w:t>
+      </w:r>
+      <w:proofErr w:type="spellStart"/>
+      <w:r>
+        <w:rPr>
+          <w:color w:val="000000"/>
+          <w:sz w:val="22"/>
+          <w:szCs w:val="22"/>
+          <w:lang w:val="en-150" w:eastAsia="en-150"/>
+        </w:rPr>
+        <w:t>приложения</w:t>
+      </w:r>
+      <w:proofErr w:type="spellEnd"/>
+      <w:r>
+        <w:rPr>
+          <w:color w:val="000000"/>
+          <w:sz w:val="22"/>
+          <w:szCs w:val="22"/>
+          <w:lang w:val="en-150" w:eastAsia="en-150"/>
+        </w:rPr>
+        <w:t>.</w:t>
       </w:r>
     </w:p>
     <w:p>
@@ -1268,7 +2943,103 @@
           <w:szCs w:val="22"/>
           <w:lang w:val="en-150" w:eastAsia="en-150"/>
         </w:rPr>
-        <w:t>2 Проектирование и разработка базы данных </w:t>
+        <w:t xml:space="preserve">2 </w:t>
+      </w:r>
+      <w:proofErr w:type="spellStart"/>
+      <w:r>
+        <w:rPr>
+          <w:b/>
+          <w:bCs/>
+          <w:color w:val="000000"/>
+          <w:sz w:val="22"/>
+          <w:szCs w:val="22"/>
+          <w:lang w:val="en-150" w:eastAsia="en-150"/>
+        </w:rPr>
+        <w:t>Проектирование</w:t>
+      </w:r>
+      <w:proofErr w:type="spellEnd"/>
+      <w:r>
+        <w:rPr>
+          <w:b/>
+          <w:bCs/>
+          <w:color w:val="000000"/>
+          <w:sz w:val="22"/>
+          <w:szCs w:val="22"/>
+          <w:lang w:val="en-150" w:eastAsia="en-150"/>
+        </w:rPr>
+        <w:t xml:space="preserve"> и </w:t>
+      </w:r>
+      <w:proofErr w:type="spellStart"/>
+      <w:r>
+        <w:rPr>
+          <w:b/>
+          <w:bCs/>
+          <w:color w:val="000000"/>
+          <w:sz w:val="22"/>
+          <w:szCs w:val="22"/>
+          <w:lang w:val="en-150" w:eastAsia="en-150"/>
+        </w:rPr>
+        <w:t>разработка</w:t>
+      </w:r>
+      <w:proofErr w:type="spellEnd"/>
+      <w:r>
+        <w:rPr>
+          <w:b/>
+          <w:bCs/>
+          <w:color w:val="000000"/>
+          <w:sz w:val="22"/>
+          <w:szCs w:val="22"/>
+          <w:lang w:val="en-150" w:eastAsia="en-150"/>
+        </w:rPr>
+        <w:t xml:space="preserve"> </w:t>
+      </w:r>
+      <w:proofErr w:type="spellStart"/>
+      <w:r>
+        <w:rPr>
+          <w:b/>
+          <w:bCs/>
+          <w:color w:val="000000"/>
+          <w:sz w:val="22"/>
+          <w:szCs w:val="22"/>
+          <w:lang w:val="en-150" w:eastAsia="en-150"/>
+        </w:rPr>
+        <w:t>базы</w:t>
+      </w:r>
+      <w:proofErr w:type="spellEnd"/>
+      <w:r>
+        <w:rPr>
+          <w:b/>
+          <w:bCs/>
+          <w:color w:val="000000"/>
+          <w:sz w:val="22"/>
+          <w:szCs w:val="22"/>
+          <w:lang w:val="en-150" w:eastAsia="en-150"/>
+        </w:rPr>
+        <w:t xml:space="preserve"> </w:t>
+      </w:r>
+      <w:proofErr w:type="spellStart"/>
+      <w:r>
+        <w:rPr>
+          <w:b/>
+          <w:bCs/>
+          <w:color w:val="000000"/>
+          <w:sz w:val="22"/>
+          <w:szCs w:val="22"/>
+          <w:lang w:val="en-150" w:eastAsia="en-150"/>
+        </w:rPr>
+        <w:t>данных</w:t>
+      </w:r>
+      <w:proofErr w:type="spellEnd"/>
+      <w:r>
+        <w:rPr>
+          <w:b/>
+          <w:bCs/>
+          <w:color w:val="000000"/>
+          <w:sz w:val="22"/>
+          <w:szCs w:val="22"/>
+          <w:lang w:val="en-150" w:eastAsia="en-150"/>
+        </w:rPr>
+        <w:t> </w:t>
       </w:r>
     </w:p>
     <w:p>
@@ -1291,7 +3062,127 @@
           <w:szCs w:val="22"/>
           <w:lang w:val="en-150" w:eastAsia="en-150"/>
         </w:rPr>
-        <w:t>2.1 Разработка ER-диаграммы на основе сырых данных.</w:t>
+        <w:t xml:space="preserve">2.1 </w:t>
+      </w:r>
+      <w:proofErr w:type="spellStart"/>
+      <w:r>
+        <w:rPr>
+          <w:color w:val="000000"/>
+          <w:sz w:val="22"/>
+          <w:szCs w:val="22"/>
+          <w:lang w:val="en-150" w:eastAsia="en-150"/>
+        </w:rPr>
+        <w:t>Разработка</w:t>
+      </w:r>
+      <w:proofErr w:type="spellEnd"/>
+      <w:r>
+        <w:rPr>
+          <w:color w:val="000000"/>
+          <w:sz w:val="22"/>
+          <w:szCs w:val="22"/>
+          <w:lang w:val="en-150" w:eastAsia="en-150"/>
+        </w:rPr>
+        <w:t xml:space="preserve"> ER-</w:t>
+      </w:r>
+      <w:proofErr w:type="spellStart"/>
+      <w:r>
+        <w:rPr>
+          <w:color w:val="000000"/>
+          <w:sz w:val="22"/>
+          <w:szCs w:val="22"/>
+          <w:lang w:val="en-150" w:eastAsia="en-150"/>
+        </w:rPr>
+        <w:t>диаграммы</w:t>
+      </w:r>
+      <w:proofErr w:type="spellEnd"/>
+      <w:r>
+        <w:rPr>
+          <w:color w:val="000000"/>
+          <w:sz w:val="22"/>
+          <w:szCs w:val="22"/>
+          <w:lang w:val="en-150" w:eastAsia="en-150"/>
+        </w:rPr>
+        <w:t xml:space="preserve"> </w:t>
+      </w:r>
+      <w:proofErr w:type="spellStart"/>
+      <w:r>
+        <w:rPr>
+          <w:color w:val="000000"/>
+          <w:sz w:val="22"/>
+          <w:szCs w:val="22"/>
+          <w:lang w:val="en-150" w:eastAsia="en-150"/>
+        </w:rPr>
+        <w:t>на</w:t>
+      </w:r>
+      <w:proofErr w:type="spellEnd"/>
+      <w:r>
+        <w:rPr>
+          <w:color w:val="000000"/>
+          <w:sz w:val="22"/>
+          <w:szCs w:val="22"/>
+          <w:lang w:val="en-150" w:eastAsia="en-150"/>
+        </w:rPr>
+        <w:t xml:space="preserve"> </w:t>
+      </w:r>
+      <w:proofErr w:type="spellStart"/>
+      <w:r>
+        <w:rPr>
+          <w:color w:val="000000"/>
+          <w:sz w:val="22"/>
+          <w:szCs w:val="22"/>
+          <w:lang w:val="en-150" w:eastAsia="en-150"/>
+        </w:rPr>
+        <w:t>основе</w:t>
+      </w:r>
+      <w:proofErr w:type="spellEnd"/>
+      <w:r>
+        <w:rPr>
+          <w:color w:val="000000"/>
+          <w:sz w:val="22"/>
+          <w:szCs w:val="22"/>
+          <w:lang w:val="en-150" w:eastAsia="en-150"/>
+        </w:rPr>
+        <w:t xml:space="preserve"> </w:t>
+      </w:r>
+      <w:proofErr w:type="spellStart"/>
+      <w:r>
+        <w:rPr>
+          <w:color w:val="000000"/>
+          <w:sz w:val="22"/>
+          <w:szCs w:val="22"/>
+          <w:lang w:val="en-150" w:eastAsia="en-150"/>
+        </w:rPr>
+        <w:t>сырых</w:t>
+      </w:r>
+      <w:proofErr w:type="spellEnd"/>
+      <w:r>
+        <w:rPr>
+          <w:color w:val="000000"/>
+          <w:sz w:val="22"/>
+          <w:szCs w:val="22"/>
+          <w:lang w:val="en-150" w:eastAsia="en-150"/>
+        </w:rPr>
+        <w:t xml:space="preserve"> </w:t>
+      </w:r>
+      <w:proofErr w:type="spellStart"/>
+      <w:r>
+        <w:rPr>
+          <w:color w:val="000000"/>
+          <w:sz w:val="22"/>
+          <w:szCs w:val="22"/>
+          <w:lang w:val="en-150" w:eastAsia="en-150"/>
+        </w:rPr>
+        <w:t>данных</w:t>
+      </w:r>
+      <w:proofErr w:type="spellEnd"/>
+      <w:r>
+        <w:rPr>
+          <w:color w:val="000000"/>
+          <w:sz w:val="22"/>
+          <w:szCs w:val="22"/>
+          <w:lang w:val="en-150" w:eastAsia="en-150"/>
+        </w:rPr>
+        <w:t>.</w:t>
       </w:r>
     </w:p>
     <w:p>
@@ -1314,7 +3205,107 @@
           <w:szCs w:val="22"/>
           <w:lang w:val="en-150" w:eastAsia="en-150"/>
         </w:rPr>
-        <w:t>2.2 Разработка физической модели базы данных в MS SQL Server.</w:t>
+        <w:t xml:space="preserve">2.2 </w:t>
+      </w:r>
+      <w:proofErr w:type="spellStart"/>
+      <w:r>
+        <w:rPr>
+          <w:color w:val="000000"/>
+          <w:sz w:val="22"/>
+          <w:szCs w:val="22"/>
+          <w:lang w:val="en-150" w:eastAsia="en-150"/>
+        </w:rPr>
+        <w:t>Разработка</w:t>
+      </w:r>
+      <w:proofErr w:type="spellEnd"/>
+      <w:r>
+        <w:rPr>
+          <w:color w:val="000000"/>
+          <w:sz w:val="22"/>
+          <w:szCs w:val="22"/>
+          <w:lang w:val="en-150" w:eastAsia="en-150"/>
+        </w:rPr>
+        <w:t xml:space="preserve"> </w:t>
+      </w:r>
+      <w:proofErr w:type="spellStart"/>
+      <w:r>
+        <w:rPr>
+          <w:color w:val="000000"/>
+          <w:sz w:val="22"/>
+          <w:szCs w:val="22"/>
+          <w:lang w:val="en-150" w:eastAsia="en-150"/>
+        </w:rPr>
+        <w:t>физической</w:t>
+      </w:r>
+      <w:proofErr w:type="spellEnd"/>
+      <w:r>
+        <w:rPr>
+          <w:color w:val="000000"/>
+          <w:sz w:val="22"/>
+          <w:szCs w:val="22"/>
+          <w:lang w:val="en-150" w:eastAsia="en-150"/>
+        </w:rPr>
+        <w:t xml:space="preserve"> </w:t>
+      </w:r>
+      <w:proofErr w:type="spellStart"/>
+      <w:r>
+        <w:rPr>
+          <w:color w:val="000000"/>
+          <w:sz w:val="22"/>
+          <w:szCs w:val="22"/>
+          <w:lang w:val="en-150" w:eastAsia="en-150"/>
+        </w:rPr>
+        <w:t>модели</w:t>
+      </w:r>
+      <w:proofErr w:type="spellEnd"/>
+      <w:r>
+        <w:rPr>
+          <w:color w:val="000000"/>
+          <w:sz w:val="22"/>
+          <w:szCs w:val="22"/>
+          <w:lang w:val="en-150" w:eastAsia="en-150"/>
+        </w:rPr>
+        <w:t xml:space="preserve"> </w:t>
+      </w:r>
+      <w:proofErr w:type="spellStart"/>
+      <w:r>
+        <w:rPr>
+          <w:color w:val="000000"/>
+          <w:sz w:val="22"/>
+          <w:szCs w:val="22"/>
+          <w:lang w:val="en-150" w:eastAsia="en-150"/>
+        </w:rPr>
+        <w:t>базы</w:t>
+      </w:r>
+      <w:proofErr w:type="spellEnd"/>
+      <w:r>
+        <w:rPr>
+          <w:color w:val="000000"/>
+          <w:sz w:val="22"/>
+          <w:szCs w:val="22"/>
+          <w:lang w:val="en-150" w:eastAsia="en-150"/>
+        </w:rPr>
+        <w:t xml:space="preserve"> </w:t>
+      </w:r>
+      <w:proofErr w:type="spellStart"/>
+      <w:r>
+        <w:rPr>
+          <w:color w:val="000000"/>
+          <w:sz w:val="22"/>
+          <w:szCs w:val="22"/>
+          <w:lang w:val="en-150" w:eastAsia="en-150"/>
+        </w:rPr>
+        <w:t>данных</w:t>
+      </w:r>
+      <w:proofErr w:type="spellEnd"/>
+      <w:r>
+        <w:rPr>
+          <w:color w:val="000000"/>
+          <w:sz w:val="22"/>
+          <w:szCs w:val="22"/>
+          <w:lang w:val="en-150" w:eastAsia="en-150"/>
+        </w:rPr>
+        <w:t xml:space="preserve"> в MS SQL Server.</w:t>
       </w:r>
     </w:p>
     <w:p>
@@ -1337,7 +3328,87 @@
           <w:szCs w:val="22"/>
           <w:lang w:val="en-150" w:eastAsia="en-150"/>
         </w:rPr>
-        <w:t>2.3 Разработка и именование связей и ограничений.</w:t>
+        <w:t xml:space="preserve">2.3 </w:t>
+      </w:r>
+      <w:proofErr w:type="spellStart"/>
+      <w:r>
+        <w:rPr>
+          <w:color w:val="000000"/>
+          <w:sz w:val="22"/>
+          <w:szCs w:val="22"/>
+          <w:lang w:val="en-150" w:eastAsia="en-150"/>
+        </w:rPr>
+        <w:t>Разработка</w:t>
+      </w:r>
+      <w:proofErr w:type="spellEnd"/>
+      <w:r>
+        <w:rPr>
+          <w:color w:val="000000"/>
+          <w:sz w:val="22"/>
+          <w:szCs w:val="22"/>
+          <w:lang w:val="en-150" w:eastAsia="en-150"/>
+        </w:rPr>
+        <w:t xml:space="preserve"> и </w:t>
+      </w:r>
+      <w:proofErr w:type="spellStart"/>
+      <w:r>
+        <w:rPr>
+          <w:color w:val="000000"/>
+          <w:sz w:val="22"/>
+          <w:szCs w:val="22"/>
+          <w:lang w:val="en-150" w:eastAsia="en-150"/>
+        </w:rPr>
+        <w:t>именование</w:t>
+      </w:r>
+      <w:proofErr w:type="spellEnd"/>
+      <w:r>
+        <w:rPr>
+          <w:color w:val="000000"/>
+          <w:sz w:val="22"/>
+          <w:szCs w:val="22"/>
+          <w:lang w:val="en-150" w:eastAsia="en-150"/>
+        </w:rPr>
+        <w:t xml:space="preserve"> </w:t>
+      </w:r>
+      <w:proofErr w:type="spellStart"/>
+      <w:r>
+        <w:rPr>
+          <w:color w:val="000000"/>
+          <w:sz w:val="22"/>
+          <w:szCs w:val="22"/>
+          <w:lang w:val="en-150" w:eastAsia="en-150"/>
+        </w:rPr>
+        <w:t>связей</w:t>
+      </w:r>
+      <w:proofErr w:type="spellEnd"/>
+      <w:r>
+        <w:rPr>
+          <w:color w:val="000000"/>
+          <w:sz w:val="22"/>
+          <w:szCs w:val="22"/>
+          <w:lang w:val="en-150" w:eastAsia="en-150"/>
+        </w:rPr>
+        <w:t xml:space="preserve"> и </w:t>
+      </w:r>
+      <w:proofErr w:type="spellStart"/>
+      <w:r>
+        <w:rPr>
+          <w:color w:val="000000"/>
+          <w:sz w:val="22"/>
+          <w:szCs w:val="22"/>
+          <w:lang w:val="en-150" w:eastAsia="en-150"/>
+        </w:rPr>
+        <w:t>ограничений</w:t>
+      </w:r>
+      <w:proofErr w:type="spellEnd"/>
+      <w:r>
+        <w:rPr>
+          <w:color w:val="000000"/>
+          <w:sz w:val="22"/>
+          <w:szCs w:val="22"/>
+          <w:lang w:val="en-150" w:eastAsia="en-150"/>
+        </w:rPr>
+        <w:t>.</w:t>
       </w:r>
     </w:p>
     <w:p>
@@ -1362,8 +3433,69 @@
           <w:szCs w:val="22"/>
           <w:lang w:val="en-150" w:eastAsia="en-150"/>
         </w:rPr>
-        <w:t>3 Проектирование и разработка приложения</w:t>
-      </w:r>
+        <w:t xml:space="preserve">3 </w:t>
+      </w:r>
+      <w:proofErr w:type="spellStart"/>
+      <w:r>
+        <w:rPr>
+          <w:b/>
+          <w:bCs/>
+          <w:color w:val="000000"/>
+          <w:sz w:val="22"/>
+          <w:szCs w:val="22"/>
+          <w:lang w:val="en-150" w:eastAsia="en-150"/>
+        </w:rPr>
+        <w:t>Проектирование</w:t>
+      </w:r>
+      <w:proofErr w:type="spellEnd"/>
+      <w:r>
+        <w:rPr>
+          <w:b/>
+          <w:bCs/>
+          <w:color w:val="000000"/>
+          <w:sz w:val="22"/>
+          <w:szCs w:val="22"/>
+          <w:lang w:val="en-150" w:eastAsia="en-150"/>
+        </w:rPr>
+        <w:t xml:space="preserve"> и </w:t>
+      </w:r>
+      <w:proofErr w:type="spellStart"/>
+      <w:r>
+        <w:rPr>
+          <w:b/>
+          <w:bCs/>
+          <w:color w:val="000000"/>
+          <w:sz w:val="22"/>
+          <w:szCs w:val="22"/>
+          <w:lang w:val="en-150" w:eastAsia="en-150"/>
+        </w:rPr>
+        <w:t>разработка</w:t>
+      </w:r>
+      <w:proofErr w:type="spellEnd"/>
+      <w:r>
+        <w:rPr>
+          <w:b/>
+          <w:bCs/>
+          <w:color w:val="000000"/>
+          <w:sz w:val="22"/>
+          <w:szCs w:val="22"/>
+          <w:lang w:val="en-150" w:eastAsia="en-150"/>
+        </w:rPr>
+        <w:t xml:space="preserve"> </w:t>
+      </w:r>
+      <w:proofErr w:type="spellStart"/>
+      <w:r>
+        <w:rPr>
+          <w:b/>
+          <w:bCs/>
+          <w:color w:val="000000"/>
+          <w:sz w:val="22"/>
+          <w:szCs w:val="22"/>
+          <w:lang w:val="en-150" w:eastAsia="en-150"/>
+        </w:rPr>
+        <w:t>приложения</w:t>
+      </w:r>
+      <w:proofErr w:type="spellEnd"/>
     </w:p>
     <w:p>
       <w:pPr>
@@ -1385,7 +3517,67 @@
           <w:szCs w:val="22"/>
           <w:lang w:val="en-150" w:eastAsia="en-150"/>
         </w:rPr>
-        <w:t>3.1 Разработка прототипа приложения.</w:t>
+        <w:t xml:space="preserve">3.1 </w:t>
+      </w:r>
+      <w:proofErr w:type="spellStart"/>
+      <w:r>
+        <w:rPr>
+          <w:color w:val="000000"/>
+          <w:sz w:val="22"/>
+          <w:szCs w:val="22"/>
+          <w:lang w:val="en-150" w:eastAsia="en-150"/>
+        </w:rPr>
+        <w:t>Разработка</w:t>
+      </w:r>
+      <w:proofErr w:type="spellEnd"/>
+      <w:r>
+        <w:rPr>
+          <w:color w:val="000000"/>
+          <w:sz w:val="22"/>
+          <w:szCs w:val="22"/>
+          <w:lang w:val="en-150" w:eastAsia="en-150"/>
+        </w:rPr>
+        <w:t xml:space="preserve"> </w:t>
+      </w:r>
+      <w:proofErr w:type="spellStart"/>
+      <w:r>
+        <w:rPr>
+          <w:color w:val="000000"/>
+          <w:sz w:val="22"/>
+          <w:szCs w:val="22"/>
+          <w:lang w:val="en-150" w:eastAsia="en-150"/>
+        </w:rPr>
+        <w:t>прототипа</w:t>
+      </w:r>
+      <w:proofErr w:type="spellEnd"/>
+      <w:r>
+        <w:rPr>
+          <w:color w:val="000000"/>
+          <w:sz w:val="22"/>
+          <w:szCs w:val="22"/>
+          <w:lang w:val="en-150" w:eastAsia="en-150"/>
+        </w:rPr>
+        <w:t xml:space="preserve"> </w:t>
+      </w:r>
+      <w:proofErr w:type="spellStart"/>
+      <w:r>
+        <w:rPr>
+          <w:color w:val="000000"/>
+          <w:sz w:val="22"/>
+          <w:szCs w:val="22"/>
+          <w:lang w:val="en-150" w:eastAsia="en-150"/>
+        </w:rPr>
+        <w:t>приложения</w:t>
+      </w:r>
+      <w:proofErr w:type="spellEnd"/>
+      <w:r>
+        <w:rPr>
+          <w:color w:val="000000"/>
+          <w:sz w:val="22"/>
+          <w:szCs w:val="22"/>
+          <w:lang w:val="en-150" w:eastAsia="en-150"/>
+        </w:rPr>
+        <w:t>.</w:t>
       </w:r>
     </w:p>
     <w:p>
@@ -1408,7 +3600,67 @@
           <w:szCs w:val="22"/>
           <w:lang w:val="en-150" w:eastAsia="en-150"/>
         </w:rPr>
-        <w:t>3.2 Разработка описания проекта в GitHub.</w:t>
+        <w:t xml:space="preserve">3.2 </w:t>
+      </w:r>
+      <w:proofErr w:type="spellStart"/>
+      <w:r>
+        <w:rPr>
+          <w:color w:val="000000"/>
+          <w:sz w:val="22"/>
+          <w:szCs w:val="22"/>
+          <w:lang w:val="en-150" w:eastAsia="en-150"/>
+        </w:rPr>
+        <w:t>Разработка</w:t>
+      </w:r>
+      <w:proofErr w:type="spellEnd"/>
+      <w:r>
+        <w:rPr>
+          <w:color w:val="000000"/>
+          <w:sz w:val="22"/>
+          <w:szCs w:val="22"/>
+          <w:lang w:val="en-150" w:eastAsia="en-150"/>
+        </w:rPr>
+        <w:t xml:space="preserve"> </w:t>
+      </w:r>
+      <w:proofErr w:type="spellStart"/>
+      <w:r>
+        <w:rPr>
+          <w:color w:val="000000"/>
+          <w:sz w:val="22"/>
+          <w:szCs w:val="22"/>
+          <w:lang w:val="en-150" w:eastAsia="en-150"/>
+        </w:rPr>
+        <w:t>описания</w:t>
+      </w:r>
+      <w:proofErr w:type="spellEnd"/>
+      <w:r>
+        <w:rPr>
+          <w:color w:val="000000"/>
+          <w:sz w:val="22"/>
+          <w:szCs w:val="22"/>
+          <w:lang w:val="en-150" w:eastAsia="en-150"/>
+        </w:rPr>
+        <w:t xml:space="preserve"> </w:t>
+      </w:r>
+      <w:proofErr w:type="spellStart"/>
+      <w:r>
+        <w:rPr>
+          <w:color w:val="000000"/>
+          <w:sz w:val="22"/>
+          <w:szCs w:val="22"/>
+          <w:lang w:val="en-150" w:eastAsia="en-150"/>
+        </w:rPr>
+        <w:t>проекта</w:t>
+      </w:r>
+      <w:proofErr w:type="spellEnd"/>
+      <w:r>
+        <w:rPr>
+          <w:color w:val="000000"/>
+          <w:sz w:val="22"/>
+          <w:szCs w:val="22"/>
+          <w:lang w:val="en-150" w:eastAsia="en-150"/>
+        </w:rPr>
+        <w:t xml:space="preserve"> в GitHub.</w:t>
       </w:r>
     </w:p>
     <w:p>
@@ -1424,6 +3676,7 @@
           <w:lang w:val="en-150" w:eastAsia="en-150"/>
         </w:rPr>
       </w:pPr>
+      <w:proofErr w:type="spellStart"/>
       <w:r>
         <w:rPr>
           <w:b/>
@@ -1435,6 +3688,7 @@
         </w:rPr>
         <w:t>Заключение</w:t>
       </w:r>
+      <w:proofErr w:type="spellEnd"/>
     </w:p>
     <w:p>
       <w:pPr>
@@ -1448,6 +3702,7 @@
           <w:lang w:val="en-150" w:eastAsia="en-150"/>
         </w:rPr>
       </w:pPr>
+      <w:proofErr w:type="spellStart"/>
       <w:r>
         <w:rPr>
           <w:b/>
@@ -1459,6 +3714,7 @@
         </w:rPr>
         <w:t>Литература</w:t>
       </w:r>
+      <w:proofErr w:type="spellEnd"/>
     </w:p>
     <w:p>
       <w:pPr>
@@ -1513,14 +3769,105 @@
           <w:lang w:val="en-150" w:eastAsia="en-150"/>
         </w:rPr>
       </w:pPr>
-      <w:r>
-        <w:rPr>
-          <w:color w:val="000000"/>
-          <w:sz w:val="22"/>
-          <w:szCs w:val="22"/>
-          <w:lang w:val="en-150" w:eastAsia="en-150"/>
-        </w:rPr>
-        <w:t>Рассмотрено на заседании ЦК № 5 «Информационные технологии»</w:t>
+      <w:proofErr w:type="spellStart"/>
+      <w:r>
+        <w:rPr>
+          <w:color w:val="000000"/>
+          <w:sz w:val="22"/>
+          <w:szCs w:val="22"/>
+          <w:lang w:val="en-150" w:eastAsia="en-150"/>
+        </w:rPr>
+        <w:t>Рассмотрено</w:t>
+      </w:r>
+      <w:proofErr w:type="spellEnd"/>
+      <w:r>
+        <w:rPr>
+          <w:color w:val="000000"/>
+          <w:sz w:val="22"/>
+          <w:szCs w:val="22"/>
+          <w:lang w:val="en-150" w:eastAsia="en-150"/>
+        </w:rPr>
+        <w:t xml:space="preserve"> </w:t>
+      </w:r>
+      <w:proofErr w:type="spellStart"/>
+      <w:r>
+        <w:rPr>
+          <w:color w:val="000000"/>
+          <w:sz w:val="22"/>
+          <w:szCs w:val="22"/>
+          <w:lang w:val="en-150" w:eastAsia="en-150"/>
+        </w:rPr>
+        <w:t>на</w:t>
+      </w:r>
+      <w:proofErr w:type="spellEnd"/>
+      <w:r>
+        <w:rPr>
+          <w:color w:val="000000"/>
+          <w:sz w:val="22"/>
+          <w:szCs w:val="22"/>
+          <w:lang w:val="en-150" w:eastAsia="en-150"/>
+        </w:rPr>
+        <w:t xml:space="preserve"> </w:t>
+      </w:r>
+      <w:proofErr w:type="spellStart"/>
+      <w:r>
+        <w:rPr>
+          <w:color w:val="000000"/>
+          <w:sz w:val="22"/>
+          <w:szCs w:val="22"/>
+          <w:lang w:val="en-150" w:eastAsia="en-150"/>
+        </w:rPr>
+        <w:t>заседании</w:t>
+      </w:r>
+      <w:proofErr w:type="spellEnd"/>
+      <w:r>
+        <w:rPr>
+          <w:color w:val="000000"/>
+          <w:sz w:val="22"/>
+          <w:szCs w:val="22"/>
+          <w:lang w:val="en-150" w:eastAsia="en-150"/>
+        </w:rPr>
+        <w:t xml:space="preserve"> ЦК № 5 «</w:t>
+      </w:r>
+      <w:proofErr w:type="spellStart"/>
+      <w:r>
+        <w:rPr>
+          <w:color w:val="000000"/>
+          <w:sz w:val="22"/>
+          <w:szCs w:val="22"/>
+          <w:lang w:val="en-150" w:eastAsia="en-150"/>
+        </w:rPr>
+        <w:t>Информационные</w:t>
+      </w:r>
+      <w:proofErr w:type="spellEnd"/>
+      <w:r>
+        <w:rPr>
+          <w:color w:val="000000"/>
+          <w:sz w:val="22"/>
+          <w:szCs w:val="22"/>
+          <w:lang w:val="en-150" w:eastAsia="en-150"/>
+        </w:rPr>
+        <w:t xml:space="preserve"> </w:t>
+      </w:r>
+      <w:proofErr w:type="spellStart"/>
+      <w:r>
+        <w:rPr>
+          <w:color w:val="000000"/>
+          <w:sz w:val="22"/>
+          <w:szCs w:val="22"/>
+          <w:lang w:val="en-150" w:eastAsia="en-150"/>
+        </w:rPr>
+        <w:t>технологии</w:t>
+      </w:r>
+      <w:proofErr w:type="spellEnd"/>
+      <w:r>
+        <w:rPr>
+          <w:color w:val="000000"/>
+          <w:sz w:val="22"/>
+          <w:szCs w:val="22"/>
+          <w:lang w:val="en-150" w:eastAsia="en-150"/>
+        </w:rPr>
+        <w:t>»</w:t>
       </w:r>
     </w:p>
     <w:p>
@@ -1535,15 +3882,77 @@
           <w:lang w:val="en-150" w:eastAsia="en-150"/>
         </w:rPr>
       </w:pPr>
-      <w:r>
-        <w:rPr>
-          <w:color w:val="000000"/>
-          <w:sz w:val="22"/>
-          <w:szCs w:val="22"/>
-          <w:lang w:val="en-150" w:eastAsia="en-150"/>
-        </w:rPr>
-        <w:t>протокол № 5 от «10» декабря 2025 года</w:t>
-      </w:r>
+      <w:proofErr w:type="spellStart"/>
+      <w:r>
+        <w:rPr>
+          <w:color w:val="000000"/>
+          <w:sz w:val="22"/>
+          <w:szCs w:val="22"/>
+          <w:lang w:val="en-150" w:eastAsia="en-150"/>
+        </w:rPr>
+        <w:t>протокол</w:t>
+      </w:r>
+      <w:proofErr w:type="spellEnd"/>
+      <w:r>
+        <w:rPr>
+          <w:color w:val="000000"/>
+          <w:sz w:val="22"/>
+          <w:szCs w:val="22"/>
+          <w:lang w:val="en-150" w:eastAsia="en-150"/>
+        </w:rPr>
+        <w:t xml:space="preserve"> № 5 </w:t>
+      </w:r>
+      <w:proofErr w:type="spellStart"/>
+      <w:r>
+        <w:rPr>
+          <w:color w:val="000000"/>
+          <w:sz w:val="22"/>
+          <w:szCs w:val="22"/>
+          <w:lang w:val="en-150" w:eastAsia="en-150"/>
+        </w:rPr>
+        <w:t>от</w:t>
+      </w:r>
+      <w:proofErr w:type="spellEnd"/>
+      <w:r>
+        <w:rPr>
+          <w:color w:val="000000"/>
+          <w:sz w:val="22"/>
+          <w:szCs w:val="22"/>
+          <w:lang w:val="en-150" w:eastAsia="en-150"/>
+        </w:rPr>
+        <w:t xml:space="preserve"> «10» </w:t>
+      </w:r>
+      <w:proofErr w:type="spellStart"/>
+      <w:r>
+        <w:rPr>
+          <w:color w:val="000000"/>
+          <w:sz w:val="22"/>
+          <w:szCs w:val="22"/>
+          <w:lang w:val="en-150" w:eastAsia="en-150"/>
+        </w:rPr>
+        <w:t>декабря</w:t>
+      </w:r>
+      <w:proofErr w:type="spellEnd"/>
+      <w:r>
+        <w:rPr>
+          <w:color w:val="000000"/>
+          <w:sz w:val="22"/>
+          <w:szCs w:val="22"/>
+          <w:lang w:val="en-150" w:eastAsia="en-150"/>
+        </w:rPr>
+        <w:t xml:space="preserve"> 2025 </w:t>
+      </w:r>
+      <w:proofErr w:type="spellStart"/>
+      <w:r>
+        <w:rPr>
+          <w:color w:val="000000"/>
+          <w:sz w:val="22"/>
+          <w:szCs w:val="22"/>
+          <w:lang w:val="en-150" w:eastAsia="en-150"/>
+        </w:rPr>
+        <w:t>года</w:t>
+      </w:r>
+      <w:proofErr w:type="spellEnd"/>
     </w:p>
     <w:p>
       <w:pPr>
@@ -1557,15 +3966,77 @@
           <w:lang w:val="en-150" w:eastAsia="en-150"/>
         </w:rPr>
       </w:pPr>
-      <w:r>
-        <w:rPr>
-          <w:color w:val="000000"/>
-          <w:sz w:val="22"/>
-          <w:szCs w:val="22"/>
-          <w:lang w:val="en-150" w:eastAsia="en-150"/>
-        </w:rPr>
-        <w:t>Дата выдачи задания «___» ___ 2026 года</w:t>
-      </w:r>
+      <w:proofErr w:type="spellStart"/>
+      <w:r>
+        <w:rPr>
+          <w:color w:val="000000"/>
+          <w:sz w:val="22"/>
+          <w:szCs w:val="22"/>
+          <w:lang w:val="en-150" w:eastAsia="en-150"/>
+        </w:rPr>
+        <w:t>Дата</w:t>
+      </w:r>
+      <w:proofErr w:type="spellEnd"/>
+      <w:r>
+        <w:rPr>
+          <w:color w:val="000000"/>
+          <w:sz w:val="22"/>
+          <w:szCs w:val="22"/>
+          <w:lang w:val="en-150" w:eastAsia="en-150"/>
+        </w:rPr>
+        <w:t xml:space="preserve"> </w:t>
+      </w:r>
+      <w:proofErr w:type="spellStart"/>
+      <w:r>
+        <w:rPr>
+          <w:color w:val="000000"/>
+          <w:sz w:val="22"/>
+          <w:szCs w:val="22"/>
+          <w:lang w:val="en-150" w:eastAsia="en-150"/>
+        </w:rPr>
+        <w:t>выдачи</w:t>
+      </w:r>
+      <w:proofErr w:type="spellEnd"/>
+      <w:r>
+        <w:rPr>
+          <w:color w:val="000000"/>
+          <w:sz w:val="22"/>
+          <w:szCs w:val="22"/>
+          <w:lang w:val="en-150" w:eastAsia="en-150"/>
+        </w:rPr>
+        <w:t xml:space="preserve"> </w:t>
+      </w:r>
+      <w:proofErr w:type="spellStart"/>
+      <w:r>
+        <w:rPr>
+          <w:color w:val="000000"/>
+          <w:sz w:val="22"/>
+          <w:szCs w:val="22"/>
+          <w:lang w:val="en-150" w:eastAsia="en-150"/>
+        </w:rPr>
+        <w:t>задания</w:t>
+      </w:r>
+      <w:proofErr w:type="spellEnd"/>
+      <w:r>
+        <w:rPr>
+          <w:color w:val="000000"/>
+          <w:sz w:val="22"/>
+          <w:szCs w:val="22"/>
+          <w:lang w:val="en-150" w:eastAsia="en-150"/>
+        </w:rPr>
+        <w:t xml:space="preserve"> «___» ___ 2026 </w:t>
+      </w:r>
+      <w:proofErr w:type="spellStart"/>
+      <w:r>
+        <w:rPr>
+          <w:color w:val="000000"/>
+          <w:sz w:val="22"/>
+          <w:szCs w:val="22"/>
+          <w:lang w:val="en-150" w:eastAsia="en-150"/>
+        </w:rPr>
+        <w:t>года</w:t>
+      </w:r>
+      <w:proofErr w:type="spellEnd"/>
     </w:p>
     <w:p>
       <w:pPr>
@@ -1579,15 +4050,97 @@
           <w:lang w:val="en-150" w:eastAsia="en-150"/>
         </w:rPr>
       </w:pPr>
-      <w:r>
-        <w:rPr>
-          <w:color w:val="000000"/>
-          <w:sz w:val="22"/>
-          <w:szCs w:val="22"/>
-          <w:lang w:val="en-150" w:eastAsia="en-150"/>
-        </w:rPr>
-        <w:t>Дата сдачи выполненного проекта «___» _______ 2026 года</w:t>
-      </w:r>
+      <w:proofErr w:type="spellStart"/>
+      <w:r>
+        <w:rPr>
+          <w:color w:val="000000"/>
+          <w:sz w:val="22"/>
+          <w:szCs w:val="22"/>
+          <w:lang w:val="en-150" w:eastAsia="en-150"/>
+        </w:rPr>
+        <w:t>Дата</w:t>
+      </w:r>
+      <w:proofErr w:type="spellEnd"/>
+      <w:r>
+        <w:rPr>
+          <w:color w:val="000000"/>
+          <w:sz w:val="22"/>
+          <w:szCs w:val="22"/>
+          <w:lang w:val="en-150" w:eastAsia="en-150"/>
+        </w:rPr>
+        <w:t xml:space="preserve"> </w:t>
+      </w:r>
+      <w:proofErr w:type="spellStart"/>
+      <w:r>
+        <w:rPr>
+          <w:color w:val="000000"/>
+          <w:sz w:val="22"/>
+          <w:szCs w:val="22"/>
+          <w:lang w:val="en-150" w:eastAsia="en-150"/>
+        </w:rPr>
+        <w:t>сдачи</w:t>
+      </w:r>
+      <w:proofErr w:type="spellEnd"/>
+      <w:r>
+        <w:rPr>
+          <w:color w:val="000000"/>
+          <w:sz w:val="22"/>
+          <w:szCs w:val="22"/>
+          <w:lang w:val="en-150" w:eastAsia="en-150"/>
+        </w:rPr>
+        <w:t xml:space="preserve"> </w:t>
+      </w:r>
+      <w:proofErr w:type="spellStart"/>
+      <w:r>
+        <w:rPr>
+          <w:color w:val="000000"/>
+          <w:sz w:val="22"/>
+          <w:szCs w:val="22"/>
+          <w:lang w:val="en-150" w:eastAsia="en-150"/>
+        </w:rPr>
+        <w:t>выполненного</w:t>
+      </w:r>
+      <w:proofErr w:type="spellEnd"/>
+      <w:r>
+        <w:rPr>
+          <w:color w:val="000000"/>
+          <w:sz w:val="22"/>
+          <w:szCs w:val="22"/>
+          <w:lang w:val="en-150" w:eastAsia="en-150"/>
+        </w:rPr>
+        <w:t xml:space="preserve"> </w:t>
+      </w:r>
+      <w:proofErr w:type="spellStart"/>
+      <w:r>
+        <w:rPr>
+          <w:color w:val="000000"/>
+          <w:sz w:val="22"/>
+          <w:szCs w:val="22"/>
+          <w:lang w:val="en-150" w:eastAsia="en-150"/>
+        </w:rPr>
+        <w:t>проекта</w:t>
+      </w:r>
+      <w:proofErr w:type="spellEnd"/>
+      <w:r>
+        <w:rPr>
+          <w:color w:val="000000"/>
+          <w:sz w:val="22"/>
+          <w:szCs w:val="22"/>
+          <w:lang w:val="en-150" w:eastAsia="en-150"/>
+        </w:rPr>
+        <w:t xml:space="preserve"> «___» _______ 2026 </w:t>
+      </w:r>
+      <w:proofErr w:type="spellStart"/>
+      <w:r>
+        <w:rPr>
+          <w:color w:val="000000"/>
+          <w:sz w:val="22"/>
+          <w:szCs w:val="22"/>
+          <w:lang w:val="en-150" w:eastAsia="en-150"/>
+        </w:rPr>
+        <w:t>года</w:t>
+      </w:r>
+      <w:proofErr w:type="spellEnd"/>
     </w:p>
     <w:p>
       <w:pPr>
@@ -1601,14 +4154,45 @@
           <w:lang w:val="en-150" w:eastAsia="en-150"/>
         </w:rPr>
       </w:pPr>
-      <w:r>
-        <w:rPr>
-          <w:color w:val="000000"/>
-          <w:sz w:val="22"/>
-          <w:szCs w:val="22"/>
-          <w:lang w:val="en-150" w:eastAsia="en-150"/>
-        </w:rPr>
-        <w:t>Руководитель КП ________________________________________ / Кошкин В.А. /</w:t>
+      <w:proofErr w:type="spellStart"/>
+      <w:r>
+        <w:rPr>
+          <w:color w:val="000000"/>
+          <w:sz w:val="22"/>
+          <w:szCs w:val="22"/>
+          <w:lang w:val="en-150" w:eastAsia="en-150"/>
+        </w:rPr>
+        <w:t>Руководитель</w:t>
+      </w:r>
+      <w:proofErr w:type="spellEnd"/>
+      <w:r>
+        <w:rPr>
+          <w:color w:val="000000"/>
+          <w:sz w:val="22"/>
+          <w:szCs w:val="22"/>
+          <w:lang w:val="en-150" w:eastAsia="en-150"/>
+        </w:rPr>
+        <w:t xml:space="preserve"> КП ________________________________________ / </w:t>
+      </w:r>
+      <w:proofErr w:type="spellStart"/>
+      <w:r>
+        <w:rPr>
+          <w:color w:val="000000"/>
+          <w:sz w:val="22"/>
+          <w:szCs w:val="22"/>
+          <w:lang w:val="en-150" w:eastAsia="en-150"/>
+        </w:rPr>
+        <w:t>Кошкин</w:t>
+      </w:r>
+      <w:proofErr w:type="spellEnd"/>
+      <w:r>
+        <w:rPr>
+          <w:color w:val="000000"/>
+          <w:sz w:val="22"/>
+          <w:szCs w:val="22"/>
+          <w:lang w:val="en-150" w:eastAsia="en-150"/>
+        </w:rPr>
+        <w:t xml:space="preserve"> В.А. /</w:t>
       </w:r>
     </w:p>
     <w:p>
@@ -1623,14 +4207,65 @@
           <w:lang w:val="en-150" w:eastAsia="en-150"/>
         </w:rPr>
       </w:pPr>
-      <w:r>
-        <w:rPr>
-          <w:color w:val="000000"/>
-          <w:sz w:val="22"/>
-          <w:szCs w:val="22"/>
-          <w:lang w:val="en-150" w:eastAsia="en-150"/>
-        </w:rPr>
-        <w:t>Подпись студента ________________________________________ / Кот А.И. /</w:t>
+      <w:proofErr w:type="spellStart"/>
+      <w:r>
+        <w:rPr>
+          <w:color w:val="000000"/>
+          <w:sz w:val="22"/>
+          <w:szCs w:val="22"/>
+          <w:lang w:val="en-150" w:eastAsia="en-150"/>
+        </w:rPr>
+        <w:t>Подпись</w:t>
+      </w:r>
+      <w:proofErr w:type="spellEnd"/>
+      <w:r>
+        <w:rPr>
+          <w:color w:val="000000"/>
+          <w:sz w:val="22"/>
+          <w:szCs w:val="22"/>
+          <w:lang w:val="en-150" w:eastAsia="en-150"/>
+        </w:rPr>
+        <w:t xml:space="preserve"> </w:t>
+      </w:r>
+      <w:proofErr w:type="spellStart"/>
+      <w:r>
+        <w:rPr>
+          <w:color w:val="000000"/>
+          <w:sz w:val="22"/>
+          <w:szCs w:val="22"/>
+          <w:lang w:val="en-150" w:eastAsia="en-150"/>
+        </w:rPr>
+        <w:t>студента</w:t>
+      </w:r>
+      <w:proofErr w:type="spellEnd"/>
+      <w:r>
+        <w:rPr>
+          <w:color w:val="000000"/>
+          <w:sz w:val="22"/>
+          <w:szCs w:val="22"/>
+          <w:lang w:val="en-150" w:eastAsia="en-150"/>
+        </w:rPr>
+        <w:t xml:space="preserve"> ________________________________________ / </w:t>
+      </w:r>
+      <w:proofErr w:type="spellStart"/>
+      <w:r>
+        <w:rPr>
+          <w:color w:val="000000"/>
+          <w:sz w:val="22"/>
+          <w:szCs w:val="22"/>
+          <w:lang w:val="en-150" w:eastAsia="en-150"/>
+        </w:rPr>
+        <w:t>Кот</w:t>
+      </w:r>
+      <w:proofErr w:type="spellEnd"/>
+      <w:r>
+        <w:rPr>
+          <w:color w:val="000000"/>
+          <w:sz w:val="22"/>
+          <w:szCs w:val="22"/>
+          <w:lang w:val="en-150" w:eastAsia="en-150"/>
+        </w:rPr>
+        <w:t xml:space="preserve"> А.И. /</w:t>
       </w:r>
     </w:p>
     <w:p>
@@ -2852,7 +5487,15 @@
         <w:pStyle w:val="affd"/>
       </w:pPr>
       <w:r>
-        <w:t>Целью данного курсового проекта является проектирование базы данных и разработка серверного REST API для системы «CollegeHub». Данная платформа призвана автоматизировать учет посещаемости с помощью технологии QR-кодов, что позволяет минимизировать человеческий фактор и ускорить процесс ведения отчетности.</w:t>
+        <w:t>Целью данного курсового проекта является проектирование базы данных и разработка серверного REST API для системы «</w:t>
+      </w:r>
+      <w:proofErr w:type="spellStart"/>
+      <w:r>
+        <w:t>CollegeHub</w:t>
+      </w:r>
+      <w:proofErr w:type="spellEnd"/>
+      <w:r>
+        <w:t>». Данная платформа призвана автоматизировать учет посещаемости с помощью технологии QR-кодов, что позволяет минимизировать человеческий фактор и ускорить процесс ведения отчетности.</w:t>
       </w:r>
     </w:p>
     <w:p>
@@ -3129,7 +5772,15 @@
         <w:t>ются</w:t>
       </w:r>
       <w:r>
-        <w:t xml:space="preserve"> варианты использования системы основными акторами.</w:t>
+        <w:t xml:space="preserve"> варианты использования системы основными </w:t>
+      </w:r>
+      <w:proofErr w:type="spellStart"/>
+      <w:r>
+        <w:t>акторами</w:t>
+      </w:r>
+      <w:proofErr w:type="spellEnd"/>
+      <w:r>
+        <w:t>.</w:t>
       </w:r>
     </w:p>
     <w:p>
@@ -3192,7 +5843,15 @@
         <w:pStyle w:val="affb"/>
       </w:pPr>
       <w:r>
-        <w:t>Рисунок 1 — Диаграмма вариантов использования (Use Case)</w:t>
+        <w:t>Рисунок 1 — Диаграмма вариантов использования (</w:t>
+      </w:r>
+      <w:proofErr w:type="spellStart"/>
+      <w:r>
+        <w:t>Use</w:t>
+      </w:r>
+      <w:proofErr w:type="spellEnd"/>
+      <w:r>
+        <w:t xml:space="preserve"> Case)</w:t>
       </w:r>
     </w:p>
     <w:p>
@@ -3286,7 +5945,15 @@
         <w:t>последовательности</w:t>
       </w:r>
       <w:r>
-        <w:t xml:space="preserve"> (Sequence)</w:t>
+        <w:t xml:space="preserve"> (</w:t>
+      </w:r>
+      <w:proofErr w:type="spellStart"/>
+      <w:r>
+        <w:t>Sequence</w:t>
+      </w:r>
+      <w:proofErr w:type="spellEnd"/>
+      <w:r>
+        <w:t>)</w:t>
       </w:r>
     </w:p>
     <w:p>
@@ -3472,9 +6139,14 @@
       <w:bookmarkStart w:id="12" w:name="_Toc233026043"/>
       <w:r>
         <w:lastRenderedPageBreak/>
-        <w:t>Проектирование и разработка базы данны</w:t>
+        <w:t xml:space="preserve">Проектирование и разработка базы </w:t>
+      </w:r>
+      <w:proofErr w:type="spellStart"/>
+      <w:r>
+        <w:t>данны</w:t>
       </w:r>
       <w:bookmarkEnd w:id="12"/>
+      <w:proofErr w:type="spellEnd"/>
     </w:p>
     <w:p>
       <w:pPr>
@@ -3587,8 +6259,13 @@
         <w:pStyle w:val="affb"/>
       </w:pPr>
       <w:r>
-        <w:t>Рисунок 5 — ER-диаграмма базы данных CollegeHub</w:t>
-      </w:r>
+        <w:t xml:space="preserve">Рисунок 5 — ER-диаграмма базы данных </w:t>
+      </w:r>
+      <w:proofErr w:type="spellStart"/>
+      <w:r>
+        <w:t>CollegeHub</w:t>
+      </w:r>
+      <w:proofErr w:type="spellEnd"/>
     </w:p>
     <w:p>
       <w:pPr>
@@ -3663,7 +6340,39 @@
         <w:pStyle w:val="affd"/>
       </w:pPr>
       <w:r>
-        <w:t>Для текстовых полей выбран тип NVARCHAR с явным указанием максимальной длины, что обеспечивает корректное хранение символов Unicode. Поля с временными метками используют тип DATETIME2, предоставляющий повышенную точность по сравнению со стандартным DATETIME. Для хранения паролей предусмотрено поле NVARCHAR(255), в которое записывается результат хеширования по алгоритму bcrypt, — таким образом исходный пароль никогда не хранится в открытом виде. Булевые значения, такие как признак активности QR-сессии, хранятся в типе BIT.</w:t>
+        <w:t xml:space="preserve">Для текстовых полей выбран тип NVARCHAR с явным указанием максимальной длины, что обеспечивает корректное хранение символов </w:t>
+      </w:r>
+      <w:proofErr w:type="spellStart"/>
+      <w:r>
+        <w:t>Unicode</w:t>
+      </w:r>
+      <w:proofErr w:type="spellEnd"/>
+      <w:r>
+        <w:t xml:space="preserve">. Поля с временными метками используют тип DATETIME2, предоставляющий повышенную точность по сравнению со стандартным DATETIME. Для хранения паролей предусмотрено поле </w:t>
+      </w:r>
+      <w:proofErr w:type="gramStart"/>
+      <w:r>
+        <w:t>NVARCHAR(</w:t>
+      </w:r>
+      <w:proofErr w:type="gramEnd"/>
+      <w:r>
+        <w:t xml:space="preserve">255), в которое записывается результат хеширования по алгоритму </w:t>
+      </w:r>
+      <w:proofErr w:type="spellStart"/>
+      <w:r>
+        <w:t>bcrypt</w:t>
+      </w:r>
+      <w:proofErr w:type="spellEnd"/>
+      <w:r>
+        <w:t xml:space="preserve">, — таким образом исходный пароль никогда не хранится в открытом виде. </w:t>
+      </w:r>
+      <w:proofErr w:type="spellStart"/>
+      <w:r>
+        <w:t>Булевые</w:t>
+      </w:r>
+      <w:proofErr w:type="spellEnd"/>
+      <w:r>
+        <w:t xml:space="preserve"> значения, такие как признак активности QR-сессии, хранятся в типе BIT.</w:t>
       </w:r>
     </w:p>
     <w:p>
@@ -3684,7 +6393,15 @@
       </w:r>
       <w:r>
         <w:lastRenderedPageBreak/>
-        <w:t>пользователя или идентификатор группы, предусмотрено создание некластерных индексов</w:t>
+        <w:t xml:space="preserve">пользователя или идентификатор группы, предусмотрено создание </w:t>
+      </w:r>
+      <w:proofErr w:type="spellStart"/>
+      <w:r>
+        <w:t>некластерных</w:t>
+      </w:r>
+      <w:proofErr w:type="spellEnd"/>
+      <w:r>
+        <w:t xml:space="preserve"> индексов</w:t>
       </w:r>
       <w:r>
         <w:rPr>
@@ -4072,7 +6789,23 @@
         <w:pStyle w:val="affd"/>
       </w:pPr>
       <w:r>
-        <w:t>Программный комплекс CollegeHub состоит из серверной части и клиентского демонстратора. Серверная часть разработана с использованием фреймворка FastAPI на языке Python. Выбор данной технологии обоснован высокой производительностью и встроенной поддержкой асинхронности</w:t>
+        <w:t xml:space="preserve">Программный комплекс </w:t>
+      </w:r>
+      <w:proofErr w:type="spellStart"/>
+      <w:r>
+        <w:t>CollegeHub</w:t>
+      </w:r>
+      <w:proofErr w:type="spellEnd"/>
+      <w:r>
+        <w:t xml:space="preserve"> состоит из серверной части и клиентского демонстратора. Серверная часть разработана с использованием фреймворка </w:t>
+      </w:r>
+      <w:proofErr w:type="spellStart"/>
+      <w:r>
+        <w:t>FastAPI</w:t>
+      </w:r>
+      <w:proofErr w:type="spellEnd"/>
+      <w:r>
+        <w:t xml:space="preserve"> на языке Python. Выбор данной технологии обоснован высокой производительностью и встроенной поддержкой асинхронности</w:t>
       </w:r>
       <w:r>
         <w:rPr>
@@ -4105,7 +6838,15 @@
         <w:pStyle w:val="affd"/>
       </w:pPr>
       <w:r>
-        <w:t>- Автоматическая генерация документации через Swagger UI</w:t>
+        <w:t xml:space="preserve">- Автоматическая генерация документации через </w:t>
+      </w:r>
+      <w:proofErr w:type="spellStart"/>
+      <w:r>
+        <w:t>Swagger</w:t>
+      </w:r>
+      <w:proofErr w:type="spellEnd"/>
+      <w:r>
+        <w:t xml:space="preserve"> UI</w:t>
       </w:r>
       <w:r>
         <w:rPr>
@@ -4139,16 +6880,29 @@
       </w:pPr>
       <w:bookmarkStart w:id="18" w:name="_Toc233026049"/>
       <w:r>
-        <w:t>Разработка описания проекта в GitHub</w:t>
+        <w:t xml:space="preserve">Разработка описания проекта в </w:t>
+      </w:r>
+      <w:proofErr w:type="spellStart"/>
+      <w:r>
+        <w:t>GitHub</w:t>
       </w:r>
       <w:bookmarkEnd w:id="18"/>
+      <w:proofErr w:type="spellEnd"/>
     </w:p>
     <w:p>
       <w:pPr>
         <w:pStyle w:val="affd"/>
       </w:pPr>
       <w:r>
-        <w:t>Для управления версиями исходного кода и организации публичного доступа к проекту был создан репозиторий в системе GitHub. Структура репозитория организована таким образом, чтобы четко разделять программный код сервера, скрипты базы данных и клиентскую часть.</w:t>
+        <w:t xml:space="preserve">Для управления версиями исходного кода и организации публичного доступа к проекту был создан репозиторий в системе </w:t>
+      </w:r>
+      <w:proofErr w:type="spellStart"/>
+      <w:r>
+        <w:t>GitHub</w:t>
+      </w:r>
+      <w:proofErr w:type="spellEnd"/>
+      <w:r>
+        <w:t>. Структура репозитория организована таким образом, чтобы четко разделять программный код сервера, скрипты базы данных и клиентскую часть.</w:t>
       </w:r>
       <w:r>
         <w:t xml:space="preserve"> Структура репозитория продемонстрирована на рисунке 6.</w:t>
@@ -4200,22 +6954,69 @@
         </w:drawing>
       </w:r>
       <w:r>
-        <w:t>Рисунок 6 — Структура проекта в репозитории GitHub</w:t>
-      </w:r>
+        <w:t xml:space="preserve">Рисунок 6 — Структура проекта в репозитории </w:t>
+      </w:r>
+      <w:proofErr w:type="spellStart"/>
+      <w:r>
+        <w:t>GitHub</w:t>
+      </w:r>
+      <w:proofErr w:type="spellEnd"/>
     </w:p>
     <w:p>
       <w:pPr>
         <w:pStyle w:val="affd"/>
       </w:pPr>
       <w:r>
-        <w:t>Как показано на рисунке 6, корневой каталог содержит следующие разделы: папка database с инициализирующим SQL-скриптом, папка api</w:t>
-      </w:r>
+        <w:t xml:space="preserve">Как показано на рисунке 6, корневой каталог содержит следующие разделы: папка </w:t>
+      </w:r>
+      <w:proofErr w:type="spellStart"/>
+      <w:r>
+        <w:t>database</w:t>
+      </w:r>
+      <w:proofErr w:type="spellEnd"/>
+      <w:r>
+        <w:t xml:space="preserve"> с инициализирующим SQL-скриптом, папка </w:t>
+      </w:r>
+      <w:proofErr w:type="spellStart"/>
+      <w:r>
+        <w:t>api</w:t>
+      </w:r>
+      <w:proofErr w:type="spellEnd"/>
       <w:r>
         <w:t xml:space="preserve"> </w:t>
       </w:r>
       <w:r>
-        <w:t>с файлами серверной логики, папка client с проектом WPF, а также файл docker-compose.yml, расположенный в корне. Наличие последнего позволяет развернуть базу данных и API-сервер единственной командой docker-compose up</w:t>
-      </w:r>
+        <w:t xml:space="preserve">с файлами серверной логики, папка </w:t>
+      </w:r>
+      <w:proofErr w:type="spellStart"/>
+      <w:r>
+        <w:t>client</w:t>
+      </w:r>
+      <w:proofErr w:type="spellEnd"/>
+      <w:r>
+        <w:t xml:space="preserve"> с проектом WPF, а также файл </w:t>
+      </w:r>
+      <w:proofErr w:type="spellStart"/>
+      <w:r>
+        <w:t>docker-compose.yml</w:t>
+      </w:r>
+      <w:proofErr w:type="spellEnd"/>
+      <w:r>
+        <w:t xml:space="preserve">, расположенный в корне. Наличие последнего позволяет развернуть базу данных и API-сервер единственной командой </w:t>
+      </w:r>
+      <w:proofErr w:type="spellStart"/>
+      <w:r>
+        <w:t>docker-compose</w:t>
+      </w:r>
+      <w:proofErr w:type="spellEnd"/>
+      <w:r>
+        <w:t xml:space="preserve"> </w:t>
+      </w:r>
+      <w:proofErr w:type="spellStart"/>
+      <w:r>
+        <w:t>up</w:t>
+      </w:r>
+      <w:proofErr w:type="spellEnd"/>
       <w:r>
         <w:rPr>
           <w:rStyle w:val="af7"/>
@@ -4267,12 +7068,14 @@
       <w:r>
         <w:t>://</w:t>
       </w:r>
+      <w:proofErr w:type="spellStart"/>
       <w:r>
         <w:rPr>
           <w:lang w:val="en-US"/>
         </w:rPr>
         <w:t>github</w:t>
       </w:r>
+      <w:proofErr w:type="spellEnd"/>
       <w:r>
         <w:t>.</w:t>
       </w:r>
@@ -4348,15 +7151,36 @@
         <w:pStyle w:val="affb"/>
       </w:pPr>
       <w:r>
-        <w:t>Рисунок 7 — Описание файла README в GitHub</w:t>
-      </w:r>
+        <w:t xml:space="preserve">Рисунок 7 — Описание файла README в </w:t>
+      </w:r>
+      <w:proofErr w:type="spellStart"/>
+      <w:r>
+        <w:t>GitHub</w:t>
+      </w:r>
+      <w:proofErr w:type="spellEnd"/>
     </w:p>
     <w:p>
       <w:pPr>
         <w:pStyle w:val="affd"/>
       </w:pPr>
       <w:r>
-        <w:t>Файл README.md, показанный на рисунке 7, является точкой входа для любого пользователя репозитория. Он содержит краткое описание системы и её назначения, пошаговую инструкцию по запуску проекта через Docker, перечень переменных окружения и примеры запросов к ключевым эндпоинтам API. Наличие структурированного описания обеспечивает низкий порог вхождения для проверяющих лиц и потенциальных участников разработки</w:t>
+        <w:t xml:space="preserve">Файл README.md, показанный на рисунке 7, является точкой входа для любого пользователя репозитория. Он содержит краткое описание системы и её назначения, пошаговую инструкцию по запуску проекта через </w:t>
+      </w:r>
+      <w:proofErr w:type="spellStart"/>
+      <w:r>
+        <w:t>Docker</w:t>
+      </w:r>
+      <w:proofErr w:type="spellEnd"/>
+      <w:r>
+        <w:t xml:space="preserve">, перечень переменных окружения и примеры запросов к ключевым </w:t>
+      </w:r>
+      <w:proofErr w:type="spellStart"/>
+      <w:r>
+        <w:t>эндпоинтам</w:t>
+      </w:r>
+      <w:proofErr w:type="spellEnd"/>
+      <w:r>
+        <w:t xml:space="preserve"> API. Наличие структурированного описания обеспечивает низкий порог вхождения для проверяющих лиц и потенциальных участников разработки</w:t>
       </w:r>
       <w:r>
         <w:t>.</w:t>
@@ -4381,7 +7205,15 @@
         <w:pStyle w:val="affd"/>
       </w:pPr>
       <w:r>
-        <w:t>В результате выполнения курсового проекта была спроектирована и реализована информационная система «CollegeHub», предназначенная для автоматизации учета посещаемости студентов в колледже. Все поставленные задачи решены в полном объеме. В ходе работы были получены практические навыки проектирования реляционных баз данных, разработки серверных приложений и организации ролевой системы доступа.</w:t>
+        <w:t>В результате выполнения курсового проекта была спроектирована и реализована информационная система «</w:t>
+      </w:r>
+      <w:proofErr w:type="spellStart"/>
+      <w:r>
+        <w:t>CollegeHub</w:t>
+      </w:r>
+      <w:proofErr w:type="spellEnd"/>
+      <w:r>
+        <w:t>», предназначенная для автоматизации учета посещаемости студентов в колледже. Все поставленные задачи решены в полном объеме. В ходе работы были получены практические навыки проектирования реляционных баз данных, разработки серверных приложений и организации ролевой системы доступа.</w:t>
       </w:r>
     </w:p>
     <w:p>
@@ -4421,7 +7253,15 @@
         <w:pStyle w:val="affd"/>
       </w:pPr>
       <w:r>
-        <w:t>- Разработано серверное REST API на основе фреймворка FastAPI, обеспечивающее безопасный обмен данными, JWT-авторизацию и автоматическую генерацию документации;</w:t>
+        <w:t xml:space="preserve">- Разработано серверное REST API на основе фреймворка </w:t>
+      </w:r>
+      <w:proofErr w:type="spellStart"/>
+      <w:r>
+        <w:t>FastAPI</w:t>
+      </w:r>
+      <w:proofErr w:type="spellEnd"/>
+      <w:r>
+        <w:t>, обеспечивающее безопасный обмен данными, JWT-авторизацию и автоматическую генерацию документации;</w:t>
       </w:r>
     </w:p>
     <w:p>
@@ -4437,7 +7277,15 @@
         <w:pStyle w:val="affd"/>
       </w:pPr>
       <w:r>
-        <w:t>- Выполнена контейнеризация базы данных и API-сервера с использованием Docker, что обеспечивает воспроизводимость среды запуска.</w:t>
+        <w:t xml:space="preserve">- Выполнена контейнеризация базы данных и API-сервера с использованием </w:t>
+      </w:r>
+      <w:proofErr w:type="spellStart"/>
+      <w:r>
+        <w:t>Docker</w:t>
+      </w:r>
+      <w:proofErr w:type="spellEnd"/>
+      <w:r>
+        <w:t>, что обеспечивает воспроизводимость среды запуска.</w:t>
       </w:r>
     </w:p>
     <w:p>
@@ -4479,30 +7327,48 @@
       <w:pPr>
         <w:pStyle w:val="affd"/>
       </w:pPr>
+      <w:proofErr w:type="spellStart"/>
       <w:r>
         <w:rPr>
           <w:b/>
           <w:bCs/>
         </w:rPr>
-        <w:t>Конолли, Т.</w:t>
-      </w:r>
-      <w:r>
-        <w:t xml:space="preserve"> Базы данных. Проектирование, реализация и сопровождение. Теория и практика / Т. Конолли, К. Бегг. — 7-е изд. — Москва : Вильямс, 2021. — 1440 c.;</w:t>
-      </w:r>
-    </w:p>
-    <w:p>
-      <w:pPr>
-        <w:pStyle w:val="affd"/>
-      </w:pPr>
+        <w:t>Конолли</w:t>
+      </w:r>
+      <w:proofErr w:type="spellEnd"/>
       <w:r>
         <w:rPr>
           <w:b/>
           <w:bCs/>
         </w:rPr>
-        <w:t xml:space="preserve">Мартин, Р. </w:t>
-      </w:r>
-      <w:r>
-        <w:t>Чистая архитектура. Искусство разработки программного обеспечения / Р. Мартин. — Санкт-Петербург: Питер, 2022. — 352 c.;</w:t>
+        <w:t>, Т.</w:t>
+      </w:r>
+      <w:r>
+        <w:t xml:space="preserve"> Базы данных. Проектирование, реализация и сопровождение. Теория и практика / Т. </w:t>
+      </w:r>
+      <w:proofErr w:type="spellStart"/>
+      <w:r>
+        <w:t>Конолли</w:t>
+      </w:r>
+      <w:proofErr w:type="spellEnd"/>
+      <w:r>
+        <w:t xml:space="preserve">, К. </w:t>
+      </w:r>
+      <w:proofErr w:type="spellStart"/>
+      <w:r>
+        <w:t>Бегг</w:t>
+      </w:r>
+      <w:proofErr w:type="spellEnd"/>
+      <w:r>
+        <w:t xml:space="preserve">. — 7-е изд. — </w:t>
+      </w:r>
+      <w:proofErr w:type="gramStart"/>
+      <w:r>
+        <w:t>Москва :</w:t>
+      </w:r>
+      <w:proofErr w:type="gramEnd"/>
+      <w:r>
+        <w:t xml:space="preserve"> Вильямс, 2021. — 1440 c.;</w:t>
       </w:r>
     </w:p>
     <w:p>
@@ -4514,6 +7380,21 @@
           <w:b/>
           <w:bCs/>
         </w:rPr>
+        <w:t xml:space="preserve">Мартин, Р. </w:t>
+      </w:r>
+      <w:r>
+        <w:t>Чистая архитектура. Искусство разработки программного обеспечения / Р. Мартин. — Санкт-Петербург: Питер, 2022. — 352 c.;</w:t>
+      </w:r>
+    </w:p>
+    <w:p>
+      <w:pPr>
+        <w:pStyle w:val="affd"/>
+      </w:pPr>
+      <w:r>
+        <w:rPr>
+          <w:b/>
+          <w:bCs/>
+        </w:rPr>
         <w:t>Шварц, Б.</w:t>
       </w:r>
       <w:r>
@@ -4527,13 +7408,23 @@
           <w:lang w:val="en-US"/>
         </w:rPr>
       </w:pPr>
+      <w:proofErr w:type="spellStart"/>
       <w:r>
         <w:rPr>
           <w:b/>
           <w:bCs/>
           <w:lang w:val="en-US"/>
         </w:rPr>
-        <w:t>FastAPI Documentation.</w:t>
+        <w:t>FastAPI</w:t>
+      </w:r>
+      <w:proofErr w:type="spellEnd"/>
+      <w:r>
+        <w:rPr>
+          <w:b/>
+          <w:bCs/>
+          <w:lang w:val="en-US"/>
+        </w:rPr>
+        <w:t xml:space="preserve"> Documentation.</w:t>
       </w:r>
       <w:r>
         <w:rPr>
@@ -4937,7 +7828,7 @@
             </wp:anchor>
           </w:drawing>
         </mc:Choice>
-        <mc:Fallback xmlns:oel="http://schemas.microsoft.com/office/2019/extlst" xmlns:w16du="http://schemas.microsoft.com/office/word/2023/wordml/word16du" xmlns:w16sdtfl="http://schemas.microsoft.com/office/word/2024/wordml/sdtformatlock">
+        <mc:Fallback xmlns:w16sdtfl="http://schemas.microsoft.com/office/word/2024/wordml/sdtformatlock" xmlns:w16du="http://schemas.microsoft.com/office/word/2023/wordml/word16du" xmlns:oel="http://schemas.microsoft.com/office/2019/extlst">
           <w:pict>
             <v:rect w14:anchorId="5C9B0C83" id="Rectangle 1" o:spid="_x0000_s1026" style="position:absolute;margin-left:65.45pt;margin-top:16.35pt;width:514.35pt;height:809.25pt;z-index:251666432;visibility:visible;mso-wrap-style:square;mso-width-percent:0;mso-height-percent:0;mso-wrap-distance-left:9pt;mso-wrap-distance-top:0;mso-wrap-distance-right:9pt;mso-wrap-distance-bottom:0;mso-position-horizontal:absolute;mso-position-horizontal-relative:page;mso-position-vertical:absolute;mso-position-vertical-relative:page;mso-width-percent:0;mso-height-percent:0;mso-width-relative:page;mso-height-relative:page;v-text-anchor:top" o:gfxdata="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" o:allowincell="f" filled="f" strokeweight="2pt">
               <w10:wrap anchorx="page" anchory="page"/>
@@ -5749,9 +8640,8 @@
                               <w:rPr>
                                 <w:sz w:val="32"/>
                                 <w:szCs w:val="32"/>
-                                <w:lang w:val="en-US"/>
                               </w:rPr>
-                              <w:t>9</w:t>
+                              <w:t>7</w:t>
                             </w:r>
                             <w:r>
                               <w:rPr>
@@ -5975,11 +8865,19 @@
                                   <w:sz w:val="20"/>
                                 </w:rPr>
                               </w:pPr>
+                              <w:proofErr w:type="spellStart"/>
                               <w:r>
                                 <w:rPr>
                                   <w:sz w:val="20"/>
                                 </w:rPr>
-                                <w:t>Разраб.</w:t>
+                                <w:t>Разраб</w:t>
+                              </w:r>
+                              <w:proofErr w:type="spellEnd"/>
+                              <w:r>
+                                <w:rPr>
+                                  <w:sz w:val="20"/>
+                                </w:rPr>
+                                <w:t>.</w:t>
                               </w:r>
                             </w:p>
                           </w:txbxContent>
@@ -6569,6 +9467,7 @@
                                 <w:szCs w:val="32"/>
                               </w:rPr>
                             </w:pPr>
+                            <w:proofErr w:type="spellStart"/>
                             <w:r>
                               <w:rPr>
                                 <w:rFonts w:ascii="Times New Roman" w:hAnsi="Times New Roman"/>
@@ -6576,7 +9475,17 @@
                                 <w:sz w:val="32"/>
                                 <w:szCs w:val="32"/>
                               </w:rPr>
-                              <w:t>Курсовой проект</w:t>
+                              <w:t>Курсовой</w:t>
+                            </w:r>
+                            <w:proofErr w:type="spellEnd"/>
+                            <w:r>
+                              <w:rPr>
+                                <w:rFonts w:ascii="Times New Roman" w:hAnsi="Times New Roman"/>
+                                <w:iCs/>
+                                <w:sz w:val="32"/>
+                                <w:szCs w:val="32"/>
+                              </w:rPr>
+                              <w:t xml:space="preserve"> проект</w:t>
                             </w:r>
                           </w:p>
                           <w:p>
@@ -6591,6 +9500,7 @@
                                 <w:szCs w:val="28"/>
                               </w:rPr>
                             </w:pPr>
+                            <w:proofErr w:type="spellStart"/>
                             <w:r>
                               <w:rPr>
                                 <w:rFonts w:ascii="Times New Roman" w:hAnsi="Times New Roman"/>
@@ -6598,7 +9508,17 @@
                                 <w:sz w:val="28"/>
                                 <w:szCs w:val="28"/>
                               </w:rPr>
-                              <w:t>Пояснительная записка</w:t>
+                              <w:t>Пояснительная</w:t>
+                            </w:r>
+                            <w:proofErr w:type="spellEnd"/>
+                            <w:r>
+                              <w:rPr>
+                                <w:rFonts w:ascii="Times New Roman" w:hAnsi="Times New Roman"/>
+                                <w:iCs/>
+                                <w:sz w:val="28"/>
+                                <w:szCs w:val="28"/>
+                              </w:rPr>
+                              <w:t xml:space="preserve"> записка</w:t>
                             </w:r>
                           </w:p>
                         </w:txbxContent>
@@ -7177,9 +10097,8 @@
                         <w:rPr>
                           <w:sz w:val="32"/>
                           <w:szCs w:val="32"/>
-                          <w:lang w:val="en-US"/>
                         </w:rPr>
-                        <w:t>9</w:t>
+                        <w:t>7</w:t>
                       </w:r>
                       <w:r>
                         <w:rPr>
@@ -7208,11 +10127,19 @@
                             <w:sz w:val="20"/>
                           </w:rPr>
                         </w:pPr>
+                        <w:proofErr w:type="spellStart"/>
                         <w:r>
                           <w:rPr>
                             <w:sz w:val="20"/>
                           </w:rPr>
-                          <w:t>Разраб.</w:t>
+                          <w:t>Разраб</w:t>
+                        </w:r>
+                        <w:proofErr w:type="spellEnd"/>
+                        <w:r>
+                          <w:rPr>
+                            <w:sz w:val="20"/>
+                          </w:rPr>
+                          <w:t>.</w:t>
                         </w:r>
                       </w:p>
                     </w:txbxContent>
@@ -7431,6 +10358,7 @@
                           <w:szCs w:val="32"/>
                         </w:rPr>
                       </w:pPr>
+                      <w:proofErr w:type="spellStart"/>
                       <w:r>
                         <w:rPr>
                           <w:rFonts w:ascii="Times New Roman" w:hAnsi="Times New Roman"/>
@@ -7438,7 +10366,17 @@
                           <w:sz w:val="32"/>
                           <w:szCs w:val="32"/>
                         </w:rPr>
-                        <w:t>Курсовой проект</w:t>
+                        <w:t>Курсовой</w:t>
+                      </w:r>
+                      <w:proofErr w:type="spellEnd"/>
+                      <w:r>
+                        <w:rPr>
+                          <w:rFonts w:ascii="Times New Roman" w:hAnsi="Times New Roman"/>
+                          <w:iCs/>
+                          <w:sz w:val="32"/>
+                          <w:szCs w:val="32"/>
+                        </w:rPr>
+                        <w:t xml:space="preserve"> проект</w:t>
                       </w:r>
                     </w:p>
                     <w:p>
@@ -7453,6 +10391,7 @@
                           <w:szCs w:val="28"/>
                         </w:rPr>
                       </w:pPr>
+                      <w:proofErr w:type="spellStart"/>
                       <w:r>
                         <w:rPr>
                           <w:rFonts w:ascii="Times New Roman" w:hAnsi="Times New Roman"/>
@@ -7460,7 +10399,17 @@
                           <w:sz w:val="28"/>
                           <w:szCs w:val="28"/>
                         </w:rPr>
-                        <w:t>Пояснительная записка</w:t>
+                        <w:t>Пояснительная</w:t>
+                      </w:r>
+                      <w:proofErr w:type="spellEnd"/>
+                      <w:r>
+                        <w:rPr>
+                          <w:rFonts w:ascii="Times New Roman" w:hAnsi="Times New Roman"/>
+                          <w:iCs/>
+                          <w:sz w:val="28"/>
+                          <w:szCs w:val="28"/>
+                        </w:rPr>
+                        <w:t xml:space="preserve"> записка</w:t>
                       </w:r>
                     </w:p>
                   </w:txbxContent>
@@ -8016,6 +10965,7 @@
                                 <w:szCs w:val="18"/>
                               </w:rPr>
                             </w:pPr>
+                            <w:proofErr w:type="spellStart"/>
                             <w:r>
                               <w:rPr>
                                 <w:rFonts w:ascii="Times New Roman" w:hAnsi="Times New Roman"/>
@@ -8023,7 +10973,17 @@
                                 <w:sz w:val="18"/>
                                 <w:szCs w:val="18"/>
                               </w:rPr>
-                              <w:t>Изм.</w:t>
+                              <w:t>Изм</w:t>
+                            </w:r>
+                            <w:proofErr w:type="spellEnd"/>
+                            <w:r>
+                              <w:rPr>
+                                <w:rFonts w:ascii="Times New Roman" w:hAnsi="Times New Roman"/>
+                                <w:i w:val="0"/>
+                                <w:sz w:val="18"/>
+                                <w:szCs w:val="18"/>
+                              </w:rPr>
+                              <w:t>.</w:t>
                             </w:r>
                           </w:p>
                         </w:txbxContent>
@@ -8155,7 +11115,27 @@
                                 <w:sz w:val="18"/>
                                 <w:szCs w:val="18"/>
                               </w:rPr>
-                              <w:t>№ докум.</w:t>
+                              <w:t xml:space="preserve">№ </w:t>
+                            </w:r>
+                            <w:proofErr w:type="spellStart"/>
+                            <w:r>
+                              <w:rPr>
+                                <w:rFonts w:ascii="Times New Roman" w:hAnsi="Times New Roman"/>
+                                <w:i w:val="0"/>
+                                <w:sz w:val="18"/>
+                                <w:szCs w:val="18"/>
+                              </w:rPr>
+                              <w:t>докум</w:t>
+                            </w:r>
+                            <w:proofErr w:type="spellEnd"/>
+                            <w:r>
+                              <w:rPr>
+                                <w:rFonts w:ascii="Times New Roman" w:hAnsi="Times New Roman"/>
+                                <w:i w:val="0"/>
+                                <w:sz w:val="18"/>
+                                <w:szCs w:val="18"/>
+                              </w:rPr>
+                              <w:t>.</w:t>
                             </w:r>
                           </w:p>
                         </w:txbxContent>
@@ -8215,6 +11195,7 @@
                                 <w:lang w:val="ru-RU"/>
                               </w:rPr>
                             </w:pPr>
+                            <w:proofErr w:type="spellStart"/>
                             <w:r>
                               <w:rPr>
                                 <w:rFonts w:ascii="Times New Roman" w:hAnsi="Times New Roman"/>
@@ -8224,6 +11205,7 @@
                               </w:rPr>
                               <w:t>Подп</w:t>
                             </w:r>
+                            <w:proofErr w:type="spellEnd"/>
                             <w:r>
                               <w:rPr>
                                 <w:rFonts w:ascii="Times New Roman" w:hAnsi="Times New Roman"/>
@@ -8544,7 +11526,7 @@
                               <w:rPr>
                                 <w:iCs/>
                               </w:rPr>
-                              <w:t>9</w:t>
+                              <w:t>7</w:t>
                             </w:r>
                             <w:r>
                               <w:rPr>
@@ -8633,6 +11615,7 @@
                           <w:szCs w:val="18"/>
                         </w:rPr>
                       </w:pPr>
+                      <w:proofErr w:type="spellStart"/>
                       <w:r>
                         <w:rPr>
                           <w:rFonts w:ascii="Times New Roman" w:hAnsi="Times New Roman"/>
@@ -8640,7 +11623,17 @@
                           <w:sz w:val="18"/>
                           <w:szCs w:val="18"/>
                         </w:rPr>
-                        <w:t>Изм.</w:t>
+                        <w:t>Изм</w:t>
+                      </w:r>
+                      <w:proofErr w:type="spellEnd"/>
+                      <w:r>
+                        <w:rPr>
+                          <w:rFonts w:ascii="Times New Roman" w:hAnsi="Times New Roman"/>
+                          <w:i w:val="0"/>
+                          <w:sz w:val="18"/>
+                          <w:szCs w:val="18"/>
+                        </w:rPr>
+                        <w:t>.</w:t>
                       </w:r>
                     </w:p>
                   </w:txbxContent>
@@ -8694,7 +11687,27 @@
                           <w:sz w:val="18"/>
                           <w:szCs w:val="18"/>
                         </w:rPr>
-                        <w:t>№ докум.</w:t>
+                        <w:t xml:space="preserve">№ </w:t>
+                      </w:r>
+                      <w:proofErr w:type="spellStart"/>
+                      <w:r>
+                        <w:rPr>
+                          <w:rFonts w:ascii="Times New Roman" w:hAnsi="Times New Roman"/>
+                          <w:i w:val="0"/>
+                          <w:sz w:val="18"/>
+                          <w:szCs w:val="18"/>
+                        </w:rPr>
+                        <w:t>докум</w:t>
+                      </w:r>
+                      <w:proofErr w:type="spellEnd"/>
+                      <w:r>
+                        <w:rPr>
+                          <w:rFonts w:ascii="Times New Roman" w:hAnsi="Times New Roman"/>
+                          <w:i w:val="0"/>
+                          <w:sz w:val="18"/>
+                          <w:szCs w:val="18"/>
+                        </w:rPr>
+                        <w:t>.</w:t>
                       </w:r>
                     </w:p>
                   </w:txbxContent>
@@ -8715,6 +11728,7 @@
                           <w:lang w:val="ru-RU"/>
                         </w:rPr>
                       </w:pPr>
+                      <w:proofErr w:type="spellStart"/>
                       <w:r>
                         <w:rPr>
                           <w:rFonts w:ascii="Times New Roman" w:hAnsi="Times New Roman"/>
@@ -8724,6 +11738,7 @@
                         </w:rPr>
                         <w:t>Подп</w:t>
                       </w:r>
+                      <w:proofErr w:type="spellEnd"/>
                       <w:r>
                         <w:rPr>
                           <w:rFonts w:ascii="Times New Roman" w:hAnsi="Times New Roman"/>
@@ -8888,7 +11903,7 @@
                         <w:rPr>
                           <w:iCs/>
                         </w:rPr>
-                        <w:t>9</w:t>
+                        <w:t>7</w:t>
                       </w:r>
                       <w:r>
                         <w:rPr>
@@ -12437,28 +15452,28 @@
 </file>
 
 <file path=customXml/item1.xml><?xml version="1.0" encoding="utf-8"?>
-<b:Sources xmlns:b="http://schemas.openxmlformats.org/officeDocument/2006/bibliography" xmlns="http://schemas.openxmlformats.org/officeDocument/2006/bibliography" SelectedStyle="\GostName.XSL" StyleName="GOST - Name Sort"/>
-</file>
-
-<file path=customXml/item2.xml><?xml version="1.0" encoding="utf-8"?>
 <go:gDocsCustomXmlDataStorage xmlns:go="http://customooxmlschemas.google.com/" xmlns:r="http://schemas.openxmlformats.org/officeDocument/2006/relationships">
   <go:docsCustomData xmlns:go="http://customooxmlschemas.google.com/" roundtripDataSignature="AMtx7misPQRJS3ikeJ2mDPdpqSoQDpYovQ==">AMUW2mUBvSLh5aOsidXgnMaFM9J5zM1EniuvAb6nqH65eK+VqZQ8mwYRRQx2cEBgQFCc3tzR6YpOrFaRjhnLroYYrlwc3Abq/cGqxf/mlBYaUZMqzcg+aqImBFiWDIfTuWw4LlYS/B+4DkG2lEO0E3xYhPF2I3UUoSI36PeTAHXyxh9Q/ZrWV+tcv6TY8xazUhNYBNXoRb+cI1iQ3Qn3ITdqWioOGbTJjiQyc+UqGe8H7WUr6ZYXe6JgcRiV0vUDfxJN33PNlz+gaL8M9D9oBOpxcwtyUiAbMQ==</go:docsCustomData>
 </go:gDocsCustomXmlDataStorage>
 </file>
 
-<file path=customXml/itemProps1.xml><?xml version="1.0" encoding="utf-8"?>
-<ds:datastoreItem xmlns:ds="http://schemas.openxmlformats.org/officeDocument/2006/customXml" ds:itemID="{532ACEAE-8EA6-487C-BFDB-37E4B39C69A0}">
-  <ds:schemaRefs>
-    <ds:schemaRef ds:uri="http://schemas.openxmlformats.org/officeDocument/2006/bibliography"/>
-  </ds:schemaRefs>
-</ds:datastoreItem>
+<file path=customXml/item2.xml><?xml version="1.0" encoding="utf-8"?>
+<b:Sources xmlns:b="http://schemas.openxmlformats.org/officeDocument/2006/bibliography" xmlns="http://schemas.openxmlformats.org/officeDocument/2006/bibliography" SelectedStyle="\GostName.XSL" StyleName="GOST - Name Sort"/>
 </file>
 
-<file path=customXml/itemProps2.xml><?xml version="1.0" encoding="utf-8"?>
+<file path=customXml/itemProps1.xml><?xml version="1.0" encoding="utf-8"?>
 <ds:datastoreItem xmlns:ds="http://schemas.openxmlformats.org/officeDocument/2006/customXml" ds:itemID="{11111111-1234-1234-1234-123412341234}">
   <ds:schemaRefs>
     <ds:schemaRef ds:uri="http://customooxmlschemas.google.com/"/>
     <ds:schemaRef ds:uri="http://schemas.openxmlformats.org/officeDocument/2006/relationships"/>
   </ds:schemaRefs>
 </ds:datastoreItem>
+</file>
+
+<file path=customXml/itemProps2.xml><?xml version="1.0" encoding="utf-8"?>
+<ds:datastoreItem xmlns:ds="http://schemas.openxmlformats.org/officeDocument/2006/customXml" ds:itemID="{532ACEAE-8EA6-487C-BFDB-37E4B39C69A0}">
+  <ds:schemaRefs>
+    <ds:schemaRef ds:uri="http://schemas.openxmlformats.org/officeDocument/2006/bibliography"/>
+  </ds:schemaRefs>
+</ds:datastoreItem>
 </file>